--- a/06-学生侧材料/讲义/有机化学/醛酮羧酸.docx
+++ b/06-学生侧材料/讲义/有机化学/醛酮羧酸.docx
@@ -3,6 +3,155 @@
 <w:document xmlns:w="http://schemas.openxmlformats.org/wordprocessingml/2006/main" xmlns:m="http://schemas.openxmlformats.org/officeDocument/2006/math" xmlns:r="http://schemas.openxmlformats.org/officeDocument/2006/relationships" xmlns:o="urn:schemas-microsoft-com:office:office" xmlns:v="urn:schemas-microsoft-com:vml" xmlns:w10="urn:schemas-microsoft-com:office:word" xmlns:a="http://schemas.openxmlformats.org/drawingml/2006/main" xmlns:pic="http://schemas.openxmlformats.org/drawingml/2006/picture" xmlns:wp="http://schemas.openxmlformats.org/drawingml/2006/wordprocessingDrawing">
   <w:body>
     <w:bookmarkStart w:id="39" w:name="第六讲醛酮羧酸及其衍生物"/>
+    <w:p>
+      <w:pPr>
+        <w:spacing w:after="1800" w:before="1200" w:line="276" w:lineRule="auto"/>
+        <w:jc w:val="center"/>
+      </w:pPr>
+    </w:p>
+    <w:p>
+      <w:pPr>
+        <w:spacing w:after="320" w:before="0" w:line="276" w:lineRule="auto"/>
+        <w:jc w:val="center"/>
+      </w:pPr>
+      <w:r>
+        <w:rPr>
+          <w:rFonts w:ascii="Times New Roman" w:hAnsi="Times New Roman" w:eastAsia="SimHei" w:cs="Times New Roman"/>
+          <w:b/>
+          <w:color w:val="17324D"/>
+          <w:sz w:val="64"/>
+        </w:rPr>
+        <w:t>化学竞赛习题册</w:t>
+      </w:r>
+    </w:p>
+    <w:p>
+      <w:pPr>
+        <w:spacing w:after="120" w:before="0" w:line="276" w:lineRule="auto"/>
+        <w:jc w:val="center"/>
+      </w:pPr>
+      <w:r>
+        <w:rPr>
+          <w:rFonts w:ascii="Times New Roman" w:hAnsi="Times New Roman" w:eastAsia="SimHei" w:cs="Times New Roman"/>
+          <w:b w:val="0"/>
+          <w:color w:val="5B6975"/>
+          <w:sz w:val="32"/>
+        </w:rPr>
+        <w:t>有机化学</w:t>
+      </w:r>
+    </w:p>
+    <w:p>
+      <w:pPr>
+        <w:spacing w:after="600" w:before="0" w:line="276" w:lineRule="auto"/>
+        <w:jc w:val="center"/>
+      </w:pPr>
+      <w:r>
+        <w:rPr>
+          <w:rFonts w:ascii="Times New Roman" w:hAnsi="Times New Roman" w:eastAsia="SimHei" w:cs="Times New Roman"/>
+          <w:b/>
+          <w:color w:val="17324D"/>
+          <w:sz w:val="44"/>
+        </w:rPr>
+        <w:t>第六讲</w:t>
+      </w:r>
+      <w:r>
+        <w:rPr>
+          <w:rFonts w:ascii="Times New Roman" w:hAnsi="Times New Roman" w:eastAsia="Times New Roman" w:cs="Times New Roman"/>
+          <w:b/>
+          <w:color w:val="17324D"/>
+          <w:sz w:val="44"/>
+        </w:rPr>
+        <w:t>：</w:t>
+      </w:r>
+      <w:r>
+        <w:rPr>
+          <w:rFonts w:ascii="Times New Roman" w:hAnsi="Times New Roman" w:eastAsia="SimHei" w:cs="Times New Roman"/>
+          <w:b/>
+          <w:color w:val="17324D"/>
+          <w:sz w:val="44"/>
+        </w:rPr>
+        <w:t>醛</w:t>
+      </w:r>
+      <w:r>
+        <w:rPr>
+          <w:rFonts w:ascii="Times New Roman" w:hAnsi="Times New Roman" w:eastAsia="Times New Roman" w:cs="Times New Roman"/>
+          <w:b/>
+          <w:color w:val="17324D"/>
+          <w:sz w:val="44"/>
+        </w:rPr>
+        <w:t>·</w:t>
+      </w:r>
+      <w:r>
+        <w:rPr>
+          <w:rFonts w:ascii="Times New Roman" w:hAnsi="Times New Roman" w:eastAsia="SimHei" w:cs="Times New Roman"/>
+          <w:b/>
+          <w:color w:val="17324D"/>
+          <w:sz w:val="44"/>
+        </w:rPr>
+        <w:t>酮</w:t>
+      </w:r>
+      <w:r>
+        <w:rPr>
+          <w:rFonts w:ascii="Times New Roman" w:hAnsi="Times New Roman" w:eastAsia="Times New Roman" w:cs="Times New Roman"/>
+          <w:b/>
+          <w:color w:val="17324D"/>
+          <w:sz w:val="44"/>
+        </w:rPr>
+        <w:t>·</w:t>
+      </w:r>
+      <w:r>
+        <w:rPr>
+          <w:rFonts w:ascii="Times New Roman" w:hAnsi="Times New Roman" w:eastAsia="SimHei" w:cs="Times New Roman"/>
+          <w:b/>
+          <w:color w:val="17324D"/>
+          <w:sz w:val="44"/>
+        </w:rPr>
+        <w:t>羧酸及其衍生物</w:t>
+      </w:r>
+    </w:p>
+    <w:p>
+      <w:pPr>
+        <w:spacing w:after="600" w:before="120" w:line="276" w:lineRule="auto"/>
+        <w:jc w:val="center"/>
+        <w:pBdr>
+          <w:bottom w:val="single" w:sz="8" w:space="4" w:color="4A6577"/>
+        </w:pBdr>
+      </w:pPr>
+    </w:p>
+    <w:p>
+      <w:pPr>
+        <w:spacing w:after="160" w:before="0" w:line="276" w:lineRule="auto"/>
+        <w:jc w:val="center"/>
+      </w:pPr>
+      <w:r>
+        <w:rPr>
+          <w:rFonts w:ascii="Times New Roman" w:hAnsi="Times New Roman" w:eastAsia="FangSong" w:cs="Times New Roman"/>
+          <w:b w:val="0"/>
+          <w:color w:val="5B6975"/>
+          <w:sz w:val="24"/>
+        </w:rPr>
+        <w:t>日期</w:t>
+      </w:r>
+      <w:r>
+        <w:rPr>
+          <w:rFonts w:ascii="Times New Roman" w:hAnsi="Times New Roman" w:eastAsia="Times New Roman" w:cs="Times New Roman"/>
+          <w:b w:val="0"/>
+          <w:color w:val="5B6975"/>
+          <w:sz w:val="24"/>
+        </w:rPr>
+        <w:t>：2026-09-10</w:t>
+      </w:r>
+    </w:p>
+    <w:p>
+      <w:pPr>
+        <w:jc w:val="center"/>
+      </w:pPr>
+      <w:r>
+        <w:rPr>
+          <w:rFonts w:ascii="Times New Roman" w:hAnsi="Times New Roman" w:eastAsia="Times New Roman" w:cs="Times New Roman"/>
+        </w:rPr>
+        <w:br w:type="page"/>
+      </w:r>
+    </w:p>
     <w:p>
       <w:pPr>
         <w:pStyle w:val="Heading1"/>

--- a/06-学生侧材料/讲义/有机化学/醛酮羧酸.docx
+++ b/06-学生侧材料/讲义/有机化学/醛酮羧酸.docx
@@ -3,155 +3,6 @@
 <w:document xmlns:w="http://schemas.openxmlformats.org/wordprocessingml/2006/main" xmlns:m="http://schemas.openxmlformats.org/officeDocument/2006/math" xmlns:r="http://schemas.openxmlformats.org/officeDocument/2006/relationships" xmlns:o="urn:schemas-microsoft-com:office:office" xmlns:v="urn:schemas-microsoft-com:vml" xmlns:w10="urn:schemas-microsoft-com:office:word" xmlns:a="http://schemas.openxmlformats.org/drawingml/2006/main" xmlns:pic="http://schemas.openxmlformats.org/drawingml/2006/picture" xmlns:wp="http://schemas.openxmlformats.org/drawingml/2006/wordprocessingDrawing">
   <w:body>
     <w:bookmarkStart w:id="39" w:name="第六讲醛酮羧酸及其衍生物"/>
-    <w:p>
-      <w:pPr>
-        <w:spacing w:after="1800" w:before="1200" w:line="276" w:lineRule="auto"/>
-        <w:jc w:val="center"/>
-      </w:pPr>
-    </w:p>
-    <w:p>
-      <w:pPr>
-        <w:spacing w:after="320" w:before="0" w:line="276" w:lineRule="auto"/>
-        <w:jc w:val="center"/>
-      </w:pPr>
-      <w:r>
-        <w:rPr>
-          <w:rFonts w:ascii="Times New Roman" w:hAnsi="Times New Roman" w:eastAsia="SimHei" w:cs="Times New Roman"/>
-          <w:b/>
-          <w:color w:val="17324D"/>
-          <w:sz w:val="64"/>
-        </w:rPr>
-        <w:t>化学竞赛习题册</w:t>
-      </w:r>
-    </w:p>
-    <w:p>
-      <w:pPr>
-        <w:spacing w:after="120" w:before="0" w:line="276" w:lineRule="auto"/>
-        <w:jc w:val="center"/>
-      </w:pPr>
-      <w:r>
-        <w:rPr>
-          <w:rFonts w:ascii="Times New Roman" w:hAnsi="Times New Roman" w:eastAsia="SimHei" w:cs="Times New Roman"/>
-          <w:b w:val="0"/>
-          <w:color w:val="5B6975"/>
-          <w:sz w:val="32"/>
-        </w:rPr>
-        <w:t>有机化学</w:t>
-      </w:r>
-    </w:p>
-    <w:p>
-      <w:pPr>
-        <w:spacing w:after="600" w:before="0" w:line="276" w:lineRule="auto"/>
-        <w:jc w:val="center"/>
-      </w:pPr>
-      <w:r>
-        <w:rPr>
-          <w:rFonts w:ascii="Times New Roman" w:hAnsi="Times New Roman" w:eastAsia="SimHei" w:cs="Times New Roman"/>
-          <w:b/>
-          <w:color w:val="17324D"/>
-          <w:sz w:val="44"/>
-        </w:rPr>
-        <w:t>第六讲</w:t>
-      </w:r>
-      <w:r>
-        <w:rPr>
-          <w:rFonts w:ascii="Times New Roman" w:hAnsi="Times New Roman" w:eastAsia="Times New Roman" w:cs="Times New Roman"/>
-          <w:b/>
-          <w:color w:val="17324D"/>
-          <w:sz w:val="44"/>
-        </w:rPr>
-        <w:t>：</w:t>
-      </w:r>
-      <w:r>
-        <w:rPr>
-          <w:rFonts w:ascii="Times New Roman" w:hAnsi="Times New Roman" w:eastAsia="SimHei" w:cs="Times New Roman"/>
-          <w:b/>
-          <w:color w:val="17324D"/>
-          <w:sz w:val="44"/>
-        </w:rPr>
-        <w:t>醛</w:t>
-      </w:r>
-      <w:r>
-        <w:rPr>
-          <w:rFonts w:ascii="Times New Roman" w:hAnsi="Times New Roman" w:eastAsia="Times New Roman" w:cs="Times New Roman"/>
-          <w:b/>
-          <w:color w:val="17324D"/>
-          <w:sz w:val="44"/>
-        </w:rPr>
-        <w:t>·</w:t>
-      </w:r>
-      <w:r>
-        <w:rPr>
-          <w:rFonts w:ascii="Times New Roman" w:hAnsi="Times New Roman" w:eastAsia="SimHei" w:cs="Times New Roman"/>
-          <w:b/>
-          <w:color w:val="17324D"/>
-          <w:sz w:val="44"/>
-        </w:rPr>
-        <w:t>酮</w:t>
-      </w:r>
-      <w:r>
-        <w:rPr>
-          <w:rFonts w:ascii="Times New Roman" w:hAnsi="Times New Roman" w:eastAsia="Times New Roman" w:cs="Times New Roman"/>
-          <w:b/>
-          <w:color w:val="17324D"/>
-          <w:sz w:val="44"/>
-        </w:rPr>
-        <w:t>·</w:t>
-      </w:r>
-      <w:r>
-        <w:rPr>
-          <w:rFonts w:ascii="Times New Roman" w:hAnsi="Times New Roman" w:eastAsia="SimHei" w:cs="Times New Roman"/>
-          <w:b/>
-          <w:color w:val="17324D"/>
-          <w:sz w:val="44"/>
-        </w:rPr>
-        <w:t>羧酸及其衍生物</w:t>
-      </w:r>
-    </w:p>
-    <w:p>
-      <w:pPr>
-        <w:spacing w:after="600" w:before="120" w:line="276" w:lineRule="auto"/>
-        <w:jc w:val="center"/>
-        <w:pBdr>
-          <w:bottom w:val="single" w:sz="8" w:space="4" w:color="4A6577"/>
-        </w:pBdr>
-      </w:pPr>
-    </w:p>
-    <w:p>
-      <w:pPr>
-        <w:spacing w:after="160" w:before="0" w:line="276" w:lineRule="auto"/>
-        <w:jc w:val="center"/>
-      </w:pPr>
-      <w:r>
-        <w:rPr>
-          <w:rFonts w:ascii="Times New Roman" w:hAnsi="Times New Roman" w:eastAsia="FangSong" w:cs="Times New Roman"/>
-          <w:b w:val="0"/>
-          <w:color w:val="5B6975"/>
-          <w:sz w:val="24"/>
-        </w:rPr>
-        <w:t>日期</w:t>
-      </w:r>
-      <w:r>
-        <w:rPr>
-          <w:rFonts w:ascii="Times New Roman" w:hAnsi="Times New Roman" w:eastAsia="Times New Roman" w:cs="Times New Roman"/>
-          <w:b w:val="0"/>
-          <w:color w:val="5B6975"/>
-          <w:sz w:val="24"/>
-        </w:rPr>
-        <w:t>：2026-09-10</w:t>
-      </w:r>
-    </w:p>
-    <w:p>
-      <w:pPr>
-        <w:jc w:val="center"/>
-      </w:pPr>
-      <w:r>
-        <w:rPr>
-          <w:rFonts w:ascii="Times New Roman" w:hAnsi="Times New Roman" w:eastAsia="Times New Roman" w:cs="Times New Roman"/>
-        </w:rPr>
-        <w:br w:type="page"/>
-      </w:r>
-    </w:p>
     <w:p>
       <w:pPr>
         <w:pStyle w:val="Heading1"/>

--- a/06-学生侧材料/讲义/有机化学/醛酮羧酸.docx
+++ b/06-学生侧材料/讲义/有机化学/醛酮羧酸.docx
@@ -821,18 +821,16 @@
     </w:p>
     <w:p>
       <w:pPr>
-        <w:pStyle w:val="SourceCode"/>
+        <w:pStyle w:val="BodyText"/>
       </w:pPr>
       <w:r>
         <w:rPr>
-          <w:rStyle w:val="VerbatimChar"/>
           <w:rFonts w:ascii="Times New Roman" w:hAnsi="Times New Roman" w:eastAsia="Times New Roman" w:cs="Times New Roman"/>
         </w:rPr>
         <w:t>HCHO &gt; RCHO &gt; ArCHO &gt; R</w:t>
       </w:r>
       <w:r>
         <w:rPr>
-          <w:rStyle w:val="VerbatimChar"/>
           <w:rFonts w:ascii="Times New Roman" w:hAnsi="Times New Roman" w:eastAsia="Times New Roman" w:cs="Times New Roman"/>
           <w:vertAlign w:val="subscript"/>
         </w:rPr>
@@ -840,14 +838,12 @@
       </w:r>
       <w:r>
         <w:rPr>
-          <w:rStyle w:val="VerbatimChar"/>
           <w:rFonts w:ascii="Times New Roman" w:hAnsi="Times New Roman" w:eastAsia="Times New Roman" w:cs="Times New Roman"/>
         </w:rPr>
         <w:t>CO &gt; ArCOR &gt; Ar</w:t>
       </w:r>
       <w:r>
         <w:rPr>
-          <w:rStyle w:val="VerbatimChar"/>
           <w:rFonts w:ascii="Times New Roman" w:hAnsi="Times New Roman" w:eastAsia="Times New Roman" w:cs="Times New Roman"/>
           <w:vertAlign w:val="subscript"/>
         </w:rPr>
@@ -855,20 +851,22 @@
       </w:r>
       <w:r>
         <w:rPr>
-          <w:rStyle w:val="VerbatimChar"/>
           <w:rFonts w:ascii="Times New Roman" w:hAnsi="Times New Roman" w:eastAsia="Times New Roman" w:cs="Times New Roman"/>
         </w:rPr>
         <w:t>CO</w:t>
       </w:r>
-    </w:p>
-    <w:p>
-      <w:pPr>
-        <w:pStyle w:val="Compact"/>
-        <w:numPr>
-          <w:ilvl w:val="0"/>
-          <w:numId w:val="1002"/>
-        </w:numPr>
-      </w:pPr>
+      <w:r>
+        <w:rPr>
+          <w:rFonts w:ascii="Times New Roman" w:hAnsi="Times New Roman" w:eastAsia="Times New Roman" w:cs="Times New Roman"/>
+        </w:rPr>
+        <w:t xml:space="preserve"> </w:t>
+      </w:r>
+      <w:r>
+        <w:rPr>
+          <w:rFonts w:ascii="Times New Roman" w:hAnsi="Times New Roman" w:eastAsia="Times New Roman" w:cs="Times New Roman"/>
+        </w:rPr>
+        <w:t xml:space="preserve">- </w:t>
+      </w:r>
       <w:r>
         <w:rPr>
           <w:rFonts w:hint="eastAsia" w:ascii="Times New Roman" w:hAnsi="Times New Roman" w:eastAsia="FangSong" w:cs="Times New Roman"/>
@@ -948,15 +946,18 @@
         </w:rPr>
         <w:t>）</w:t>
       </w:r>
-    </w:p>
-    <w:p>
-      <w:pPr>
-        <w:pStyle w:val="Compact"/>
-        <w:numPr>
-          <w:ilvl w:val="0"/>
-          <w:numId w:val="1002"/>
-        </w:numPr>
-      </w:pPr>
+      <w:r>
+        <w:rPr>
+          <w:rFonts w:ascii="Times New Roman" w:hAnsi="Times New Roman" w:eastAsia="Times New Roman" w:cs="Times New Roman"/>
+        </w:rPr>
+        <w:t xml:space="preserve"> </w:t>
+      </w:r>
+      <w:r>
+        <w:rPr>
+          <w:rFonts w:ascii="Times New Roman" w:hAnsi="Times New Roman" w:eastAsia="Times New Roman" w:cs="Times New Roman"/>
+        </w:rPr>
+        <w:t xml:space="preserve">- </w:t>
+      </w:r>
       <w:r>
         <w:rPr>
           <w:rFonts w:hint="eastAsia" w:ascii="Times New Roman" w:hAnsi="Times New Roman" w:eastAsia="FangSong" w:cs="Times New Roman"/>
@@ -1004,345 +1005,6 @@
           <w:rFonts w:hint="eastAsia" w:ascii="Times New Roman" w:hAnsi="Times New Roman" w:eastAsia="Times New Roman" w:cs="Times New Roman"/>
         </w:rPr>
         <w:t>）</w:t>
-      </w:r>
-    </w:p>
-    <w:p>
-      <w:pPr>
-        <w:pStyle w:val="FirstParagraph"/>
-      </w:pPr>
-      <w:r>
-        <w:rPr>
-          <w:rFonts w:hint="eastAsia" w:ascii="Times New Roman" w:hAnsi="Times New Roman" w:eastAsia="FangSong" w:cs="Times New Roman"/>
-          <w:b/>
-          <w:bCs/>
-        </w:rPr>
-        <w:t>竞赛深化</w:t>
-      </w:r>
-      <w:r>
-        <w:rPr>
-          <w:rFonts w:hint="eastAsia" w:ascii="Times New Roman" w:hAnsi="Times New Roman" w:eastAsia="Times New Roman" w:cs="Times New Roman"/>
-          <w:b/>
-          <w:bCs/>
-        </w:rPr>
-        <w:t>——Bürgi-Dunitz</w:t>
-      </w:r>
-      <w:r>
-        <w:rPr>
-          <w:rFonts w:ascii="Times New Roman" w:hAnsi="Times New Roman" w:eastAsia="Times New Roman" w:cs="Times New Roman"/>
-          <w:b/>
-          <w:bCs/>
-        </w:rPr>
-        <w:t xml:space="preserve"> </w:t>
-      </w:r>
-      <w:r>
-        <w:rPr>
-          <w:rFonts w:hint="eastAsia" w:ascii="Times New Roman" w:hAnsi="Times New Roman" w:eastAsia="FangSong" w:cs="Times New Roman"/>
-          <w:b/>
-          <w:bCs/>
-        </w:rPr>
-        <w:t>角</w:t>
-      </w:r>
-      <w:r>
-        <w:rPr>
-          <w:rFonts w:hint="eastAsia" w:ascii="Times New Roman" w:hAnsi="Times New Roman" w:eastAsia="Times New Roman" w:cs="Times New Roman"/>
-          <w:b/>
-          <w:bCs/>
-        </w:rPr>
-        <w:t>（Clayden</w:t>
-      </w:r>
-      <w:r>
-        <w:rPr>
-          <w:rFonts w:ascii="Times New Roman" w:hAnsi="Times New Roman" w:eastAsia="Times New Roman" w:cs="Times New Roman"/>
-          <w:b/>
-          <w:bCs/>
-        </w:rPr>
-        <w:t xml:space="preserve"> </w:t>
-      </w:r>
-      <w:r>
-        <w:rPr>
-          <w:rFonts w:hint="eastAsia" w:ascii="Times New Roman" w:hAnsi="Times New Roman" w:eastAsia="Times New Roman" w:cs="Times New Roman"/>
-          <w:b/>
-          <w:bCs/>
-        </w:rPr>
-        <w:t xml:space="preserve">Ch6）</w:t>
-      </w:r>
-      <w:r>
-        <w:rPr>
-          <w:rFonts w:hint="eastAsia" w:ascii="Times New Roman" w:hAnsi="Times New Roman" w:eastAsia="Times New Roman" w:cs="Times New Roman"/>
-        </w:rPr>
-        <w:t>：</w:t>
-      </w:r>
-      <w:r>
-        <w:rPr>
-          <w:rFonts w:hint="eastAsia" w:ascii="Times New Roman" w:hAnsi="Times New Roman" w:eastAsia="FangSong" w:cs="Times New Roman"/>
-        </w:rPr>
-        <w:t>亲核试剂并非垂直进攻羰基平面</w:t>
-      </w:r>
-      <w:r>
-        <w:rPr>
-          <w:rFonts w:hint="eastAsia" w:ascii="Times New Roman" w:hAnsi="Times New Roman" w:eastAsia="Times New Roman" w:cs="Times New Roman"/>
-        </w:rPr>
-        <w:t>，</w:t>
-      </w:r>
-      <w:r>
-        <w:rPr>
-          <w:rFonts w:hint="eastAsia" w:ascii="Times New Roman" w:hAnsi="Times New Roman" w:eastAsia="FangSong" w:cs="Times New Roman"/>
-        </w:rPr>
-        <w:t>而是沿</w:t>
-      </w:r>
-      <w:r>
-        <w:rPr>
-          <w:rFonts w:ascii="Times New Roman" w:hAnsi="Times New Roman" w:eastAsia="Times New Roman" w:cs="Times New Roman"/>
-        </w:rPr>
-        <w:t xml:space="preserve"> C=O </w:t>
-      </w:r>
-      <w:r>
-        <w:rPr>
-          <w:rFonts w:hint="eastAsia" w:ascii="Times New Roman" w:hAnsi="Times New Roman" w:eastAsia="FangSong" w:cs="Times New Roman"/>
-        </w:rPr>
-        <w:t xml:space="preserve">键方向约</w:t>
-      </w:r>
-      <w:r>
-        <w:rPr>
-          <w:rFonts w:ascii="Times New Roman" w:hAnsi="Times New Roman" w:eastAsia="Times New Roman" w:cs="Times New Roman"/>
-        </w:rPr>
-        <w:t xml:space="preserve"> </w:t>
-      </w:r>
-      <w:r>
-        <w:rPr>
-          <w:rFonts w:ascii="Times New Roman" w:hAnsi="Times New Roman" w:eastAsia="Times New Roman" w:cs="Times New Roman"/>
-          <w:b/>
-          <w:bCs/>
-        </w:rPr>
-        <w:t xml:space="preserve">107°</w:t>
-      </w:r>
-      <w:r>
-        <w:rPr>
-          <w:rFonts w:ascii="Times New Roman" w:hAnsi="Times New Roman" w:eastAsia="Times New Roman" w:cs="Times New Roman"/>
-        </w:rPr>
-        <w:t xml:space="preserve"> </w:t>
-      </w:r>
-      <w:r>
-        <w:rPr>
-          <w:rFonts w:hint="eastAsia" w:ascii="Times New Roman" w:hAnsi="Times New Roman" w:eastAsia="FangSong" w:cs="Times New Roman"/>
-        </w:rPr>
-        <w:t>角进攻</w:t>
-      </w:r>
-      <w:r>
-        <w:rPr>
-          <w:rFonts w:hint="eastAsia" w:ascii="Times New Roman" w:hAnsi="Times New Roman" w:eastAsia="Times New Roman" w:cs="Times New Roman"/>
-        </w:rPr>
-        <w:t>——</w:t>
-      </w:r>
-      <w:r>
-        <w:rPr>
-          <w:rFonts w:hint="eastAsia" w:ascii="Times New Roman" w:hAnsi="Times New Roman" w:eastAsia="FangSong" w:cs="Times New Roman"/>
-        </w:rPr>
-        <w:t>这使</w:t>
-      </w:r>
-      <w:r>
-        <w:rPr>
-          <w:rFonts w:ascii="Times New Roman" w:hAnsi="Times New Roman" w:eastAsia="Times New Roman" w:cs="Times New Roman"/>
-        </w:rPr>
-        <w:t xml:space="preserve"> </w:t>
-      </w:r>
-      <w:r>
-        <w:rPr>
-          <w:rFonts w:hint="eastAsia" w:ascii="Times New Roman" w:hAnsi="Times New Roman" w:eastAsia="Times New Roman" w:cs="Times New Roman"/>
-        </w:rPr>
-        <w:t>HOMO(</w:t>
-      </w:r>
-      <w:r>
-        <w:rPr>
-          <w:rFonts w:hint="eastAsia" w:ascii="Times New Roman" w:hAnsi="Times New Roman" w:eastAsia="FangSong" w:cs="Times New Roman"/>
-        </w:rPr>
-        <w:t>亲核试剂</w:t>
-      </w:r>
-      <w:r>
-        <w:rPr>
-          <w:rFonts w:hint="eastAsia" w:ascii="Times New Roman" w:hAnsi="Times New Roman" w:eastAsia="Times New Roman" w:cs="Times New Roman"/>
-        </w:rPr>
-        <w:t>)-π*</w:t>
-      </w:r>
-      <w:r>
-        <w:rPr>
-          <w:rFonts w:ascii="Times New Roman" w:hAnsi="Times New Roman" w:eastAsia="Times New Roman" w:cs="Times New Roman"/>
-        </w:rPr>
-        <w:t xml:space="preserve"> </w:t>
-      </w:r>
-      <w:r>
-        <w:rPr>
-          <w:rFonts w:hint="eastAsia" w:ascii="Times New Roman" w:hAnsi="Times New Roman" w:eastAsia="Times New Roman" w:cs="Times New Roman"/>
-        </w:rPr>
-        <w:t>LUMO(</w:t>
-      </w:r>
-      <w:r>
-        <w:rPr>
-          <w:rFonts w:hint="eastAsia" w:ascii="Times New Roman" w:hAnsi="Times New Roman" w:eastAsia="FangSong" w:cs="Times New Roman"/>
-        </w:rPr>
-        <w:t>羰基</w:t>
-      </w:r>
-      <w:r>
-        <w:rPr>
-          <w:rFonts w:hint="eastAsia" w:ascii="Times New Roman" w:hAnsi="Times New Roman" w:eastAsia="Times New Roman" w:cs="Times New Roman"/>
-        </w:rPr>
-        <w:t>)</w:t>
-      </w:r>
-      <w:r>
-        <w:rPr>
-          <w:rFonts w:hint="eastAsia" w:ascii="Times New Roman" w:hAnsi="Times New Roman" w:eastAsia="FangSong" w:cs="Times New Roman"/>
-        </w:rPr>
-        <w:t>重叠最大</w:t>
-      </w:r>
-      <w:r>
-        <w:rPr>
-          <w:rFonts w:hint="eastAsia" w:ascii="Times New Roman" w:hAnsi="Times New Roman" w:eastAsia="Times New Roman" w:cs="Times New Roman"/>
-        </w:rPr>
-        <w:t>、</w:t>
-      </w:r>
-      <w:r>
-        <w:rPr>
-          <w:rFonts w:hint="eastAsia" w:ascii="Times New Roman" w:hAnsi="Times New Roman" w:eastAsia="FangSong" w:cs="Times New Roman"/>
-        </w:rPr>
-        <w:t>与</w:t>
-      </w:r>
-      <w:r>
-        <w:rPr>
-          <w:rFonts w:hint="eastAsia" w:ascii="Times New Roman" w:hAnsi="Times New Roman" w:eastAsia="Times New Roman" w:cs="Times New Roman"/>
-        </w:rPr>
-        <w:t>π</w:t>
-      </w:r>
-      <w:r>
-        <w:rPr>
-          <w:rFonts w:hint="eastAsia" w:ascii="Times New Roman" w:hAnsi="Times New Roman" w:eastAsia="FangSong" w:cs="Times New Roman"/>
-        </w:rPr>
-        <w:t>轨道排斥最小</w:t>
-      </w:r>
-      <w:r>
-        <w:rPr>
-          <w:rFonts w:hint="eastAsia" w:ascii="Times New Roman" w:hAnsi="Times New Roman" w:eastAsia="Times New Roman" w:cs="Times New Roman"/>
-        </w:rPr>
-        <w:t>。sp</w:t>
-      </w:r>
-      <w:r>
-        <w:rPr>
-          <w:rFonts w:hint="eastAsia" w:ascii="Times New Roman" w:hAnsi="Times New Roman" w:eastAsia="Times New Roman" w:cs="Times New Roman"/>
-          <w:vertAlign w:val="superscript"/>
-        </w:rPr>
-        <w:t>2</w:t>
-      </w:r>
-      <w:r>
-        <w:rPr>
-          <w:rFonts w:hint="eastAsia" w:ascii="Times New Roman" w:hAnsi="Times New Roman" w:eastAsia="Times New Roman" w:cs="Times New Roman"/>
-        </w:rPr>
-        <w:t>→sp</w:t>
-      </w:r>
-      <w:r>
-        <w:rPr>
-          <w:rFonts w:hint="eastAsia" w:ascii="Times New Roman" w:hAnsi="Times New Roman" w:eastAsia="Times New Roman" w:cs="Times New Roman"/>
-          <w:vertAlign w:val="superscript"/>
-        </w:rPr>
-        <w:t>3</w:t>
-      </w:r>
-      <w:r>
-        <w:rPr>
-          <w:rFonts w:ascii="Times New Roman" w:hAnsi="Times New Roman" w:eastAsia="Times New Roman" w:cs="Times New Roman"/>
-        </w:rPr>
-        <w:t xml:space="preserve"> </w:t>
-      </w:r>
-      <w:r>
-        <w:rPr>
-          <w:rFonts w:hint="eastAsia" w:ascii="Times New Roman" w:hAnsi="Times New Roman" w:eastAsia="FangSong" w:cs="Times New Roman"/>
-        </w:rPr>
-        <w:t xml:space="preserve">时键角从</w:t>
-      </w:r>
-      <w:r>
-        <w:rPr>
-          <w:rFonts w:ascii="Times New Roman" w:hAnsi="Times New Roman" w:eastAsia="Times New Roman" w:cs="Times New Roman"/>
-        </w:rPr>
-        <w:t xml:space="preserve"> </w:t>
-      </w:r>
-      <w:r>
-        <w:rPr>
-          <w:rFonts w:hint="eastAsia" w:ascii="Times New Roman" w:hAnsi="Times New Roman" w:eastAsia="Times New Roman" w:cs="Times New Roman"/>
-        </w:rPr>
-        <w:t>120°→109°，</w:t>
-      </w:r>
-      <w:r>
-        <w:rPr>
-          <w:rFonts w:hint="eastAsia" w:ascii="Times New Roman" w:hAnsi="Times New Roman" w:eastAsia="FangSong" w:cs="Times New Roman"/>
-        </w:rPr>
-        <w:t>大取代基间的排斥增大</w:t>
-      </w:r>
-      <w:r>
-        <w:rPr>
-          <w:rFonts w:hint="eastAsia" w:ascii="Times New Roman" w:hAnsi="Times New Roman" w:eastAsia="Times New Roman" w:cs="Times New Roman"/>
-        </w:rPr>
-        <w:t>，</w:t>
-      </w:r>
-      <w:r>
-        <w:rPr>
-          <w:rFonts w:hint="eastAsia" w:ascii="Times New Roman" w:hAnsi="Times New Roman" w:eastAsia="FangSong" w:cs="Times New Roman"/>
-        </w:rPr>
-        <w:t>故</w:t>
-      </w:r>
-      <w:r>
-        <w:rPr>
-          <w:rFonts w:hint="eastAsia" w:ascii="Times New Roman" w:hAnsi="Times New Roman" w:eastAsia="FangSong" w:cs="Times New Roman"/>
-          <w:b/>
-          <w:bCs/>
-        </w:rPr>
-        <w:t>醛</w:t>
-      </w:r>
-      <w:r>
-        <w:rPr>
-          <w:rFonts w:hint="eastAsia" w:ascii="Times New Roman" w:hAnsi="Times New Roman" w:eastAsia="Times New Roman" w:cs="Times New Roman"/>
-          <w:b/>
-          <w:bCs/>
-        </w:rPr>
-        <w:t>（H</w:t>
-      </w:r>
-      <w:r>
-        <w:rPr>
-          <w:rFonts w:hint="eastAsia" w:ascii="Times New Roman" w:hAnsi="Times New Roman" w:eastAsia="FangSong" w:cs="Times New Roman"/>
-          <w:b/>
-          <w:bCs/>
-        </w:rPr>
-        <w:t>很小</w:t>
-      </w:r>
-      <w:r>
-        <w:rPr>
-          <w:rFonts w:hint="eastAsia" w:ascii="Times New Roman" w:hAnsi="Times New Roman" w:eastAsia="Times New Roman" w:cs="Times New Roman"/>
-          <w:b/>
-          <w:bCs/>
-        </w:rPr>
-        <w:t>）</w:t>
-      </w:r>
-      <w:r>
-        <w:rPr>
-          <w:rFonts w:hint="eastAsia" w:ascii="Times New Roman" w:hAnsi="Times New Roman" w:eastAsia="FangSong" w:cs="Times New Roman"/>
-          <w:b/>
-          <w:bCs/>
-        </w:rPr>
-        <w:t>比酮更易加成</w:t>
-      </w:r>
-      <w:r>
-        <w:rPr>
-          <w:rFonts w:hint="eastAsia" w:ascii="Times New Roman" w:hAnsi="Times New Roman" w:eastAsia="Times New Roman" w:cs="Times New Roman"/>
-        </w:rPr>
-        <w:t>、</w:t>
-      </w:r>
-      <w:r>
-        <w:rPr>
-          <w:rFonts w:hint="eastAsia" w:ascii="Times New Roman" w:hAnsi="Times New Roman" w:eastAsia="FangSong" w:cs="Times New Roman"/>
-        </w:rPr>
-        <w:t>环张力小环酮活性异常高</w:t>
-      </w:r>
-      <w:r>
-        <w:rPr>
-          <w:rFonts w:hint="eastAsia" w:ascii="Times New Roman" w:hAnsi="Times New Roman" w:eastAsia="Times New Roman" w:cs="Times New Roman"/>
-        </w:rPr>
-        <w:t>。</w:t>
       </w:r>
     </w:p>
     <w:p>
@@ -1355,29 +1017,233 @@
           <w:b/>
           <w:bCs/>
         </w:rPr>
+        <w:t>竞赛深化</w:t>
+      </w:r>
+      <w:r>
+        <w:rPr>
+          <w:rFonts w:hint="eastAsia" w:ascii="Times New Roman" w:hAnsi="Times New Roman" w:eastAsia="Times New Roman" w:cs="Times New Roman"/>
+          <w:b/>
+          <w:bCs/>
+        </w:rPr>
+        <w:t>——Bürgi-Dunitz</w:t>
+      </w:r>
+      <w:r>
+        <w:rPr>
+          <w:rFonts w:ascii="Times New Roman" w:hAnsi="Times New Roman" w:eastAsia="Times New Roman" w:cs="Times New Roman"/>
+          <w:b/>
+          <w:bCs/>
+        </w:rPr>
+        <w:t xml:space="preserve"> </w:t>
+      </w:r>
+      <w:r>
+        <w:rPr>
+          <w:rFonts w:hint="eastAsia" w:ascii="Times New Roman" w:hAnsi="Times New Roman" w:eastAsia="FangSong" w:cs="Times New Roman"/>
+          <w:b/>
+          <w:bCs/>
+        </w:rPr>
+        <w:t>角</w:t>
+      </w:r>
+      <w:r>
+        <w:rPr>
+          <w:rFonts w:hint="eastAsia" w:ascii="Times New Roman" w:hAnsi="Times New Roman" w:eastAsia="Times New Roman" w:cs="Times New Roman"/>
+          <w:b/>
+          <w:bCs/>
+        </w:rPr>
+        <w:t>（Clayden</w:t>
+      </w:r>
+      <w:r>
+        <w:rPr>
+          <w:rFonts w:ascii="Times New Roman" w:hAnsi="Times New Roman" w:eastAsia="Times New Roman" w:cs="Times New Roman"/>
+          <w:b/>
+          <w:bCs/>
+        </w:rPr>
+        <w:t xml:space="preserve"> </w:t>
+      </w:r>
+      <w:r>
+        <w:rPr>
+          <w:rFonts w:hint="eastAsia" w:ascii="Times New Roman" w:hAnsi="Times New Roman" w:eastAsia="Times New Roman" w:cs="Times New Roman"/>
+          <w:b/>
+          <w:bCs/>
+        </w:rPr>
+        <w:t xml:space="preserve">Ch6）</w:t>
+      </w:r>
+      <w:r>
+        <w:rPr>
+          <w:rFonts w:hint="eastAsia" w:ascii="Times New Roman" w:hAnsi="Times New Roman" w:eastAsia="Times New Roman" w:cs="Times New Roman"/>
+        </w:rPr>
+        <w:t>：</w:t>
+      </w:r>
+      <w:r>
+        <w:rPr>
+          <w:rFonts w:hint="eastAsia" w:ascii="Times New Roman" w:hAnsi="Times New Roman" w:eastAsia="FangSong" w:cs="Times New Roman"/>
+        </w:rPr>
+        <w:t>亲核试剂并非垂直进攻羰基平面</w:t>
+      </w:r>
+      <w:r>
+        <w:rPr>
+          <w:rFonts w:hint="eastAsia" w:ascii="Times New Roman" w:hAnsi="Times New Roman" w:eastAsia="Times New Roman" w:cs="Times New Roman"/>
+        </w:rPr>
+        <w:t>，</w:t>
+      </w:r>
+      <w:r>
+        <w:rPr>
+          <w:rFonts w:hint="eastAsia" w:ascii="Times New Roman" w:hAnsi="Times New Roman" w:eastAsia="FangSong" w:cs="Times New Roman"/>
+        </w:rPr>
+        <w:t>而是沿</w:t>
+      </w:r>
+      <w:r>
+        <w:rPr>
+          <w:rFonts w:ascii="Times New Roman" w:hAnsi="Times New Roman" w:eastAsia="Times New Roman" w:cs="Times New Roman"/>
+        </w:rPr>
+        <w:t xml:space="preserve"> C=O </w:t>
+      </w:r>
+      <w:r>
+        <w:rPr>
+          <w:rFonts w:hint="eastAsia" w:ascii="Times New Roman" w:hAnsi="Times New Roman" w:eastAsia="FangSong" w:cs="Times New Roman"/>
+        </w:rPr>
+        <w:t xml:space="preserve">键方向约</w:t>
+      </w:r>
+      <w:r>
+        <w:rPr>
+          <w:rFonts w:ascii="Times New Roman" w:hAnsi="Times New Roman" w:eastAsia="Times New Roman" w:cs="Times New Roman"/>
+        </w:rPr>
+        <w:t xml:space="preserve"> </w:t>
+      </w:r>
+      <w:r>
+        <w:rPr>
+          <w:rFonts w:ascii="Times New Roman" w:hAnsi="Times New Roman" w:eastAsia="Times New Roman" w:cs="Times New Roman"/>
+          <w:b/>
+          <w:bCs/>
+        </w:rPr>
+        <w:t xml:space="preserve">107°</w:t>
+      </w:r>
+      <w:r>
+        <w:rPr>
+          <w:rFonts w:ascii="Times New Roman" w:hAnsi="Times New Roman" w:eastAsia="Times New Roman" w:cs="Times New Roman"/>
+        </w:rPr>
+        <w:t xml:space="preserve"> </w:t>
+      </w:r>
+      <w:r>
+        <w:rPr>
+          <w:rFonts w:hint="eastAsia" w:ascii="Times New Roman" w:hAnsi="Times New Roman" w:eastAsia="FangSong" w:cs="Times New Roman"/>
+        </w:rPr>
+        <w:t>角进攻</w:t>
+      </w:r>
+      <w:r>
+        <w:rPr>
+          <w:rFonts w:hint="eastAsia" w:ascii="Times New Roman" w:hAnsi="Times New Roman" w:eastAsia="Times New Roman" w:cs="Times New Roman"/>
+        </w:rPr>
+        <w:t>——</w:t>
+      </w:r>
+      <w:r>
+        <w:rPr>
+          <w:rFonts w:hint="eastAsia" w:ascii="Times New Roman" w:hAnsi="Times New Roman" w:eastAsia="FangSong" w:cs="Times New Roman"/>
+        </w:rPr>
+        <w:t>这使</w:t>
+      </w:r>
+      <w:r>
+        <w:rPr>
+          <w:rFonts w:ascii="Times New Roman" w:hAnsi="Times New Roman" w:eastAsia="Times New Roman" w:cs="Times New Roman"/>
+        </w:rPr>
+        <w:t xml:space="preserve"> </w:t>
+      </w:r>
+      <w:r>
+        <w:rPr>
+          <w:rFonts w:hint="eastAsia" w:ascii="Times New Roman" w:hAnsi="Times New Roman" w:eastAsia="Times New Roman" w:cs="Times New Roman"/>
+        </w:rPr>
+        <w:t>HOMO(</w:t>
+      </w:r>
+      <w:r>
+        <w:rPr>
+          <w:rFonts w:hint="eastAsia" w:ascii="Times New Roman" w:hAnsi="Times New Roman" w:eastAsia="FangSong" w:cs="Times New Roman"/>
+        </w:rPr>
+        <w:t>亲核试剂</w:t>
+      </w:r>
+      <w:r>
+        <w:rPr>
+          <w:rFonts w:hint="eastAsia" w:ascii="Times New Roman" w:hAnsi="Times New Roman" w:eastAsia="Times New Roman" w:cs="Times New Roman"/>
+        </w:rPr>
+        <w:t>)-π*</w:t>
+      </w:r>
+      <w:r>
+        <w:rPr>
+          <w:rFonts w:ascii="Times New Roman" w:hAnsi="Times New Roman" w:eastAsia="Times New Roman" w:cs="Times New Roman"/>
+        </w:rPr>
+        <w:t xml:space="preserve"> </w:t>
+      </w:r>
+      <w:r>
+        <w:rPr>
+          <w:rFonts w:hint="eastAsia" w:ascii="Times New Roman" w:hAnsi="Times New Roman" w:eastAsia="Times New Roman" w:cs="Times New Roman"/>
+        </w:rPr>
+        <w:t>LUMO(</w:t>
+      </w:r>
+      <w:r>
+        <w:rPr>
+          <w:rFonts w:hint="eastAsia" w:ascii="Times New Roman" w:hAnsi="Times New Roman" w:eastAsia="FangSong" w:cs="Times New Roman"/>
+        </w:rPr>
         <w:t>羰基</w:t>
       </w:r>
       <w:r>
         <w:rPr>
           <w:rFonts w:hint="eastAsia" w:ascii="Times New Roman" w:hAnsi="Times New Roman" w:eastAsia="Times New Roman" w:cs="Times New Roman"/>
-          <w:b/>
-          <w:bCs/>
-        </w:rPr>
-        <w:t>α-H</w:t>
-      </w:r>
-      <w:r>
-        <w:rPr>
-          <w:rFonts w:hint="eastAsia" w:ascii="Times New Roman" w:hAnsi="Times New Roman" w:eastAsia="FangSong" w:cs="Times New Roman"/>
-          <w:b/>
-          <w:bCs/>
-        </w:rPr>
-        <w:t>的酸性</w:t>
-      </w:r>
-      <w:r>
-        <w:rPr>
-          <w:rFonts w:hint="eastAsia" w:ascii="Times New Roman" w:hAnsi="Times New Roman" w:eastAsia="Times New Roman" w:cs="Times New Roman"/>
-        </w:rPr>
-        <w:t xml:space="preserve">：</w:t>
+        </w:rPr>
+        <w:t>)</w:t>
+      </w:r>
+      <w:r>
+        <w:rPr>
+          <w:rFonts w:hint="eastAsia" w:ascii="Times New Roman" w:hAnsi="Times New Roman" w:eastAsia="FangSong" w:cs="Times New Roman"/>
+        </w:rPr>
+        <w:t>重叠最大</w:t>
+      </w:r>
+      <w:r>
+        <w:rPr>
+          <w:rFonts w:hint="eastAsia" w:ascii="Times New Roman" w:hAnsi="Times New Roman" w:eastAsia="Times New Roman" w:cs="Times New Roman"/>
+        </w:rPr>
+        <w:t>、</w:t>
+      </w:r>
+      <w:r>
+        <w:rPr>
+          <w:rFonts w:hint="eastAsia" w:ascii="Times New Roman" w:hAnsi="Times New Roman" w:eastAsia="FangSong" w:cs="Times New Roman"/>
+        </w:rPr>
+        <w:t>与</w:t>
+      </w:r>
+      <w:r>
+        <w:rPr>
+          <w:rFonts w:hint="eastAsia" w:ascii="Times New Roman" w:hAnsi="Times New Roman" w:eastAsia="Times New Roman" w:cs="Times New Roman"/>
+        </w:rPr>
+        <w:t>π</w:t>
+      </w:r>
+      <w:r>
+        <w:rPr>
+          <w:rFonts w:hint="eastAsia" w:ascii="Times New Roman" w:hAnsi="Times New Roman" w:eastAsia="FangSong" w:cs="Times New Roman"/>
+        </w:rPr>
+        <w:t>轨道排斥最小</w:t>
+      </w:r>
+      <w:r>
+        <w:rPr>
+          <w:rFonts w:hint="eastAsia" w:ascii="Times New Roman" w:hAnsi="Times New Roman" w:eastAsia="Times New Roman" w:cs="Times New Roman"/>
+        </w:rPr>
+        <w:t>。sp</w:t>
+      </w:r>
+      <w:r>
+        <w:rPr>
+          <w:rFonts w:hint="eastAsia" w:ascii="Times New Roman" w:hAnsi="Times New Roman" w:eastAsia="Times New Roman" w:cs="Times New Roman"/>
+          <w:vertAlign w:val="superscript"/>
+        </w:rPr>
+        <w:t>2</w:t>
+      </w:r>
+      <w:r>
+        <w:rPr>
+          <w:rFonts w:hint="eastAsia" w:ascii="Times New Roman" w:hAnsi="Times New Roman" w:eastAsia="Times New Roman" w:cs="Times New Roman"/>
+        </w:rPr>
+        <w:t>→sp</w:t>
+      </w:r>
+      <w:r>
+        <w:rPr>
+          <w:rFonts w:hint="eastAsia" w:ascii="Times New Roman" w:hAnsi="Times New Roman" w:eastAsia="Times New Roman" w:cs="Times New Roman"/>
+          <w:vertAlign w:val="superscript"/>
+        </w:rPr>
+        <w:t>3</w:t>
       </w:r>
       <w:r>
         <w:rPr>
@@ -1389,79 +1255,89 @@
         <w:rPr>
           <w:rFonts w:hint="eastAsia" w:ascii="Times New Roman" w:hAnsi="Times New Roman" w:eastAsia="FangSong" w:cs="Times New Roman"/>
         </w:rPr>
+        <w:t xml:space="preserve">时键角从</w:t>
+      </w:r>
+      <w:r>
+        <w:rPr>
+          <w:rFonts w:ascii="Times New Roman" w:hAnsi="Times New Roman" w:eastAsia="Times New Roman" w:cs="Times New Roman"/>
+        </w:rPr>
+        <w:t xml:space="preserve"> </w:t>
+      </w:r>
+      <w:r>
+        <w:rPr>
+          <w:rFonts w:hint="eastAsia" w:ascii="Times New Roman" w:hAnsi="Times New Roman" w:eastAsia="Times New Roman" w:cs="Times New Roman"/>
+        </w:rPr>
+        <w:t>120°→109°，</w:t>
+      </w:r>
+      <w:r>
+        <w:rPr>
+          <w:rFonts w:hint="eastAsia" w:ascii="Times New Roman" w:hAnsi="Times New Roman" w:eastAsia="FangSong" w:cs="Times New Roman"/>
+        </w:rPr>
+        <w:t>大取代基间的排斥增大</w:t>
+      </w:r>
+      <w:r>
+        <w:rPr>
+          <w:rFonts w:hint="eastAsia" w:ascii="Times New Roman" w:hAnsi="Times New Roman" w:eastAsia="Times New Roman" w:cs="Times New Roman"/>
+        </w:rPr>
+        <w:t>，</w:t>
+      </w:r>
+      <w:r>
+        <w:rPr>
+          <w:rFonts w:hint="eastAsia" w:ascii="Times New Roman" w:hAnsi="Times New Roman" w:eastAsia="FangSong" w:cs="Times New Roman"/>
+        </w:rPr>
+        <w:t>故</w:t>
+      </w:r>
+      <w:r>
+        <w:rPr>
+          <w:rFonts w:hint="eastAsia" w:ascii="Times New Roman" w:hAnsi="Times New Roman" w:eastAsia="FangSong" w:cs="Times New Roman"/>
+          <w:b/>
+          <w:bCs/>
+        </w:rPr>
         <w:t>醛</w:t>
       </w:r>
       <w:r>
         <w:rPr>
           <w:rFonts w:hint="eastAsia" w:ascii="Times New Roman" w:hAnsi="Times New Roman" w:eastAsia="Times New Roman" w:cs="Times New Roman"/>
-        </w:rPr>
-        <w:t>/</w:t>
-      </w:r>
-      <w:r>
-        <w:rPr>
-          <w:rFonts w:hint="eastAsia" w:ascii="Times New Roman" w:hAnsi="Times New Roman" w:eastAsia="FangSong" w:cs="Times New Roman"/>
-        </w:rPr>
-        <w:t>酮的</w:t>
-      </w:r>
-      <w:r>
-        <w:rPr>
-          <w:rFonts w:hint="eastAsia" w:ascii="Times New Roman" w:hAnsi="Times New Roman" w:eastAsia="Times New Roman" w:cs="Times New Roman"/>
-        </w:rPr>
-        <w:t>α-H</w:t>
-      </w:r>
-      <w:r>
-        <w:rPr>
-          <w:rFonts w:hint="eastAsia" w:ascii="Times New Roman" w:hAnsi="Times New Roman" w:eastAsia="FangSong" w:cs="Times New Roman"/>
-        </w:rPr>
-        <w:t>有弱酸性</w:t>
-      </w:r>
-      <w:r>
-        <w:rPr>
-          <w:rFonts w:hint="eastAsia" w:ascii="Times New Roman" w:hAnsi="Times New Roman" w:eastAsia="Times New Roman" w:cs="Times New Roman"/>
-        </w:rPr>
-        <w:t>（pKa≈17-20），</w:t>
-      </w:r>
-      <w:r>
-        <w:rPr>
-          <w:rFonts w:hint="eastAsia" w:ascii="Times New Roman" w:hAnsi="Times New Roman" w:eastAsia="FangSong" w:cs="Times New Roman"/>
-        </w:rPr>
-        <w:t>可被强碱</w:t>
-      </w:r>
-      <w:r>
-        <w:rPr>
-          <w:rFonts w:hint="eastAsia" w:ascii="Times New Roman" w:hAnsi="Times New Roman" w:eastAsia="Times New Roman" w:cs="Times New Roman"/>
-        </w:rPr>
-        <w:t>（</w:t>
-      </w:r>
-      <w:r>
-        <w:rPr>
-          <w:rFonts w:hint="eastAsia" w:ascii="Times New Roman" w:hAnsi="Times New Roman" w:eastAsia="FangSong" w:cs="Times New Roman"/>
-        </w:rPr>
-        <w:t>如</w:t>
-      </w:r>
-      <w:r>
-        <w:rPr>
-          <w:rFonts w:hint="eastAsia" w:ascii="Times New Roman" w:hAnsi="Times New Roman" w:eastAsia="Times New Roman" w:cs="Times New Roman"/>
-        </w:rPr>
-        <w:t>LDA、NaH、EtONa）</w:t>
-      </w:r>
-      <w:r>
-        <w:rPr>
-          <w:rFonts w:hint="eastAsia" w:ascii="Times New Roman" w:hAnsi="Times New Roman" w:eastAsia="FangSong" w:cs="Times New Roman"/>
-        </w:rPr>
-        <w:t>夺去生成烯醇负离子</w:t>
-      </w:r>
-      <w:r>
-        <w:rPr>
-          <w:rFonts w:hint="eastAsia" w:ascii="Times New Roman" w:hAnsi="Times New Roman" w:eastAsia="Times New Roman" w:cs="Times New Roman"/>
-        </w:rPr>
-        <w:t>——</w:t>
-      </w:r>
-      <w:r>
-        <w:rPr>
-          <w:rFonts w:hint="eastAsia" w:ascii="Times New Roman" w:hAnsi="Times New Roman" w:eastAsia="FangSong" w:cs="Times New Roman"/>
-        </w:rPr>
-        <w:t>这是碳负离子化学的起点</w:t>
+          <w:b/>
+          <w:bCs/>
+        </w:rPr>
+        <w:t>（H</w:t>
+      </w:r>
+      <w:r>
+        <w:rPr>
+          <w:rFonts w:hint="eastAsia" w:ascii="Times New Roman" w:hAnsi="Times New Roman" w:eastAsia="FangSong" w:cs="Times New Roman"/>
+          <w:b/>
+          <w:bCs/>
+        </w:rPr>
+        <w:t>很小</w:t>
+      </w:r>
+      <w:r>
+        <w:rPr>
+          <w:rFonts w:hint="eastAsia" w:ascii="Times New Roman" w:hAnsi="Times New Roman" w:eastAsia="Times New Roman" w:cs="Times New Roman"/>
+          <w:b/>
+          <w:bCs/>
+        </w:rPr>
+        <w:t>）</w:t>
+      </w:r>
+      <w:r>
+        <w:rPr>
+          <w:rFonts w:hint="eastAsia" w:ascii="Times New Roman" w:hAnsi="Times New Roman" w:eastAsia="FangSong" w:cs="Times New Roman"/>
+          <w:b/>
+          <w:bCs/>
+        </w:rPr>
+        <w:t>比酮更易加成</w:t>
+      </w:r>
+      <w:r>
+        <w:rPr>
+          <w:rFonts w:hint="eastAsia" w:ascii="Times New Roman" w:hAnsi="Times New Roman" w:eastAsia="Times New Roman" w:cs="Times New Roman"/>
+        </w:rPr>
+        <w:t>、</w:t>
+      </w:r>
+      <w:r>
+        <w:rPr>
+          <w:rFonts w:hint="eastAsia" w:ascii="Times New Roman" w:hAnsi="Times New Roman" w:eastAsia="FangSong" w:cs="Times New Roman"/>
+        </w:rPr>
+        <w:t>环张力小环酮活性异常高</w:t>
       </w:r>
       <w:r>
         <w:rPr>
@@ -1480,17 +1356,21 @@
           <w:b/>
           <w:bCs/>
         </w:rPr>
-        <w:t xml:space="preserve">竞赛必考</w:t>
-      </w:r>
-      <w:r>
-        <w:rPr>
-          <w:rFonts w:hint="eastAsia" w:ascii="Times New Roman" w:hAnsi="Times New Roman" w:eastAsia="Times New Roman" w:cs="Times New Roman"/>
-        </w:rPr>
-        <w:t>：α-H</w:t>
-      </w:r>
-      <w:r>
-        <w:rPr>
-          <w:rFonts w:hint="eastAsia" w:ascii="Times New Roman" w:hAnsi="Times New Roman" w:eastAsia="FangSong" w:cs="Times New Roman"/>
+        <w:t>羰基</w:t>
+      </w:r>
+      <w:r>
+        <w:rPr>
+          <w:rFonts w:hint="eastAsia" w:ascii="Times New Roman" w:hAnsi="Times New Roman" w:eastAsia="Times New Roman" w:cs="Times New Roman"/>
+          <w:b/>
+          <w:bCs/>
+        </w:rPr>
+        <w:t>α-H</w:t>
+      </w:r>
+      <w:r>
+        <w:rPr>
+          <w:rFonts w:hint="eastAsia" w:ascii="Times New Roman" w:hAnsi="Times New Roman" w:eastAsia="FangSong" w:cs="Times New Roman"/>
+          <w:b/>
+          <w:bCs/>
         </w:rPr>
         <w:t>的酸性</w:t>
       </w:r>
@@ -1498,25 +1378,13 @@
         <w:rPr>
           <w:rFonts w:hint="eastAsia" w:ascii="Times New Roman" w:hAnsi="Times New Roman" w:eastAsia="Times New Roman" w:cs="Times New Roman"/>
         </w:rPr>
-        <w:t>：β-</w:t>
-      </w:r>
-      <w:r>
-        <w:rPr>
-          <w:rFonts w:hint="eastAsia" w:ascii="Times New Roman" w:hAnsi="Times New Roman" w:eastAsia="FangSong" w:cs="Times New Roman"/>
-        </w:rPr>
-        <w:t>二羰基化合物</w:t>
-      </w:r>
-      <w:r>
-        <w:rPr>
-          <w:rFonts w:hint="eastAsia" w:ascii="Times New Roman" w:hAnsi="Times New Roman" w:eastAsia="Times New Roman" w:cs="Times New Roman"/>
-        </w:rPr>
-        <w:t>(pKa≈9-13)</w:t>
-      </w:r>
-      <w:r>
-        <w:rPr>
-          <w:rFonts w:ascii="Times New Roman" w:hAnsi="Times New Roman" w:eastAsia="Times New Roman" w:cs="Times New Roman"/>
-        </w:rPr>
-        <w:t xml:space="preserve"> &gt; </w:t>
+        <w:t xml:space="preserve">：</w:t>
+      </w:r>
+      <w:r>
+        <w:rPr>
+          <w:rFonts w:ascii="Times New Roman" w:hAnsi="Times New Roman" w:eastAsia="Times New Roman" w:cs="Times New Roman"/>
+        </w:rPr>
+        <w:t xml:space="preserve"> </w:t>
       </w:r>
       <w:r>
         <w:rPr>
@@ -1534,61 +1402,67 @@
         <w:rPr>
           <w:rFonts w:hint="eastAsia" w:ascii="Times New Roman" w:hAnsi="Times New Roman" w:eastAsia="FangSong" w:cs="Times New Roman"/>
         </w:rPr>
-        <w:t>酮</w:t>
-      </w:r>
-      <w:r>
-        <w:rPr>
-          <w:rFonts w:hint="eastAsia" w:ascii="Times New Roman" w:hAnsi="Times New Roman" w:eastAsia="Times New Roman" w:cs="Times New Roman"/>
-        </w:rPr>
-        <w:t>(pKa≈17-20)</w:t>
-      </w:r>
-      <w:r>
-        <w:rPr>
-          <w:rFonts w:ascii="Times New Roman" w:hAnsi="Times New Roman" w:eastAsia="Times New Roman" w:cs="Times New Roman"/>
-        </w:rPr>
-        <w:t xml:space="preserve"> &gt; </w:t>
-      </w:r>
-      <w:r>
-        <w:rPr>
-          <w:rFonts w:hint="eastAsia" w:ascii="Times New Roman" w:hAnsi="Times New Roman" w:eastAsia="FangSong" w:cs="Times New Roman"/>
-        </w:rPr>
-        <w:t>酯</w:t>
-      </w:r>
-      <w:r>
-        <w:rPr>
-          <w:rFonts w:hint="eastAsia" w:ascii="Times New Roman" w:hAnsi="Times New Roman" w:eastAsia="Times New Roman" w:cs="Times New Roman"/>
-        </w:rPr>
-        <w:t>(pKa≈25)。</w:t>
-      </w:r>
-      <w:r>
-        <w:rPr>
-          <w:rFonts w:hint="eastAsia" w:ascii="Times New Roman" w:hAnsi="Times New Roman" w:eastAsia="FangSong" w:cs="Times New Roman"/>
-        </w:rPr>
-        <w:t>乙酰乙酸乙酯的亚甲基</w:t>
-      </w:r>
-      <w:r>
-        <w:rPr>
-          <w:rFonts w:hint="eastAsia" w:ascii="Times New Roman" w:hAnsi="Times New Roman" w:eastAsia="Times New Roman" w:cs="Times New Roman"/>
-        </w:rPr>
-        <w:t>H</w:t>
-      </w:r>
-      <w:r>
-        <w:rPr>
-          <w:rFonts w:ascii="Times New Roman" w:hAnsi="Times New Roman" w:eastAsia="Times New Roman" w:cs="Times New Roman"/>
-        </w:rPr>
-        <w:t xml:space="preserve"> </w:t>
-      </w:r>
-      <w:r>
-        <w:rPr>
-          <w:rFonts w:hint="eastAsia" w:ascii="Times New Roman" w:hAnsi="Times New Roman" w:eastAsia="Times New Roman" w:cs="Times New Roman"/>
-        </w:rPr>
-        <w:t>pKa≈11，</w:t>
-      </w:r>
-      <w:r>
-        <w:rPr>
-          <w:rFonts w:hint="eastAsia" w:ascii="Times New Roman" w:hAnsi="Times New Roman" w:eastAsia="FangSong" w:cs="Times New Roman"/>
-        </w:rPr>
-        <w:t>可被乙醇钠夺去</w:t>
+        <w:t>酮的</w:t>
+      </w:r>
+      <w:r>
+        <w:rPr>
+          <w:rFonts w:hint="eastAsia" w:ascii="Times New Roman" w:hAnsi="Times New Roman" w:eastAsia="Times New Roman" w:cs="Times New Roman"/>
+        </w:rPr>
+        <w:t>α-H</w:t>
+      </w:r>
+      <w:r>
+        <w:rPr>
+          <w:rFonts w:hint="eastAsia" w:ascii="Times New Roman" w:hAnsi="Times New Roman" w:eastAsia="FangSong" w:cs="Times New Roman"/>
+        </w:rPr>
+        <w:t>有弱酸性</w:t>
+      </w:r>
+      <w:r>
+        <w:rPr>
+          <w:rFonts w:hint="eastAsia" w:ascii="Times New Roman" w:hAnsi="Times New Roman" w:eastAsia="Times New Roman" w:cs="Times New Roman"/>
+        </w:rPr>
+        <w:t>（pKa≈17-20），</w:t>
+      </w:r>
+      <w:r>
+        <w:rPr>
+          <w:rFonts w:hint="eastAsia" w:ascii="Times New Roman" w:hAnsi="Times New Roman" w:eastAsia="FangSong" w:cs="Times New Roman"/>
+        </w:rPr>
+        <w:t>可被强碱</w:t>
+      </w:r>
+      <w:r>
+        <w:rPr>
+          <w:rFonts w:hint="eastAsia" w:ascii="Times New Roman" w:hAnsi="Times New Roman" w:eastAsia="Times New Roman" w:cs="Times New Roman"/>
+        </w:rPr>
+        <w:t>（</w:t>
+      </w:r>
+      <w:r>
+        <w:rPr>
+          <w:rFonts w:hint="eastAsia" w:ascii="Times New Roman" w:hAnsi="Times New Roman" w:eastAsia="FangSong" w:cs="Times New Roman"/>
+        </w:rPr>
+        <w:t>如</w:t>
+      </w:r>
+      <w:r>
+        <w:rPr>
+          <w:rFonts w:hint="eastAsia" w:ascii="Times New Roman" w:hAnsi="Times New Roman" w:eastAsia="Times New Roman" w:cs="Times New Roman"/>
+        </w:rPr>
+        <w:t>LDA、NaH、EtONa）</w:t>
+      </w:r>
+      <w:r>
+        <w:rPr>
+          <w:rFonts w:hint="eastAsia" w:ascii="Times New Roman" w:hAnsi="Times New Roman" w:eastAsia="FangSong" w:cs="Times New Roman"/>
+        </w:rPr>
+        <w:t>夺去生成烯醇负离子</w:t>
+      </w:r>
+      <w:r>
+        <w:rPr>
+          <w:rFonts w:hint="eastAsia" w:ascii="Times New Roman" w:hAnsi="Times New Roman" w:eastAsia="Times New Roman" w:cs="Times New Roman"/>
+        </w:rPr>
+        <w:t>——</w:t>
+      </w:r>
+      <w:r>
+        <w:rPr>
+          <w:rFonts w:hint="eastAsia" w:ascii="Times New Roman" w:hAnsi="Times New Roman" w:eastAsia="FangSong" w:cs="Times New Roman"/>
+        </w:rPr>
+        <w:t>这是碳负离子化学的起点</w:t>
       </w:r>
       <w:r>
         <w:rPr>
@@ -1603,43 +1477,125 @@
       </w:pPr>
       <w:r>
         <w:rPr>
-          <w:rFonts w:ascii="Times New Roman" w:hAnsi="Times New Roman" w:eastAsia="Times New Roman" w:cs="Times New Roman"/>
-          <w:b/>
-          <w:bCs/>
-        </w:rPr>
-        <w:t xml:space="preserve">1.1.2 </w:t>
-      </w:r>
-      <w:r>
-        <w:rPr>
-          <w:rFonts w:hint="eastAsia" w:ascii="Times New Roman" w:hAnsi="Times New Roman" w:eastAsia="FangSong" w:cs="Times New Roman"/>
-          <w:b/>
-          <w:bCs/>
-        </w:rPr>
-        <w:t>醛酮的亲核加成</w:t>
-      </w:r>
-      <w:r>
-        <w:rPr>
-          <w:rFonts w:hint="eastAsia" w:ascii="Times New Roman" w:hAnsi="Times New Roman" w:eastAsia="Times New Roman" w:cs="Times New Roman"/>
-          <w:b/>
-          <w:bCs/>
-        </w:rPr>
-        <w:t>（</w:t>
-      </w:r>
-      <w:r>
-        <w:rPr>
-          <w:rFonts w:hint="eastAsia" w:ascii="Times New Roman" w:hAnsi="Times New Roman" w:eastAsia="FangSong" w:cs="Times New Roman"/>
-          <w:b/>
-          <w:bCs/>
-        </w:rPr>
-        <w:t>核心机理</w:t>
-      </w:r>
-      <w:r>
-        <w:rPr>
-          <w:rFonts w:hint="eastAsia" w:ascii="Times New Roman" w:hAnsi="Times New Roman" w:eastAsia="Times New Roman" w:cs="Times New Roman"/>
-          <w:b/>
-          <w:bCs/>
-        </w:rPr>
-        <w:t>）</w:t>
+          <w:rFonts w:hint="eastAsia" w:ascii="Times New Roman" w:hAnsi="Times New Roman" w:eastAsia="FangSong" w:cs="Times New Roman"/>
+          <w:b/>
+          <w:bCs/>
+        </w:rPr>
+        <w:t xml:space="preserve">竞赛必考</w:t>
+      </w:r>
+      <w:r>
+        <w:rPr>
+          <w:rFonts w:hint="eastAsia" w:ascii="Times New Roman" w:hAnsi="Times New Roman" w:eastAsia="Times New Roman" w:cs="Times New Roman"/>
+        </w:rPr>
+        <w:t>：α-H</w:t>
+      </w:r>
+      <w:r>
+        <w:rPr>
+          <w:rFonts w:hint="eastAsia" w:ascii="Times New Roman" w:hAnsi="Times New Roman" w:eastAsia="FangSong" w:cs="Times New Roman"/>
+        </w:rPr>
+        <w:t>的酸性</w:t>
+      </w:r>
+      <w:r>
+        <w:rPr>
+          <w:rFonts w:hint="eastAsia" w:ascii="Times New Roman" w:hAnsi="Times New Roman" w:eastAsia="Times New Roman" w:cs="Times New Roman"/>
+        </w:rPr>
+        <w:t>：β-</w:t>
+      </w:r>
+      <w:r>
+        <w:rPr>
+          <w:rFonts w:hint="eastAsia" w:ascii="Times New Roman" w:hAnsi="Times New Roman" w:eastAsia="FangSong" w:cs="Times New Roman"/>
+        </w:rPr>
+        <w:t>二羰基化合物</w:t>
+      </w:r>
+      <w:r>
+        <w:rPr>
+          <w:rFonts w:hint="eastAsia" w:ascii="Times New Roman" w:hAnsi="Times New Roman" w:eastAsia="Times New Roman" w:cs="Times New Roman"/>
+        </w:rPr>
+        <w:t>(pKa≈9-13)</w:t>
+      </w:r>
+      <w:r>
+        <w:rPr>
+          <w:rFonts w:ascii="Times New Roman" w:hAnsi="Times New Roman" w:eastAsia="Times New Roman" w:cs="Times New Roman"/>
+        </w:rPr>
+        <w:t xml:space="preserve"> &gt; </w:t>
+      </w:r>
+      <w:r>
+        <w:rPr>
+          <w:rFonts w:hint="eastAsia" w:ascii="Times New Roman" w:hAnsi="Times New Roman" w:eastAsia="FangSong" w:cs="Times New Roman"/>
+        </w:rPr>
+        <w:t>醛</w:t>
+      </w:r>
+      <w:r>
+        <w:rPr>
+          <w:rFonts w:hint="eastAsia" w:ascii="Times New Roman" w:hAnsi="Times New Roman" w:eastAsia="Times New Roman" w:cs="Times New Roman"/>
+        </w:rPr>
+        <w:t>/</w:t>
+      </w:r>
+      <w:r>
+        <w:rPr>
+          <w:rFonts w:hint="eastAsia" w:ascii="Times New Roman" w:hAnsi="Times New Roman" w:eastAsia="FangSong" w:cs="Times New Roman"/>
+        </w:rPr>
+        <w:t>酮</w:t>
+      </w:r>
+      <w:r>
+        <w:rPr>
+          <w:rFonts w:hint="eastAsia" w:ascii="Times New Roman" w:hAnsi="Times New Roman" w:eastAsia="Times New Roman" w:cs="Times New Roman"/>
+        </w:rPr>
+        <w:t>(pKa≈17-20)</w:t>
+      </w:r>
+      <w:r>
+        <w:rPr>
+          <w:rFonts w:ascii="Times New Roman" w:hAnsi="Times New Roman" w:eastAsia="Times New Roman" w:cs="Times New Roman"/>
+        </w:rPr>
+        <w:t xml:space="preserve"> &gt; </w:t>
+      </w:r>
+      <w:r>
+        <w:rPr>
+          <w:rFonts w:hint="eastAsia" w:ascii="Times New Roman" w:hAnsi="Times New Roman" w:eastAsia="FangSong" w:cs="Times New Roman"/>
+        </w:rPr>
+        <w:t>酯</w:t>
+      </w:r>
+      <w:r>
+        <w:rPr>
+          <w:rFonts w:hint="eastAsia" w:ascii="Times New Roman" w:hAnsi="Times New Roman" w:eastAsia="Times New Roman" w:cs="Times New Roman"/>
+        </w:rPr>
+        <w:t>(pKa≈25)。</w:t>
+      </w:r>
+      <w:r>
+        <w:rPr>
+          <w:rFonts w:hint="eastAsia" w:ascii="Times New Roman" w:hAnsi="Times New Roman" w:eastAsia="FangSong" w:cs="Times New Roman"/>
+        </w:rPr>
+        <w:t>乙酰乙酸乙酯的亚甲基</w:t>
+      </w:r>
+      <w:r>
+        <w:rPr>
+          <w:rFonts w:hint="eastAsia" w:ascii="Times New Roman" w:hAnsi="Times New Roman" w:eastAsia="Times New Roman" w:cs="Times New Roman"/>
+        </w:rPr>
+        <w:t>H</w:t>
+      </w:r>
+      <w:r>
+        <w:rPr>
+          <w:rFonts w:ascii="Times New Roman" w:hAnsi="Times New Roman" w:eastAsia="Times New Roman" w:cs="Times New Roman"/>
+        </w:rPr>
+        <w:t xml:space="preserve"> </w:t>
+      </w:r>
+      <w:r>
+        <w:rPr>
+          <w:rFonts w:hint="eastAsia" w:ascii="Times New Roman" w:hAnsi="Times New Roman" w:eastAsia="Times New Roman" w:cs="Times New Roman"/>
+        </w:rPr>
+        <w:t>pKa≈11，</w:t>
+      </w:r>
+      <w:r>
+        <w:rPr>
+          <w:rFonts w:hint="eastAsia" w:ascii="Times New Roman" w:hAnsi="Times New Roman" w:eastAsia="FangSong" w:cs="Times New Roman"/>
+        </w:rPr>
+        <w:t>可被乙醇钠夺去</w:t>
+      </w:r>
+      <w:r>
+        <w:rPr>
+          <w:rFonts w:hint="eastAsia" w:ascii="Times New Roman" w:hAnsi="Times New Roman" w:eastAsia="Times New Roman" w:cs="Times New Roman"/>
+        </w:rPr>
+        <w:t>。</w:t>
       </w:r>
     </w:p>
     <w:p>
@@ -1648,6 +1604,51 @@
       </w:pPr>
       <w:r>
         <w:rPr>
+          <w:rFonts w:ascii="Times New Roman" w:hAnsi="Times New Roman" w:eastAsia="Times New Roman" w:cs="Times New Roman"/>
+          <w:b/>
+          <w:bCs/>
+        </w:rPr>
+        <w:t xml:space="preserve">1.1.2 </w:t>
+      </w:r>
+      <w:r>
+        <w:rPr>
+          <w:rFonts w:hint="eastAsia" w:ascii="Times New Roman" w:hAnsi="Times New Roman" w:eastAsia="FangSong" w:cs="Times New Roman"/>
+          <w:b/>
+          <w:bCs/>
+        </w:rPr>
+        <w:t>醛酮的亲核加成</w:t>
+      </w:r>
+      <w:r>
+        <w:rPr>
+          <w:rFonts w:hint="eastAsia" w:ascii="Times New Roman" w:hAnsi="Times New Roman" w:eastAsia="Times New Roman" w:cs="Times New Roman"/>
+          <w:b/>
+          <w:bCs/>
+        </w:rPr>
+        <w:t>（</w:t>
+      </w:r>
+      <w:r>
+        <w:rPr>
+          <w:rFonts w:hint="eastAsia" w:ascii="Times New Roman" w:hAnsi="Times New Roman" w:eastAsia="FangSong" w:cs="Times New Roman"/>
+          <w:b/>
+          <w:bCs/>
+        </w:rPr>
+        <w:t>核心机理</w:t>
+      </w:r>
+      <w:r>
+        <w:rPr>
+          <w:rFonts w:hint="eastAsia" w:ascii="Times New Roman" w:hAnsi="Times New Roman" w:eastAsia="Times New Roman" w:cs="Times New Roman"/>
+          <w:b/>
+          <w:bCs/>
+        </w:rPr>
+        <w:t>）</w:t>
+      </w:r>
+    </w:p>
+    <w:p>
+      <w:pPr>
+        <w:pStyle w:val="BodyText"/>
+      </w:pPr>
+      <w:r>
+        <w:rPr>
           <w:rFonts w:hint="eastAsia" w:ascii="Times New Roman" w:hAnsi="Times New Roman" w:eastAsia="FangSong" w:cs="Times New Roman"/>
           <w:b/>
           <w:bCs/>
@@ -1683,6 +1684,424 @@
           <w:rFonts w:hint="eastAsia" w:ascii="Times New Roman" w:hAnsi="Times New Roman" w:eastAsia="Times New Roman" w:cs="Times New Roman"/>
         </w:rPr>
         <w:t>）：</w:t>
+      </w:r>
+    </w:p>
+    <w:p>
+      <w:pPr>
+        <w:pStyle w:val="BodyText"/>
+      </w:pPr>
+      <w:r>
+        <w:rPr>
+          <w:rFonts w:ascii="Times New Roman" w:hAnsi="Times New Roman" w:eastAsia="Times New Roman" w:cs="Times New Roman"/>
+        </w:rPr>
+        <w:t>R</w:t>
+      </w:r>
+      <w:r>
+        <w:rPr>
+          <w:rFonts w:ascii="Times New Roman" w:hAnsi="Times New Roman" w:eastAsia="Times New Roman" w:cs="Times New Roman"/>
+          <w:vertAlign w:val="subscript"/>
+        </w:rPr>
+        <w:t>2</w:t>
+      </w:r>
+      <w:r>
+        <w:rPr>
+          <w:rFonts w:ascii="Times New Roman" w:hAnsi="Times New Roman" w:eastAsia="Times New Roman" w:cs="Times New Roman"/>
+        </w:rPr>
+        <w:t>C=O + Nu</w:t>
+      </w:r>
+      <w:r>
+        <w:rPr>
+          <w:rFonts w:ascii="Times New Roman" w:hAnsi="Times New Roman" w:eastAsia="Times New Roman" w:cs="Times New Roman"/>
+          <w:vertAlign w:val="superscript"/>
+        </w:rPr>
+        <w:t>-</w:t>
+      </w:r>
+      <w:r>
+        <w:rPr>
+          <w:rFonts w:ascii="Times New Roman" w:hAnsi="Times New Roman" w:eastAsia="Times New Roman" w:cs="Times New Roman"/>
+        </w:rPr>
+        <w:t xml:space="preserve"> → R</w:t>
+      </w:r>
+      <w:r>
+        <w:rPr>
+          <w:rFonts w:ascii="Times New Roman" w:hAnsi="Times New Roman" w:eastAsia="Times New Roman" w:cs="Times New Roman"/>
+          <w:vertAlign w:val="subscript"/>
+        </w:rPr>
+        <w:t>2</w:t>
+      </w:r>
+      <w:r>
+        <w:rPr>
+          <w:rFonts w:ascii="Times New Roman" w:hAnsi="Times New Roman" w:eastAsia="Times New Roman" w:cs="Times New Roman"/>
+        </w:rPr>
+        <w:t>C</w:t>
+      </w:r>
+      <w:r>
+        <w:rPr>
+          <w:rFonts w:ascii="Times New Roman" w:hAnsi="Times New Roman" w:eastAsia="Times New Roman" w:cs="Times New Roman"/>
+          <w:vertAlign w:val="superscript"/>
+        </w:rPr>
+        <w:t>-</w:t>
+      </w:r>
+      <w:r>
+        <w:rPr>
+          <w:rFonts w:ascii="Times New Roman" w:hAnsi="Times New Roman" w:eastAsia="Times New Roman" w:cs="Times New Roman"/>
+        </w:rPr>
+        <w:t>(O</w:t>
+      </w:r>
+      <w:r>
+        <w:rPr>
+          <w:rFonts w:ascii="Times New Roman" w:hAnsi="Times New Roman" w:eastAsia="Times New Roman" w:cs="Times New Roman"/>
+          <w:vertAlign w:val="superscript"/>
+        </w:rPr>
+        <w:t>-</w:t>
+      </w:r>
+      <w:r>
+        <w:rPr>
+          <w:rFonts w:ascii="Times New Roman" w:hAnsi="Times New Roman" w:eastAsia="Times New Roman" w:cs="Times New Roman"/>
+        </w:rPr>
+        <w:t>)Nu —H</w:t>
+      </w:r>
+      <w:r>
+        <w:rPr>
+          <w:rFonts w:ascii="Times New Roman" w:hAnsi="Times New Roman" w:eastAsia="Times New Roman" w:cs="Times New Roman"/>
+          <w:vertAlign w:val="superscript"/>
+        </w:rPr>
+        <w:t>+</w:t>
+      </w:r>
+      <w:r>
+        <w:rPr>
+          <w:rFonts w:ascii="Times New Roman" w:hAnsi="Times New Roman" w:eastAsia="Times New Roman" w:cs="Times New Roman"/>
+        </w:rPr>
+        <w:t>→ R</w:t>
+      </w:r>
+      <w:r>
+        <w:rPr>
+          <w:rFonts w:ascii="Times New Roman" w:hAnsi="Times New Roman" w:eastAsia="Times New Roman" w:cs="Times New Roman"/>
+          <w:vertAlign w:val="subscript"/>
+        </w:rPr>
+        <w:t>2</w:t>
+      </w:r>
+      <w:r>
+        <w:rPr>
+          <w:rFonts w:ascii="Times New Roman" w:hAnsi="Times New Roman" w:eastAsia="Times New Roman" w:cs="Times New Roman"/>
+        </w:rPr>
+        <w:t>C(OH)Nu</w:t>
+      </w:r>
+    </w:p>
+    <w:p>
+      <w:pPr>
+        <w:pStyle w:val="BodyText"/>
+      </w:pPr>
+      <w:r>
+        <w:rPr>
+          <w:rFonts w:hint="eastAsia" w:ascii="Times New Roman" w:hAnsi="Times New Roman" w:eastAsia="FangSong" w:cs="Times New Roman"/>
+          <w:b/>
+          <w:bCs/>
+        </w:rPr>
+        <w:t xml:space="preserve">关键特征</w:t>
+      </w:r>
+      <w:r>
+        <w:rPr>
+          <w:rFonts w:hint="eastAsia" w:ascii="Times New Roman" w:hAnsi="Times New Roman" w:eastAsia="Times New Roman" w:cs="Times New Roman"/>
+        </w:rPr>
+        <w:t xml:space="preserve">：</w:t>
+      </w:r>
+      <w:r>
+        <w:rPr>
+          <w:rFonts w:ascii="Times New Roman" w:hAnsi="Times New Roman" w:eastAsia="Times New Roman" w:cs="Times New Roman"/>
+        </w:rPr>
+        <w:t xml:space="preserve"> </w:t>
+      </w:r>
+      <w:r>
+        <w:rPr>
+          <w:rFonts w:ascii="Times New Roman" w:hAnsi="Times New Roman" w:eastAsia="Times New Roman" w:cs="Times New Roman"/>
+        </w:rPr>
+        <w:t>- Nu</w:t>
+      </w:r>
+      <w:r>
+        <w:rPr>
+          <w:rFonts w:ascii="Times New Roman" w:hAnsi="Times New Roman" w:eastAsia="Times New Roman" w:cs="Times New Roman"/>
+          <w:vertAlign w:val="superscript"/>
+        </w:rPr>
+        <w:t>-</w:t>
+      </w:r>
+      <w:r>
+        <w:rPr>
+          <w:rFonts w:ascii="Times New Roman" w:hAnsi="Times New Roman" w:eastAsia="Times New Roman" w:cs="Times New Roman"/>
+        </w:rPr>
+        <w:t xml:space="preserve"> </w:t>
+      </w:r>
+      <w:r>
+        <w:rPr>
+          <w:rFonts w:hint="eastAsia" w:ascii="Times New Roman" w:hAnsi="Times New Roman" w:eastAsia="FangSong" w:cs="Times New Roman"/>
+        </w:rPr>
+        <w:t xml:space="preserve">从四面体羰基平面的</w:t>
+      </w:r>
+      <w:r>
+        <w:rPr>
+          <w:rFonts w:hint="eastAsia" w:ascii="Times New Roman" w:hAnsi="Times New Roman" w:eastAsia="FangSong" w:cs="Times New Roman"/>
+          <w:b/>
+          <w:bCs/>
+        </w:rPr>
+        <w:t xml:space="preserve">任一侧</w:t>
+      </w:r>
+      <w:r>
+        <w:rPr>
+          <w:rFonts w:hint="eastAsia" w:ascii="Times New Roman" w:hAnsi="Times New Roman" w:eastAsia="FangSong" w:cs="Times New Roman"/>
+        </w:rPr>
+        <w:t>进攻</w:t>
+      </w:r>
+      <w:r>
+        <w:rPr>
+          <w:rFonts w:hint="eastAsia" w:ascii="Times New Roman" w:hAnsi="Times New Roman" w:eastAsia="Times New Roman" w:cs="Times New Roman"/>
+        </w:rPr>
+        <w:t>→</w:t>
+      </w:r>
+      <w:r>
+        <w:rPr>
+          <w:rFonts w:hint="eastAsia" w:ascii="Times New Roman" w:hAnsi="Times New Roman" w:eastAsia="FangSong" w:cs="Times New Roman"/>
+        </w:rPr>
+        <w:t>可能产生新手性中心</w:t>
+      </w:r>
+      <w:r>
+        <w:rPr>
+          <w:rFonts w:ascii="Times New Roman" w:hAnsi="Times New Roman" w:eastAsia="Times New Roman" w:cs="Times New Roman"/>
+        </w:rPr>
+        <w:t xml:space="preserve"> </w:t>
+      </w:r>
+      <w:r>
+        <w:rPr>
+          <w:rFonts w:ascii="Times New Roman" w:hAnsi="Times New Roman" w:eastAsia="Times New Roman" w:cs="Times New Roman"/>
+        </w:rPr>
+        <w:t xml:space="preserve">- </w:t>
+      </w:r>
+      <w:r>
+        <w:rPr>
+          <w:rFonts w:hint="eastAsia" w:ascii="Times New Roman" w:hAnsi="Times New Roman" w:eastAsia="FangSong" w:cs="Times New Roman"/>
+        </w:rPr>
+        <w:t xml:space="preserve">形成</w:t>
+      </w:r>
+      <w:r>
+        <w:rPr>
+          <w:rFonts w:ascii="Times New Roman" w:hAnsi="Times New Roman" w:eastAsia="Times New Roman" w:cs="Times New Roman"/>
+        </w:rPr>
+        <w:t xml:space="preserve"> tetrahedral </w:t>
+      </w:r>
+      <w:r>
+        <w:rPr>
+          <w:rFonts w:hint="eastAsia" w:ascii="Times New Roman" w:hAnsi="Times New Roman" w:eastAsia="FangSong" w:cs="Times New Roman"/>
+        </w:rPr>
+        <w:t>中间体</w:t>
+      </w:r>
+      <w:r>
+        <w:rPr>
+          <w:rFonts w:hint="eastAsia" w:ascii="Times New Roman" w:hAnsi="Times New Roman" w:eastAsia="Times New Roman" w:cs="Times New Roman"/>
+        </w:rPr>
+        <w:t>（sp</w:t>
+      </w:r>
+      <w:r>
+        <w:rPr>
+          <w:rFonts w:hint="eastAsia" w:ascii="Times New Roman" w:hAnsi="Times New Roman" w:eastAsia="Times New Roman" w:cs="Times New Roman"/>
+          <w:vertAlign w:val="superscript"/>
+        </w:rPr>
+        <w:t>2</w:t>
+      </w:r>
+      <w:r>
+        <w:rPr>
+          <w:rFonts w:hint="eastAsia" w:ascii="Times New Roman" w:hAnsi="Times New Roman" w:eastAsia="Times New Roman" w:cs="Times New Roman"/>
+        </w:rPr>
+        <w:t>→sp</w:t>
+      </w:r>
+      <w:r>
+        <w:rPr>
+          <w:rFonts w:hint="eastAsia" w:ascii="Times New Roman" w:hAnsi="Times New Roman" w:eastAsia="Times New Roman" w:cs="Times New Roman"/>
+          <w:vertAlign w:val="superscript"/>
+        </w:rPr>
+        <w:t>3</w:t>
+      </w:r>
+      <w:r>
+        <w:rPr>
+          <w:rFonts w:ascii="Times New Roman" w:hAnsi="Times New Roman" w:eastAsia="Times New Roman" w:cs="Times New Roman"/>
+        </w:rPr>
+        <w:t xml:space="preserve"> </w:t>
+      </w:r>
+      <w:r>
+        <w:rPr>
+          <w:rFonts w:hint="eastAsia" w:ascii="Times New Roman" w:hAnsi="Times New Roman" w:eastAsia="FangSong" w:cs="Times New Roman"/>
+        </w:rPr>
+        <w:t>杂化</w:t>
+      </w:r>
+      <w:r>
+        <w:rPr>
+          <w:rFonts w:hint="eastAsia" w:ascii="Times New Roman" w:hAnsi="Times New Roman" w:eastAsia="Times New Roman" w:cs="Times New Roman"/>
+        </w:rPr>
+        <w:t>）</w:t>
+      </w:r>
+      <w:r>
+        <w:rPr>
+          <w:rFonts w:ascii="Times New Roman" w:hAnsi="Times New Roman" w:eastAsia="Times New Roman" w:cs="Times New Roman"/>
+        </w:rPr>
+        <w:t xml:space="preserve"> </w:t>
+      </w:r>
+      <w:r>
+        <w:rPr>
+          <w:rFonts w:ascii="Times New Roman" w:hAnsi="Times New Roman" w:eastAsia="Times New Roman" w:cs="Times New Roman"/>
+        </w:rPr>
+        <w:t xml:space="preserve">- </w:t>
+      </w:r>
+      <w:r>
+        <w:rPr>
+          <w:rFonts w:hint="eastAsia" w:ascii="Times New Roman" w:hAnsi="Times New Roman" w:eastAsia="FangSong" w:cs="Times New Roman"/>
+        </w:rPr>
+        <w:t>反应的可逆性</w:t>
+      </w:r>
+      <w:r>
+        <w:rPr>
+          <w:rFonts w:hint="eastAsia" w:ascii="Times New Roman" w:hAnsi="Times New Roman" w:eastAsia="Times New Roman" w:cs="Times New Roman"/>
+        </w:rPr>
+        <w:t>：</w:t>
+      </w:r>
+      <w:r>
+        <w:rPr>
+          <w:rFonts w:hint="eastAsia" w:ascii="Times New Roman" w:hAnsi="Times New Roman" w:eastAsia="FangSong" w:cs="Times New Roman"/>
+        </w:rPr>
+        <w:t>缩醛</w:t>
+      </w:r>
+      <w:r>
+        <w:rPr>
+          <w:rFonts w:hint="eastAsia" w:ascii="Times New Roman" w:hAnsi="Times New Roman" w:eastAsia="Times New Roman" w:cs="Times New Roman"/>
+        </w:rPr>
+        <w:t>/</w:t>
+      </w:r>
+      <w:r>
+        <w:rPr>
+          <w:rFonts w:hint="eastAsia" w:ascii="Times New Roman" w:hAnsi="Times New Roman" w:eastAsia="FangSong" w:cs="Times New Roman"/>
+        </w:rPr>
+        <w:t>半缩醛可逆</w:t>
+      </w:r>
+      <w:r>
+        <w:rPr>
+          <w:rFonts w:hint="eastAsia" w:ascii="Times New Roman" w:hAnsi="Times New Roman" w:eastAsia="Times New Roman" w:cs="Times New Roman"/>
+        </w:rPr>
+        <w:t>（</w:t>
+      </w:r>
+      <w:r>
+        <w:rPr>
+          <w:rFonts w:hint="eastAsia" w:ascii="Times New Roman" w:hAnsi="Times New Roman" w:eastAsia="FangSong" w:cs="Times New Roman"/>
+        </w:rPr>
+        <w:t>酸催化</w:t>
+      </w:r>
+      <w:r>
+        <w:rPr>
+          <w:rFonts w:hint="eastAsia" w:ascii="Times New Roman" w:hAnsi="Times New Roman" w:eastAsia="Times New Roman" w:cs="Times New Roman"/>
+        </w:rPr>
+        <w:t>），Grignard</w:t>
+      </w:r>
+      <w:r>
+        <w:rPr>
+          <w:rFonts w:hint="eastAsia" w:ascii="Times New Roman" w:hAnsi="Times New Roman" w:eastAsia="FangSong" w:cs="Times New Roman"/>
+        </w:rPr>
+        <w:t>加成不可逆</w:t>
+      </w:r>
+    </w:p>
+    <w:p>
+      <w:pPr>
+        <w:pStyle w:val="BodyText"/>
+      </w:pPr>
+      <w:r>
+        <w:rPr>
+          <w:rFonts w:hint="eastAsia" w:ascii="Times New Roman" w:hAnsi="Times New Roman" w:eastAsia="FangSong" w:cs="Times New Roman"/>
+          <w:b/>
+          <w:bCs/>
+        </w:rPr>
+        <w:t>亲核加成的立体化学</w:t>
+      </w:r>
+      <w:r>
+        <w:rPr>
+          <w:rFonts w:hint="eastAsia" w:ascii="Times New Roman" w:hAnsi="Times New Roman" w:eastAsia="Times New Roman" w:cs="Times New Roman"/>
+          <w:b/>
+          <w:bCs/>
+        </w:rPr>
+        <w:t>——Cram</w:t>
+      </w:r>
+      <w:r>
+        <w:rPr>
+          <w:rFonts w:hint="eastAsia" w:ascii="Times New Roman" w:hAnsi="Times New Roman" w:eastAsia="FangSong" w:cs="Times New Roman"/>
+          <w:b/>
+          <w:bCs/>
+        </w:rPr>
+        <w:t>规则</w:t>
+      </w:r>
+      <w:r>
+        <w:rPr>
+          <w:rFonts w:hint="eastAsia" w:ascii="Times New Roman" w:hAnsi="Times New Roman" w:eastAsia="Times New Roman" w:cs="Times New Roman"/>
+        </w:rPr>
+        <w:t>（⭐</w:t>
+      </w:r>
+      <w:r>
+        <w:rPr>
+          <w:rFonts w:hint="eastAsia" w:ascii="Times New Roman" w:hAnsi="Times New Roman" w:eastAsia="FangSong" w:cs="Times New Roman"/>
+        </w:rPr>
+        <w:t>竞赛高频</w:t>
+      </w:r>
+      <w:r>
+        <w:rPr>
+          <w:rFonts w:hint="eastAsia" w:ascii="Times New Roman" w:hAnsi="Times New Roman" w:eastAsia="Times New Roman" w:cs="Times New Roman"/>
+        </w:rPr>
+        <w:t>）：</w:t>
+      </w:r>
+    </w:p>
+    <w:p>
+      <w:pPr>
+        <w:pStyle w:val="BodyText"/>
+      </w:pPr>
+      <w:r>
+        <w:rPr>
+          <w:rFonts w:hint="eastAsia" w:ascii="Times New Roman" w:hAnsi="Times New Roman" w:eastAsia="FangSong" w:cs="Times New Roman"/>
+        </w:rPr>
+        <w:t>当醛</w:t>
+      </w:r>
+      <w:r>
+        <w:rPr>
+          <w:rFonts w:hint="eastAsia" w:ascii="Times New Roman" w:hAnsi="Times New Roman" w:eastAsia="Times New Roman" w:cs="Times New Roman"/>
+        </w:rPr>
+        <w:t>/</w:t>
+      </w:r>
+      <w:r>
+        <w:rPr>
+          <w:rFonts w:hint="eastAsia" w:ascii="Times New Roman" w:hAnsi="Times New Roman" w:eastAsia="FangSong" w:cs="Times New Roman"/>
+        </w:rPr>
+        <w:t>酮的</w:t>
+      </w:r>
+      <w:r>
+        <w:rPr>
+          <w:rFonts w:hint="eastAsia" w:ascii="Times New Roman" w:hAnsi="Times New Roman" w:eastAsia="Times New Roman" w:cs="Times New Roman"/>
+        </w:rPr>
+        <w:t>α-C</w:t>
+      </w:r>
+      <w:r>
+        <w:rPr>
+          <w:rFonts w:hint="eastAsia" w:ascii="Times New Roman" w:hAnsi="Times New Roman" w:eastAsia="FangSong" w:cs="Times New Roman"/>
+        </w:rPr>
+        <w:t>为手性碳时</w:t>
+      </w:r>
+      <w:r>
+        <w:rPr>
+          <w:rFonts w:hint="eastAsia" w:ascii="Times New Roman" w:hAnsi="Times New Roman" w:eastAsia="Times New Roman" w:cs="Times New Roman"/>
+        </w:rPr>
+        <w:t>，</w:t>
+      </w:r>
+      <w:r>
+        <w:rPr>
+          <w:rFonts w:hint="eastAsia" w:ascii="Times New Roman" w:hAnsi="Times New Roman" w:eastAsia="FangSong" w:cs="Times New Roman"/>
+        </w:rPr>
+        <w:t>亲核试剂从位阻较小的一侧加成</w:t>
+      </w:r>
+      <w:r>
+        <w:rPr>
+          <w:rFonts w:hint="eastAsia" w:ascii="Times New Roman" w:hAnsi="Times New Roman" w:eastAsia="Times New Roman" w:cs="Times New Roman"/>
+        </w:rPr>
+        <w:t>：</w:t>
       </w:r>
     </w:p>
     <w:p>
@@ -1692,598 +2111,165 @@
       <w:r>
         <w:rPr>
           <w:rStyle w:val="VerbatimChar"/>
-          <w:rFonts w:ascii="Times New Roman" w:hAnsi="Times New Roman" w:eastAsia="Times New Roman" w:cs="Times New Roman"/>
-        </w:rPr>
-        <w:t>R</w:t>
+          <w:rFonts w:ascii="SimSun" w:hAnsi="SimSun" w:eastAsia="SimSun" w:cs="SimSun"/>
+        </w:rPr>
+        <w:t xml:space="preserve">     O               </w:t>
       </w:r>
       <w:r>
         <w:rPr>
           <w:rStyle w:val="VerbatimChar"/>
-          <w:rFonts w:ascii="Times New Roman" w:hAnsi="Times New Roman" w:eastAsia="Times New Roman" w:cs="Times New Roman"/>
-          <w:vertAlign w:val="subscript"/>
-        </w:rPr>
-        <w:t>2</w:t>
+          <w:rFonts w:hint="eastAsia" w:ascii="SimSun" w:hAnsi="SimSun" w:eastAsia="SimSun" w:cs="SimSun"/>
+        </w:rPr>
+        <w:t>Nu</w:t>
       </w:r>
       <w:r>
         <w:rPr>
           <w:rStyle w:val="VerbatimChar"/>
-          <w:rFonts w:ascii="Times New Roman" w:hAnsi="Times New Roman" w:eastAsia="Times New Roman" w:cs="Times New Roman"/>
-        </w:rPr>
-        <w:t>C=O + Nu</w:t>
+          <w:rFonts w:hint="eastAsia" w:ascii="SimSun" w:hAnsi="SimSun" w:eastAsia="SimSun" w:cs="SimSun"/>
+          <w:vertAlign w:val="superscript"/>
+        </w:rPr>
+        <w:t>-</w:t>
       </w:r>
       <w:r>
         <w:rPr>
           <w:rStyle w:val="VerbatimChar"/>
-          <w:rFonts w:ascii="Times New Roman" w:hAnsi="Times New Roman" w:eastAsia="Times New Roman" w:cs="Times New Roman"/>
-          <w:vertAlign w:val="superscript"/>
-        </w:rPr>
-        <w:t>-</w:t>
+          <w:rFonts w:hint="eastAsia" w:ascii="SimSun" w:hAnsi="SimSun" w:eastAsia="SimSun" w:cs="SimSun"/>
+        </w:rPr>
+        <w:t>主要从</w:t>
       </w:r>
       <w:r>
         <w:rPr>
           <w:rStyle w:val="VerbatimChar"/>
-          <w:rFonts w:ascii="Times New Roman" w:hAnsi="Times New Roman" w:eastAsia="Times New Roman" w:cs="Times New Roman"/>
-        </w:rPr>
-        <w:t xml:space="preserve"> → R</w:t>
+          <w:rFonts w:hint="eastAsia" w:ascii="SimSun" w:hAnsi="SimSun" w:eastAsia="SimSun" w:cs="SimSun"/>
+        </w:rPr>
+        <w:t>S</w:t>
       </w:r>
       <w:r>
         <w:rPr>
           <w:rStyle w:val="VerbatimChar"/>
-          <w:rFonts w:ascii="Times New Roman" w:hAnsi="Times New Roman" w:eastAsia="Times New Roman" w:cs="Times New Roman"/>
-          <w:vertAlign w:val="subscript"/>
-        </w:rPr>
-        <w:t>2</w:t>
+          <w:rFonts w:hint="eastAsia" w:ascii="SimSun" w:hAnsi="SimSun" w:eastAsia="SimSun" w:cs="SimSun"/>
+        </w:rPr>
+        <w:t>侧进攻</w:t>
+      </w:r>
+      <w:r>
+        <w:rPr>
+          <w:rFonts w:ascii="SimSun" w:hAnsi="SimSun" w:eastAsia="SimSun" w:cs="SimSun"/>
+        </w:rPr>
+        <w:br/>
       </w:r>
       <w:r>
         <w:rPr>
           <w:rStyle w:val="VerbatimChar"/>
-          <w:rFonts w:ascii="Times New Roman" w:hAnsi="Times New Roman" w:eastAsia="Times New Roman" w:cs="Times New Roman"/>
-        </w:rPr>
-        <w:t>C</w:t>
+          <w:rFonts w:ascii="SimSun" w:hAnsi="SimSun" w:eastAsia="SimSun" w:cs="SimSun"/>
+        </w:rPr>
+        <w:t xml:space="preserve">     ‖</w:t>
+      </w:r>
+      <w:r>
+        <w:rPr>
+          <w:rFonts w:ascii="SimSun" w:hAnsi="SimSun" w:eastAsia="SimSun" w:cs="SimSun"/>
+        </w:rPr>
+        <w:br/>
       </w:r>
       <w:r>
         <w:rPr>
           <w:rStyle w:val="VerbatimChar"/>
-          <w:rFonts w:ascii="Times New Roman" w:hAnsi="Times New Roman" w:eastAsia="Times New Roman" w:cs="Times New Roman"/>
-          <w:vertAlign w:val="superscript"/>
-        </w:rPr>
-        <w:t>-</w:t>
+          <w:rFonts w:ascii="SimSun" w:hAnsi="SimSun" w:eastAsia="SimSun" w:cs="SimSun"/>
+        </w:rPr>
+        <w:t xml:space="preserve">R—C—C—R'  </w:t>
       </w:r>
       <w:r>
         <w:rPr>
           <w:rStyle w:val="VerbatimChar"/>
-          <w:rFonts w:ascii="Times New Roman" w:hAnsi="Times New Roman" w:eastAsia="Times New Roman" w:cs="Times New Roman"/>
-        </w:rPr>
-        <w:t>(O</w:t>
+          <w:rFonts w:hint="eastAsia" w:ascii="SimSun" w:hAnsi="SimSun" w:eastAsia="SimSun" w:cs="SimSun"/>
+        </w:rPr>
+        <w:t>(α-C</w:t>
       </w:r>
       <w:r>
         <w:rPr>
           <w:rStyle w:val="VerbatimChar"/>
-          <w:rFonts w:ascii="Times New Roman" w:hAnsi="Times New Roman" w:eastAsia="Times New Roman" w:cs="Times New Roman"/>
-          <w:vertAlign w:val="superscript"/>
-        </w:rPr>
-        <w:t>-</w:t>
+          <w:rFonts w:hint="eastAsia" w:ascii="SimSun" w:hAnsi="SimSun" w:eastAsia="SimSun" w:cs="SimSun"/>
+        </w:rPr>
+        <w:t>构型固定</w:t>
       </w:r>
       <w:r>
         <w:rPr>
           <w:rStyle w:val="VerbatimChar"/>
-          <w:rFonts w:ascii="Times New Roman" w:hAnsi="Times New Roman" w:eastAsia="Times New Roman" w:cs="Times New Roman"/>
-        </w:rPr>
-        <w:t>)Nu —H</w:t>
+          <w:rFonts w:hint="eastAsia" w:ascii="SimSun" w:hAnsi="SimSun" w:eastAsia="SimSun" w:cs="SimSun"/>
+        </w:rPr>
+        <w:t>)</w:t>
+      </w:r>
+      <w:r>
+        <w:rPr>
+          <w:rFonts w:ascii="SimSun" w:hAnsi="SimSun" w:eastAsia="SimSun" w:cs="SimSun"/>
+        </w:rPr>
+        <w:br/>
       </w:r>
       <w:r>
         <w:rPr>
           <w:rStyle w:val="VerbatimChar"/>
-          <w:rFonts w:ascii="Times New Roman" w:hAnsi="Times New Roman" w:eastAsia="Times New Roman" w:cs="Times New Roman"/>
-          <w:vertAlign w:val="superscript"/>
-        </w:rPr>
-        <w:t>+</w:t>
+          <w:rFonts w:ascii="SimSun" w:hAnsi="SimSun" w:eastAsia="SimSun" w:cs="SimSun"/>
+        </w:rPr>
+        <w:t xml:space="preserve">  L  M</w:t>
+      </w:r>
+      <w:r>
+        <w:rPr>
+          <w:rFonts w:ascii="SimSun" w:hAnsi="SimSun" w:eastAsia="SimSun" w:cs="SimSun"/>
+        </w:rPr>
+        <w:br/>
       </w:r>
       <w:r>
         <w:rPr>
           <w:rStyle w:val="VerbatimChar"/>
-          <w:rFonts w:ascii="Times New Roman" w:hAnsi="Times New Roman" w:eastAsia="Times New Roman" w:cs="Times New Roman"/>
-        </w:rPr>
-        <w:t>→ R</w:t>
+          <w:rFonts w:ascii="SimSun" w:hAnsi="SimSun" w:eastAsia="SimSun" w:cs="SimSun"/>
+        </w:rPr>
+        <w:t xml:space="preserve">  </w:t>
       </w:r>
       <w:r>
         <w:rPr>
           <w:rStyle w:val="VerbatimChar"/>
-          <w:rFonts w:ascii="Times New Roman" w:hAnsi="Times New Roman" w:eastAsia="Times New Roman" w:cs="Times New Roman"/>
-          <w:vertAlign w:val="subscript"/>
-        </w:rPr>
-        <w:t>2</w:t>
+          <w:rFonts w:hint="eastAsia" w:ascii="SimSun" w:hAnsi="SimSun" w:eastAsia="SimSun" w:cs="SimSun"/>
+        </w:rPr>
+        <w:t>(</w:t>
       </w:r>
       <w:r>
         <w:rPr>
           <w:rStyle w:val="VerbatimChar"/>
-          <w:rFonts w:ascii="Times New Roman" w:hAnsi="Times New Roman" w:eastAsia="Times New Roman" w:cs="Times New Roman"/>
-        </w:rPr>
-        <w:t>C(OH)Nu</w:t>
-      </w:r>
-    </w:p>
-    <w:p>
-      <w:pPr>
-        <w:pStyle w:val="FirstParagraph"/>
-      </w:pPr>
-      <w:r>
-        <w:rPr>
-          <w:rFonts w:hint="eastAsia" w:ascii="Times New Roman" w:hAnsi="Times New Roman" w:eastAsia="FangSong" w:cs="Times New Roman"/>
-          <w:b/>
-          <w:bCs/>
-        </w:rPr>
-        <w:t xml:space="preserve">关键特征</w:t>
-      </w:r>
-      <w:r>
-        <w:rPr>
-          <w:rFonts w:hint="eastAsia" w:ascii="Times New Roman" w:hAnsi="Times New Roman" w:eastAsia="Times New Roman" w:cs="Times New Roman"/>
-        </w:rPr>
-        <w:t xml:space="preserve">：</w:t>
-      </w:r>
-      <w:r>
-        <w:rPr>
-          <w:rFonts w:ascii="Times New Roman" w:hAnsi="Times New Roman" w:eastAsia="Times New Roman" w:cs="Times New Roman"/>
+          <w:rFonts w:hint="eastAsia" w:ascii="SimSun" w:hAnsi="SimSun" w:eastAsia="SimSun" w:cs="SimSun"/>
+        </w:rPr>
+        <w:t>大</w:t>
+      </w:r>
+      <w:r>
+        <w:rPr>
+          <w:rStyle w:val="VerbatimChar"/>
+          <w:rFonts w:hint="eastAsia" w:ascii="SimSun" w:hAnsi="SimSun" w:eastAsia="SimSun" w:cs="SimSun"/>
+        </w:rPr>
+        <w:t>)</w:t>
+      </w:r>
+      <w:r>
+        <w:rPr>
+          <w:rStyle w:val="VerbatimChar"/>
+          <w:rFonts w:ascii="SimSun" w:hAnsi="SimSun" w:eastAsia="SimSun" w:cs="SimSun"/>
         </w:rPr>
         <w:t xml:space="preserve"> </w:t>
       </w:r>
       <w:r>
         <w:rPr>
-          <w:rFonts w:ascii="Times New Roman" w:hAnsi="Times New Roman" w:eastAsia="Times New Roman" w:cs="Times New Roman"/>
-        </w:rPr>
-        <w:t>- Nu</w:t>
-      </w:r>
-      <w:r>
-        <w:rPr>
-          <w:rFonts w:ascii="Times New Roman" w:hAnsi="Times New Roman" w:eastAsia="Times New Roman" w:cs="Times New Roman"/>
-          <w:vertAlign w:val="superscript"/>
-        </w:rPr>
-        <w:t>-</w:t>
-      </w:r>
-      <w:r>
-        <w:rPr>
-          <w:rFonts w:ascii="Times New Roman" w:hAnsi="Times New Roman" w:eastAsia="Times New Roman" w:cs="Times New Roman"/>
-        </w:rPr>
-        <w:t xml:space="preserve"> </w:t>
-      </w:r>
-      <w:r>
-        <w:rPr>
-          <w:rFonts w:hint="eastAsia" w:ascii="Times New Roman" w:hAnsi="Times New Roman" w:eastAsia="FangSong" w:cs="Times New Roman"/>
-        </w:rPr>
-        <w:t xml:space="preserve">从四面体羰基平面的</w:t>
-      </w:r>
-      <w:r>
-        <w:rPr>
-          <w:rFonts w:hint="eastAsia" w:ascii="Times New Roman" w:hAnsi="Times New Roman" w:eastAsia="FangSong" w:cs="Times New Roman"/>
-          <w:b/>
-          <w:bCs/>
-        </w:rPr>
-        <w:t xml:space="preserve">任一侧</w:t>
-      </w:r>
-      <w:r>
-        <w:rPr>
-          <w:rFonts w:hint="eastAsia" w:ascii="Times New Roman" w:hAnsi="Times New Roman" w:eastAsia="FangSong" w:cs="Times New Roman"/>
-        </w:rPr>
-        <w:t>进攻</w:t>
-      </w:r>
-      <w:r>
-        <w:rPr>
-          <w:rFonts w:hint="eastAsia" w:ascii="Times New Roman" w:hAnsi="Times New Roman" w:eastAsia="Times New Roman" w:cs="Times New Roman"/>
-        </w:rPr>
-        <w:t>→</w:t>
-      </w:r>
-      <w:r>
-        <w:rPr>
-          <w:rFonts w:hint="eastAsia" w:ascii="Times New Roman" w:hAnsi="Times New Roman" w:eastAsia="FangSong" w:cs="Times New Roman"/>
-        </w:rPr>
-        <w:t>可能产生新手性中心</w:t>
-      </w:r>
-      <w:r>
-        <w:rPr>
-          <w:rFonts w:ascii="Times New Roman" w:hAnsi="Times New Roman" w:eastAsia="Times New Roman" w:cs="Times New Roman"/>
-        </w:rPr>
-        <w:t xml:space="preserve"> </w:t>
-      </w:r>
-      <w:r>
-        <w:rPr>
-          <w:rFonts w:ascii="Times New Roman" w:hAnsi="Times New Roman" w:eastAsia="Times New Roman" w:cs="Times New Roman"/>
-        </w:rPr>
-        <w:t xml:space="preserve">- </w:t>
-      </w:r>
-      <w:r>
-        <w:rPr>
-          <w:rFonts w:hint="eastAsia" w:ascii="Times New Roman" w:hAnsi="Times New Roman" w:eastAsia="FangSong" w:cs="Times New Roman"/>
-        </w:rPr>
-        <w:t xml:space="preserve">形成</w:t>
-      </w:r>
-      <w:r>
-        <w:rPr>
-          <w:rFonts w:ascii="Times New Roman" w:hAnsi="Times New Roman" w:eastAsia="Times New Roman" w:cs="Times New Roman"/>
-        </w:rPr>
-        <w:t xml:space="preserve"> tetrahedral </w:t>
-      </w:r>
-      <w:r>
-        <w:rPr>
-          <w:rFonts w:hint="eastAsia" w:ascii="Times New Roman" w:hAnsi="Times New Roman" w:eastAsia="FangSong" w:cs="Times New Roman"/>
-        </w:rPr>
-        <w:t>中间体</w:t>
-      </w:r>
-      <w:r>
-        <w:rPr>
-          <w:rFonts w:hint="eastAsia" w:ascii="Times New Roman" w:hAnsi="Times New Roman" w:eastAsia="Times New Roman" w:cs="Times New Roman"/>
-        </w:rPr>
-        <w:t>（sp</w:t>
-      </w:r>
-      <w:r>
-        <w:rPr>
-          <w:rFonts w:hint="eastAsia" w:ascii="Times New Roman" w:hAnsi="Times New Roman" w:eastAsia="Times New Roman" w:cs="Times New Roman"/>
-          <w:vertAlign w:val="superscript"/>
-        </w:rPr>
-        <w:t>2</w:t>
-      </w:r>
-      <w:r>
-        <w:rPr>
-          <w:rFonts w:hint="eastAsia" w:ascii="Times New Roman" w:hAnsi="Times New Roman" w:eastAsia="Times New Roman" w:cs="Times New Roman"/>
-        </w:rPr>
-        <w:t>→sp</w:t>
-      </w:r>
-      <w:r>
-        <w:rPr>
-          <w:rFonts w:hint="eastAsia" w:ascii="Times New Roman" w:hAnsi="Times New Roman" w:eastAsia="Times New Roman" w:cs="Times New Roman"/>
-          <w:vertAlign w:val="superscript"/>
-        </w:rPr>
-        <w:t>3</w:t>
-      </w:r>
-      <w:r>
-        <w:rPr>
-          <w:rFonts w:ascii="Times New Roman" w:hAnsi="Times New Roman" w:eastAsia="Times New Roman" w:cs="Times New Roman"/>
-        </w:rPr>
-        <w:t xml:space="preserve"> </w:t>
-      </w:r>
-      <w:r>
-        <w:rPr>
-          <w:rFonts w:hint="eastAsia" w:ascii="Times New Roman" w:hAnsi="Times New Roman" w:eastAsia="FangSong" w:cs="Times New Roman"/>
-        </w:rPr>
-        <w:t>杂化</w:t>
-      </w:r>
-      <w:r>
-        <w:rPr>
-          <w:rFonts w:hint="eastAsia" w:ascii="Times New Roman" w:hAnsi="Times New Roman" w:eastAsia="Times New Roman" w:cs="Times New Roman"/>
-        </w:rPr>
-        <w:t>）</w:t>
-      </w:r>
-      <w:r>
-        <w:rPr>
-          <w:rFonts w:ascii="Times New Roman" w:hAnsi="Times New Roman" w:eastAsia="Times New Roman" w:cs="Times New Roman"/>
-        </w:rPr>
-        <w:t xml:space="preserve"> </w:t>
-      </w:r>
-      <w:r>
-        <w:rPr>
-          <w:rFonts w:ascii="Times New Roman" w:hAnsi="Times New Roman" w:eastAsia="Times New Roman" w:cs="Times New Roman"/>
-        </w:rPr>
-        <w:t xml:space="preserve">- </w:t>
-      </w:r>
-      <w:r>
-        <w:rPr>
-          <w:rFonts w:hint="eastAsia" w:ascii="Times New Roman" w:hAnsi="Times New Roman" w:eastAsia="FangSong" w:cs="Times New Roman"/>
-        </w:rPr>
-        <w:t>反应的可逆性</w:t>
-      </w:r>
-      <w:r>
-        <w:rPr>
-          <w:rFonts w:hint="eastAsia" w:ascii="Times New Roman" w:hAnsi="Times New Roman" w:eastAsia="Times New Roman" w:cs="Times New Roman"/>
-        </w:rPr>
-        <w:t>：</w:t>
-      </w:r>
-      <w:r>
-        <w:rPr>
-          <w:rFonts w:hint="eastAsia" w:ascii="Times New Roman" w:hAnsi="Times New Roman" w:eastAsia="FangSong" w:cs="Times New Roman"/>
-        </w:rPr>
-        <w:t>缩醛</w:t>
-      </w:r>
-      <w:r>
-        <w:rPr>
-          <w:rFonts w:hint="eastAsia" w:ascii="Times New Roman" w:hAnsi="Times New Roman" w:eastAsia="Times New Roman" w:cs="Times New Roman"/>
-        </w:rPr>
-        <w:t>/</w:t>
-      </w:r>
-      <w:r>
-        <w:rPr>
-          <w:rFonts w:hint="eastAsia" w:ascii="Times New Roman" w:hAnsi="Times New Roman" w:eastAsia="FangSong" w:cs="Times New Roman"/>
-        </w:rPr>
-        <w:t>半缩醛可逆</w:t>
-      </w:r>
-      <w:r>
-        <w:rPr>
-          <w:rFonts w:hint="eastAsia" w:ascii="Times New Roman" w:hAnsi="Times New Roman" w:eastAsia="Times New Roman" w:cs="Times New Roman"/>
-        </w:rPr>
-        <w:t>（</w:t>
-      </w:r>
-      <w:r>
-        <w:rPr>
-          <w:rFonts w:hint="eastAsia" w:ascii="Times New Roman" w:hAnsi="Times New Roman" w:eastAsia="FangSong" w:cs="Times New Roman"/>
-        </w:rPr>
-        <w:t>酸催化</w:t>
-      </w:r>
-      <w:r>
-        <w:rPr>
-          <w:rFonts w:hint="eastAsia" w:ascii="Times New Roman" w:hAnsi="Times New Roman" w:eastAsia="Times New Roman" w:cs="Times New Roman"/>
-        </w:rPr>
-        <w:t>），Grignard</w:t>
-      </w:r>
-      <w:r>
-        <w:rPr>
-          <w:rFonts w:hint="eastAsia" w:ascii="Times New Roman" w:hAnsi="Times New Roman" w:eastAsia="FangSong" w:cs="Times New Roman"/>
-        </w:rPr>
-        <w:t>加成不可逆</w:t>
-      </w:r>
-    </w:p>
-    <w:p>
-      <w:pPr>
-        <w:pStyle w:val="BodyText"/>
-      </w:pPr>
-      <w:r>
-        <w:rPr>
-          <w:rFonts w:hint="eastAsia" w:ascii="Times New Roman" w:hAnsi="Times New Roman" w:eastAsia="FangSong" w:cs="Times New Roman"/>
-          <w:b/>
-          <w:bCs/>
-        </w:rPr>
-        <w:t>亲核加成的立体化学</w:t>
-      </w:r>
-      <w:r>
-        <w:rPr>
-          <w:rFonts w:hint="eastAsia" w:ascii="Times New Roman" w:hAnsi="Times New Roman" w:eastAsia="Times New Roman" w:cs="Times New Roman"/>
-          <w:b/>
-          <w:bCs/>
-        </w:rPr>
-        <w:t>——Cram</w:t>
-      </w:r>
-      <w:r>
-        <w:rPr>
-          <w:rFonts w:hint="eastAsia" w:ascii="Times New Roman" w:hAnsi="Times New Roman" w:eastAsia="FangSong" w:cs="Times New Roman"/>
-          <w:b/>
-          <w:bCs/>
-        </w:rPr>
-        <w:t>规则</w:t>
-      </w:r>
-      <w:r>
-        <w:rPr>
-          <w:rFonts w:hint="eastAsia" w:ascii="Times New Roman" w:hAnsi="Times New Roman" w:eastAsia="Times New Roman" w:cs="Times New Roman"/>
-        </w:rPr>
-        <w:t>（⭐</w:t>
-      </w:r>
-      <w:r>
-        <w:rPr>
-          <w:rFonts w:hint="eastAsia" w:ascii="Times New Roman" w:hAnsi="Times New Roman" w:eastAsia="FangSong" w:cs="Times New Roman"/>
-        </w:rPr>
-        <w:t>竞赛高频</w:t>
-      </w:r>
-      <w:r>
-        <w:rPr>
-          <w:rFonts w:hint="eastAsia" w:ascii="Times New Roman" w:hAnsi="Times New Roman" w:eastAsia="Times New Roman" w:cs="Times New Roman"/>
-        </w:rPr>
-        <w:t>）：</w:t>
-      </w:r>
-    </w:p>
-    <w:p>
-      <w:pPr>
-        <w:pStyle w:val="BodyText"/>
-      </w:pPr>
-      <w:r>
-        <w:rPr>
-          <w:rFonts w:hint="eastAsia" w:ascii="Times New Roman" w:hAnsi="Times New Roman" w:eastAsia="FangSong" w:cs="Times New Roman"/>
-        </w:rPr>
-        <w:t>当醛</w:t>
-      </w:r>
-      <w:r>
-        <w:rPr>
-          <w:rFonts w:hint="eastAsia" w:ascii="Times New Roman" w:hAnsi="Times New Roman" w:eastAsia="Times New Roman" w:cs="Times New Roman"/>
-        </w:rPr>
-        <w:t>/</w:t>
-      </w:r>
-      <w:r>
-        <w:rPr>
-          <w:rFonts w:hint="eastAsia" w:ascii="Times New Roman" w:hAnsi="Times New Roman" w:eastAsia="FangSong" w:cs="Times New Roman"/>
-        </w:rPr>
-        <w:t>酮的</w:t>
-      </w:r>
-      <w:r>
-        <w:rPr>
-          <w:rFonts w:hint="eastAsia" w:ascii="Times New Roman" w:hAnsi="Times New Roman" w:eastAsia="Times New Roman" w:cs="Times New Roman"/>
-        </w:rPr>
-        <w:t>α-C</w:t>
-      </w:r>
-      <w:r>
-        <w:rPr>
-          <w:rFonts w:hint="eastAsia" w:ascii="Times New Roman" w:hAnsi="Times New Roman" w:eastAsia="FangSong" w:cs="Times New Roman"/>
-        </w:rPr>
-        <w:t>为手性碳时</w:t>
-      </w:r>
-      <w:r>
-        <w:rPr>
-          <w:rFonts w:hint="eastAsia" w:ascii="Times New Roman" w:hAnsi="Times New Roman" w:eastAsia="Times New Roman" w:cs="Times New Roman"/>
-        </w:rPr>
-        <w:t>，</w:t>
-      </w:r>
-      <w:r>
-        <w:rPr>
-          <w:rFonts w:hint="eastAsia" w:ascii="Times New Roman" w:hAnsi="Times New Roman" w:eastAsia="FangSong" w:cs="Times New Roman"/>
-        </w:rPr>
-        <w:t>亲核试剂从位阻较小的一侧加成</w:t>
-      </w:r>
-      <w:r>
-        <w:rPr>
-          <w:rFonts w:hint="eastAsia" w:ascii="Times New Roman" w:hAnsi="Times New Roman" w:eastAsia="Times New Roman" w:cs="Times New Roman"/>
-        </w:rPr>
-        <w:t>：</w:t>
-      </w:r>
-    </w:p>
-    <w:p>
-      <w:pPr>
-        <w:pStyle w:val="SourceCode"/>
-      </w:pPr>
-      <w:r>
-        <w:rPr>
           <w:rStyle w:val="VerbatimChar"/>
-          <w:rFonts w:ascii="Times New Roman" w:hAnsi="Times New Roman" w:eastAsia="Times New Roman" w:cs="Times New Roman"/>
-        </w:rPr>
-        <w:t xml:space="preserve">     O               </w:t>
+          <w:rFonts w:hint="eastAsia" w:ascii="SimSun" w:hAnsi="SimSun" w:eastAsia="SimSun" w:cs="SimSun"/>
+        </w:rPr>
+        <w:t>(</w:t>
       </w:r>
       <w:r>
         <w:rPr>
           <w:rStyle w:val="VerbatimChar"/>
-          <w:rFonts w:hint="eastAsia" w:ascii="Times New Roman" w:hAnsi="Times New Roman" w:eastAsia="Times New Roman" w:cs="Times New Roman"/>
-        </w:rPr>
-        <w:t>Nu</w:t>
+          <w:rFonts w:hint="eastAsia" w:ascii="SimSun" w:hAnsi="SimSun" w:eastAsia="SimSun" w:cs="SimSun"/>
+        </w:rPr>
+        <w:t>中</w:t>
       </w:r>
       <w:r>
         <w:rPr>
           <w:rStyle w:val="VerbatimChar"/>
-          <w:rFonts w:hint="eastAsia" w:ascii="Times New Roman" w:hAnsi="Times New Roman" w:eastAsia="Times New Roman" w:cs="Times New Roman"/>
-          <w:vertAlign w:val="superscript"/>
-        </w:rPr>
-        <w:t>-</w:t>
-      </w:r>
-      <w:r>
-        <w:rPr>
-          <w:rStyle w:val="VerbatimChar"/>
-          <w:rFonts w:hint="eastAsia" w:ascii="Times New Roman" w:hAnsi="Times New Roman" w:eastAsia="FangSong" w:cs="Times New Roman"/>
-        </w:rPr>
-        <w:t>主要从</w:t>
-      </w:r>
-      <w:r>
-        <w:rPr>
-          <w:rStyle w:val="VerbatimChar"/>
-          <w:rFonts w:hint="eastAsia" w:ascii="Times New Roman" w:hAnsi="Times New Roman" w:eastAsia="Times New Roman" w:cs="Times New Roman"/>
-        </w:rPr>
-        <w:t>S</w:t>
-      </w:r>
-      <w:r>
-        <w:rPr>
-          <w:rStyle w:val="VerbatimChar"/>
-          <w:rFonts w:hint="eastAsia" w:ascii="Times New Roman" w:hAnsi="Times New Roman" w:eastAsia="FangSong" w:cs="Times New Roman"/>
-        </w:rPr>
-        <w:t>侧进攻</w:t>
-      </w:r>
-      <w:r>
-        <w:rPr>
-          <w:rFonts w:ascii="Times New Roman" w:hAnsi="Times New Roman" w:eastAsia="Times New Roman" w:cs="Times New Roman"/>
-        </w:rPr>
-        <w:br/>
-      </w:r>
-      <w:r>
-        <w:rPr>
-          <w:rStyle w:val="VerbatimChar"/>
-          <w:rFonts w:ascii="Times New Roman" w:hAnsi="Times New Roman" w:eastAsia="Times New Roman" w:cs="Times New Roman"/>
-        </w:rPr>
-        <w:t xml:space="preserve">     ‖</w:t>
-      </w:r>
-      <w:r>
-        <w:rPr>
-          <w:rFonts w:ascii="Times New Roman" w:hAnsi="Times New Roman" w:eastAsia="Times New Roman" w:cs="Times New Roman"/>
-        </w:rPr>
-        <w:br/>
-      </w:r>
-      <w:r>
-        <w:rPr>
-          <w:rStyle w:val="VerbatimChar"/>
-          <w:rFonts w:ascii="Times New Roman" w:hAnsi="Times New Roman" w:eastAsia="Times New Roman" w:cs="Times New Roman"/>
-        </w:rPr>
-        <w:t xml:space="preserve">R—C—C—R'  </w:t>
-      </w:r>
-      <w:r>
-        <w:rPr>
-          <w:rStyle w:val="VerbatimChar"/>
-          <w:rFonts w:hint="eastAsia" w:ascii="Times New Roman" w:hAnsi="Times New Roman" w:eastAsia="Times New Roman" w:cs="Times New Roman"/>
-        </w:rPr>
-        <w:t>(α-C</w:t>
-      </w:r>
-      <w:r>
-        <w:rPr>
-          <w:rStyle w:val="VerbatimChar"/>
-          <w:rFonts w:hint="eastAsia" w:ascii="Times New Roman" w:hAnsi="Times New Roman" w:eastAsia="FangSong" w:cs="Times New Roman"/>
-        </w:rPr>
-        <w:t>构型固定</w:t>
-      </w:r>
-      <w:r>
-        <w:rPr>
-          <w:rStyle w:val="VerbatimChar"/>
-          <w:rFonts w:hint="eastAsia" w:ascii="Times New Roman" w:hAnsi="Times New Roman" w:eastAsia="Times New Roman" w:cs="Times New Roman"/>
-        </w:rPr>
-        <w:t>)</w:t>
-      </w:r>
-      <w:r>
-        <w:rPr>
-          <w:rFonts w:ascii="Times New Roman" w:hAnsi="Times New Roman" w:eastAsia="Times New Roman" w:cs="Times New Roman"/>
-        </w:rPr>
-        <w:br/>
-      </w:r>
-      <w:r>
-        <w:rPr>
-          <w:rStyle w:val="VerbatimChar"/>
-          <w:rFonts w:ascii="Times New Roman" w:hAnsi="Times New Roman" w:eastAsia="Times New Roman" w:cs="Times New Roman"/>
-        </w:rPr>
-        <w:t xml:space="preserve">  L  M</w:t>
-      </w:r>
-      <w:r>
-        <w:rPr>
-          <w:rFonts w:ascii="Times New Roman" w:hAnsi="Times New Roman" w:eastAsia="Times New Roman" w:cs="Times New Roman"/>
-        </w:rPr>
-        <w:br/>
-      </w:r>
-      <w:r>
-        <w:rPr>
-          <w:rStyle w:val="VerbatimChar"/>
-          <w:rFonts w:ascii="Times New Roman" w:hAnsi="Times New Roman" w:eastAsia="Times New Roman" w:cs="Times New Roman"/>
-        </w:rPr>
-        <w:t xml:space="preserve">  </w:t>
-      </w:r>
-      <w:r>
-        <w:rPr>
-          <w:rStyle w:val="VerbatimChar"/>
-          <w:rFonts w:hint="eastAsia" w:ascii="Times New Roman" w:hAnsi="Times New Roman" w:eastAsia="Times New Roman" w:cs="Times New Roman"/>
-        </w:rPr>
-        <w:t>(</w:t>
-      </w:r>
-      <w:r>
-        <w:rPr>
-          <w:rStyle w:val="VerbatimChar"/>
-          <w:rFonts w:hint="eastAsia" w:ascii="Times New Roman" w:hAnsi="Times New Roman" w:eastAsia="FangSong" w:cs="Times New Roman"/>
-        </w:rPr>
-        <w:t>大</w:t>
-      </w:r>
-      <w:r>
-        <w:rPr>
-          <w:rStyle w:val="VerbatimChar"/>
-          <w:rFonts w:hint="eastAsia" w:ascii="Times New Roman" w:hAnsi="Times New Roman" w:eastAsia="Times New Roman" w:cs="Times New Roman"/>
-        </w:rPr>
-        <w:t>)</w:t>
-      </w:r>
-      <w:r>
-        <w:rPr>
-          <w:rStyle w:val="VerbatimChar"/>
-          <w:rFonts w:ascii="Times New Roman" w:hAnsi="Times New Roman" w:eastAsia="Times New Roman" w:cs="Times New Roman"/>
-        </w:rPr>
-        <w:t xml:space="preserve"> </w:t>
-      </w:r>
-      <w:r>
-        <w:rPr>
-          <w:rStyle w:val="VerbatimChar"/>
-          <w:rFonts w:hint="eastAsia" w:ascii="Times New Roman" w:hAnsi="Times New Roman" w:eastAsia="Times New Roman" w:cs="Times New Roman"/>
-        </w:rPr>
-        <w:t>(</w:t>
-      </w:r>
-      <w:r>
-        <w:rPr>
-          <w:rStyle w:val="VerbatimChar"/>
-          <w:rFonts w:hint="eastAsia" w:ascii="Times New Roman" w:hAnsi="Times New Roman" w:eastAsia="FangSong" w:cs="Times New Roman"/>
-        </w:rPr>
-        <w:t>中</w:t>
-      </w:r>
-      <w:r>
-        <w:rPr>
-          <w:rStyle w:val="VerbatimChar"/>
-          <w:rFonts w:hint="eastAsia" w:ascii="Times New Roman" w:hAnsi="Times New Roman" w:eastAsia="Times New Roman" w:cs="Times New Roman"/>
+          <w:rFonts w:hint="eastAsia" w:ascii="SimSun" w:hAnsi="SimSun" w:eastAsia="SimSun" w:cs="SimSun"/>
         </w:rPr>
         <w:t>)</w:t>
       </w:r>
@@ -5598,7 +5584,7 @@
         <w:pStyle w:val="Compact"/>
         <w:numPr>
           <w:ilvl w:val="0"/>
-          <w:numId w:val="1003"/>
+          <w:numId w:val="1002"/>
         </w:numPr>
       </w:pPr>
       <w:r>
@@ -5676,7 +5662,7 @@
         <w:pStyle w:val="Compact"/>
         <w:numPr>
           <w:ilvl w:val="0"/>
-          <w:numId w:val="1003"/>
+          <w:numId w:val="1002"/>
         </w:numPr>
       </w:pPr>
       <w:r>
@@ -6127,18 +6113,16 @@
     </w:p>
     <w:p>
       <w:pPr>
-        <w:pStyle w:val="SourceCode"/>
+        <w:pStyle w:val="BodyText"/>
       </w:pPr>
       <w:r>
         <w:rPr>
-          <w:rStyle w:val="VerbatimChar"/>
           <w:rFonts w:ascii="Times New Roman" w:hAnsi="Times New Roman" w:eastAsia="Times New Roman" w:cs="Times New Roman"/>
         </w:rPr>
         <w:t>2 CH</w:t>
       </w:r>
       <w:r>
         <w:rPr>
-          <w:rStyle w:val="VerbatimChar"/>
           <w:rFonts w:ascii="Times New Roman" w:hAnsi="Times New Roman" w:eastAsia="Times New Roman" w:cs="Times New Roman"/>
           <w:vertAlign w:val="subscript"/>
         </w:rPr>
@@ -6146,14 +6130,12 @@
       </w:r>
       <w:r>
         <w:rPr>
-          <w:rStyle w:val="VerbatimChar"/>
           <w:rFonts w:ascii="Times New Roman" w:hAnsi="Times New Roman" w:eastAsia="Times New Roman" w:cs="Times New Roman"/>
         </w:rPr>
         <w:t>CHO —OH</w:t>
       </w:r>
       <w:r>
         <w:rPr>
-          <w:rStyle w:val="VerbatimChar"/>
           <w:rFonts w:ascii="Times New Roman" w:hAnsi="Times New Roman" w:eastAsia="Times New Roman" w:cs="Times New Roman"/>
           <w:vertAlign w:val="superscript"/>
         </w:rPr>
@@ -6161,14 +6143,12 @@
       </w:r>
       <w:r>
         <w:rPr>
-          <w:rStyle w:val="VerbatimChar"/>
           <w:rFonts w:ascii="Times New Roman" w:hAnsi="Times New Roman" w:eastAsia="Times New Roman" w:cs="Times New Roman"/>
         </w:rPr>
         <w:t>→ CH</w:t>
       </w:r>
       <w:r>
         <w:rPr>
-          <w:rStyle w:val="VerbatimChar"/>
           <w:rFonts w:ascii="Times New Roman" w:hAnsi="Times New Roman" w:eastAsia="Times New Roman" w:cs="Times New Roman"/>
           <w:vertAlign w:val="subscript"/>
         </w:rPr>
@@ -6176,14 +6156,12 @@
       </w:r>
       <w:r>
         <w:rPr>
-          <w:rStyle w:val="VerbatimChar"/>
           <w:rFonts w:ascii="Times New Roman" w:hAnsi="Times New Roman" w:eastAsia="Times New Roman" w:cs="Times New Roman"/>
         </w:rPr>
         <w:t>CH(OH)CH</w:t>
       </w:r>
       <w:r>
         <w:rPr>
-          <w:rStyle w:val="VerbatimChar"/>
           <w:rFonts w:ascii="Times New Roman" w:hAnsi="Times New Roman" w:eastAsia="Times New Roman" w:cs="Times New Roman"/>
           <w:vertAlign w:val="subscript"/>
         </w:rPr>
@@ -6191,28 +6169,24 @@
       </w:r>
       <w:r>
         <w:rPr>
-          <w:rStyle w:val="VerbatimChar"/>
           <w:rFonts w:ascii="Times New Roman" w:hAnsi="Times New Roman" w:eastAsia="Times New Roman" w:cs="Times New Roman"/>
         </w:rPr>
         <w:t xml:space="preserve">CHO </w:t>
       </w:r>
       <w:r>
         <w:rPr>
-          <w:rStyle w:val="VerbatimChar"/>
           <w:rFonts w:hint="eastAsia" w:ascii="Times New Roman" w:hAnsi="Times New Roman" w:eastAsia="Times New Roman" w:cs="Times New Roman"/>
         </w:rPr>
         <w:t>(β-</w:t>
       </w:r>
       <w:r>
         <w:rPr>
-          <w:rStyle w:val="VerbatimChar"/>
           <w:rFonts w:hint="eastAsia" w:ascii="Times New Roman" w:hAnsi="Times New Roman" w:eastAsia="FangSong" w:cs="Times New Roman"/>
         </w:rPr>
         <w:t>羟基丁醛</w:t>
       </w:r>
       <w:r>
         <w:rPr>
-          <w:rStyle w:val="VerbatimChar"/>
           <w:rFonts w:hint="eastAsia" w:ascii="Times New Roman" w:hAnsi="Times New Roman" w:eastAsia="Times New Roman" w:cs="Times New Roman"/>
         </w:rPr>
         <w:t>)</w:t>
@@ -6220,7 +6194,7 @@
     </w:p>
     <w:p>
       <w:pPr>
-        <w:pStyle w:val="FirstParagraph"/>
+        <w:pStyle w:val="BodyText"/>
         <w:spacing w:after="80"/>
       </w:pPr>
       <w:r>
@@ -8326,21 +8300,348 @@
         </w:rPr>
         <w:t xml:space="preserve">：</w:t>
       </w:r>
+      <w:r>
+        <w:rPr>
+          <w:rFonts w:ascii="Times New Roman" w:hAnsi="Times New Roman" w:eastAsia="Times New Roman" w:cs="Times New Roman"/>
+        </w:rPr>
+        <w:t xml:space="preserve"> </w:t>
+      </w:r>
+      <w:r>
+        <w:rPr>
+          <w:rFonts w:ascii="Times New Roman" w:hAnsi="Times New Roman" w:eastAsia="Times New Roman" w:cs="Times New Roman"/>
+        </w:rPr>
+        <w:t>Ph</w:t>
+      </w:r>
+      <w:r>
+        <w:rPr>
+          <w:rFonts w:ascii="Times New Roman" w:hAnsi="Times New Roman" w:eastAsia="Times New Roman" w:cs="Times New Roman"/>
+          <w:vertAlign w:val="subscript"/>
+        </w:rPr>
+        <w:t>3</w:t>
+      </w:r>
+      <w:r>
+        <w:rPr>
+          <w:rFonts w:ascii="Times New Roman" w:hAnsi="Times New Roman" w:eastAsia="Times New Roman" w:cs="Times New Roman"/>
+        </w:rPr>
+        <w:t>P + RCH</w:t>
+      </w:r>
+      <w:r>
+        <w:rPr>
+          <w:rFonts w:ascii="Times New Roman" w:hAnsi="Times New Roman" w:eastAsia="Times New Roman" w:cs="Times New Roman"/>
+          <w:vertAlign w:val="subscript"/>
+        </w:rPr>
+        <w:t>2</w:t>
+      </w:r>
+      <w:r>
+        <w:rPr>
+          <w:rFonts w:ascii="Times New Roman" w:hAnsi="Times New Roman" w:eastAsia="Times New Roman" w:cs="Times New Roman"/>
+        </w:rPr>
+        <w:t>X → Ph</w:t>
+      </w:r>
+      <w:r>
+        <w:rPr>
+          <w:rFonts w:ascii="Times New Roman" w:hAnsi="Times New Roman" w:eastAsia="Times New Roman" w:cs="Times New Roman"/>
+          <w:vertAlign w:val="subscript"/>
+        </w:rPr>
+        <w:t>3</w:t>
+      </w:r>
+      <w:r>
+        <w:rPr>
+          <w:rFonts w:ascii="Times New Roman" w:hAnsi="Times New Roman" w:eastAsia="Times New Roman" w:cs="Times New Roman"/>
+        </w:rPr>
+        <w:t>P</w:t>
+      </w:r>
+      <w:r>
+        <w:rPr>
+          <w:rFonts w:ascii="Times New Roman" w:hAnsi="Times New Roman" w:eastAsia="Times New Roman" w:cs="Times New Roman"/>
+          <w:vertAlign w:val="superscript"/>
+        </w:rPr>
+        <w:t>+</w:t>
+      </w:r>
+      <w:r>
+        <w:rPr>
+          <w:rFonts w:ascii="Times New Roman" w:hAnsi="Times New Roman" w:eastAsia="Times New Roman" w:cs="Times New Roman"/>
+        </w:rPr>
+        <w:t>-CH</w:t>
+      </w:r>
+      <w:r>
+        <w:rPr>
+          <w:rFonts w:ascii="Times New Roman" w:hAnsi="Times New Roman" w:eastAsia="Times New Roman" w:cs="Times New Roman"/>
+          <w:vertAlign w:val="subscript"/>
+        </w:rPr>
+        <w:t>2</w:t>
+      </w:r>
+      <w:r>
+        <w:rPr>
+          <w:rFonts w:ascii="Times New Roman" w:hAnsi="Times New Roman" w:eastAsia="Times New Roman" w:cs="Times New Roman"/>
+        </w:rPr>
+        <w:t>R·X</w:t>
+      </w:r>
+      <w:r>
+        <w:rPr>
+          <w:rFonts w:ascii="Times New Roman" w:hAnsi="Times New Roman" w:eastAsia="Times New Roman" w:cs="Times New Roman"/>
+          <w:vertAlign w:val="superscript"/>
+        </w:rPr>
+        <w:t>-</w:t>
+      </w:r>
+      <w:r>
+        <w:rPr>
+          <w:rFonts w:ascii="Times New Roman" w:hAnsi="Times New Roman" w:eastAsia="Times New Roman" w:cs="Times New Roman"/>
+        </w:rPr>
+        <w:t xml:space="preserve"> </w:t>
+      </w:r>
+      <w:r>
+        <w:rPr>
+          <w:rFonts w:hint="eastAsia" w:ascii="Times New Roman" w:hAnsi="Times New Roman" w:eastAsia="Times New Roman" w:cs="Times New Roman"/>
+        </w:rPr>
+        <w:t>—</w:t>
+      </w:r>
+      <w:r>
+        <w:rPr>
+          <w:rFonts w:hint="eastAsia" w:ascii="Times New Roman" w:hAnsi="Times New Roman" w:eastAsia="FangSong" w:cs="Times New Roman"/>
+        </w:rPr>
+        <w:t>强碱</w:t>
+      </w:r>
+      <w:r>
+        <w:rPr>
+          <w:rFonts w:hint="eastAsia" w:ascii="Times New Roman" w:hAnsi="Times New Roman" w:eastAsia="Times New Roman" w:cs="Times New Roman"/>
+        </w:rPr>
+        <w:t>(BuLi/NaH)→</w:t>
+      </w:r>
+      <w:r>
+        <w:rPr>
+          <w:rFonts w:ascii="Times New Roman" w:hAnsi="Times New Roman" w:eastAsia="Times New Roman" w:cs="Times New Roman"/>
+        </w:rPr>
+        <w:t xml:space="preserve"> </w:t>
+      </w:r>
+      <w:r>
+        <w:rPr>
+          <w:rFonts w:hint="eastAsia" w:ascii="Times New Roman" w:hAnsi="Times New Roman" w:eastAsia="Times New Roman" w:cs="Times New Roman"/>
+        </w:rPr>
+        <w:t>Ph</w:t>
+      </w:r>
+      <w:r>
+        <w:rPr>
+          <w:rFonts w:hint="eastAsia" w:ascii="Times New Roman" w:hAnsi="Times New Roman" w:eastAsia="Times New Roman" w:cs="Times New Roman"/>
+          <w:vertAlign w:val="subscript"/>
+        </w:rPr>
+        <w:t>3</w:t>
+      </w:r>
+      <w:r>
+        <w:rPr>
+          <w:rFonts w:hint="eastAsia" w:ascii="Times New Roman" w:hAnsi="Times New Roman" w:eastAsia="Times New Roman" w:cs="Times New Roman"/>
+        </w:rPr>
+        <w:t>P=CHR（</w:t>
+      </w:r>
+      <w:r>
+        <w:rPr>
+          <w:rFonts w:hint="eastAsia" w:ascii="Times New Roman" w:hAnsi="Times New Roman" w:eastAsia="FangSong" w:cs="Times New Roman"/>
+        </w:rPr>
+        <w:t>叶立德</w:t>
+      </w:r>
+      <w:r>
+        <w:rPr>
+          <w:rFonts w:hint="eastAsia" w:ascii="Times New Roman" w:hAnsi="Times New Roman" w:eastAsia="Times New Roman" w:cs="Times New Roman"/>
+        </w:rPr>
+        <w:t>）</w:t>
+      </w:r>
+      <w:r>
+        <w:rPr>
+          <w:rFonts w:ascii="Times New Roman" w:hAnsi="Times New Roman" w:eastAsia="Times New Roman" w:cs="Times New Roman"/>
+        </w:rPr>
+        <w:t xml:space="preserve"> </w:t>
+      </w:r>
+      <w:r>
+        <w:rPr>
+          <w:rFonts w:ascii="Times New Roman" w:hAnsi="Times New Roman" w:eastAsia="Times New Roman" w:cs="Times New Roman"/>
+        </w:rPr>
+        <w:t xml:space="preserve">- </w:t>
+      </w:r>
+      <w:r>
+        <w:rPr>
+          <w:rFonts w:hint="eastAsia" w:ascii="Times New Roman" w:hAnsi="Times New Roman" w:eastAsia="FangSong" w:cs="Times New Roman"/>
+        </w:rPr>
+        <w:t>叶立德是</w:t>
+      </w:r>
+      <w:r>
+        <w:rPr>
+          <w:rFonts w:hint="eastAsia" w:ascii="Times New Roman" w:hAnsi="Times New Roman" w:eastAsia="Times New Roman" w:cs="Times New Roman"/>
+        </w:rPr>
+        <w:t>”P</w:t>
+      </w:r>
+      <w:r>
+        <w:rPr>
+          <w:rFonts w:hint="eastAsia" w:ascii="Times New Roman" w:hAnsi="Times New Roman" w:eastAsia="Times New Roman" w:cs="Times New Roman"/>
+          <w:vertAlign w:val="superscript"/>
+        </w:rPr>
+        <w:t>+</w:t>
+      </w:r>
+      <w:r>
+        <w:rPr>
+          <w:rFonts w:hint="eastAsia" w:ascii="Times New Roman" w:hAnsi="Times New Roman" w:eastAsia="Times New Roman" w:cs="Times New Roman"/>
+        </w:rPr>
+        <w:t>-C</w:t>
+      </w:r>
+      <w:r>
+        <w:rPr>
+          <w:rFonts w:hint="eastAsia" w:ascii="Times New Roman" w:hAnsi="Times New Roman" w:eastAsia="Times New Roman" w:cs="Times New Roman"/>
+          <w:vertAlign w:val="superscript"/>
+        </w:rPr>
+        <w:t>-</w:t>
+      </w:r>
+      <w:r>
+        <w:rPr>
+          <w:rFonts w:hint="eastAsia" w:ascii="Times New Roman" w:hAnsi="Times New Roman" w:eastAsia="Times New Roman" w:cs="Times New Roman"/>
+        </w:rPr>
+        <w:t>“</w:t>
+      </w:r>
+      <w:r>
+        <w:rPr>
+          <w:rFonts w:hint="eastAsia" w:ascii="Times New Roman" w:hAnsi="Times New Roman" w:eastAsia="FangSong" w:cs="Times New Roman"/>
+        </w:rPr>
+        <w:t>的两性离子</w:t>
+      </w:r>
+      <w:r>
+        <w:rPr>
+          <w:rFonts w:hint="eastAsia" w:ascii="Times New Roman" w:hAnsi="Times New Roman" w:eastAsia="Times New Roman" w:cs="Times New Roman"/>
+        </w:rPr>
+        <w:t>，C</w:t>
+      </w:r>
+      <w:r>
+        <w:rPr>
+          <w:rFonts w:ascii="Times New Roman" w:hAnsi="Times New Roman" w:eastAsia="Times New Roman" w:cs="Times New Roman"/>
+        </w:rPr>
+        <w:t xml:space="preserve"> </w:t>
+      </w:r>
+      <w:r>
+        <w:rPr>
+          <w:rFonts w:hint="eastAsia" w:ascii="Times New Roman" w:hAnsi="Times New Roman" w:eastAsia="FangSong" w:cs="Times New Roman"/>
+        </w:rPr>
+        <w:t>带亲核性</w:t>
+      </w:r>
+      <w:r>
+        <w:rPr>
+          <w:rFonts w:hint="eastAsia" w:ascii="Times New Roman" w:hAnsi="Times New Roman" w:eastAsia="Times New Roman" w:cs="Times New Roman"/>
+        </w:rPr>
+        <w:t>（</w:t>
+      </w:r>
+      <w:r>
+        <w:rPr>
+          <w:rFonts w:hint="eastAsia" w:ascii="Times New Roman" w:hAnsi="Times New Roman" w:eastAsia="FangSong" w:cs="Times New Roman"/>
+        </w:rPr>
+        <w:t>碳负离子</w:t>
+      </w:r>
+      <w:r>
+        <w:rPr>
+          <w:rFonts w:hint="eastAsia" w:ascii="Times New Roman" w:hAnsi="Times New Roman" w:eastAsia="Times New Roman" w:cs="Times New Roman"/>
+        </w:rPr>
+        <w:t>）</w:t>
+      </w:r>
+      <w:r>
+        <w:rPr>
+          <w:rFonts w:ascii="Times New Roman" w:hAnsi="Times New Roman" w:eastAsia="Times New Roman" w:cs="Times New Roman"/>
+        </w:rPr>
+        <w:t xml:space="preserve"> </w:t>
+      </w:r>
+      <w:r>
+        <w:rPr>
+          <w:rFonts w:ascii="Times New Roman" w:hAnsi="Times New Roman" w:eastAsia="Times New Roman" w:cs="Times New Roman"/>
+        </w:rPr>
+        <w:t xml:space="preserve">- </w:t>
+      </w:r>
+      <w:r>
+        <w:rPr>
+          <w:rFonts w:hint="eastAsia" w:ascii="Times New Roman" w:hAnsi="Times New Roman" w:eastAsia="FangSong" w:cs="Times New Roman"/>
+        </w:rPr>
+        <w:t xml:space="preserve">强碱夺</w:t>
+      </w:r>
+      <w:r>
+        <w:rPr>
+          <w:rFonts w:ascii="Times New Roman" w:hAnsi="Times New Roman" w:eastAsia="Times New Roman" w:cs="Times New Roman"/>
+        </w:rPr>
+        <w:t xml:space="preserve"> </w:t>
+      </w:r>
+      <w:r>
+        <w:rPr>
+          <w:rFonts w:hint="eastAsia" w:ascii="Times New Roman" w:hAnsi="Times New Roman" w:eastAsia="Times New Roman" w:cs="Times New Roman"/>
+        </w:rPr>
+        <w:t>α-H：</w:t>
+      </w:r>
+      <w:r>
+        <w:rPr>
+          <w:rFonts w:hint="eastAsia" w:ascii="Times New Roman" w:hAnsi="Times New Roman" w:eastAsia="FangSong" w:cs="Times New Roman"/>
+        </w:rPr>
+        <w:t>三苯基膦先与卤代烷</w:t>
+      </w:r>
+      <w:r>
+        <w:rPr>
+          <w:rFonts w:ascii="Times New Roman" w:hAnsi="Times New Roman" w:eastAsia="Times New Roman" w:cs="Times New Roman"/>
+        </w:rPr>
+        <w:t xml:space="preserve"> SN2 </w:t>
+      </w:r>
+      <w:r>
+        <w:rPr>
+          <w:rFonts w:hint="eastAsia" w:ascii="Times New Roman" w:hAnsi="Times New Roman" w:eastAsia="FangSong" w:cs="Times New Roman"/>
+        </w:rPr>
+        <w:t>成盐</w:t>
+      </w:r>
+      <w:r>
+        <w:rPr>
+          <w:rFonts w:hint="eastAsia" w:ascii="Times New Roman" w:hAnsi="Times New Roman" w:eastAsia="Times New Roman" w:cs="Times New Roman"/>
+        </w:rPr>
+        <w:t>，</w:t>
+      </w:r>
+      <w:r>
+        <w:rPr>
+          <w:rFonts w:hint="eastAsia" w:ascii="Times New Roman" w:hAnsi="Times New Roman" w:eastAsia="FangSong" w:cs="Times New Roman"/>
+        </w:rPr>
+        <w:t>再用</w:t>
+      </w:r>
+      <w:r>
+        <w:rPr>
+          <w:rFonts w:ascii="Times New Roman" w:hAnsi="Times New Roman" w:eastAsia="Times New Roman" w:cs="Times New Roman"/>
+        </w:rPr>
+        <w:t xml:space="preserve"> BuLi </w:t>
+      </w:r>
+      <w:r>
+        <w:rPr>
+          <w:rFonts w:hint="eastAsia" w:ascii="Times New Roman" w:hAnsi="Times New Roman" w:eastAsia="FangSong" w:cs="Times New Roman"/>
+        </w:rPr>
+        <w:t xml:space="preserve">去质子</w:t>
+      </w:r>
     </w:p>
     <w:p>
       <w:pPr>
-        <w:pStyle w:val="SourceCode"/>
+        <w:pStyle w:val="BodyText"/>
       </w:pPr>
       <w:r>
         <w:rPr>
-          <w:rStyle w:val="VerbatimChar"/>
+          <w:rFonts w:hint="eastAsia" w:ascii="Times New Roman" w:hAnsi="Times New Roman" w:eastAsia="FangSong" w:cs="Times New Roman"/>
+          <w:b/>
+          <w:bCs/>
+        </w:rPr>
+        <w:t xml:space="preserve">反应通式</w:t>
+      </w:r>
+      <w:r>
+        <w:rPr>
+          <w:rFonts w:hint="eastAsia" w:ascii="Times New Roman" w:hAnsi="Times New Roman" w:eastAsia="Times New Roman" w:cs="Times New Roman"/>
+        </w:rPr>
+        <w:t xml:space="preserve">：</w:t>
+      </w:r>
+      <w:r>
+        <w:rPr>
+          <w:rFonts w:ascii="Times New Roman" w:hAnsi="Times New Roman" w:eastAsia="Times New Roman" w:cs="Times New Roman"/>
+        </w:rPr>
+        <w:t xml:space="preserve"> </w:t>
+      </w:r>
+      <w:r>
+        <w:rPr>
           <w:rFonts w:ascii="Times New Roman" w:hAnsi="Times New Roman" w:eastAsia="Times New Roman" w:cs="Times New Roman"/>
         </w:rPr>
         <w:t>Ph</w:t>
       </w:r>
       <w:r>
         <w:rPr>
-          <w:rStyle w:val="VerbatimChar"/>
           <w:rFonts w:ascii="Times New Roman" w:hAnsi="Times New Roman" w:eastAsia="Times New Roman" w:cs="Times New Roman"/>
           <w:vertAlign w:val="subscript"/>
         </w:rPr>
@@ -8348,14 +8649,12 @@
       </w:r>
       <w:r>
         <w:rPr>
-          <w:rStyle w:val="VerbatimChar"/>
-          <w:rFonts w:ascii="Times New Roman" w:hAnsi="Times New Roman" w:eastAsia="Times New Roman" w:cs="Times New Roman"/>
-        </w:rPr>
-        <w:t>P + RCH</w:t>
-      </w:r>
-      <w:r>
-        <w:rPr>
-          <w:rStyle w:val="VerbatimChar"/>
+          <w:rFonts w:ascii="Times New Roman" w:hAnsi="Times New Roman" w:eastAsia="Times New Roman" w:cs="Times New Roman"/>
+        </w:rPr>
+        <w:t>P=CHR + R’</w:t>
+      </w:r>
+      <w:r>
+        <w:rPr>
           <w:rFonts w:ascii="Times New Roman" w:hAnsi="Times New Roman" w:eastAsia="Times New Roman" w:cs="Times New Roman"/>
           <w:vertAlign w:val="subscript"/>
         </w:rPr>
@@ -8363,388 +8662,40 @@
       </w:r>
       <w:r>
         <w:rPr>
-          <w:rStyle w:val="VerbatimChar"/>
-          <w:rFonts w:ascii="Times New Roman" w:hAnsi="Times New Roman" w:eastAsia="Times New Roman" w:cs="Times New Roman"/>
-        </w:rPr>
-        <w:t>X → Ph</w:t>
-      </w:r>
-      <w:r>
-        <w:rPr>
-          <w:rStyle w:val="VerbatimChar"/>
+          <w:rFonts w:ascii="Times New Roman" w:hAnsi="Times New Roman" w:eastAsia="Times New Roman" w:cs="Times New Roman"/>
+        </w:rPr>
+        <w:t>C=O → R’</w:t>
+      </w:r>
+      <w:r>
+        <w:rPr>
           <w:rFonts w:ascii="Times New Roman" w:hAnsi="Times New Roman" w:eastAsia="Times New Roman" w:cs="Times New Roman"/>
           <w:vertAlign w:val="subscript"/>
         </w:rPr>
+        <w:t>2</w:t>
+      </w:r>
+      <w:r>
+        <w:rPr>
+          <w:rFonts w:ascii="Times New Roman" w:hAnsi="Times New Roman" w:eastAsia="Times New Roman" w:cs="Times New Roman"/>
+        </w:rPr>
+        <w:t>C=CHR + Ph</w:t>
+      </w:r>
+      <w:r>
+        <w:rPr>
+          <w:rFonts w:ascii="Times New Roman" w:hAnsi="Times New Roman" w:eastAsia="Times New Roman" w:cs="Times New Roman"/>
+          <w:vertAlign w:val="subscript"/>
+        </w:rPr>
         <w:t>3</w:t>
       </w:r>
       <w:r>
         <w:rPr>
-          <w:rStyle w:val="VerbatimChar"/>
-          <w:rFonts w:ascii="Times New Roman" w:hAnsi="Times New Roman" w:eastAsia="Times New Roman" w:cs="Times New Roman"/>
-        </w:rPr>
-        <w:t>P</w:t>
-      </w:r>
-      <w:r>
-        <w:rPr>
-          <w:rStyle w:val="VerbatimChar"/>
-          <w:rFonts w:ascii="Times New Roman" w:hAnsi="Times New Roman" w:eastAsia="Times New Roman" w:cs="Times New Roman"/>
-          <w:vertAlign w:val="superscript"/>
-        </w:rPr>
-        <w:t>+</w:t>
-      </w:r>
-      <w:r>
-        <w:rPr>
-          <w:rStyle w:val="VerbatimChar"/>
-          <w:rFonts w:ascii="Times New Roman" w:hAnsi="Times New Roman" w:eastAsia="Times New Roman" w:cs="Times New Roman"/>
-        </w:rPr>
-        <w:t>-CH</w:t>
-      </w:r>
-      <w:r>
-        <w:rPr>
-          <w:rStyle w:val="VerbatimChar"/>
-          <w:rFonts w:ascii="Times New Roman" w:hAnsi="Times New Roman" w:eastAsia="Times New Roman" w:cs="Times New Roman"/>
-          <w:vertAlign w:val="subscript"/>
-        </w:rPr>
-        <w:t>2</w:t>
-      </w:r>
-      <w:r>
-        <w:rPr>
-          <w:rStyle w:val="VerbatimChar"/>
-          <w:rFonts w:ascii="Times New Roman" w:hAnsi="Times New Roman" w:eastAsia="Times New Roman" w:cs="Times New Roman"/>
-        </w:rPr>
-        <w:t>R·X</w:t>
-      </w:r>
-      <w:r>
-        <w:rPr>
-          <w:rStyle w:val="VerbatimChar"/>
-          <w:rFonts w:ascii="Times New Roman" w:hAnsi="Times New Roman" w:eastAsia="Times New Roman" w:cs="Times New Roman"/>
-          <w:vertAlign w:val="superscript"/>
-        </w:rPr>
-        <w:t>-</w:t>
-      </w:r>
-      <w:r>
-        <w:rPr>
-          <w:rStyle w:val="VerbatimChar"/>
-          <w:rFonts w:ascii="Times New Roman" w:hAnsi="Times New Roman" w:eastAsia="Times New Roman" w:cs="Times New Roman"/>
-        </w:rPr>
-        <w:t xml:space="preserve"> </w:t>
-      </w:r>
-      <w:r>
-        <w:rPr>
-          <w:rStyle w:val="VerbatimChar"/>
-          <w:rFonts w:hint="eastAsia" w:ascii="Times New Roman" w:hAnsi="Times New Roman" w:eastAsia="Times New Roman" w:cs="Times New Roman"/>
-        </w:rPr>
-        <w:t>—</w:t>
-      </w:r>
-      <w:r>
-        <w:rPr>
-          <w:rStyle w:val="VerbatimChar"/>
-          <w:rFonts w:hint="eastAsia" w:ascii="Times New Roman" w:hAnsi="Times New Roman" w:eastAsia="FangSong" w:cs="Times New Roman"/>
-        </w:rPr>
-        <w:t>强碱</w:t>
-      </w:r>
-      <w:r>
-        <w:rPr>
-          <w:rStyle w:val="VerbatimChar"/>
-          <w:rFonts w:hint="eastAsia" w:ascii="Times New Roman" w:hAnsi="Times New Roman" w:eastAsia="Times New Roman" w:cs="Times New Roman"/>
-        </w:rPr>
-        <w:t>(BuLi/NaH)→</w:t>
-      </w:r>
-      <w:r>
-        <w:rPr>
-          <w:rStyle w:val="VerbatimChar"/>
-          <w:rFonts w:ascii="Times New Roman" w:hAnsi="Times New Roman" w:eastAsia="Times New Roman" w:cs="Times New Roman"/>
-        </w:rPr>
-        <w:t xml:space="preserve"> </w:t>
-      </w:r>
-      <w:r>
-        <w:rPr>
-          <w:rStyle w:val="VerbatimChar"/>
-          <w:rFonts w:hint="eastAsia" w:ascii="Times New Roman" w:hAnsi="Times New Roman" w:eastAsia="Times New Roman" w:cs="Times New Roman"/>
-        </w:rPr>
-        <w:t>Ph</w:t>
-      </w:r>
-      <w:r>
-        <w:rPr>
-          <w:rStyle w:val="VerbatimChar"/>
-          <w:rFonts w:hint="eastAsia" w:ascii="Times New Roman" w:hAnsi="Times New Roman" w:eastAsia="Times New Roman" w:cs="Times New Roman"/>
-          <w:vertAlign w:val="subscript"/>
-        </w:rPr>
-        <w:t>3</w:t>
-      </w:r>
-      <w:r>
-        <w:rPr>
-          <w:rStyle w:val="VerbatimChar"/>
-          <w:rFonts w:hint="eastAsia" w:ascii="Times New Roman" w:hAnsi="Times New Roman" w:eastAsia="Times New Roman" w:cs="Times New Roman"/>
-        </w:rPr>
-        <w:t>P=CHR（</w:t>
-      </w:r>
-      <w:r>
-        <w:rPr>
-          <w:rStyle w:val="VerbatimChar"/>
-          <w:rFonts w:hint="eastAsia" w:ascii="Times New Roman" w:hAnsi="Times New Roman" w:eastAsia="FangSong" w:cs="Times New Roman"/>
-        </w:rPr>
-        <w:t>叶立德</w:t>
-      </w:r>
-      <w:r>
-        <w:rPr>
-          <w:rStyle w:val="VerbatimChar"/>
-          <w:rFonts w:hint="eastAsia" w:ascii="Times New Roman" w:hAnsi="Times New Roman" w:eastAsia="Times New Roman" w:cs="Times New Roman"/>
-        </w:rPr>
-        <w:t>）</w:t>
+          <w:rFonts w:ascii="Times New Roman" w:hAnsi="Times New Roman" w:eastAsia="Times New Roman" w:cs="Times New Roman"/>
+        </w:rPr>
+        <w:t>P=O</w:t>
       </w:r>
     </w:p>
     <w:p>
       <w:pPr>
-        <w:pStyle w:val="Compact"/>
-        <w:numPr>
-          <w:ilvl w:val="0"/>
-          <w:numId w:val="1004"/>
-        </w:numPr>
-      </w:pPr>
-      <w:r>
-        <w:rPr>
-          <w:rFonts w:hint="eastAsia" w:ascii="Times New Roman" w:hAnsi="Times New Roman" w:eastAsia="FangSong" w:cs="Times New Roman"/>
-        </w:rPr>
-        <w:t>叶立德是</w:t>
-      </w:r>
-      <w:r>
-        <w:rPr>
-          <w:rFonts w:hint="eastAsia" w:ascii="Times New Roman" w:hAnsi="Times New Roman" w:eastAsia="Times New Roman" w:cs="Times New Roman"/>
-        </w:rPr>
-        <w:t>”P</w:t>
-      </w:r>
-      <w:r>
-        <w:rPr>
-          <w:rFonts w:hint="eastAsia" w:ascii="Times New Roman" w:hAnsi="Times New Roman" w:eastAsia="Times New Roman" w:cs="Times New Roman"/>
-          <w:vertAlign w:val="superscript"/>
-        </w:rPr>
-        <w:t>+</w:t>
-      </w:r>
-      <w:r>
-        <w:rPr>
-          <w:rFonts w:hint="eastAsia" w:ascii="Times New Roman" w:hAnsi="Times New Roman" w:eastAsia="Times New Roman" w:cs="Times New Roman"/>
-        </w:rPr>
-        <w:t>-C</w:t>
-      </w:r>
-      <w:r>
-        <w:rPr>
-          <w:rFonts w:hint="eastAsia" w:ascii="Times New Roman" w:hAnsi="Times New Roman" w:eastAsia="Times New Roman" w:cs="Times New Roman"/>
-          <w:vertAlign w:val="superscript"/>
-        </w:rPr>
-        <w:t>-</w:t>
-      </w:r>
-      <w:r>
-        <w:rPr>
-          <w:rFonts w:hint="eastAsia" w:ascii="Times New Roman" w:hAnsi="Times New Roman" w:eastAsia="Times New Roman" w:cs="Times New Roman"/>
-        </w:rPr>
-        <w:t>“</w:t>
-      </w:r>
-      <w:r>
-        <w:rPr>
-          <w:rFonts w:hint="eastAsia" w:ascii="Times New Roman" w:hAnsi="Times New Roman" w:eastAsia="FangSong" w:cs="Times New Roman"/>
-        </w:rPr>
-        <w:t>的两性离子</w:t>
-      </w:r>
-      <w:r>
-        <w:rPr>
-          <w:rFonts w:hint="eastAsia" w:ascii="Times New Roman" w:hAnsi="Times New Roman" w:eastAsia="Times New Roman" w:cs="Times New Roman"/>
-        </w:rPr>
-        <w:t>，C</w:t>
-      </w:r>
-      <w:r>
-        <w:rPr>
-          <w:rFonts w:ascii="Times New Roman" w:hAnsi="Times New Roman" w:eastAsia="Times New Roman" w:cs="Times New Roman"/>
-        </w:rPr>
-        <w:t xml:space="preserve"> </w:t>
-      </w:r>
-      <w:r>
-        <w:rPr>
-          <w:rFonts w:hint="eastAsia" w:ascii="Times New Roman" w:hAnsi="Times New Roman" w:eastAsia="FangSong" w:cs="Times New Roman"/>
-        </w:rPr>
-        <w:t>带亲核性</w:t>
-      </w:r>
-      <w:r>
-        <w:rPr>
-          <w:rFonts w:hint="eastAsia" w:ascii="Times New Roman" w:hAnsi="Times New Roman" w:eastAsia="Times New Roman" w:cs="Times New Roman"/>
-        </w:rPr>
-        <w:t>（</w:t>
-      </w:r>
-      <w:r>
-        <w:rPr>
-          <w:rFonts w:hint="eastAsia" w:ascii="Times New Roman" w:hAnsi="Times New Roman" w:eastAsia="FangSong" w:cs="Times New Roman"/>
-        </w:rPr>
-        <w:t>碳负离子</w:t>
-      </w:r>
-      <w:r>
-        <w:rPr>
-          <w:rFonts w:hint="eastAsia" w:ascii="Times New Roman" w:hAnsi="Times New Roman" w:eastAsia="Times New Roman" w:cs="Times New Roman"/>
-        </w:rPr>
-        <w:t>）</w:t>
-      </w:r>
-    </w:p>
-    <w:p>
-      <w:pPr>
-        <w:pStyle w:val="Compact"/>
-        <w:numPr>
-          <w:ilvl w:val="0"/>
-          <w:numId w:val="1004"/>
-        </w:numPr>
-      </w:pPr>
-      <w:r>
-        <w:rPr>
-          <w:rFonts w:hint="eastAsia" w:ascii="Times New Roman" w:hAnsi="Times New Roman" w:eastAsia="FangSong" w:cs="Times New Roman"/>
-        </w:rPr>
-        <w:t xml:space="preserve">强碱夺</w:t>
-      </w:r>
-      <w:r>
-        <w:rPr>
-          <w:rFonts w:ascii="Times New Roman" w:hAnsi="Times New Roman" w:eastAsia="Times New Roman" w:cs="Times New Roman"/>
-        </w:rPr>
-        <w:t xml:space="preserve"> </w:t>
-      </w:r>
-      <w:r>
-        <w:rPr>
-          <w:rFonts w:hint="eastAsia" w:ascii="Times New Roman" w:hAnsi="Times New Roman" w:eastAsia="Times New Roman" w:cs="Times New Roman"/>
-        </w:rPr>
-        <w:t>α-H：</w:t>
-      </w:r>
-      <w:r>
-        <w:rPr>
-          <w:rFonts w:hint="eastAsia" w:ascii="Times New Roman" w:hAnsi="Times New Roman" w:eastAsia="FangSong" w:cs="Times New Roman"/>
-        </w:rPr>
-        <w:t>三苯基膦先与卤代烷</w:t>
-      </w:r>
-      <w:r>
-        <w:rPr>
-          <w:rFonts w:ascii="Times New Roman" w:hAnsi="Times New Roman" w:eastAsia="Times New Roman" w:cs="Times New Roman"/>
-        </w:rPr>
-        <w:t xml:space="preserve"> SN2 </w:t>
-      </w:r>
-      <w:r>
-        <w:rPr>
-          <w:rFonts w:hint="eastAsia" w:ascii="Times New Roman" w:hAnsi="Times New Roman" w:eastAsia="FangSong" w:cs="Times New Roman"/>
-        </w:rPr>
-        <w:t>成盐</w:t>
-      </w:r>
-      <w:r>
-        <w:rPr>
-          <w:rFonts w:hint="eastAsia" w:ascii="Times New Roman" w:hAnsi="Times New Roman" w:eastAsia="Times New Roman" w:cs="Times New Roman"/>
-        </w:rPr>
-        <w:t>，</w:t>
-      </w:r>
-      <w:r>
-        <w:rPr>
-          <w:rFonts w:hint="eastAsia" w:ascii="Times New Roman" w:hAnsi="Times New Roman" w:eastAsia="FangSong" w:cs="Times New Roman"/>
-        </w:rPr>
-        <w:t>再用</w:t>
-      </w:r>
-      <w:r>
-        <w:rPr>
-          <w:rFonts w:ascii="Times New Roman" w:hAnsi="Times New Roman" w:eastAsia="Times New Roman" w:cs="Times New Roman"/>
-        </w:rPr>
-        <w:t xml:space="preserve"> BuLi </w:t>
-      </w:r>
-      <w:r>
-        <w:rPr>
-          <w:rFonts w:hint="eastAsia" w:ascii="Times New Roman" w:hAnsi="Times New Roman" w:eastAsia="FangSong" w:cs="Times New Roman"/>
-        </w:rPr>
-        <w:t xml:space="preserve">去质子</w:t>
-      </w:r>
-    </w:p>
-    <w:p>
-      <w:pPr>
-        <w:pStyle w:val="FirstParagraph"/>
-      </w:pPr>
-      <w:r>
-        <w:rPr>
-          <w:rFonts w:hint="eastAsia" w:ascii="Times New Roman" w:hAnsi="Times New Roman" w:eastAsia="FangSong" w:cs="Times New Roman"/>
-          <w:b/>
-          <w:bCs/>
-        </w:rPr>
-        <w:t xml:space="preserve">反应通式</w:t>
-      </w:r>
-      <w:r>
-        <w:rPr>
-          <w:rFonts w:hint="eastAsia" w:ascii="Times New Roman" w:hAnsi="Times New Roman" w:eastAsia="Times New Roman" w:cs="Times New Roman"/>
-        </w:rPr>
-        <w:t xml:space="preserve">：</w:t>
-      </w:r>
-    </w:p>
-    <w:p>
-      <w:pPr>
-        <w:pStyle w:val="SourceCode"/>
-      </w:pPr>
-      <w:r>
-        <w:rPr>
-          <w:rStyle w:val="VerbatimChar"/>
-          <w:rFonts w:ascii="Times New Roman" w:hAnsi="Times New Roman" w:eastAsia="Times New Roman" w:cs="Times New Roman"/>
-        </w:rPr>
-        <w:t>Ph</w:t>
-      </w:r>
-      <w:r>
-        <w:rPr>
-          <w:rStyle w:val="VerbatimChar"/>
-          <w:rFonts w:ascii="Times New Roman" w:hAnsi="Times New Roman" w:eastAsia="Times New Roman" w:cs="Times New Roman"/>
-          <w:vertAlign w:val="subscript"/>
-        </w:rPr>
-        <w:t>3</w:t>
-      </w:r>
-      <w:r>
-        <w:rPr>
-          <w:rStyle w:val="VerbatimChar"/>
-          <w:rFonts w:ascii="Times New Roman" w:hAnsi="Times New Roman" w:eastAsia="Times New Roman" w:cs="Times New Roman"/>
-        </w:rPr>
-        <w:t>P=CHR + R'</w:t>
-      </w:r>
-      <w:r>
-        <w:rPr>
-          <w:rStyle w:val="VerbatimChar"/>
-          <w:rFonts w:ascii="Times New Roman" w:hAnsi="Times New Roman" w:eastAsia="Times New Roman" w:cs="Times New Roman"/>
-          <w:vertAlign w:val="subscript"/>
-        </w:rPr>
-        <w:t>2</w:t>
-      </w:r>
-      <w:r>
-        <w:rPr>
-          <w:rStyle w:val="VerbatimChar"/>
-          <w:rFonts w:ascii="Times New Roman" w:hAnsi="Times New Roman" w:eastAsia="Times New Roman" w:cs="Times New Roman"/>
-        </w:rPr>
-        <w:t>C=O → R'</w:t>
-      </w:r>
-      <w:r>
-        <w:rPr>
-          <w:rStyle w:val="VerbatimChar"/>
-          <w:rFonts w:ascii="Times New Roman" w:hAnsi="Times New Roman" w:eastAsia="Times New Roman" w:cs="Times New Roman"/>
-          <w:vertAlign w:val="subscript"/>
-        </w:rPr>
-        <w:t>2</w:t>
-      </w:r>
-      <w:r>
-        <w:rPr>
-          <w:rStyle w:val="VerbatimChar"/>
-          <w:rFonts w:ascii="Times New Roman" w:hAnsi="Times New Roman" w:eastAsia="Times New Roman" w:cs="Times New Roman"/>
-        </w:rPr>
-        <w:t>C=CHR + Ph</w:t>
-      </w:r>
-      <w:r>
-        <w:rPr>
-          <w:rStyle w:val="VerbatimChar"/>
-          <w:rFonts w:ascii="Times New Roman" w:hAnsi="Times New Roman" w:eastAsia="Times New Roman" w:cs="Times New Roman"/>
-          <w:vertAlign w:val="subscript"/>
-        </w:rPr>
-        <w:t>3</w:t>
-      </w:r>
-      <w:r>
-        <w:rPr>
-          <w:rStyle w:val="VerbatimChar"/>
-          <w:rFonts w:ascii="Times New Roman" w:hAnsi="Times New Roman" w:eastAsia="Times New Roman" w:cs="Times New Roman"/>
-        </w:rPr>
-        <w:t>P=O</w:t>
-      </w:r>
-    </w:p>
-    <w:p>
-      <w:pPr>
-        <w:pStyle w:val="FirstParagraph"/>
+        <w:pStyle w:val="BodyText"/>
       </w:pPr>
       <w:r>
         <w:rPr>
@@ -9934,46 +9885,40 @@
     </w:p>
     <w:p>
       <w:pPr>
-        <w:pStyle w:val="SourceCode"/>
+        <w:pStyle w:val="BodyText"/>
       </w:pPr>
       <w:r>
         <w:rPr>
-          <w:rStyle w:val="VerbatimChar"/>
           <w:rFonts w:hint="eastAsia" w:ascii="Times New Roman" w:hAnsi="Times New Roman" w:eastAsia="Times New Roman" w:cs="Times New Roman"/>
         </w:rPr>
         <w:t>RCOCl(</w:t>
       </w:r>
       <w:r>
         <w:rPr>
-          <w:rStyle w:val="VerbatimChar"/>
           <w:rFonts w:hint="eastAsia" w:ascii="Times New Roman" w:hAnsi="Times New Roman" w:eastAsia="FangSong" w:cs="Times New Roman"/>
         </w:rPr>
         <w:t>酰卤</w:t>
       </w:r>
       <w:r>
         <w:rPr>
-          <w:rStyle w:val="VerbatimChar"/>
           <w:rFonts w:hint="eastAsia" w:ascii="Times New Roman" w:hAnsi="Times New Roman" w:eastAsia="Times New Roman" w:cs="Times New Roman"/>
         </w:rPr>
         <w:t>)</w:t>
       </w:r>
       <w:r>
         <w:rPr>
-          <w:rStyle w:val="VerbatimChar"/>
           <w:rFonts w:ascii="Times New Roman" w:hAnsi="Times New Roman" w:eastAsia="Times New Roman" w:cs="Times New Roman"/>
         </w:rPr>
         <w:t xml:space="preserve"> &gt; </w:t>
       </w:r>
       <w:r>
         <w:rPr>
-          <w:rStyle w:val="VerbatimChar"/>
           <w:rFonts w:hint="eastAsia" w:ascii="Times New Roman" w:hAnsi="Times New Roman" w:eastAsia="Times New Roman" w:cs="Times New Roman"/>
         </w:rPr>
         <w:t>(RCO)</w:t>
       </w:r>
       <w:r>
         <w:rPr>
-          <w:rStyle w:val="VerbatimChar"/>
           <w:rFonts w:hint="eastAsia" w:ascii="Times New Roman" w:hAnsi="Times New Roman" w:eastAsia="Times New Roman" w:cs="Times New Roman"/>
           <w:vertAlign w:val="subscript"/>
         </w:rPr>
@@ -9981,98 +9926,84 @@
       </w:r>
       <w:r>
         <w:rPr>
-          <w:rStyle w:val="VerbatimChar"/>
           <w:rFonts w:hint="eastAsia" w:ascii="Times New Roman" w:hAnsi="Times New Roman" w:eastAsia="Times New Roman" w:cs="Times New Roman"/>
         </w:rPr>
         <w:t>O(</w:t>
       </w:r>
       <w:r>
         <w:rPr>
-          <w:rStyle w:val="VerbatimChar"/>
           <w:rFonts w:hint="eastAsia" w:ascii="Times New Roman" w:hAnsi="Times New Roman" w:eastAsia="FangSong" w:cs="Times New Roman"/>
         </w:rPr>
         <w:t>酸酐</w:t>
       </w:r>
       <w:r>
         <w:rPr>
-          <w:rStyle w:val="VerbatimChar"/>
           <w:rFonts w:hint="eastAsia" w:ascii="Times New Roman" w:hAnsi="Times New Roman" w:eastAsia="Times New Roman" w:cs="Times New Roman"/>
         </w:rPr>
         <w:t>)</w:t>
       </w:r>
       <w:r>
         <w:rPr>
-          <w:rStyle w:val="VerbatimChar"/>
           <w:rFonts w:ascii="Times New Roman" w:hAnsi="Times New Roman" w:eastAsia="Times New Roman" w:cs="Times New Roman"/>
         </w:rPr>
         <w:t xml:space="preserve"> &gt; </w:t>
       </w:r>
       <w:r>
         <w:rPr>
-          <w:rStyle w:val="VerbatimChar"/>
-          <w:rFonts w:hint="eastAsia" w:ascii="Times New Roman" w:hAnsi="Times New Roman" w:eastAsia="Times New Roman" w:cs="Times New Roman"/>
-        </w:rPr>
-        <w:t>RCOOR'(</w:t>
-      </w:r>
-      <w:r>
-        <w:rPr>
-          <w:rStyle w:val="VerbatimChar"/>
+          <w:rFonts w:hint="eastAsia" w:ascii="Times New Roman" w:hAnsi="Times New Roman" w:eastAsia="Times New Roman" w:cs="Times New Roman"/>
+        </w:rPr>
+        <w:t>RCOOR’(</w:t>
+      </w:r>
+      <w:r>
+        <w:rPr>
           <w:rFonts w:hint="eastAsia" w:ascii="Times New Roman" w:hAnsi="Times New Roman" w:eastAsia="FangSong" w:cs="Times New Roman"/>
         </w:rPr>
         <w:t>酯</w:t>
       </w:r>
       <w:r>
         <w:rPr>
-          <w:rStyle w:val="VerbatimChar"/>
           <w:rFonts w:hint="eastAsia" w:ascii="Times New Roman" w:hAnsi="Times New Roman" w:eastAsia="Times New Roman" w:cs="Times New Roman"/>
         </w:rPr>
         <w:t>)</w:t>
       </w:r>
       <w:r>
         <w:rPr>
-          <w:rStyle w:val="VerbatimChar"/>
           <w:rFonts w:ascii="Times New Roman" w:hAnsi="Times New Roman" w:eastAsia="Times New Roman" w:cs="Times New Roman"/>
         </w:rPr>
         <w:t xml:space="preserve"> &gt; </w:t>
       </w:r>
       <w:r>
         <w:rPr>
-          <w:rStyle w:val="VerbatimChar"/>
           <w:rFonts w:hint="eastAsia" w:ascii="Times New Roman" w:hAnsi="Times New Roman" w:eastAsia="Times New Roman" w:cs="Times New Roman"/>
         </w:rPr>
         <w:t>RCOOH(</w:t>
       </w:r>
       <w:r>
         <w:rPr>
-          <w:rStyle w:val="VerbatimChar"/>
           <w:rFonts w:hint="eastAsia" w:ascii="Times New Roman" w:hAnsi="Times New Roman" w:eastAsia="FangSong" w:cs="Times New Roman"/>
         </w:rPr>
         <w:t>羧酸</w:t>
       </w:r>
       <w:r>
         <w:rPr>
-          <w:rStyle w:val="VerbatimChar"/>
           <w:rFonts w:hint="eastAsia" w:ascii="Times New Roman" w:hAnsi="Times New Roman" w:eastAsia="Times New Roman" w:cs="Times New Roman"/>
         </w:rPr>
         <w:t>)</w:t>
       </w:r>
       <w:r>
         <w:rPr>
-          <w:rStyle w:val="VerbatimChar"/>
           <w:rFonts w:ascii="Times New Roman" w:hAnsi="Times New Roman" w:eastAsia="Times New Roman" w:cs="Times New Roman"/>
         </w:rPr>
         <w:t xml:space="preserve"> &gt; </w:t>
       </w:r>
       <w:r>
         <w:rPr>
-          <w:rStyle w:val="VerbatimChar"/>
           <w:rFonts w:hint="eastAsia" w:ascii="Times New Roman" w:hAnsi="Times New Roman" w:eastAsia="Times New Roman" w:cs="Times New Roman"/>
         </w:rPr>
         <w:t>RCONH</w:t>
       </w:r>
       <w:r>
         <w:rPr>
-          <w:rStyle w:val="VerbatimChar"/>
           <w:rFonts w:hint="eastAsia" w:ascii="Times New Roman" w:hAnsi="Times New Roman" w:eastAsia="Times New Roman" w:cs="Times New Roman"/>
           <w:vertAlign w:val="subscript"/>
         </w:rPr>
@@ -10080,423 +10011,21 @@
       </w:r>
       <w:r>
         <w:rPr>
-          <w:rStyle w:val="VerbatimChar"/>
           <w:rFonts w:hint="eastAsia" w:ascii="Times New Roman" w:hAnsi="Times New Roman" w:eastAsia="Times New Roman" w:cs="Times New Roman"/>
         </w:rPr>
         <w:t>(</w:t>
       </w:r>
       <w:r>
         <w:rPr>
-          <w:rStyle w:val="VerbatimChar"/>
           <w:rFonts w:hint="eastAsia" w:ascii="Times New Roman" w:hAnsi="Times New Roman" w:eastAsia="FangSong" w:cs="Times New Roman"/>
         </w:rPr>
         <w:t>酰胺</w:t>
       </w:r>
       <w:r>
         <w:rPr>
-          <w:rStyle w:val="VerbatimChar"/>
           <w:rFonts w:hint="eastAsia" w:ascii="Times New Roman" w:hAnsi="Times New Roman" w:eastAsia="Times New Roman" w:cs="Times New Roman"/>
         </w:rPr>
         <w:t>)</w:t>
-      </w:r>
-    </w:p>
-    <w:p>
-      <w:pPr>
-        <w:pStyle w:val="FirstParagraph"/>
-      </w:pPr>
-      <w:r>
-        <w:rPr>
-          <w:rFonts w:hint="eastAsia" w:ascii="Times New Roman" w:hAnsi="Times New Roman" w:eastAsia="FangSong" w:cs="Times New Roman"/>
-          <w:b/>
-          <w:bCs/>
-        </w:rPr>
-        <w:t xml:space="preserve">解释</w:t>
-      </w:r>
-      <w:r>
-        <w:rPr>
-          <w:rFonts w:hint="eastAsia" w:ascii="Times New Roman" w:hAnsi="Times New Roman" w:eastAsia="Times New Roman" w:cs="Times New Roman"/>
-        </w:rPr>
-        <w:t xml:space="preserve">：</w:t>
-      </w:r>
-      <w:r>
-        <w:rPr>
-          <w:rFonts w:ascii="Times New Roman" w:hAnsi="Times New Roman" w:eastAsia="Times New Roman" w:cs="Times New Roman"/>
-        </w:rPr>
-        <w:t xml:space="preserve"> </w:t>
-      </w:r>
-      <w:r>
-        <w:rPr>
-          <w:rFonts w:ascii="Times New Roman" w:hAnsi="Times New Roman" w:eastAsia="Times New Roman" w:cs="Times New Roman"/>
-        </w:rPr>
-        <w:t xml:space="preserve">- </w:t>
-      </w:r>
-      <w:r>
-        <w:rPr>
-          <w:rFonts w:hint="eastAsia" w:ascii="Times New Roman" w:hAnsi="Times New Roman" w:eastAsia="Times New Roman" w:cs="Times New Roman"/>
-        </w:rPr>
-        <w:t>G</w:t>
-      </w:r>
-      <w:r>
-        <w:rPr>
-          <w:rFonts w:hint="eastAsia" w:ascii="Times New Roman" w:hAnsi="Times New Roman" w:eastAsia="FangSong" w:cs="Times New Roman"/>
-        </w:rPr>
-        <w:t>的电负性越大</w:t>
-      </w:r>
-      <w:r>
-        <w:rPr>
-          <w:rFonts w:hint="eastAsia" w:ascii="Times New Roman" w:hAnsi="Times New Roman" w:eastAsia="Times New Roman" w:cs="Times New Roman"/>
-        </w:rPr>
-        <w:t>、</w:t>
-      </w:r>
-      <w:r>
-        <w:rPr>
-          <w:rFonts w:hint="eastAsia" w:ascii="Times New Roman" w:hAnsi="Times New Roman" w:eastAsia="FangSong" w:cs="Times New Roman"/>
-        </w:rPr>
-        <w:t>给电子共轭越弱</w:t>
-      </w:r>
-      <w:r>
-        <w:rPr>
-          <w:rFonts w:ascii="Times New Roman" w:hAnsi="Times New Roman" w:eastAsia="Times New Roman" w:cs="Times New Roman"/>
-        </w:rPr>
-        <w:t xml:space="preserve"> → </w:t>
-      </w:r>
-      <w:r>
-        <w:rPr>
-          <w:rFonts w:hint="eastAsia" w:ascii="Times New Roman" w:hAnsi="Times New Roman" w:eastAsia="Times New Roman" w:cs="Times New Roman"/>
-        </w:rPr>
-        <w:t>C=O</w:t>
-      </w:r>
-      <w:r>
-        <w:rPr>
-          <w:rFonts w:hint="eastAsia" w:ascii="Times New Roman" w:hAnsi="Times New Roman" w:eastAsia="FangSong" w:cs="Times New Roman"/>
-        </w:rPr>
-        <w:t>碳越正</w:t>
-      </w:r>
-      <w:r>
-        <w:rPr>
-          <w:rFonts w:ascii="Times New Roman" w:hAnsi="Times New Roman" w:eastAsia="Times New Roman" w:cs="Times New Roman"/>
-        </w:rPr>
-        <w:t xml:space="preserve"> → </w:t>
-      </w:r>
-      <w:r>
-        <w:rPr>
-          <w:rFonts w:hint="eastAsia" w:ascii="Times New Roman" w:hAnsi="Times New Roman" w:eastAsia="FangSong" w:cs="Times New Roman"/>
-        </w:rPr>
-        <w:t xml:space="preserve">越活泼</w:t>
-      </w:r>
-      <w:r>
-        <w:rPr>
-          <w:rFonts w:ascii="Times New Roman" w:hAnsi="Times New Roman" w:eastAsia="Times New Roman" w:cs="Times New Roman"/>
-        </w:rPr>
-        <w:t xml:space="preserve"> </w:t>
-      </w:r>
-      <w:r>
-        <w:rPr>
-          <w:rFonts w:ascii="Times New Roman" w:hAnsi="Times New Roman" w:eastAsia="Times New Roman" w:cs="Times New Roman"/>
-        </w:rPr>
-        <w:t xml:space="preserve">- </w:t>
-      </w:r>
-      <w:r>
-        <w:rPr>
-          <w:rFonts w:hint="eastAsia" w:ascii="Times New Roman" w:hAnsi="Times New Roman" w:eastAsia="Times New Roman" w:cs="Times New Roman"/>
-        </w:rPr>
-        <w:t>G</w:t>
-      </w:r>
-      <w:r>
-        <w:rPr>
-          <w:rFonts w:hint="eastAsia" w:ascii="Times New Roman" w:hAnsi="Times New Roman" w:eastAsia="Times New Roman" w:cs="Times New Roman"/>
-          <w:vertAlign w:val="superscript"/>
-        </w:rPr>
-        <w:t>-</w:t>
-      </w:r>
-      <w:r>
-        <w:rPr>
-          <w:rFonts w:hint="eastAsia" w:ascii="Times New Roman" w:hAnsi="Times New Roman" w:eastAsia="FangSong" w:cs="Times New Roman"/>
-        </w:rPr>
-        <w:t>的离去能力越强</w:t>
-      </w:r>
-      <w:r>
-        <w:rPr>
-          <w:rFonts w:ascii="Times New Roman" w:hAnsi="Times New Roman" w:eastAsia="Times New Roman" w:cs="Times New Roman"/>
-        </w:rPr>
-        <w:t xml:space="preserve"> → </w:t>
-      </w:r>
-      <w:r>
-        <w:rPr>
-          <w:rFonts w:hint="eastAsia" w:ascii="Times New Roman" w:hAnsi="Times New Roman" w:eastAsia="FangSong" w:cs="Times New Roman"/>
-        </w:rPr>
-        <w:t xml:space="preserve">越活泼</w:t>
-      </w:r>
-      <w:r>
-        <w:rPr>
-          <w:rFonts w:ascii="Times New Roman" w:hAnsi="Times New Roman" w:eastAsia="Times New Roman" w:cs="Times New Roman"/>
-        </w:rPr>
-        <w:t xml:space="preserve"> </w:t>
-      </w:r>
-      <w:r>
-        <w:rPr>
-          <w:rFonts w:ascii="Times New Roman" w:hAnsi="Times New Roman" w:eastAsia="Times New Roman" w:cs="Times New Roman"/>
-        </w:rPr>
-        <w:t xml:space="preserve">- </w:t>
-      </w:r>
-      <w:r>
-        <w:rPr>
-          <w:rFonts w:hint="eastAsia" w:ascii="Times New Roman" w:hAnsi="Times New Roman" w:eastAsia="FangSong" w:cs="Times New Roman"/>
-        </w:rPr>
-        <w:t>酰氯</w:t>
-      </w:r>
-      <w:r>
-        <w:rPr>
-          <w:rFonts w:hint="eastAsia" w:ascii="Times New Roman" w:hAnsi="Times New Roman" w:eastAsia="Times New Roman" w:cs="Times New Roman"/>
-        </w:rPr>
-        <w:t>：Cl</w:t>
-      </w:r>
-      <w:r>
-        <w:rPr>
-          <w:rFonts w:hint="eastAsia" w:ascii="Times New Roman" w:hAnsi="Times New Roman" w:eastAsia="FangSong" w:cs="Times New Roman"/>
-        </w:rPr>
-        <w:t>的</w:t>
-      </w:r>
-      <w:r>
-        <w:rPr>
-          <w:rFonts w:hint="eastAsia" w:ascii="Times New Roman" w:hAnsi="Times New Roman" w:eastAsia="Times New Roman" w:cs="Times New Roman"/>
-        </w:rPr>
-        <w:t>-I</w:t>
-      </w:r>
-      <w:r>
-        <w:rPr>
-          <w:rFonts w:ascii="Times New Roman" w:hAnsi="Times New Roman" w:eastAsia="Times New Roman" w:cs="Times New Roman"/>
-        </w:rPr>
-        <w:t xml:space="preserve"> &gt; +C + </w:t>
-      </w:r>
-      <w:r>
-        <w:rPr>
-          <w:rFonts w:hint="eastAsia" w:ascii="Times New Roman" w:hAnsi="Times New Roman" w:eastAsia="Times New Roman" w:cs="Times New Roman"/>
-        </w:rPr>
-        <w:t>Cl</w:t>
-      </w:r>
-      <w:r>
-        <w:rPr>
-          <w:rFonts w:hint="eastAsia" w:ascii="Times New Roman" w:hAnsi="Times New Roman" w:eastAsia="Times New Roman" w:cs="Times New Roman"/>
-          <w:vertAlign w:val="superscript"/>
-        </w:rPr>
-        <w:t>-</w:t>
-      </w:r>
-      <w:r>
-        <w:rPr>
-          <w:rFonts w:hint="eastAsia" w:ascii="Times New Roman" w:hAnsi="Times New Roman" w:eastAsia="FangSong" w:cs="Times New Roman"/>
-        </w:rPr>
-        <w:t>是好离去基</w:t>
-      </w:r>
-      <w:r>
-        <w:rPr>
-          <w:rFonts w:ascii="Times New Roman" w:hAnsi="Times New Roman" w:eastAsia="Times New Roman" w:cs="Times New Roman"/>
-        </w:rPr>
-        <w:t xml:space="preserve"> </w:t>
-      </w:r>
-      <w:r>
-        <w:rPr>
-          <w:rFonts w:ascii="Times New Roman" w:hAnsi="Times New Roman" w:eastAsia="Times New Roman" w:cs="Times New Roman"/>
-        </w:rPr>
-        <w:t xml:space="preserve">- </w:t>
-      </w:r>
-      <w:r>
-        <w:rPr>
-          <w:rFonts w:hint="eastAsia" w:ascii="Times New Roman" w:hAnsi="Times New Roman" w:eastAsia="FangSong" w:cs="Times New Roman"/>
-        </w:rPr>
-        <w:t>羧酸排在酰胺前</w:t>
-      </w:r>
-      <w:r>
-        <w:rPr>
-          <w:rFonts w:hint="eastAsia" w:ascii="Times New Roman" w:hAnsi="Times New Roman" w:eastAsia="Times New Roman" w:cs="Times New Roman"/>
-        </w:rPr>
-        <w:t>：OH</w:t>
-      </w:r>
-      <w:r>
-        <w:rPr>
-          <w:rFonts w:hint="eastAsia" w:ascii="Times New Roman" w:hAnsi="Times New Roman" w:eastAsia="FangSong" w:cs="Times New Roman"/>
-        </w:rPr>
-        <w:t>的给电子共轭弱于</w:t>
-      </w:r>
-      <w:r>
-        <w:rPr>
-          <w:rFonts w:hint="eastAsia" w:ascii="Times New Roman" w:hAnsi="Times New Roman" w:eastAsia="Times New Roman" w:cs="Times New Roman"/>
-        </w:rPr>
-        <w:t>NH</w:t>
-      </w:r>
-      <w:r>
-        <w:rPr>
-          <w:rFonts w:hint="eastAsia" w:ascii="Times New Roman" w:hAnsi="Times New Roman" w:eastAsia="Times New Roman" w:cs="Times New Roman"/>
-          <w:vertAlign w:val="subscript"/>
-        </w:rPr>
-        <w:t>2</w:t>
-      </w:r>
-      <w:r>
-        <w:rPr>
-          <w:rFonts w:hint="eastAsia" w:ascii="Times New Roman" w:hAnsi="Times New Roman" w:eastAsia="Times New Roman" w:cs="Times New Roman"/>
-        </w:rPr>
-        <w:t>，</w:t>
-      </w:r>
-      <w:r>
-        <w:rPr>
-          <w:rFonts w:hint="eastAsia" w:ascii="Times New Roman" w:hAnsi="Times New Roman" w:eastAsia="FangSong" w:cs="Times New Roman"/>
-        </w:rPr>
-        <w:t>且</w:t>
-      </w:r>
-      <w:r>
-        <w:rPr>
-          <w:rFonts w:hint="eastAsia" w:ascii="Times New Roman" w:hAnsi="Times New Roman" w:eastAsia="Times New Roman" w:cs="Times New Roman"/>
-        </w:rPr>
-        <w:t>H</w:t>
-      </w:r>
-      <w:r>
-        <w:rPr>
-          <w:rFonts w:hint="eastAsia" w:ascii="Times New Roman" w:hAnsi="Times New Roman" w:eastAsia="Times New Roman" w:cs="Times New Roman"/>
-          <w:vertAlign w:val="subscript"/>
-        </w:rPr>
-        <w:t>2</w:t>
-      </w:r>
-      <w:r>
-        <w:rPr>
-          <w:rFonts w:hint="eastAsia" w:ascii="Times New Roman" w:hAnsi="Times New Roman" w:eastAsia="Times New Roman" w:cs="Times New Roman"/>
-        </w:rPr>
-        <w:t>O(pKa≈16)</w:t>
-      </w:r>
-      <w:r>
-        <w:rPr>
-          <w:rFonts w:hint="eastAsia" w:ascii="Times New Roman" w:hAnsi="Times New Roman" w:eastAsia="FangSong" w:cs="Times New Roman"/>
-        </w:rPr>
-        <w:t>是比</w:t>
-      </w:r>
-      <w:r>
-        <w:rPr>
-          <w:rFonts w:hint="eastAsia" w:ascii="Times New Roman" w:hAnsi="Times New Roman" w:eastAsia="Times New Roman" w:cs="Times New Roman"/>
-        </w:rPr>
-        <w:t>NH</w:t>
-      </w:r>
-      <w:r>
-        <w:rPr>
-          <w:rFonts w:hint="eastAsia" w:ascii="Times New Roman" w:hAnsi="Times New Roman" w:eastAsia="Times New Roman" w:cs="Times New Roman"/>
-          <w:vertAlign w:val="subscript"/>
-        </w:rPr>
-        <w:t>3</w:t>
-      </w:r>
-      <w:r>
-        <w:rPr>
-          <w:rFonts w:hint="eastAsia" w:ascii="Times New Roman" w:hAnsi="Times New Roman" w:eastAsia="Times New Roman" w:cs="Times New Roman"/>
-        </w:rPr>
-        <w:t>(pKa≈35)</w:t>
-      </w:r>
-      <w:r>
-        <w:rPr>
-          <w:rFonts w:hint="eastAsia" w:ascii="Times New Roman" w:hAnsi="Times New Roman" w:eastAsia="FangSong" w:cs="Times New Roman"/>
-        </w:rPr>
-        <w:t>好的离去基</w:t>
-      </w:r>
-      <w:r>
-        <w:rPr>
-          <w:rFonts w:ascii="Times New Roman" w:hAnsi="Times New Roman" w:eastAsia="Times New Roman" w:cs="Times New Roman"/>
-        </w:rPr>
-        <w:t xml:space="preserve"> → </w:t>
-      </w:r>
-      <w:r>
-        <w:rPr>
-          <w:rFonts w:hint="eastAsia" w:ascii="Times New Roman" w:hAnsi="Times New Roman" w:eastAsia="FangSong" w:cs="Times New Roman"/>
-        </w:rPr>
-        <w:t xml:space="preserve">羧酸比酰胺活泼</w:t>
-      </w:r>
-      <w:r>
-        <w:rPr>
-          <w:rFonts w:ascii="Times New Roman" w:hAnsi="Times New Roman" w:eastAsia="Times New Roman" w:cs="Times New Roman"/>
-        </w:rPr>
-        <w:t xml:space="preserve"> </w:t>
-      </w:r>
-      <w:r>
-        <w:rPr>
-          <w:rFonts w:ascii="Times New Roman" w:hAnsi="Times New Roman" w:eastAsia="Times New Roman" w:cs="Times New Roman"/>
-        </w:rPr>
-        <w:t xml:space="preserve">- </w:t>
-      </w:r>
-      <w:r>
-        <w:rPr>
-          <w:rFonts w:hint="eastAsia" w:ascii="Times New Roman" w:hAnsi="Times New Roman" w:eastAsia="FangSong" w:cs="Times New Roman"/>
-        </w:rPr>
-        <w:t>酰胺</w:t>
-      </w:r>
-      <w:r>
-        <w:rPr>
-          <w:rFonts w:hint="eastAsia" w:ascii="Times New Roman" w:hAnsi="Times New Roman" w:eastAsia="Times New Roman" w:cs="Times New Roman"/>
-        </w:rPr>
-        <w:t>：NH</w:t>
-      </w:r>
-      <w:r>
-        <w:rPr>
-          <w:rFonts w:hint="eastAsia" w:ascii="Times New Roman" w:hAnsi="Times New Roman" w:eastAsia="Times New Roman" w:cs="Times New Roman"/>
-          <w:vertAlign w:val="subscript"/>
-        </w:rPr>
-        <w:t>2</w:t>
-      </w:r>
-      <w:r>
-        <w:rPr>
-          <w:rFonts w:hint="eastAsia" w:ascii="Times New Roman" w:hAnsi="Times New Roman" w:eastAsia="FangSong" w:cs="Times New Roman"/>
-        </w:rPr>
-        <w:t>的</w:t>
-      </w:r>
-      <w:r>
-        <w:rPr>
-          <w:rFonts w:hint="eastAsia" w:ascii="Times New Roman" w:hAnsi="Times New Roman" w:eastAsia="Times New Roman" w:cs="Times New Roman"/>
-        </w:rPr>
-        <w:t>+C</w:t>
-      </w:r>
-      <w:r>
-        <w:rPr>
-          <w:rFonts w:hint="eastAsia" w:ascii="Times New Roman" w:hAnsi="Times New Roman" w:eastAsia="FangSong" w:cs="Times New Roman"/>
-        </w:rPr>
-        <w:t>很强</w:t>
-      </w:r>
-      <w:r>
-        <w:rPr>
-          <w:rFonts w:ascii="Times New Roman" w:hAnsi="Times New Roman" w:eastAsia="Times New Roman" w:cs="Times New Roman"/>
-        </w:rPr>
-        <w:t xml:space="preserve"> + </w:t>
-      </w:r>
-      <w:r>
-        <w:rPr>
-          <w:rFonts w:hint="eastAsia" w:ascii="Times New Roman" w:hAnsi="Times New Roman" w:eastAsia="Times New Roman" w:cs="Times New Roman"/>
-        </w:rPr>
-        <w:t>NH</w:t>
-      </w:r>
-      <w:r>
-        <w:rPr>
-          <w:rFonts w:hint="eastAsia" w:ascii="Times New Roman" w:hAnsi="Times New Roman" w:eastAsia="Times New Roman" w:cs="Times New Roman"/>
-          <w:vertAlign w:val="subscript"/>
-        </w:rPr>
-        <w:t>2</w:t>
-      </w:r>
-      <w:r>
-        <w:rPr>
-          <w:rFonts w:hint="eastAsia" w:ascii="Times New Roman" w:hAnsi="Times New Roman" w:eastAsia="Times New Roman" w:cs="Times New Roman"/>
-          <w:vertAlign w:val="superscript"/>
-        </w:rPr>
-        <w:t>-</w:t>
-      </w:r>
-      <w:r>
-        <w:rPr>
-          <w:rFonts w:hint="eastAsia" w:ascii="Times New Roman" w:hAnsi="Times New Roman" w:eastAsia="FangSong" w:cs="Times New Roman"/>
-        </w:rPr>
-        <w:t>是差离去基</w:t>
-      </w:r>
-      <w:r>
-        <w:rPr>
-          <w:rFonts w:ascii="Times New Roman" w:hAnsi="Times New Roman" w:eastAsia="Times New Roman" w:cs="Times New Roman"/>
-        </w:rPr>
-        <w:t xml:space="preserve"> → </w:t>
-      </w:r>
-      <w:r>
-        <w:rPr>
-          <w:rFonts w:hint="eastAsia" w:ascii="Times New Roman" w:hAnsi="Times New Roman" w:eastAsia="FangSong" w:cs="Times New Roman"/>
-        </w:rPr>
-        <w:t xml:space="preserve">最不活泼</w:t>
       </w:r>
     </w:p>
     <w:p>
@@ -10509,31 +10038,226 @@
           <w:b/>
           <w:bCs/>
         </w:rPr>
-        <w:t xml:space="preserve">注意</w:t>
-      </w:r>
-      <w:r>
-        <w:rPr>
-          <w:rFonts w:hint="eastAsia" w:ascii="Times New Roman" w:hAnsi="Times New Roman" w:eastAsia="Times New Roman" w:cs="Times New Roman"/>
-        </w:rPr>
-        <w:t>：</w:t>
-      </w:r>
-      <w:r>
-        <w:rPr>
-          <w:rFonts w:hint="eastAsia" w:ascii="Times New Roman" w:hAnsi="Times New Roman" w:eastAsia="FangSong" w:cs="Times New Roman"/>
-        </w:rPr>
-        <w:t>腈</w:t>
-      </w:r>
-      <w:r>
-        <w:rPr>
-          <w:rFonts w:hint="eastAsia" w:ascii="Times New Roman" w:hAnsi="Times New Roman" w:eastAsia="Times New Roman" w:cs="Times New Roman"/>
-        </w:rPr>
-        <w:t>(RCN)</w:t>
-      </w:r>
-      <w:r>
-        <w:rPr>
-          <w:rFonts w:hint="eastAsia" w:ascii="Times New Roman" w:hAnsi="Times New Roman" w:eastAsia="FangSong" w:cs="Times New Roman"/>
-        </w:rPr>
-        <w:t>不属羧酸衍生物</w:t>
+        <w:t xml:space="preserve">解释</w:t>
+      </w:r>
+      <w:r>
+        <w:rPr>
+          <w:rFonts w:hint="eastAsia" w:ascii="Times New Roman" w:hAnsi="Times New Roman" w:eastAsia="Times New Roman" w:cs="Times New Roman"/>
+        </w:rPr>
+        <w:t xml:space="preserve">：</w:t>
+      </w:r>
+      <w:r>
+        <w:rPr>
+          <w:rFonts w:ascii="Times New Roman" w:hAnsi="Times New Roman" w:eastAsia="Times New Roman" w:cs="Times New Roman"/>
+        </w:rPr>
+        <w:t xml:space="preserve"> </w:t>
+      </w:r>
+      <w:r>
+        <w:rPr>
+          <w:rFonts w:ascii="Times New Roman" w:hAnsi="Times New Roman" w:eastAsia="Times New Roman" w:cs="Times New Roman"/>
+        </w:rPr>
+        <w:t xml:space="preserve">- </w:t>
+      </w:r>
+      <w:r>
+        <w:rPr>
+          <w:rFonts w:hint="eastAsia" w:ascii="Times New Roman" w:hAnsi="Times New Roman" w:eastAsia="Times New Roman" w:cs="Times New Roman"/>
+        </w:rPr>
+        <w:t>G</w:t>
+      </w:r>
+      <w:r>
+        <w:rPr>
+          <w:rFonts w:hint="eastAsia" w:ascii="Times New Roman" w:hAnsi="Times New Roman" w:eastAsia="FangSong" w:cs="Times New Roman"/>
+        </w:rPr>
+        <w:t>的电负性越大</w:t>
+      </w:r>
+      <w:r>
+        <w:rPr>
+          <w:rFonts w:hint="eastAsia" w:ascii="Times New Roman" w:hAnsi="Times New Roman" w:eastAsia="Times New Roman" w:cs="Times New Roman"/>
+        </w:rPr>
+        <w:t>、</w:t>
+      </w:r>
+      <w:r>
+        <w:rPr>
+          <w:rFonts w:hint="eastAsia" w:ascii="Times New Roman" w:hAnsi="Times New Roman" w:eastAsia="FangSong" w:cs="Times New Roman"/>
+        </w:rPr>
+        <w:t>给电子共轭越弱</w:t>
+      </w:r>
+      <w:r>
+        <w:rPr>
+          <w:rFonts w:ascii="Times New Roman" w:hAnsi="Times New Roman" w:eastAsia="Times New Roman" w:cs="Times New Roman"/>
+        </w:rPr>
+        <w:t xml:space="preserve"> → </w:t>
+      </w:r>
+      <w:r>
+        <w:rPr>
+          <w:rFonts w:hint="eastAsia" w:ascii="Times New Roman" w:hAnsi="Times New Roman" w:eastAsia="Times New Roman" w:cs="Times New Roman"/>
+        </w:rPr>
+        <w:t>C=O</w:t>
+      </w:r>
+      <w:r>
+        <w:rPr>
+          <w:rFonts w:hint="eastAsia" w:ascii="Times New Roman" w:hAnsi="Times New Roman" w:eastAsia="FangSong" w:cs="Times New Roman"/>
+        </w:rPr>
+        <w:t>碳越正</w:t>
+      </w:r>
+      <w:r>
+        <w:rPr>
+          <w:rFonts w:ascii="Times New Roman" w:hAnsi="Times New Roman" w:eastAsia="Times New Roman" w:cs="Times New Roman"/>
+        </w:rPr>
+        <w:t xml:space="preserve"> → </w:t>
+      </w:r>
+      <w:r>
+        <w:rPr>
+          <w:rFonts w:hint="eastAsia" w:ascii="Times New Roman" w:hAnsi="Times New Roman" w:eastAsia="FangSong" w:cs="Times New Roman"/>
+        </w:rPr>
+        <w:t xml:space="preserve">越活泼</w:t>
+      </w:r>
+      <w:r>
+        <w:rPr>
+          <w:rFonts w:ascii="Times New Roman" w:hAnsi="Times New Roman" w:eastAsia="Times New Roman" w:cs="Times New Roman"/>
+        </w:rPr>
+        <w:t xml:space="preserve"> </w:t>
+      </w:r>
+      <w:r>
+        <w:rPr>
+          <w:rFonts w:ascii="Times New Roman" w:hAnsi="Times New Roman" w:eastAsia="Times New Roman" w:cs="Times New Roman"/>
+        </w:rPr>
+        <w:t xml:space="preserve">- </w:t>
+      </w:r>
+      <w:r>
+        <w:rPr>
+          <w:rFonts w:hint="eastAsia" w:ascii="Times New Roman" w:hAnsi="Times New Roman" w:eastAsia="Times New Roman" w:cs="Times New Roman"/>
+        </w:rPr>
+        <w:t>G</w:t>
+      </w:r>
+      <w:r>
+        <w:rPr>
+          <w:rFonts w:hint="eastAsia" w:ascii="Times New Roman" w:hAnsi="Times New Roman" w:eastAsia="Times New Roman" w:cs="Times New Roman"/>
+          <w:vertAlign w:val="superscript"/>
+        </w:rPr>
+        <w:t>-</w:t>
+      </w:r>
+      <w:r>
+        <w:rPr>
+          <w:rFonts w:hint="eastAsia" w:ascii="Times New Roman" w:hAnsi="Times New Roman" w:eastAsia="FangSong" w:cs="Times New Roman"/>
+        </w:rPr>
+        <w:t>的离去能力越强</w:t>
+      </w:r>
+      <w:r>
+        <w:rPr>
+          <w:rFonts w:ascii="Times New Roman" w:hAnsi="Times New Roman" w:eastAsia="Times New Roman" w:cs="Times New Roman"/>
+        </w:rPr>
+        <w:t xml:space="preserve"> → </w:t>
+      </w:r>
+      <w:r>
+        <w:rPr>
+          <w:rFonts w:hint="eastAsia" w:ascii="Times New Roman" w:hAnsi="Times New Roman" w:eastAsia="FangSong" w:cs="Times New Roman"/>
+        </w:rPr>
+        <w:t xml:space="preserve">越活泼</w:t>
+      </w:r>
+      <w:r>
+        <w:rPr>
+          <w:rFonts w:ascii="Times New Roman" w:hAnsi="Times New Roman" w:eastAsia="Times New Roman" w:cs="Times New Roman"/>
+        </w:rPr>
+        <w:t xml:space="preserve"> </w:t>
+      </w:r>
+      <w:r>
+        <w:rPr>
+          <w:rFonts w:ascii="Times New Roman" w:hAnsi="Times New Roman" w:eastAsia="Times New Roman" w:cs="Times New Roman"/>
+        </w:rPr>
+        <w:t xml:space="preserve">- </w:t>
+      </w:r>
+      <w:r>
+        <w:rPr>
+          <w:rFonts w:hint="eastAsia" w:ascii="Times New Roman" w:hAnsi="Times New Roman" w:eastAsia="FangSong" w:cs="Times New Roman"/>
+        </w:rPr>
+        <w:t>酰氯</w:t>
+      </w:r>
+      <w:r>
+        <w:rPr>
+          <w:rFonts w:hint="eastAsia" w:ascii="Times New Roman" w:hAnsi="Times New Roman" w:eastAsia="Times New Roman" w:cs="Times New Roman"/>
+        </w:rPr>
+        <w:t>：Cl</w:t>
+      </w:r>
+      <w:r>
+        <w:rPr>
+          <w:rFonts w:hint="eastAsia" w:ascii="Times New Roman" w:hAnsi="Times New Roman" w:eastAsia="FangSong" w:cs="Times New Roman"/>
+        </w:rPr>
+        <w:t>的</w:t>
+      </w:r>
+      <w:r>
+        <w:rPr>
+          <w:rFonts w:hint="eastAsia" w:ascii="Times New Roman" w:hAnsi="Times New Roman" w:eastAsia="Times New Roman" w:cs="Times New Roman"/>
+        </w:rPr>
+        <w:t>-I</w:t>
+      </w:r>
+      <w:r>
+        <w:rPr>
+          <w:rFonts w:ascii="Times New Roman" w:hAnsi="Times New Roman" w:eastAsia="Times New Roman" w:cs="Times New Roman"/>
+        </w:rPr>
+        <w:t xml:space="preserve"> &gt; +C + </w:t>
+      </w:r>
+      <w:r>
+        <w:rPr>
+          <w:rFonts w:hint="eastAsia" w:ascii="Times New Roman" w:hAnsi="Times New Roman" w:eastAsia="Times New Roman" w:cs="Times New Roman"/>
+        </w:rPr>
+        <w:t>Cl</w:t>
+      </w:r>
+      <w:r>
+        <w:rPr>
+          <w:rFonts w:hint="eastAsia" w:ascii="Times New Roman" w:hAnsi="Times New Roman" w:eastAsia="Times New Roman" w:cs="Times New Roman"/>
+          <w:vertAlign w:val="superscript"/>
+        </w:rPr>
+        <w:t>-</w:t>
+      </w:r>
+      <w:r>
+        <w:rPr>
+          <w:rFonts w:hint="eastAsia" w:ascii="Times New Roman" w:hAnsi="Times New Roman" w:eastAsia="FangSong" w:cs="Times New Roman"/>
+        </w:rPr>
+        <w:t>是好离去基</w:t>
+      </w:r>
+      <w:r>
+        <w:rPr>
+          <w:rFonts w:ascii="Times New Roman" w:hAnsi="Times New Roman" w:eastAsia="Times New Roman" w:cs="Times New Roman"/>
+        </w:rPr>
+        <w:t xml:space="preserve"> </w:t>
+      </w:r>
+      <w:r>
+        <w:rPr>
+          <w:rFonts w:ascii="Times New Roman" w:hAnsi="Times New Roman" w:eastAsia="Times New Roman" w:cs="Times New Roman"/>
+        </w:rPr>
+        <w:t xml:space="preserve">- </w:t>
+      </w:r>
+      <w:r>
+        <w:rPr>
+          <w:rFonts w:hint="eastAsia" w:ascii="Times New Roman" w:hAnsi="Times New Roman" w:eastAsia="FangSong" w:cs="Times New Roman"/>
+        </w:rPr>
+        <w:t>羧酸排在酰胺前</w:t>
+      </w:r>
+      <w:r>
+        <w:rPr>
+          <w:rFonts w:hint="eastAsia" w:ascii="Times New Roman" w:hAnsi="Times New Roman" w:eastAsia="Times New Roman" w:cs="Times New Roman"/>
+        </w:rPr>
+        <w:t>：OH</w:t>
+      </w:r>
+      <w:r>
+        <w:rPr>
+          <w:rFonts w:hint="eastAsia" w:ascii="Times New Roman" w:hAnsi="Times New Roman" w:eastAsia="FangSong" w:cs="Times New Roman"/>
+        </w:rPr>
+        <w:t>的给电子共轭弱于</w:t>
+      </w:r>
+      <w:r>
+        <w:rPr>
+          <w:rFonts w:hint="eastAsia" w:ascii="Times New Roman" w:hAnsi="Times New Roman" w:eastAsia="Times New Roman" w:cs="Times New Roman"/>
+        </w:rPr>
+        <w:t>NH</w:t>
+      </w:r>
+      <w:r>
+        <w:rPr>
+          <w:rFonts w:hint="eastAsia" w:ascii="Times New Roman" w:hAnsi="Times New Roman" w:eastAsia="Times New Roman" w:cs="Times New Roman"/>
+          <w:vertAlign w:val="subscript"/>
+        </w:rPr>
+        <w:t>2</w:t>
       </w:r>
       <w:r>
         <w:rPr>
@@ -10545,13 +10269,81 @@
         <w:rPr>
           <w:rFonts w:hint="eastAsia" w:ascii="Times New Roman" w:hAnsi="Times New Roman" w:eastAsia="FangSong" w:cs="Times New Roman"/>
         </w:rPr>
-        <w:t>其水解</w:t>
-      </w:r>
-      <w:r>
-        <w:rPr>
-          <w:rFonts w:hint="eastAsia" w:ascii="Times New Roman" w:hAnsi="Times New Roman" w:eastAsia="Times New Roman" w:cs="Times New Roman"/>
-        </w:rPr>
-        <w:t>（→</w:t>
+        <w:t>且</w:t>
+      </w:r>
+      <w:r>
+        <w:rPr>
+          <w:rFonts w:hint="eastAsia" w:ascii="Times New Roman" w:hAnsi="Times New Roman" w:eastAsia="Times New Roman" w:cs="Times New Roman"/>
+        </w:rPr>
+        <w:t>H</w:t>
+      </w:r>
+      <w:r>
+        <w:rPr>
+          <w:rFonts w:hint="eastAsia" w:ascii="Times New Roman" w:hAnsi="Times New Roman" w:eastAsia="Times New Roman" w:cs="Times New Roman"/>
+          <w:vertAlign w:val="subscript"/>
+        </w:rPr>
+        <w:t>2</w:t>
+      </w:r>
+      <w:r>
+        <w:rPr>
+          <w:rFonts w:hint="eastAsia" w:ascii="Times New Roman" w:hAnsi="Times New Roman" w:eastAsia="Times New Roman" w:cs="Times New Roman"/>
+        </w:rPr>
+        <w:t>O(pKa≈16)</w:t>
+      </w:r>
+      <w:r>
+        <w:rPr>
+          <w:rFonts w:hint="eastAsia" w:ascii="Times New Roman" w:hAnsi="Times New Roman" w:eastAsia="FangSong" w:cs="Times New Roman"/>
+        </w:rPr>
+        <w:t>是比</w:t>
+      </w:r>
+      <w:r>
+        <w:rPr>
+          <w:rFonts w:hint="eastAsia" w:ascii="Times New Roman" w:hAnsi="Times New Roman" w:eastAsia="Times New Roman" w:cs="Times New Roman"/>
+        </w:rPr>
+        <w:t>NH</w:t>
+      </w:r>
+      <w:r>
+        <w:rPr>
+          <w:rFonts w:hint="eastAsia" w:ascii="Times New Roman" w:hAnsi="Times New Roman" w:eastAsia="Times New Roman" w:cs="Times New Roman"/>
+          <w:vertAlign w:val="subscript"/>
+        </w:rPr>
+        <w:t>3</w:t>
+      </w:r>
+      <w:r>
+        <w:rPr>
+          <w:rFonts w:hint="eastAsia" w:ascii="Times New Roman" w:hAnsi="Times New Roman" w:eastAsia="Times New Roman" w:cs="Times New Roman"/>
+        </w:rPr>
+        <w:t>(pKa≈35)</w:t>
+      </w:r>
+      <w:r>
+        <w:rPr>
+          <w:rFonts w:hint="eastAsia" w:ascii="Times New Roman" w:hAnsi="Times New Roman" w:eastAsia="FangSong" w:cs="Times New Roman"/>
+        </w:rPr>
+        <w:t>好的离去基</w:t>
+      </w:r>
+      <w:r>
+        <w:rPr>
+          <w:rFonts w:ascii="Times New Roman" w:hAnsi="Times New Roman" w:eastAsia="Times New Roman" w:cs="Times New Roman"/>
+        </w:rPr>
+        <w:t xml:space="preserve"> → </w:t>
+      </w:r>
+      <w:r>
+        <w:rPr>
+          <w:rFonts w:hint="eastAsia" w:ascii="Times New Roman" w:hAnsi="Times New Roman" w:eastAsia="FangSong" w:cs="Times New Roman"/>
+        </w:rPr>
+        <w:t xml:space="preserve">羧酸比酰胺活泼</w:t>
+      </w:r>
+      <w:r>
+        <w:rPr>
+          <w:rFonts w:ascii="Times New Roman" w:hAnsi="Times New Roman" w:eastAsia="Times New Roman" w:cs="Times New Roman"/>
+        </w:rPr>
+        <w:t xml:space="preserve"> </w:t>
+      </w:r>
+      <w:r>
+        <w:rPr>
+          <w:rFonts w:ascii="Times New Roman" w:hAnsi="Times New Roman" w:eastAsia="Times New Roman" w:cs="Times New Roman"/>
+        </w:rPr>
+        <w:t xml:space="preserve">- </w:t>
       </w:r>
       <w:r>
         <w:rPr>
@@ -10563,55 +10355,76 @@
         <w:rPr>
           <w:rFonts w:hint="eastAsia" w:ascii="Times New Roman" w:hAnsi="Times New Roman" w:eastAsia="Times New Roman" w:cs="Times New Roman"/>
         </w:rPr>
-        <w:t>→</w:t>
-      </w:r>
-      <w:r>
-        <w:rPr>
-          <w:rFonts w:hint="eastAsia" w:ascii="Times New Roman" w:hAnsi="Times New Roman" w:eastAsia="FangSong" w:cs="Times New Roman"/>
-        </w:rPr>
-        <w:t>酸</w:t>
-      </w:r>
-      <w:r>
-        <w:rPr>
-          <w:rFonts w:hint="eastAsia" w:ascii="Times New Roman" w:hAnsi="Times New Roman" w:eastAsia="Times New Roman" w:cs="Times New Roman"/>
-        </w:rPr>
-        <w:t>）</w:t>
-      </w:r>
-      <w:r>
-        <w:rPr>
-          <w:rFonts w:hint="eastAsia" w:ascii="Times New Roman" w:hAnsi="Times New Roman" w:eastAsia="FangSong" w:cs="Times New Roman"/>
-        </w:rPr>
-        <w:t>走</w:t>
-      </w:r>
-      <w:r>
-        <w:rPr>
-          <w:rFonts w:ascii="Times New Roman" w:hAnsi="Times New Roman" w:eastAsia="Times New Roman" w:cs="Times New Roman"/>
-        </w:rPr>
-        <w:t xml:space="preserve"> C≡N </w:t>
-      </w:r>
-      <w:r>
-        <w:rPr>
-          <w:rFonts w:hint="eastAsia" w:ascii="Times New Roman" w:hAnsi="Times New Roman" w:eastAsia="FangSong" w:cs="Times New Roman"/>
-        </w:rPr>
-        <w:t>亲核加成机理</w:t>
-      </w:r>
-      <w:r>
-        <w:rPr>
-          <w:rFonts w:hint="eastAsia" w:ascii="Times New Roman" w:hAnsi="Times New Roman" w:eastAsia="Times New Roman" w:cs="Times New Roman"/>
-        </w:rPr>
-        <w:t>，</w:t>
-      </w:r>
-      <w:r>
-        <w:rPr>
-          <w:rFonts w:hint="eastAsia" w:ascii="Times New Roman" w:hAnsi="Times New Roman" w:eastAsia="FangSong" w:cs="Times New Roman"/>
-        </w:rPr>
-        <w:t>不在此活性序列中</w:t>
-      </w:r>
-      <w:r>
-        <w:rPr>
-          <w:rFonts w:hint="eastAsia" w:ascii="Times New Roman" w:hAnsi="Times New Roman" w:eastAsia="Times New Roman" w:cs="Times New Roman"/>
-        </w:rPr>
-        <w:t>。</w:t>
+        <w:t>：NH</w:t>
+      </w:r>
+      <w:r>
+        <w:rPr>
+          <w:rFonts w:hint="eastAsia" w:ascii="Times New Roman" w:hAnsi="Times New Roman" w:eastAsia="Times New Roman" w:cs="Times New Roman"/>
+          <w:vertAlign w:val="subscript"/>
+        </w:rPr>
+        <w:t>2</w:t>
+      </w:r>
+      <w:r>
+        <w:rPr>
+          <w:rFonts w:hint="eastAsia" w:ascii="Times New Roman" w:hAnsi="Times New Roman" w:eastAsia="FangSong" w:cs="Times New Roman"/>
+        </w:rPr>
+        <w:t>的</w:t>
+      </w:r>
+      <w:r>
+        <w:rPr>
+          <w:rFonts w:hint="eastAsia" w:ascii="Times New Roman" w:hAnsi="Times New Roman" w:eastAsia="Times New Roman" w:cs="Times New Roman"/>
+        </w:rPr>
+        <w:t>+C</w:t>
+      </w:r>
+      <w:r>
+        <w:rPr>
+          <w:rFonts w:hint="eastAsia" w:ascii="Times New Roman" w:hAnsi="Times New Roman" w:eastAsia="FangSong" w:cs="Times New Roman"/>
+        </w:rPr>
+        <w:t>很强</w:t>
+      </w:r>
+      <w:r>
+        <w:rPr>
+          <w:rFonts w:ascii="Times New Roman" w:hAnsi="Times New Roman" w:eastAsia="Times New Roman" w:cs="Times New Roman"/>
+        </w:rPr>
+        <w:t xml:space="preserve"> + </w:t>
+      </w:r>
+      <w:r>
+        <w:rPr>
+          <w:rFonts w:hint="eastAsia" w:ascii="Times New Roman" w:hAnsi="Times New Roman" w:eastAsia="Times New Roman" w:cs="Times New Roman"/>
+        </w:rPr>
+        <w:t>NH</w:t>
+      </w:r>
+      <w:r>
+        <w:rPr>
+          <w:rFonts w:hint="eastAsia" w:ascii="Times New Roman" w:hAnsi="Times New Roman" w:eastAsia="Times New Roman" w:cs="Times New Roman"/>
+          <w:vertAlign w:val="subscript"/>
+        </w:rPr>
+        <w:t>2</w:t>
+      </w:r>
+      <w:r>
+        <w:rPr>
+          <w:rFonts w:hint="eastAsia" w:ascii="Times New Roman" w:hAnsi="Times New Roman" w:eastAsia="Times New Roman" w:cs="Times New Roman"/>
+          <w:vertAlign w:val="superscript"/>
+        </w:rPr>
+        <w:t>-</w:t>
+      </w:r>
+      <w:r>
+        <w:rPr>
+          <w:rFonts w:hint="eastAsia" w:ascii="Times New Roman" w:hAnsi="Times New Roman" w:eastAsia="FangSong" w:cs="Times New Roman"/>
+        </w:rPr>
+        <w:t>是差离去基</w:t>
+      </w:r>
+      <w:r>
+        <w:rPr>
+          <w:rFonts w:ascii="Times New Roman" w:hAnsi="Times New Roman" w:eastAsia="Times New Roman" w:cs="Times New Roman"/>
+        </w:rPr>
+        <w:t xml:space="preserve"> → </w:t>
+      </w:r>
+      <w:r>
+        <w:rPr>
+          <w:rFonts w:hint="eastAsia" w:ascii="Times New Roman" w:hAnsi="Times New Roman" w:eastAsia="FangSong" w:cs="Times New Roman"/>
+        </w:rPr>
+        <w:t xml:space="preserve">最不活泼</w:t>
       </w:r>
     </w:p>
     <w:p>
@@ -10620,19 +10433,113 @@
       </w:pPr>
       <w:r>
         <w:rPr>
-          <w:rFonts w:ascii="Times New Roman" w:hAnsi="Times New Roman" w:eastAsia="Times New Roman" w:cs="Times New Roman"/>
-          <w:b/>
-          <w:bCs/>
-        </w:rPr>
-        <w:t xml:space="preserve">1.2.2 </w:t>
-      </w:r>
-      <w:r>
-        <w:rPr>
-          <w:rFonts w:hint="eastAsia" w:ascii="Times New Roman" w:hAnsi="Times New Roman" w:eastAsia="FangSong" w:cs="Times New Roman"/>
-          <w:b/>
-          <w:bCs/>
-        </w:rPr>
-        <w:t xml:space="preserve">羧酸的化学性质</w:t>
+          <w:rFonts w:hint="eastAsia" w:ascii="Times New Roman" w:hAnsi="Times New Roman" w:eastAsia="FangSong" w:cs="Times New Roman"/>
+          <w:b/>
+          <w:bCs/>
+        </w:rPr>
+        <w:t xml:space="preserve">注意</w:t>
+      </w:r>
+      <w:r>
+        <w:rPr>
+          <w:rFonts w:hint="eastAsia" w:ascii="Times New Roman" w:hAnsi="Times New Roman" w:eastAsia="Times New Roman" w:cs="Times New Roman"/>
+        </w:rPr>
+        <w:t>：</w:t>
+      </w:r>
+      <w:r>
+        <w:rPr>
+          <w:rFonts w:hint="eastAsia" w:ascii="Times New Roman" w:hAnsi="Times New Roman" w:eastAsia="FangSong" w:cs="Times New Roman"/>
+        </w:rPr>
+        <w:t>腈</w:t>
+      </w:r>
+      <w:r>
+        <w:rPr>
+          <w:rFonts w:hint="eastAsia" w:ascii="Times New Roman" w:hAnsi="Times New Roman" w:eastAsia="Times New Roman" w:cs="Times New Roman"/>
+        </w:rPr>
+        <w:t>(RCN)</w:t>
+      </w:r>
+      <w:r>
+        <w:rPr>
+          <w:rFonts w:hint="eastAsia" w:ascii="Times New Roman" w:hAnsi="Times New Roman" w:eastAsia="FangSong" w:cs="Times New Roman"/>
+        </w:rPr>
+        <w:t>不属羧酸衍生物</w:t>
+      </w:r>
+      <w:r>
+        <w:rPr>
+          <w:rFonts w:hint="eastAsia" w:ascii="Times New Roman" w:hAnsi="Times New Roman" w:eastAsia="Times New Roman" w:cs="Times New Roman"/>
+        </w:rPr>
+        <w:t>，</w:t>
+      </w:r>
+      <w:r>
+        <w:rPr>
+          <w:rFonts w:hint="eastAsia" w:ascii="Times New Roman" w:hAnsi="Times New Roman" w:eastAsia="FangSong" w:cs="Times New Roman"/>
+        </w:rPr>
+        <w:t>其水解</w:t>
+      </w:r>
+      <w:r>
+        <w:rPr>
+          <w:rFonts w:hint="eastAsia" w:ascii="Times New Roman" w:hAnsi="Times New Roman" w:eastAsia="Times New Roman" w:cs="Times New Roman"/>
+        </w:rPr>
+        <w:t>（→</w:t>
+      </w:r>
+      <w:r>
+        <w:rPr>
+          <w:rFonts w:hint="eastAsia" w:ascii="Times New Roman" w:hAnsi="Times New Roman" w:eastAsia="FangSong" w:cs="Times New Roman"/>
+        </w:rPr>
+        <w:t>酰胺</w:t>
+      </w:r>
+      <w:r>
+        <w:rPr>
+          <w:rFonts w:hint="eastAsia" w:ascii="Times New Roman" w:hAnsi="Times New Roman" w:eastAsia="Times New Roman" w:cs="Times New Roman"/>
+        </w:rPr>
+        <w:t>→</w:t>
+      </w:r>
+      <w:r>
+        <w:rPr>
+          <w:rFonts w:hint="eastAsia" w:ascii="Times New Roman" w:hAnsi="Times New Roman" w:eastAsia="FangSong" w:cs="Times New Roman"/>
+        </w:rPr>
+        <w:t>酸</w:t>
+      </w:r>
+      <w:r>
+        <w:rPr>
+          <w:rFonts w:hint="eastAsia" w:ascii="Times New Roman" w:hAnsi="Times New Roman" w:eastAsia="Times New Roman" w:cs="Times New Roman"/>
+        </w:rPr>
+        <w:t>）</w:t>
+      </w:r>
+      <w:r>
+        <w:rPr>
+          <w:rFonts w:hint="eastAsia" w:ascii="Times New Roman" w:hAnsi="Times New Roman" w:eastAsia="FangSong" w:cs="Times New Roman"/>
+        </w:rPr>
+        <w:t>走</w:t>
+      </w:r>
+      <w:r>
+        <w:rPr>
+          <w:rFonts w:ascii="Times New Roman" w:hAnsi="Times New Roman" w:eastAsia="Times New Roman" w:cs="Times New Roman"/>
+        </w:rPr>
+        <w:t xml:space="preserve"> C≡N </w:t>
+      </w:r>
+      <w:r>
+        <w:rPr>
+          <w:rFonts w:hint="eastAsia" w:ascii="Times New Roman" w:hAnsi="Times New Roman" w:eastAsia="FangSong" w:cs="Times New Roman"/>
+        </w:rPr>
+        <w:t>亲核加成机理</w:t>
+      </w:r>
+      <w:r>
+        <w:rPr>
+          <w:rFonts w:hint="eastAsia" w:ascii="Times New Roman" w:hAnsi="Times New Roman" w:eastAsia="Times New Roman" w:cs="Times New Roman"/>
+        </w:rPr>
+        <w:t>，</w:t>
+      </w:r>
+      <w:r>
+        <w:rPr>
+          <w:rFonts w:hint="eastAsia" w:ascii="Times New Roman" w:hAnsi="Times New Roman" w:eastAsia="FangSong" w:cs="Times New Roman"/>
+        </w:rPr>
+        <w:t>不在此活性序列中</w:t>
+      </w:r>
+      <w:r>
+        <w:rPr>
+          <w:rFonts w:hint="eastAsia" w:ascii="Times New Roman" w:hAnsi="Times New Roman" w:eastAsia="Times New Roman" w:cs="Times New Roman"/>
+        </w:rPr>
+        <w:t>。</w:t>
       </w:r>
     </w:p>
     <w:p>
@@ -10645,69 +10552,15 @@
           <w:b/>
           <w:bCs/>
         </w:rPr>
-        <w:t xml:space="preserve">① </w:t>
-      </w:r>
-      <w:r>
-        <w:rPr>
-          <w:rFonts w:hint="eastAsia" w:ascii="Times New Roman" w:hAnsi="Times New Roman" w:eastAsia="FangSong" w:cs="Times New Roman"/>
-          <w:b/>
-          <w:bCs/>
-        </w:rPr>
-        <w:t xml:space="preserve">酸性</w:t>
-      </w:r>
-      <w:r>
-        <w:rPr>
-          <w:rFonts w:ascii="Times New Roman" w:hAnsi="Times New Roman" w:eastAsia="Times New Roman" w:cs="Times New Roman"/>
-        </w:rPr>
-        <w:t xml:space="preserve"> </w:t>
-      </w:r>
-      <w:r>
-        <w:rPr>
-          <w:rFonts w:hint="eastAsia" w:ascii="Times New Roman" w:hAnsi="Times New Roman" w:eastAsia="FangSong" w:cs="Times New Roman"/>
-        </w:rPr>
-        <w:t>羧酸</w:t>
-      </w:r>
-      <w:r>
-        <w:rPr>
-          <w:rFonts w:hint="eastAsia" w:ascii="Times New Roman" w:hAnsi="Times New Roman" w:eastAsia="Times New Roman" w:cs="Times New Roman"/>
-        </w:rPr>
-        <w:t>(pKa≈4-5)</w:t>
-      </w:r>
-      <w:r>
-        <w:rPr>
-          <w:rFonts w:hint="eastAsia" w:ascii="Times New Roman" w:hAnsi="Times New Roman" w:eastAsia="FangSong" w:cs="Times New Roman"/>
-        </w:rPr>
-        <w:t>是弱酸</w:t>
-      </w:r>
-      <w:r>
-        <w:rPr>
-          <w:rFonts w:hint="eastAsia" w:ascii="Times New Roman" w:hAnsi="Times New Roman" w:eastAsia="Times New Roman" w:cs="Times New Roman"/>
-        </w:rPr>
-        <w:t>，</w:t>
-      </w:r>
-      <w:r>
-        <w:rPr>
-          <w:rFonts w:hint="eastAsia" w:ascii="Times New Roman" w:hAnsi="Times New Roman" w:eastAsia="FangSong" w:cs="Times New Roman"/>
-        </w:rPr>
-        <w:t>但远强于酚</w:t>
-      </w:r>
-      <w:r>
-        <w:rPr>
-          <w:rFonts w:hint="eastAsia" w:ascii="Times New Roman" w:hAnsi="Times New Roman" w:eastAsia="Times New Roman" w:cs="Times New Roman"/>
-        </w:rPr>
-        <w:t>(pKa≈10)</w:t>
-      </w:r>
-      <w:r>
-        <w:rPr>
-          <w:rFonts w:hint="eastAsia" w:ascii="Times New Roman" w:hAnsi="Times New Roman" w:eastAsia="FangSong" w:cs="Times New Roman"/>
-        </w:rPr>
-        <w:t>和醇</w:t>
-      </w:r>
-      <w:r>
-        <w:rPr>
-          <w:rFonts w:hint="eastAsia" w:ascii="Times New Roman" w:hAnsi="Times New Roman" w:eastAsia="Times New Roman" w:cs="Times New Roman"/>
-        </w:rPr>
-        <w:t>(pKa≈16)。</w:t>
+        <w:t xml:space="preserve">1.2.2 </w:t>
+      </w:r>
+      <w:r>
+        <w:rPr>
+          <w:rFonts w:hint="eastAsia" w:ascii="Times New Roman" w:hAnsi="Times New Roman" w:eastAsia="FangSong" w:cs="Times New Roman"/>
+          <w:b/>
+          <w:bCs/>
+        </w:rPr>
+        <w:t xml:space="preserve">羧酸的化学性质</w:t>
       </w:r>
     </w:p>
     <w:p>
@@ -10716,15 +10569,19 @@
       </w:pPr>
       <w:r>
         <w:rPr>
-          <w:rFonts w:hint="eastAsia" w:ascii="Times New Roman" w:hAnsi="Times New Roman" w:eastAsia="FangSong" w:cs="Times New Roman"/>
-        </w:rPr>
-        <w:t>影响因素</w:t>
-      </w:r>
-      <w:r>
-        <w:rPr>
-          <w:rFonts w:hint="eastAsia" w:ascii="Times New Roman" w:hAnsi="Times New Roman" w:eastAsia="Times New Roman" w:cs="Times New Roman"/>
-        </w:rPr>
-        <w:t>：</w:t>
+          <w:rFonts w:ascii="Times New Roman" w:hAnsi="Times New Roman" w:eastAsia="Times New Roman" w:cs="Times New Roman"/>
+          <w:b/>
+          <w:bCs/>
+        </w:rPr>
+        <w:t xml:space="preserve">① </w:t>
+      </w:r>
+      <w:r>
+        <w:rPr>
+          <w:rFonts w:hint="eastAsia" w:ascii="Times New Roman" w:hAnsi="Times New Roman" w:eastAsia="FangSong" w:cs="Times New Roman"/>
+          <w:b/>
+          <w:bCs/>
+        </w:rPr>
+        <w:t xml:space="preserve">酸性</w:t>
       </w:r>
       <w:r>
         <w:rPr>
@@ -10734,235 +10591,51 @@
       </w:r>
       <w:r>
         <w:rPr>
-          <w:rFonts w:ascii="Times New Roman" w:hAnsi="Times New Roman" w:eastAsia="Times New Roman" w:cs="Times New Roman"/>
-        </w:rPr>
-        <w:t xml:space="preserve">- </w:t>
-      </w:r>
-      <w:r>
-        <w:rPr>
-          <w:rFonts w:hint="eastAsia" w:ascii="Times New Roman" w:hAnsi="Times New Roman" w:eastAsia="FangSong" w:cs="Times New Roman"/>
-        </w:rPr>
-        <w:t>吸电子基</w:t>
-      </w:r>
-      <w:r>
-        <w:rPr>
-          <w:rFonts w:hint="eastAsia" w:ascii="Times New Roman" w:hAnsi="Times New Roman" w:eastAsia="Times New Roman" w:cs="Times New Roman"/>
-        </w:rPr>
-        <w:t>(-I,</w:t>
-      </w:r>
-      <w:r>
-        <w:rPr>
-          <w:rFonts w:ascii="Times New Roman" w:hAnsi="Times New Roman" w:eastAsia="Times New Roman" w:cs="Times New Roman"/>
-        </w:rPr>
-        <w:t xml:space="preserve"> -C) → </w:t>
-      </w:r>
-      <w:r>
-        <w:rPr>
-          <w:rFonts w:hint="eastAsia" w:ascii="Times New Roman" w:hAnsi="Times New Roman" w:eastAsia="FangSong" w:cs="Times New Roman"/>
-        </w:rPr>
-        <w:t>酸性增强</w:t>
-      </w:r>
-      <w:r>
-        <w:rPr>
-          <w:rFonts w:hint="eastAsia" w:ascii="Times New Roman" w:hAnsi="Times New Roman" w:eastAsia="Times New Roman" w:cs="Times New Roman"/>
-        </w:rPr>
-        <w:t>（</w:t>
-      </w:r>
-      <w:r>
-        <w:rPr>
-          <w:rFonts w:hint="eastAsia" w:ascii="Times New Roman" w:hAnsi="Times New Roman" w:eastAsia="FangSong" w:cs="Times New Roman"/>
-        </w:rPr>
-        <w:t>如</w:t>
-      </w:r>
-      <w:r>
-        <w:rPr>
-          <w:rFonts w:hint="eastAsia" w:ascii="Times New Roman" w:hAnsi="Times New Roman" w:eastAsia="Times New Roman" w:cs="Times New Roman"/>
-        </w:rPr>
-        <w:t>Cl</w:t>
-      </w:r>
-      <w:r>
-        <w:rPr>
-          <w:rFonts w:hint="eastAsia" w:ascii="Times New Roman" w:hAnsi="Times New Roman" w:eastAsia="Times New Roman" w:cs="Times New Roman"/>
-          <w:vertAlign w:val="subscript"/>
-        </w:rPr>
-        <w:t>3</w:t>
-      </w:r>
-      <w:r>
-        <w:rPr>
-          <w:rFonts w:hint="eastAsia" w:ascii="Times New Roman" w:hAnsi="Times New Roman" w:eastAsia="Times New Roman" w:cs="Times New Roman"/>
-        </w:rPr>
-        <w:t>CCOOH</w:t>
-      </w:r>
-      <w:r>
-        <w:rPr>
-          <w:rFonts w:ascii="Times New Roman" w:hAnsi="Times New Roman" w:eastAsia="Times New Roman" w:cs="Times New Roman"/>
-        </w:rPr>
-        <w:t xml:space="preserve"> </w:t>
-      </w:r>
-      <w:r>
-        <w:rPr>
-          <w:rFonts w:hint="eastAsia" w:ascii="Times New Roman" w:hAnsi="Times New Roman" w:eastAsia="Times New Roman" w:cs="Times New Roman"/>
-        </w:rPr>
-        <w:t xml:space="preserve">pKa=0.66）</w:t>
-      </w:r>
-      <w:r>
-        <w:rPr>
-          <w:rFonts w:ascii="Times New Roman" w:hAnsi="Times New Roman" w:eastAsia="Times New Roman" w:cs="Times New Roman"/>
-        </w:rPr>
-        <w:t xml:space="preserve"> </w:t>
-      </w:r>
-      <w:r>
-        <w:rPr>
-          <w:rFonts w:ascii="Times New Roman" w:hAnsi="Times New Roman" w:eastAsia="Times New Roman" w:cs="Times New Roman"/>
-        </w:rPr>
-        <w:t xml:space="preserve">- </w:t>
-      </w:r>
-      <w:r>
-        <w:rPr>
-          <w:rFonts w:hint="eastAsia" w:ascii="Times New Roman" w:hAnsi="Times New Roman" w:eastAsia="FangSong" w:cs="Times New Roman"/>
-        </w:rPr>
-        <w:t>给电子基</w:t>
-      </w:r>
-      <w:r>
-        <w:rPr>
-          <w:rFonts w:hint="eastAsia" w:ascii="Times New Roman" w:hAnsi="Times New Roman" w:eastAsia="Times New Roman" w:cs="Times New Roman"/>
-        </w:rPr>
-        <w:t>(+I)</w:t>
-      </w:r>
-      <w:r>
-        <w:rPr>
-          <w:rFonts w:ascii="Times New Roman" w:hAnsi="Times New Roman" w:eastAsia="Times New Roman" w:cs="Times New Roman"/>
-        </w:rPr>
-        <w:t xml:space="preserve"> → </w:t>
-      </w:r>
-      <w:r>
-        <w:rPr>
-          <w:rFonts w:hint="eastAsia" w:ascii="Times New Roman" w:hAnsi="Times New Roman" w:eastAsia="FangSong" w:cs="Times New Roman"/>
-        </w:rPr>
-        <w:t>酸性减弱</w:t>
-      </w:r>
-      <w:r>
-        <w:rPr>
-          <w:rFonts w:hint="eastAsia" w:ascii="Times New Roman" w:hAnsi="Times New Roman" w:eastAsia="Times New Roman" w:cs="Times New Roman"/>
-        </w:rPr>
-        <w:t>（</w:t>
-      </w:r>
-      <w:r>
-        <w:rPr>
-          <w:rFonts w:hint="eastAsia" w:ascii="Times New Roman" w:hAnsi="Times New Roman" w:eastAsia="FangSong" w:cs="Times New Roman"/>
-        </w:rPr>
-        <w:t>如</w:t>
-      </w:r>
-      <w:r>
-        <w:rPr>
-          <w:rFonts w:hint="eastAsia" w:ascii="Times New Roman" w:hAnsi="Times New Roman" w:eastAsia="Times New Roman" w:cs="Times New Roman"/>
-        </w:rPr>
-        <w:t>CH</w:t>
-      </w:r>
-      <w:r>
-        <w:rPr>
-          <w:rFonts w:hint="eastAsia" w:ascii="Times New Roman" w:hAnsi="Times New Roman" w:eastAsia="Times New Roman" w:cs="Times New Roman"/>
-          <w:vertAlign w:val="subscript"/>
-        </w:rPr>
-        <w:t>3</w:t>
-      </w:r>
-      <w:r>
-        <w:rPr>
-          <w:rFonts w:hint="eastAsia" w:ascii="Times New Roman" w:hAnsi="Times New Roman" w:eastAsia="Times New Roman" w:cs="Times New Roman"/>
-        </w:rPr>
-        <w:t>COOH</w:t>
-      </w:r>
-      <w:r>
-        <w:rPr>
-          <w:rFonts w:ascii="Times New Roman" w:hAnsi="Times New Roman" w:eastAsia="Times New Roman" w:cs="Times New Roman"/>
-        </w:rPr>
-        <w:t xml:space="preserve"> </w:t>
-      </w:r>
-      <w:r>
-        <w:rPr>
-          <w:rFonts w:hint="eastAsia" w:ascii="Times New Roman" w:hAnsi="Times New Roman" w:eastAsia="Times New Roman" w:cs="Times New Roman"/>
-        </w:rPr>
-        <w:t xml:space="preserve">pKa=4.76）</w:t>
-      </w:r>
-      <w:r>
-        <w:rPr>
-          <w:rFonts w:ascii="Times New Roman" w:hAnsi="Times New Roman" w:eastAsia="Times New Roman" w:cs="Times New Roman"/>
-        </w:rPr>
-        <w:t xml:space="preserve"> </w:t>
-      </w:r>
-      <w:r>
-        <w:rPr>
-          <w:rFonts w:ascii="Times New Roman" w:hAnsi="Times New Roman" w:eastAsia="Times New Roman" w:cs="Times New Roman"/>
-        </w:rPr>
-        <w:t xml:space="preserve">- </w:t>
-      </w:r>
-      <w:r>
-        <w:rPr>
-          <w:rFonts w:hint="eastAsia" w:ascii="Times New Roman" w:hAnsi="Times New Roman" w:eastAsia="FangSong" w:cs="Times New Roman"/>
-        </w:rPr>
-        <w:t>场效应</w:t>
-      </w:r>
-      <w:r>
-        <w:rPr>
-          <w:rFonts w:hint="eastAsia" w:ascii="Times New Roman" w:hAnsi="Times New Roman" w:eastAsia="Times New Roman" w:cs="Times New Roman"/>
-        </w:rPr>
-        <w:t>：</w:t>
-      </w:r>
-      <w:r>
-        <w:rPr>
-          <w:rFonts w:hint="eastAsia" w:ascii="Times New Roman" w:hAnsi="Times New Roman" w:eastAsia="FangSong" w:cs="Times New Roman"/>
-        </w:rPr>
-        <w:t>顺丁烯二酸</w:t>
-      </w:r>
-      <w:r>
-        <w:rPr>
-          <w:rFonts w:hint="eastAsia" w:ascii="Times New Roman" w:hAnsi="Times New Roman" w:eastAsia="Times New Roman" w:cs="Times New Roman"/>
-        </w:rPr>
-        <w:t>(pKa</w:t>
-      </w:r>
-      <w:r>
-        <w:rPr>
-          <w:rFonts w:hint="eastAsia" w:ascii="Times New Roman" w:hAnsi="Times New Roman" w:eastAsia="Times New Roman" w:cs="Times New Roman"/>
-          <w:vertAlign w:val="subscript"/>
-        </w:rPr>
-        <w:t>1</w:t>
-      </w:r>
-      <w:r>
-        <w:rPr>
-          <w:rFonts w:hint="eastAsia" w:ascii="Times New Roman" w:hAnsi="Times New Roman" w:eastAsia="Times New Roman" w:cs="Times New Roman"/>
-        </w:rPr>
-        <w:t>=1.92)</w:t>
-      </w:r>
-      <w:r>
-        <w:rPr>
-          <w:rFonts w:ascii="Times New Roman" w:hAnsi="Times New Roman" w:eastAsia="Times New Roman" w:cs="Times New Roman"/>
-        </w:rPr>
-        <w:t xml:space="preserve"> &gt; </w:t>
-      </w:r>
-      <w:r>
-        <w:rPr>
-          <w:rFonts w:hint="eastAsia" w:ascii="Times New Roman" w:hAnsi="Times New Roman" w:eastAsia="FangSong" w:cs="Times New Roman"/>
-        </w:rPr>
-        <w:t>反丁烯二酸</w:t>
-      </w:r>
-      <w:r>
-        <w:rPr>
-          <w:rFonts w:hint="eastAsia" w:ascii="Times New Roman" w:hAnsi="Times New Roman" w:eastAsia="Times New Roman" w:cs="Times New Roman"/>
-        </w:rPr>
-        <w:t>(pKa</w:t>
-      </w:r>
-      <w:r>
-        <w:rPr>
-          <w:rFonts w:hint="eastAsia" w:ascii="Times New Roman" w:hAnsi="Times New Roman" w:eastAsia="Times New Roman" w:cs="Times New Roman"/>
-          <w:vertAlign w:val="subscript"/>
-        </w:rPr>
-        <w:t>1</w:t>
-      </w:r>
-      <w:r>
-        <w:rPr>
-          <w:rFonts w:hint="eastAsia" w:ascii="Times New Roman" w:hAnsi="Times New Roman" w:eastAsia="Times New Roman" w:cs="Times New Roman"/>
-        </w:rPr>
-        <w:t>=3.02)</w:t>
+          <w:rFonts w:hint="eastAsia" w:ascii="Times New Roman" w:hAnsi="Times New Roman" w:eastAsia="FangSong" w:cs="Times New Roman"/>
+        </w:rPr>
+        <w:t>羧酸</w:t>
+      </w:r>
+      <w:r>
+        <w:rPr>
+          <w:rFonts w:hint="eastAsia" w:ascii="Times New Roman" w:hAnsi="Times New Roman" w:eastAsia="Times New Roman" w:cs="Times New Roman"/>
+        </w:rPr>
+        <w:t>(pKa≈4-5)</w:t>
+      </w:r>
+      <w:r>
+        <w:rPr>
+          <w:rFonts w:hint="eastAsia" w:ascii="Times New Roman" w:hAnsi="Times New Roman" w:eastAsia="FangSong" w:cs="Times New Roman"/>
+        </w:rPr>
+        <w:t>是弱酸</w:t>
+      </w:r>
+      <w:r>
+        <w:rPr>
+          <w:rFonts w:hint="eastAsia" w:ascii="Times New Roman" w:hAnsi="Times New Roman" w:eastAsia="Times New Roman" w:cs="Times New Roman"/>
+        </w:rPr>
+        <w:t>，</w:t>
+      </w:r>
+      <w:r>
+        <w:rPr>
+          <w:rFonts w:hint="eastAsia" w:ascii="Times New Roman" w:hAnsi="Times New Roman" w:eastAsia="FangSong" w:cs="Times New Roman"/>
+        </w:rPr>
+        <w:t>但远强于酚</w:t>
+      </w:r>
+      <w:r>
+        <w:rPr>
+          <w:rFonts w:hint="eastAsia" w:ascii="Times New Roman" w:hAnsi="Times New Roman" w:eastAsia="Times New Roman" w:cs="Times New Roman"/>
+        </w:rPr>
+        <w:t>(pKa≈10)</w:t>
+      </w:r>
+      <w:r>
+        <w:rPr>
+          <w:rFonts w:hint="eastAsia" w:ascii="Times New Roman" w:hAnsi="Times New Roman" w:eastAsia="FangSong" w:cs="Times New Roman"/>
+        </w:rPr>
+        <w:t>和醇</w:t>
+      </w:r>
+      <w:r>
+        <w:rPr>
+          <w:rFonts w:hint="eastAsia" w:ascii="Times New Roman" w:hAnsi="Times New Roman" w:eastAsia="Times New Roman" w:cs="Times New Roman"/>
+        </w:rPr>
+        <w:t>(pKa≈16)。</w:t>
       </w:r>
     </w:p>
     <w:p>
@@ -10971,51 +10644,15 @@
       </w:pPr>
       <w:r>
         <w:rPr>
-          <w:rFonts w:ascii="Times New Roman" w:hAnsi="Times New Roman" w:eastAsia="Times New Roman" w:cs="Times New Roman"/>
-          <w:b/>
-          <w:bCs/>
-        </w:rPr>
-        <w:t xml:space="preserve">② </w:t>
-      </w:r>
-      <w:r>
-        <w:rPr>
-          <w:rFonts w:hint="eastAsia" w:ascii="Times New Roman" w:hAnsi="Times New Roman" w:eastAsia="Times New Roman" w:cs="Times New Roman"/>
-          <w:b/>
-          <w:bCs/>
-        </w:rPr>
-        <w:t>HVZ</w:t>
-      </w:r>
-      <w:r>
-        <w:rPr>
-          <w:rFonts w:hint="eastAsia" w:ascii="Times New Roman" w:hAnsi="Times New Roman" w:eastAsia="FangSong" w:cs="Times New Roman"/>
-          <w:b/>
-          <w:bCs/>
-        </w:rPr>
-        <w:t>反应</w:t>
-      </w:r>
-      <w:r>
-        <w:rPr>
-          <w:rFonts w:hint="eastAsia" w:ascii="Times New Roman" w:hAnsi="Times New Roman" w:eastAsia="Times New Roman" w:cs="Times New Roman"/>
-          <w:b/>
-          <w:bCs/>
-        </w:rPr>
-        <w:t>（α-</w:t>
-      </w:r>
-      <w:r>
-        <w:rPr>
-          <w:rFonts w:hint="eastAsia" w:ascii="Times New Roman" w:hAnsi="Times New Roman" w:eastAsia="FangSong" w:cs="Times New Roman"/>
-          <w:b/>
-          <w:bCs/>
-        </w:rPr>
-        <w:t>卤代</w:t>
-      </w:r>
-      <w:r>
-        <w:rPr>
-          <w:rFonts w:hint="eastAsia" w:ascii="Times New Roman" w:hAnsi="Times New Roman" w:eastAsia="Times New Roman" w:cs="Times New Roman"/>
-          <w:b/>
-          <w:bCs/>
-        </w:rPr>
-        <w:t>）</w:t>
+          <w:rFonts w:hint="eastAsia" w:ascii="Times New Roman" w:hAnsi="Times New Roman" w:eastAsia="FangSong" w:cs="Times New Roman"/>
+        </w:rPr>
+        <w:t>影响因素</w:t>
+      </w:r>
+      <w:r>
+        <w:rPr>
+          <w:rFonts w:hint="eastAsia" w:ascii="Times New Roman" w:hAnsi="Times New Roman" w:eastAsia="Times New Roman" w:cs="Times New Roman"/>
+        </w:rPr>
+        <w:t>：</w:t>
       </w:r>
       <w:r>
         <w:rPr>
@@ -11025,27 +10662,51 @@
       </w:r>
       <w:r>
         <w:rPr>
-          <w:rFonts w:hint="eastAsia" w:ascii="Times New Roman" w:hAnsi="Times New Roman" w:eastAsia="FangSong" w:cs="Times New Roman"/>
-        </w:rPr>
-        <w:t>羧酸的</w:t>
-      </w:r>
-      <w:r>
-        <w:rPr>
-          <w:rFonts w:hint="eastAsia" w:ascii="Times New Roman" w:hAnsi="Times New Roman" w:eastAsia="Times New Roman" w:cs="Times New Roman"/>
-        </w:rPr>
-        <w:t>α-H</w:t>
-      </w:r>
-      <w:r>
-        <w:rPr>
-          <w:rFonts w:hint="eastAsia" w:ascii="Times New Roman" w:hAnsi="Times New Roman" w:eastAsia="FangSong" w:cs="Times New Roman"/>
-        </w:rPr>
-        <w:t>在</w:t>
-      </w:r>
-      <w:r>
-        <w:rPr>
-          <w:rFonts w:hint="eastAsia" w:ascii="Times New Roman" w:hAnsi="Times New Roman" w:eastAsia="Times New Roman" w:cs="Times New Roman"/>
-        </w:rPr>
-        <w:t>PBr</w:t>
+          <w:rFonts w:ascii="Times New Roman" w:hAnsi="Times New Roman" w:eastAsia="Times New Roman" w:cs="Times New Roman"/>
+        </w:rPr>
+        <w:t xml:space="preserve">- </w:t>
+      </w:r>
+      <w:r>
+        <w:rPr>
+          <w:rFonts w:hint="eastAsia" w:ascii="Times New Roman" w:hAnsi="Times New Roman" w:eastAsia="FangSong" w:cs="Times New Roman"/>
+        </w:rPr>
+        <w:t>吸电子基</w:t>
+      </w:r>
+      <w:r>
+        <w:rPr>
+          <w:rFonts w:hint="eastAsia" w:ascii="Times New Roman" w:hAnsi="Times New Roman" w:eastAsia="Times New Roman" w:cs="Times New Roman"/>
+        </w:rPr>
+        <w:t>(-I,</w:t>
+      </w:r>
+      <w:r>
+        <w:rPr>
+          <w:rFonts w:ascii="Times New Roman" w:hAnsi="Times New Roman" w:eastAsia="Times New Roman" w:cs="Times New Roman"/>
+        </w:rPr>
+        <w:t xml:space="preserve"> -C) → </w:t>
+      </w:r>
+      <w:r>
+        <w:rPr>
+          <w:rFonts w:hint="eastAsia" w:ascii="Times New Roman" w:hAnsi="Times New Roman" w:eastAsia="FangSong" w:cs="Times New Roman"/>
+        </w:rPr>
+        <w:t>酸性增强</w:t>
+      </w:r>
+      <w:r>
+        <w:rPr>
+          <w:rFonts w:hint="eastAsia" w:ascii="Times New Roman" w:hAnsi="Times New Roman" w:eastAsia="Times New Roman" w:cs="Times New Roman"/>
+        </w:rPr>
+        <w:t>（</w:t>
+      </w:r>
+      <w:r>
+        <w:rPr>
+          <w:rFonts w:hint="eastAsia" w:ascii="Times New Roman" w:hAnsi="Times New Roman" w:eastAsia="FangSong" w:cs="Times New Roman"/>
+        </w:rPr>
+        <w:t>如</w:t>
+      </w:r>
+      <w:r>
+        <w:rPr>
+          <w:rFonts w:hint="eastAsia" w:ascii="Times New Roman" w:hAnsi="Times New Roman" w:eastAsia="Times New Roman" w:cs="Times New Roman"/>
+        </w:rPr>
+        <w:t>Cl</w:t>
       </w:r>
       <w:r>
         <w:rPr>
@@ -11056,21 +10717,118 @@
       </w:r>
       <w:r>
         <w:rPr>
-          <w:rFonts w:hint="eastAsia" w:ascii="Times New Roman" w:hAnsi="Times New Roman" w:eastAsia="FangSong" w:cs="Times New Roman"/>
-        </w:rPr>
-        <w:t>催化下被</w:t>
-      </w:r>
-      <w:r>
-        <w:rPr>
-          <w:rFonts w:hint="eastAsia" w:ascii="Times New Roman" w:hAnsi="Times New Roman" w:eastAsia="Times New Roman" w:cs="Times New Roman"/>
-        </w:rPr>
-        <w:t>Br</w:t>
-      </w:r>
-      <w:r>
-        <w:rPr>
-          <w:rFonts w:hint="eastAsia" w:ascii="Times New Roman" w:hAnsi="Times New Roman" w:eastAsia="FangSong" w:cs="Times New Roman"/>
-        </w:rPr>
-        <w:t>取代</w:t>
+          <w:rFonts w:hint="eastAsia" w:ascii="Times New Roman" w:hAnsi="Times New Roman" w:eastAsia="Times New Roman" w:cs="Times New Roman"/>
+        </w:rPr>
+        <w:t>CCOOH</w:t>
+      </w:r>
+      <w:r>
+        <w:rPr>
+          <w:rFonts w:ascii="Times New Roman" w:hAnsi="Times New Roman" w:eastAsia="Times New Roman" w:cs="Times New Roman"/>
+        </w:rPr>
+        <w:t xml:space="preserve"> </w:t>
+      </w:r>
+      <w:r>
+        <w:rPr>
+          <w:rFonts w:hint="eastAsia" w:ascii="Times New Roman" w:hAnsi="Times New Roman" w:eastAsia="Times New Roman" w:cs="Times New Roman"/>
+        </w:rPr>
+        <w:t xml:space="preserve">pKa=0.66）</w:t>
+      </w:r>
+      <w:r>
+        <w:rPr>
+          <w:rFonts w:ascii="Times New Roman" w:hAnsi="Times New Roman" w:eastAsia="Times New Roman" w:cs="Times New Roman"/>
+        </w:rPr>
+        <w:t xml:space="preserve"> </w:t>
+      </w:r>
+      <w:r>
+        <w:rPr>
+          <w:rFonts w:ascii="Times New Roman" w:hAnsi="Times New Roman" w:eastAsia="Times New Roman" w:cs="Times New Roman"/>
+        </w:rPr>
+        <w:t xml:space="preserve">- </w:t>
+      </w:r>
+      <w:r>
+        <w:rPr>
+          <w:rFonts w:hint="eastAsia" w:ascii="Times New Roman" w:hAnsi="Times New Roman" w:eastAsia="FangSong" w:cs="Times New Roman"/>
+        </w:rPr>
+        <w:t>给电子基</w:t>
+      </w:r>
+      <w:r>
+        <w:rPr>
+          <w:rFonts w:hint="eastAsia" w:ascii="Times New Roman" w:hAnsi="Times New Roman" w:eastAsia="Times New Roman" w:cs="Times New Roman"/>
+        </w:rPr>
+        <w:t>(+I)</w:t>
+      </w:r>
+      <w:r>
+        <w:rPr>
+          <w:rFonts w:ascii="Times New Roman" w:hAnsi="Times New Roman" w:eastAsia="Times New Roman" w:cs="Times New Roman"/>
+        </w:rPr>
+        <w:t xml:space="preserve"> → </w:t>
+      </w:r>
+      <w:r>
+        <w:rPr>
+          <w:rFonts w:hint="eastAsia" w:ascii="Times New Roman" w:hAnsi="Times New Roman" w:eastAsia="FangSong" w:cs="Times New Roman"/>
+        </w:rPr>
+        <w:t>酸性减弱</w:t>
+      </w:r>
+      <w:r>
+        <w:rPr>
+          <w:rFonts w:hint="eastAsia" w:ascii="Times New Roman" w:hAnsi="Times New Roman" w:eastAsia="Times New Roman" w:cs="Times New Roman"/>
+        </w:rPr>
+        <w:t>（</w:t>
+      </w:r>
+      <w:r>
+        <w:rPr>
+          <w:rFonts w:hint="eastAsia" w:ascii="Times New Roman" w:hAnsi="Times New Roman" w:eastAsia="FangSong" w:cs="Times New Roman"/>
+        </w:rPr>
+        <w:t>如</w:t>
+      </w:r>
+      <w:r>
+        <w:rPr>
+          <w:rFonts w:hint="eastAsia" w:ascii="Times New Roman" w:hAnsi="Times New Roman" w:eastAsia="Times New Roman" w:cs="Times New Roman"/>
+        </w:rPr>
+        <w:t>CH</w:t>
+      </w:r>
+      <w:r>
+        <w:rPr>
+          <w:rFonts w:hint="eastAsia" w:ascii="Times New Roman" w:hAnsi="Times New Roman" w:eastAsia="Times New Roman" w:cs="Times New Roman"/>
+          <w:vertAlign w:val="subscript"/>
+        </w:rPr>
+        <w:t>3</w:t>
+      </w:r>
+      <w:r>
+        <w:rPr>
+          <w:rFonts w:hint="eastAsia" w:ascii="Times New Roman" w:hAnsi="Times New Roman" w:eastAsia="Times New Roman" w:cs="Times New Roman"/>
+        </w:rPr>
+        <w:t>COOH</w:t>
+      </w:r>
+      <w:r>
+        <w:rPr>
+          <w:rFonts w:ascii="Times New Roman" w:hAnsi="Times New Roman" w:eastAsia="Times New Roman" w:cs="Times New Roman"/>
+        </w:rPr>
+        <w:t xml:space="preserve"> </w:t>
+      </w:r>
+      <w:r>
+        <w:rPr>
+          <w:rFonts w:hint="eastAsia" w:ascii="Times New Roman" w:hAnsi="Times New Roman" w:eastAsia="Times New Roman" w:cs="Times New Roman"/>
+        </w:rPr>
+        <w:t xml:space="preserve">pKa=4.76）</w:t>
+      </w:r>
+      <w:r>
+        <w:rPr>
+          <w:rFonts w:ascii="Times New Roman" w:hAnsi="Times New Roman" w:eastAsia="Times New Roman" w:cs="Times New Roman"/>
+        </w:rPr>
+        <w:t xml:space="preserve"> </w:t>
+      </w:r>
+      <w:r>
+        <w:rPr>
+          <w:rFonts w:ascii="Times New Roman" w:hAnsi="Times New Roman" w:eastAsia="Times New Roman" w:cs="Times New Roman"/>
+        </w:rPr>
+        <w:t xml:space="preserve">- </w:t>
+      </w:r>
+      <w:r>
+        <w:rPr>
+          <w:rFonts w:hint="eastAsia" w:ascii="Times New Roman" w:hAnsi="Times New Roman" w:eastAsia="FangSong" w:cs="Times New Roman"/>
+        </w:rPr>
+        <w:t>场效应</w:t>
       </w:r>
       <w:r>
         <w:rPr>
@@ -11078,115 +10836,61 @@
         </w:rPr>
         <w:t>：</w:t>
       </w:r>
-    </w:p>
-    <w:p>
-      <w:pPr>
-        <w:pStyle w:val="SourceCode"/>
-      </w:pPr>
-      <w:r>
-        <w:rPr>
-          <w:rStyle w:val="VerbatimChar"/>
-          <w:rFonts w:ascii="Times New Roman" w:hAnsi="Times New Roman" w:eastAsia="Times New Roman" w:cs="Times New Roman"/>
-        </w:rPr>
-        <w:t>RCH</w:t>
-      </w:r>
-      <w:r>
-        <w:rPr>
-          <w:rStyle w:val="VerbatimChar"/>
-          <w:rFonts w:ascii="Times New Roman" w:hAnsi="Times New Roman" w:eastAsia="Times New Roman" w:cs="Times New Roman"/>
+      <w:r>
+        <w:rPr>
+          <w:rFonts w:hint="eastAsia" w:ascii="Times New Roman" w:hAnsi="Times New Roman" w:eastAsia="FangSong" w:cs="Times New Roman"/>
+        </w:rPr>
+        <w:t>顺丁烯二酸</w:t>
+      </w:r>
+      <w:r>
+        <w:rPr>
+          <w:rFonts w:hint="eastAsia" w:ascii="Times New Roman" w:hAnsi="Times New Roman" w:eastAsia="Times New Roman" w:cs="Times New Roman"/>
+        </w:rPr>
+        <w:t>(pKa</w:t>
+      </w:r>
+      <w:r>
+        <w:rPr>
+          <w:rFonts w:hint="eastAsia" w:ascii="Times New Roman" w:hAnsi="Times New Roman" w:eastAsia="Times New Roman" w:cs="Times New Roman"/>
           <w:vertAlign w:val="subscript"/>
         </w:rPr>
-        <w:t>2</w:t>
-      </w:r>
-      <w:r>
-        <w:rPr>
-          <w:rStyle w:val="VerbatimChar"/>
-          <w:rFonts w:ascii="Times New Roman" w:hAnsi="Times New Roman" w:eastAsia="Times New Roman" w:cs="Times New Roman"/>
-        </w:rPr>
-        <w:t>COOH + Br</w:t>
-      </w:r>
-      <w:r>
-        <w:rPr>
-          <w:rStyle w:val="VerbatimChar"/>
-          <w:rFonts w:ascii="Times New Roman" w:hAnsi="Times New Roman" w:eastAsia="Times New Roman" w:cs="Times New Roman"/>
+        <w:t>1</w:t>
+      </w:r>
+      <w:r>
+        <w:rPr>
+          <w:rFonts w:hint="eastAsia" w:ascii="Times New Roman" w:hAnsi="Times New Roman" w:eastAsia="Times New Roman" w:cs="Times New Roman"/>
+        </w:rPr>
+        <w:t>=1.92)</w:t>
+      </w:r>
+      <w:r>
+        <w:rPr>
+          <w:rFonts w:ascii="Times New Roman" w:hAnsi="Times New Roman" w:eastAsia="Times New Roman" w:cs="Times New Roman"/>
+        </w:rPr>
+        <w:t xml:space="preserve"> &gt; </w:t>
+      </w:r>
+      <w:r>
+        <w:rPr>
+          <w:rFonts w:hint="eastAsia" w:ascii="Times New Roman" w:hAnsi="Times New Roman" w:eastAsia="FangSong" w:cs="Times New Roman"/>
+        </w:rPr>
+        <w:t>反丁烯二酸</w:t>
+      </w:r>
+      <w:r>
+        <w:rPr>
+          <w:rFonts w:hint="eastAsia" w:ascii="Times New Roman" w:hAnsi="Times New Roman" w:eastAsia="Times New Roman" w:cs="Times New Roman"/>
+        </w:rPr>
+        <w:t>(pKa</w:t>
+      </w:r>
+      <w:r>
+        <w:rPr>
+          <w:rFonts w:hint="eastAsia" w:ascii="Times New Roman" w:hAnsi="Times New Roman" w:eastAsia="Times New Roman" w:cs="Times New Roman"/>
           <w:vertAlign w:val="subscript"/>
         </w:rPr>
-        <w:t>2</w:t>
-      </w:r>
-      <w:r>
-        <w:rPr>
-          <w:rStyle w:val="VerbatimChar"/>
-          <w:rFonts w:ascii="Times New Roman" w:hAnsi="Times New Roman" w:eastAsia="Times New Roman" w:cs="Times New Roman"/>
-        </w:rPr>
-        <w:t xml:space="preserve"> —PBr</w:t>
-      </w:r>
-      <w:r>
-        <w:rPr>
-          <w:rStyle w:val="VerbatimChar"/>
-          <w:rFonts w:ascii="Times New Roman" w:hAnsi="Times New Roman" w:eastAsia="Times New Roman" w:cs="Times New Roman"/>
-          <w:vertAlign w:val="subscript"/>
-        </w:rPr>
-        <w:t>3</w:t>
-      </w:r>
-      <w:r>
-        <w:rPr>
-          <w:rStyle w:val="VerbatimChar"/>
-          <w:rFonts w:ascii="Times New Roman" w:hAnsi="Times New Roman" w:eastAsia="Times New Roman" w:cs="Times New Roman"/>
-        </w:rPr>
-        <w:t>→ RCHBrCOOH + HBr</w:t>
-      </w:r>
-    </w:p>
-    <w:p>
-      <w:pPr>
-        <w:pStyle w:val="FirstParagraph"/>
-      </w:pPr>
-      <w:r>
-        <w:rPr>
-          <w:rFonts w:hint="eastAsia" w:ascii="Times New Roman" w:hAnsi="Times New Roman" w:eastAsia="FangSong" w:cs="Times New Roman"/>
-        </w:rPr>
-        <w:t>机理</w:t>
-      </w:r>
-      <w:r>
-        <w:rPr>
-          <w:rFonts w:hint="eastAsia" w:ascii="Times New Roman" w:hAnsi="Times New Roman" w:eastAsia="Times New Roman" w:cs="Times New Roman"/>
-        </w:rPr>
-        <w:t>：</w:t>
-      </w:r>
-      <w:r>
-        <w:rPr>
-          <w:rFonts w:hint="eastAsia" w:ascii="Times New Roman" w:hAnsi="Times New Roman" w:eastAsia="FangSong" w:cs="Times New Roman"/>
-        </w:rPr>
-        <w:t>通过羧酸</w:t>
-      </w:r>
-      <w:r>
-        <w:rPr>
-          <w:rFonts w:hint="eastAsia" w:ascii="Times New Roman" w:hAnsi="Times New Roman" w:eastAsia="Times New Roman" w:cs="Times New Roman"/>
-        </w:rPr>
-        <w:t>→</w:t>
-      </w:r>
-      <w:r>
-        <w:rPr>
-          <w:rFonts w:hint="eastAsia" w:ascii="Times New Roman" w:hAnsi="Times New Roman" w:eastAsia="FangSong" w:cs="Times New Roman"/>
-        </w:rPr>
-        <w:t>酰溴</w:t>
-      </w:r>
-      <w:r>
-        <w:rPr>
-          <w:rFonts w:hint="eastAsia" w:ascii="Times New Roman" w:hAnsi="Times New Roman" w:eastAsia="Times New Roman" w:cs="Times New Roman"/>
-        </w:rPr>
-        <w:t>→</w:t>
-      </w:r>
-      <w:r>
-        <w:rPr>
-          <w:rFonts w:hint="eastAsia" w:ascii="Times New Roman" w:hAnsi="Times New Roman" w:eastAsia="FangSong" w:cs="Times New Roman"/>
-        </w:rPr>
-        <w:t>烯醇式中间体进行</w:t>
-      </w:r>
-      <w:r>
-        <w:rPr>
-          <w:rFonts w:hint="eastAsia" w:ascii="Times New Roman" w:hAnsi="Times New Roman" w:eastAsia="Times New Roman" w:cs="Times New Roman"/>
-        </w:rPr>
-        <w:t>。</w:t>
+        <w:t>1</w:t>
+      </w:r>
+      <w:r>
+        <w:rPr>
+          <w:rFonts w:hint="eastAsia" w:ascii="Times New Roman" w:hAnsi="Times New Roman" w:eastAsia="Times New Roman" w:cs="Times New Roman"/>
+        </w:rPr>
+        <w:t>=3.02)</w:t>
       </w:r>
     </w:p>
     <w:p>
@@ -11199,32 +10903,250 @@
           <w:b/>
           <w:bCs/>
         </w:rPr>
-        <w:t xml:space="preserve">③ </w:t>
-      </w:r>
-      <w:r>
-        <w:rPr>
-          <w:rFonts w:hint="eastAsia" w:ascii="Times New Roman" w:hAnsi="Times New Roman" w:eastAsia="FangSong" w:cs="Times New Roman"/>
-          <w:b/>
-          <w:bCs/>
-        </w:rPr>
-        <w:t xml:space="preserve">酯化反应</w:t>
+        <w:t xml:space="preserve">② </w:t>
+      </w:r>
+      <w:r>
+        <w:rPr>
+          <w:rFonts w:hint="eastAsia" w:ascii="Times New Roman" w:hAnsi="Times New Roman" w:eastAsia="Times New Roman" w:cs="Times New Roman"/>
+          <w:b/>
+          <w:bCs/>
+        </w:rPr>
+        <w:t>HVZ</w:t>
+      </w:r>
+      <w:r>
+        <w:rPr>
+          <w:rFonts w:hint="eastAsia" w:ascii="Times New Roman" w:hAnsi="Times New Roman" w:eastAsia="FangSong" w:cs="Times New Roman"/>
+          <w:b/>
+          <w:bCs/>
+        </w:rPr>
+        <w:t>反应</w:t>
+      </w:r>
+      <w:r>
+        <w:rPr>
+          <w:rFonts w:hint="eastAsia" w:ascii="Times New Roman" w:hAnsi="Times New Roman" w:eastAsia="Times New Roman" w:cs="Times New Roman"/>
+          <w:b/>
+          <w:bCs/>
+        </w:rPr>
+        <w:t>（α-</w:t>
+      </w:r>
+      <w:r>
+        <w:rPr>
+          <w:rFonts w:hint="eastAsia" w:ascii="Times New Roman" w:hAnsi="Times New Roman" w:eastAsia="FangSong" w:cs="Times New Roman"/>
+          <w:b/>
+          <w:bCs/>
+        </w:rPr>
+        <w:t>卤代</w:t>
+      </w:r>
+      <w:r>
+        <w:rPr>
+          <w:rFonts w:hint="eastAsia" w:ascii="Times New Roman" w:hAnsi="Times New Roman" w:eastAsia="Times New Roman" w:cs="Times New Roman"/>
+          <w:b/>
+          <w:bCs/>
+        </w:rPr>
+        <w:t>）</w:t>
+      </w:r>
+      <w:r>
+        <w:rPr>
+          <w:rFonts w:ascii="Times New Roman" w:hAnsi="Times New Roman" w:eastAsia="Times New Roman" w:cs="Times New Roman"/>
+        </w:rPr>
+        <w:t xml:space="preserve"> </w:t>
+      </w:r>
+      <w:r>
+        <w:rPr>
+          <w:rFonts w:hint="eastAsia" w:ascii="Times New Roman" w:hAnsi="Times New Roman" w:eastAsia="FangSong" w:cs="Times New Roman"/>
+        </w:rPr>
+        <w:t>羧酸的</w:t>
+      </w:r>
+      <w:r>
+        <w:rPr>
+          <w:rFonts w:hint="eastAsia" w:ascii="Times New Roman" w:hAnsi="Times New Roman" w:eastAsia="Times New Roman" w:cs="Times New Roman"/>
+        </w:rPr>
+        <w:t>α-H</w:t>
+      </w:r>
+      <w:r>
+        <w:rPr>
+          <w:rFonts w:hint="eastAsia" w:ascii="Times New Roman" w:hAnsi="Times New Roman" w:eastAsia="FangSong" w:cs="Times New Roman"/>
+        </w:rPr>
+        <w:t>在</w:t>
+      </w:r>
+      <w:r>
+        <w:rPr>
+          <w:rFonts w:hint="eastAsia" w:ascii="Times New Roman" w:hAnsi="Times New Roman" w:eastAsia="Times New Roman" w:cs="Times New Roman"/>
+        </w:rPr>
+        <w:t>PBr</w:t>
+      </w:r>
+      <w:r>
+        <w:rPr>
+          <w:rFonts w:hint="eastAsia" w:ascii="Times New Roman" w:hAnsi="Times New Roman" w:eastAsia="Times New Roman" w:cs="Times New Roman"/>
+          <w:vertAlign w:val="subscript"/>
+        </w:rPr>
+        <w:t>3</w:t>
+      </w:r>
+      <w:r>
+        <w:rPr>
+          <w:rFonts w:hint="eastAsia" w:ascii="Times New Roman" w:hAnsi="Times New Roman" w:eastAsia="FangSong" w:cs="Times New Roman"/>
+        </w:rPr>
+        <w:t>催化下被</w:t>
+      </w:r>
+      <w:r>
+        <w:rPr>
+          <w:rFonts w:hint="eastAsia" w:ascii="Times New Roman" w:hAnsi="Times New Roman" w:eastAsia="Times New Roman" w:cs="Times New Roman"/>
+        </w:rPr>
+        <w:t>Br</w:t>
+      </w:r>
+      <w:r>
+        <w:rPr>
+          <w:rFonts w:hint="eastAsia" w:ascii="Times New Roman" w:hAnsi="Times New Roman" w:eastAsia="FangSong" w:cs="Times New Roman"/>
+        </w:rPr>
+        <w:t>取代</w:t>
+      </w:r>
+      <w:r>
+        <w:rPr>
+          <w:rFonts w:hint="eastAsia" w:ascii="Times New Roman" w:hAnsi="Times New Roman" w:eastAsia="Times New Roman" w:cs="Times New Roman"/>
+        </w:rPr>
+        <w:t>：</w:t>
+      </w:r>
+      <w:r>
+        <w:rPr>
+          <w:rFonts w:ascii="Times New Roman" w:hAnsi="Times New Roman" w:eastAsia="Times New Roman" w:cs="Times New Roman"/>
+        </w:rPr>
+        <w:t xml:space="preserve"> </w:t>
+      </w:r>
+      <w:r>
+        <w:rPr>
+          <w:rFonts w:ascii="Times New Roman" w:hAnsi="Times New Roman" w:eastAsia="Times New Roman" w:cs="Times New Roman"/>
+        </w:rPr>
+        <w:t>RCH</w:t>
+      </w:r>
+      <w:r>
+        <w:rPr>
+          <w:rFonts w:ascii="Times New Roman" w:hAnsi="Times New Roman" w:eastAsia="Times New Roman" w:cs="Times New Roman"/>
+          <w:vertAlign w:val="subscript"/>
+        </w:rPr>
+        <w:t>2</w:t>
+      </w:r>
+      <w:r>
+        <w:rPr>
+          <w:rFonts w:ascii="Times New Roman" w:hAnsi="Times New Roman" w:eastAsia="Times New Roman" w:cs="Times New Roman"/>
+        </w:rPr>
+        <w:t>COOH + Br</w:t>
+      </w:r>
+      <w:r>
+        <w:rPr>
+          <w:rFonts w:ascii="Times New Roman" w:hAnsi="Times New Roman" w:eastAsia="Times New Roman" w:cs="Times New Roman"/>
+          <w:vertAlign w:val="subscript"/>
+        </w:rPr>
+        <w:t>2</w:t>
+      </w:r>
+      <w:r>
+        <w:rPr>
+          <w:rFonts w:ascii="Times New Roman" w:hAnsi="Times New Roman" w:eastAsia="Times New Roman" w:cs="Times New Roman"/>
+        </w:rPr>
+        <w:t xml:space="preserve"> —PBr</w:t>
+      </w:r>
+      <w:r>
+        <w:rPr>
+          <w:rFonts w:ascii="Times New Roman" w:hAnsi="Times New Roman" w:eastAsia="Times New Roman" w:cs="Times New Roman"/>
+          <w:vertAlign w:val="subscript"/>
+        </w:rPr>
+        <w:t>3</w:t>
+      </w:r>
+      <w:r>
+        <w:rPr>
+          <w:rFonts w:ascii="Times New Roman" w:hAnsi="Times New Roman" w:eastAsia="Times New Roman" w:cs="Times New Roman"/>
+        </w:rPr>
+        <w:t>→ RCHBrCOOH + HBr</w:t>
+      </w:r>
+      <w:r>
+        <w:rPr>
+          <w:rFonts w:ascii="Times New Roman" w:hAnsi="Times New Roman" w:eastAsia="Times New Roman" w:cs="Times New Roman"/>
+        </w:rPr>
+        <w:t xml:space="preserve"> </w:t>
+      </w:r>
+      <w:r>
+        <w:rPr>
+          <w:rFonts w:hint="eastAsia" w:ascii="Times New Roman" w:hAnsi="Times New Roman" w:eastAsia="FangSong" w:cs="Times New Roman"/>
+        </w:rPr>
+        <w:t>机理</w:t>
+      </w:r>
+      <w:r>
+        <w:rPr>
+          <w:rFonts w:hint="eastAsia" w:ascii="Times New Roman" w:hAnsi="Times New Roman" w:eastAsia="Times New Roman" w:cs="Times New Roman"/>
+        </w:rPr>
+        <w:t>：</w:t>
+      </w:r>
+      <w:r>
+        <w:rPr>
+          <w:rFonts w:hint="eastAsia" w:ascii="Times New Roman" w:hAnsi="Times New Roman" w:eastAsia="FangSong" w:cs="Times New Roman"/>
+        </w:rPr>
+        <w:t>通过羧酸</w:t>
+      </w:r>
+      <w:r>
+        <w:rPr>
+          <w:rFonts w:hint="eastAsia" w:ascii="Times New Roman" w:hAnsi="Times New Roman" w:eastAsia="Times New Roman" w:cs="Times New Roman"/>
+        </w:rPr>
+        <w:t>→</w:t>
+      </w:r>
+      <w:r>
+        <w:rPr>
+          <w:rFonts w:hint="eastAsia" w:ascii="Times New Roman" w:hAnsi="Times New Roman" w:eastAsia="FangSong" w:cs="Times New Roman"/>
+        </w:rPr>
+        <w:t>酰溴</w:t>
+      </w:r>
+      <w:r>
+        <w:rPr>
+          <w:rFonts w:hint="eastAsia" w:ascii="Times New Roman" w:hAnsi="Times New Roman" w:eastAsia="Times New Roman" w:cs="Times New Roman"/>
+        </w:rPr>
+        <w:t>→</w:t>
+      </w:r>
+      <w:r>
+        <w:rPr>
+          <w:rFonts w:hint="eastAsia" w:ascii="Times New Roman" w:hAnsi="Times New Roman" w:eastAsia="FangSong" w:cs="Times New Roman"/>
+        </w:rPr>
+        <w:t>烯醇式中间体进行</w:t>
+      </w:r>
+      <w:r>
+        <w:rPr>
+          <w:rFonts w:hint="eastAsia" w:ascii="Times New Roman" w:hAnsi="Times New Roman" w:eastAsia="Times New Roman" w:cs="Times New Roman"/>
+        </w:rPr>
+        <w:t>。</w:t>
       </w:r>
     </w:p>
     <w:p>
       <w:pPr>
-        <w:pStyle w:val="SourceCode"/>
+        <w:pStyle w:val="BodyText"/>
         <w:spacing w:after="80"/>
       </w:pPr>
       <w:r>
         <w:rPr>
-          <w:rStyle w:val="VerbatimChar"/>
-          <w:rFonts w:ascii="Times New Roman" w:hAnsi="Times New Roman" w:eastAsia="Times New Roman" w:cs="Times New Roman"/>
-        </w:rPr>
-        <w:t>RCOOH + R'OH ⇌ RCOOR' + H</w:t>
-      </w:r>
-      <w:r>
-        <w:rPr>
-          <w:rStyle w:val="VerbatimChar"/>
+          <w:rFonts w:ascii="Times New Roman" w:hAnsi="Times New Roman" w:eastAsia="Times New Roman" w:cs="Times New Roman"/>
+          <w:b/>
+          <w:bCs/>
+        </w:rPr>
+        <w:t xml:space="preserve">③ </w:t>
+      </w:r>
+      <w:r>
+        <w:rPr>
+          <w:rFonts w:hint="eastAsia" w:ascii="Times New Roman" w:hAnsi="Times New Roman" w:eastAsia="FangSong" w:cs="Times New Roman"/>
+          <w:b/>
+          <w:bCs/>
+        </w:rPr>
+        <w:t xml:space="preserve">酯化反应</w:t>
+      </w:r>
+      <w:r>
+        <w:rPr>
+          <w:rFonts w:ascii="Times New Roman" w:hAnsi="Times New Roman" w:eastAsia="Times New Roman" w:cs="Times New Roman"/>
+        </w:rPr>
+        <w:t xml:space="preserve"> </w:t>
+      </w:r>
+      <w:r>
+        <w:rPr>
+          <w:rFonts w:ascii="Times New Roman" w:hAnsi="Times New Roman" w:eastAsia="Times New Roman" w:cs="Times New Roman"/>
+        </w:rPr>
+        <w:t>RCOOH + R’OH ⇌ RCOOR’ + H</w:t>
+      </w:r>
+      <w:r>
+        <w:rPr>
           <w:rFonts w:ascii="Times New Roman" w:hAnsi="Times New Roman" w:eastAsia="Times New Roman" w:cs="Times New Roman"/>
           <w:vertAlign w:val="subscript"/>
         </w:rPr>
@@ -11232,7 +11154,6 @@
       </w:r>
       <w:r>
         <w:rPr>
-          <w:rStyle w:val="VerbatimChar"/>
           <w:rFonts w:ascii="Times New Roman" w:hAnsi="Times New Roman" w:eastAsia="Times New Roman" w:cs="Times New Roman"/>
         </w:rPr>
         <w:t>O</w:t>
@@ -11614,21 +11535,20 @@
         </w:rPr>
         <w:t>酰胺</w:t>
       </w:r>
-    </w:p>
-    <w:p>
-      <w:pPr>
-        <w:pStyle w:val="SourceCode"/>
-      </w:pPr>
-      <w:r>
-        <w:rPr>
-          <w:rStyle w:val="VerbatimChar"/>
+      <w:r>
+        <w:rPr>
+          <w:rFonts w:ascii="Times New Roman" w:hAnsi="Times New Roman" w:eastAsia="Times New Roman" w:cs="Times New Roman"/>
+        </w:rPr>
+        <w:t xml:space="preserve"> </w:t>
+      </w:r>
+      <w:r>
+        <w:rPr>
           <w:rFonts w:ascii="Times New Roman" w:hAnsi="Times New Roman" w:eastAsia="Times New Roman" w:cs="Times New Roman"/>
         </w:rPr>
         <w:t>RCOOH + SOCl</w:t>
       </w:r>
       <w:r>
         <w:rPr>
-          <w:rStyle w:val="VerbatimChar"/>
           <w:rFonts w:ascii="Times New Roman" w:hAnsi="Times New Roman" w:eastAsia="Times New Roman" w:cs="Times New Roman"/>
           <w:vertAlign w:val="subscript"/>
         </w:rPr>
@@ -11636,254 +11556,39 @@
       </w:r>
       <w:r>
         <w:rPr>
-          <w:rStyle w:val="VerbatimChar"/>
           <w:rFonts w:ascii="Times New Roman" w:hAnsi="Times New Roman" w:eastAsia="Times New Roman" w:cs="Times New Roman"/>
         </w:rPr>
         <w:t xml:space="preserve"> → </w:t>
       </w:r>
       <w:r>
         <w:rPr>
-          <w:rStyle w:val="VerbatimChar"/>
           <w:rFonts w:hint="eastAsia" w:ascii="Times New Roman" w:hAnsi="Times New Roman" w:eastAsia="Times New Roman" w:cs="Times New Roman"/>
         </w:rPr>
         <w:t>RCOCl（</w:t>
       </w:r>
       <w:r>
         <w:rPr>
-          <w:rStyle w:val="VerbatimChar"/>
           <w:rFonts w:hint="eastAsia" w:ascii="Times New Roman" w:hAnsi="Times New Roman" w:eastAsia="FangSong" w:cs="Times New Roman"/>
         </w:rPr>
         <w:t>酰氯</w:t>
       </w:r>
       <w:r>
         <w:rPr>
-          <w:rStyle w:val="VerbatimChar"/>
           <w:rFonts w:hint="eastAsia" w:ascii="Times New Roman" w:hAnsi="Times New Roman" w:eastAsia="Times New Roman" w:cs="Times New Roman"/>
         </w:rPr>
         <w:t>，</w:t>
       </w:r>
       <w:r>
         <w:rPr>
-          <w:rStyle w:val="VerbatimChar"/>
           <w:rFonts w:hint="eastAsia" w:ascii="Times New Roman" w:hAnsi="Times New Roman" w:eastAsia="FangSong" w:cs="Times New Roman"/>
         </w:rPr>
         <w:t>最常用的酰化试剂</w:t>
       </w:r>
       <w:r>
         <w:rPr>
-          <w:rStyle w:val="VerbatimChar"/>
           <w:rFonts w:hint="eastAsia" w:ascii="Times New Roman" w:hAnsi="Times New Roman" w:eastAsia="Times New Roman" w:cs="Times New Roman"/>
         </w:rPr>
         <w:t>）</w:t>
-      </w:r>
-      <w:r>
-        <w:rPr>
-          <w:rFonts w:ascii="Times New Roman" w:hAnsi="Times New Roman" w:eastAsia="Times New Roman" w:cs="Times New Roman"/>
-        </w:rPr>
-        <w:br/>
-      </w:r>
-      <w:r>
-        <w:rPr>
-          <w:rStyle w:val="VerbatimChar"/>
-          <w:rFonts w:ascii="Times New Roman" w:hAnsi="Times New Roman" w:eastAsia="Times New Roman" w:cs="Times New Roman"/>
-        </w:rPr>
-        <w:t>RCOOH + P</w:t>
-      </w:r>
-      <w:r>
-        <w:rPr>
-          <w:rStyle w:val="VerbatimChar"/>
-          <w:rFonts w:ascii="Times New Roman" w:hAnsi="Times New Roman" w:eastAsia="Times New Roman" w:cs="Times New Roman"/>
-          <w:vertAlign w:val="subscript"/>
-        </w:rPr>
-        <w:t>2</w:t>
-      </w:r>
-      <w:r>
-        <w:rPr>
-          <w:rStyle w:val="VerbatimChar"/>
-          <w:rFonts w:ascii="Times New Roman" w:hAnsi="Times New Roman" w:eastAsia="Times New Roman" w:cs="Times New Roman"/>
-        </w:rPr>
-        <w:t>O</w:t>
-      </w:r>
-      <w:r>
-        <w:rPr>
-          <w:rStyle w:val="VerbatimChar"/>
-          <w:rFonts w:ascii="Times New Roman" w:hAnsi="Times New Roman" w:eastAsia="Times New Roman" w:cs="Times New Roman"/>
-          <w:vertAlign w:val="subscript"/>
-        </w:rPr>
-        <w:t>5</w:t>
-      </w:r>
-      <w:r>
-        <w:rPr>
-          <w:rStyle w:val="VerbatimChar"/>
-          <w:rFonts w:ascii="Times New Roman" w:hAnsi="Times New Roman" w:eastAsia="Times New Roman" w:cs="Times New Roman"/>
-        </w:rPr>
-        <w:t xml:space="preserve">/Δ → </w:t>
-      </w:r>
-      <w:r>
-        <w:rPr>
-          <w:rStyle w:val="VerbatimChar"/>
-          <w:rFonts w:hint="eastAsia" w:ascii="Times New Roman" w:hAnsi="Times New Roman" w:eastAsia="Times New Roman" w:cs="Times New Roman"/>
-        </w:rPr>
-        <w:t>(RCO)</w:t>
-      </w:r>
-      <w:r>
-        <w:rPr>
-          <w:rStyle w:val="VerbatimChar"/>
-          <w:rFonts w:hint="eastAsia" w:ascii="Times New Roman" w:hAnsi="Times New Roman" w:eastAsia="Times New Roman" w:cs="Times New Roman"/>
-          <w:vertAlign w:val="subscript"/>
-        </w:rPr>
-        <w:t>2</w:t>
-      </w:r>
-      <w:r>
-        <w:rPr>
-          <w:rStyle w:val="VerbatimChar"/>
-          <w:rFonts w:hint="eastAsia" w:ascii="Times New Roman" w:hAnsi="Times New Roman" w:eastAsia="Times New Roman" w:cs="Times New Roman"/>
-        </w:rPr>
-        <w:t>O（</w:t>
-      </w:r>
-      <w:r>
-        <w:rPr>
-          <w:rStyle w:val="VerbatimChar"/>
-          <w:rFonts w:hint="eastAsia" w:ascii="Times New Roman" w:hAnsi="Times New Roman" w:eastAsia="FangSong" w:cs="Times New Roman"/>
-        </w:rPr>
-        <w:t>酸酐</w:t>
-      </w:r>
-      <w:r>
-        <w:rPr>
-          <w:rStyle w:val="VerbatimChar"/>
-          <w:rFonts w:hint="eastAsia" w:ascii="Times New Roman" w:hAnsi="Times New Roman" w:eastAsia="Times New Roman" w:cs="Times New Roman"/>
-        </w:rPr>
-        <w:t>）</w:t>
-      </w:r>
-      <w:r>
-        <w:rPr>
-          <w:rFonts w:ascii="Times New Roman" w:hAnsi="Times New Roman" w:eastAsia="Times New Roman" w:cs="Times New Roman"/>
-        </w:rPr>
-        <w:br/>
-      </w:r>
-      <w:r>
-        <w:rPr>
-          <w:rStyle w:val="VerbatimChar"/>
-          <w:rFonts w:ascii="Times New Roman" w:hAnsi="Times New Roman" w:eastAsia="Times New Roman" w:cs="Times New Roman"/>
-        </w:rPr>
-        <w:t>RCOCl + 2NH</w:t>
-      </w:r>
-      <w:r>
-        <w:rPr>
-          <w:rStyle w:val="VerbatimChar"/>
-          <w:rFonts w:ascii="Times New Roman" w:hAnsi="Times New Roman" w:eastAsia="Times New Roman" w:cs="Times New Roman"/>
-          <w:vertAlign w:val="subscript"/>
-        </w:rPr>
-        <w:t>3</w:t>
-      </w:r>
-      <w:r>
-        <w:rPr>
-          <w:rStyle w:val="VerbatimChar"/>
-          <w:rFonts w:ascii="Times New Roman" w:hAnsi="Times New Roman" w:eastAsia="Times New Roman" w:cs="Times New Roman"/>
-        </w:rPr>
-        <w:t xml:space="preserve"> → RCONH</w:t>
-      </w:r>
-      <w:r>
-        <w:rPr>
-          <w:rStyle w:val="VerbatimChar"/>
-          <w:rFonts w:ascii="Times New Roman" w:hAnsi="Times New Roman" w:eastAsia="Times New Roman" w:cs="Times New Roman"/>
-          <w:vertAlign w:val="subscript"/>
-        </w:rPr>
-        <w:t>2</w:t>
-      </w:r>
-      <w:r>
-        <w:rPr>
-          <w:rStyle w:val="VerbatimChar"/>
-          <w:rFonts w:ascii="Times New Roman" w:hAnsi="Times New Roman" w:eastAsia="Times New Roman" w:cs="Times New Roman"/>
-        </w:rPr>
-        <w:t xml:space="preserve"> + </w:t>
-      </w:r>
-      <w:r>
-        <w:rPr>
-          <w:rStyle w:val="VerbatimChar"/>
-          <w:rFonts w:hint="eastAsia" w:ascii="Times New Roman" w:hAnsi="Times New Roman" w:eastAsia="Times New Roman" w:cs="Times New Roman"/>
-        </w:rPr>
-        <w:t>NH</w:t>
-      </w:r>
-      <w:r>
-        <w:rPr>
-          <w:rStyle w:val="VerbatimChar"/>
-          <w:rFonts w:hint="eastAsia" w:ascii="Times New Roman" w:hAnsi="Times New Roman" w:eastAsia="Times New Roman" w:cs="Times New Roman"/>
-          <w:vertAlign w:val="subscript"/>
-        </w:rPr>
-        <w:t>4</w:t>
-      </w:r>
-      <w:r>
-        <w:rPr>
-          <w:rStyle w:val="VerbatimChar"/>
-          <w:rFonts w:hint="eastAsia" w:ascii="Times New Roman" w:hAnsi="Times New Roman" w:eastAsia="Times New Roman" w:cs="Times New Roman"/>
-        </w:rPr>
-        <w:t>Cl（</w:t>
-      </w:r>
-      <w:r>
-        <w:rPr>
-          <w:rStyle w:val="VerbatimChar"/>
-          <w:rFonts w:hint="eastAsia" w:ascii="Times New Roman" w:hAnsi="Times New Roman" w:eastAsia="FangSong" w:cs="Times New Roman"/>
-        </w:rPr>
-        <w:t>酰胺</w:t>
-      </w:r>
-      <w:r>
-        <w:rPr>
-          <w:rStyle w:val="VerbatimChar"/>
-          <w:rFonts w:hint="eastAsia" w:ascii="Times New Roman" w:hAnsi="Times New Roman" w:eastAsia="Times New Roman" w:cs="Times New Roman"/>
-        </w:rPr>
-        <w:t>，</w:t>
-      </w:r>
-      <w:r>
-        <w:rPr>
-          <w:rStyle w:val="VerbatimChar"/>
-          <w:rFonts w:hint="eastAsia" w:ascii="Times New Roman" w:hAnsi="Times New Roman" w:eastAsia="FangSong" w:cs="Times New Roman"/>
-        </w:rPr>
-        <w:t>由酰氯制</w:t>
-      </w:r>
-      <w:r>
-        <w:rPr>
-          <w:rStyle w:val="VerbatimChar"/>
-          <w:rFonts w:hint="eastAsia" w:ascii="Times New Roman" w:hAnsi="Times New Roman" w:eastAsia="Times New Roman" w:cs="Times New Roman"/>
-        </w:rPr>
-        <w:t>）</w:t>
-      </w:r>
-    </w:p>
-    <w:p>
-      <w:pPr>
-        <w:pStyle w:val="FirstParagraph"/>
-      </w:pPr>
-      <w:r>
-        <w:rPr>
-          <w:rFonts w:ascii="Times New Roman" w:hAnsi="Times New Roman" w:eastAsia="Times New Roman" w:cs="Times New Roman"/>
-          <w:b/>
-          <w:bCs/>
-        </w:rPr>
-        <w:t xml:space="preserve">1.2.3 </w:t>
-      </w:r>
-      <w:r>
-        <w:rPr>
-          <w:rFonts w:hint="eastAsia" w:ascii="Times New Roman" w:hAnsi="Times New Roman" w:eastAsia="FangSong" w:cs="Times New Roman"/>
-          <w:b/>
-          <w:bCs/>
-        </w:rPr>
-        <w:t>羧酸衍生物的亲核加成</w:t>
-      </w:r>
-      <w:r>
-        <w:rPr>
-          <w:rFonts w:hint="eastAsia" w:ascii="Times New Roman" w:hAnsi="Times New Roman" w:eastAsia="Times New Roman" w:cs="Times New Roman"/>
-          <w:b/>
-          <w:bCs/>
-        </w:rPr>
-        <w:t>-</w:t>
-      </w:r>
-      <w:r>
-        <w:rPr>
-          <w:rFonts w:hint="eastAsia" w:ascii="Times New Roman" w:hAnsi="Times New Roman" w:eastAsia="FangSong" w:cs="Times New Roman"/>
-          <w:b/>
-          <w:bCs/>
-        </w:rPr>
-        <w:t>消除</w:t>
       </w:r>
     </w:p>
     <w:p>
@@ -11892,97 +11597,277 @@
       </w:pPr>
       <w:r>
         <w:rPr>
-          <w:rFonts w:hint="eastAsia" w:ascii="Times New Roman" w:hAnsi="Times New Roman" w:eastAsia="FangSong" w:cs="Times New Roman"/>
-          <w:b/>
-          <w:bCs/>
-        </w:rPr>
-        <w:t>通用机理</w:t>
-      </w:r>
-      <w:r>
-        <w:rPr>
-          <w:rFonts w:hint="eastAsia" w:ascii="Times New Roman" w:hAnsi="Times New Roman" w:eastAsia="Times New Roman" w:cs="Times New Roman"/>
-          <w:b/>
-          <w:bCs/>
-        </w:rPr>
-        <w:t>（</w:t>
-      </w:r>
-      <w:r>
-        <w:rPr>
-          <w:rFonts w:hint="eastAsia" w:ascii="Times New Roman" w:hAnsi="Times New Roman" w:eastAsia="FangSong" w:cs="Times New Roman"/>
-          <w:b/>
-          <w:bCs/>
-        </w:rPr>
-        <w:t>以酯的水解为例</w:t>
-      </w:r>
-      <w:r>
-        <w:rPr>
-          <w:rFonts w:hint="eastAsia" w:ascii="Times New Roman" w:hAnsi="Times New Roman" w:eastAsia="Times New Roman" w:cs="Times New Roman"/>
-          <w:b/>
-          <w:bCs/>
+          <w:rFonts w:ascii="Times New Roman" w:hAnsi="Times New Roman" w:eastAsia="Times New Roman" w:cs="Times New Roman"/>
+        </w:rPr>
+        <w:t>RCOOH + P</w:t>
+      </w:r>
+      <w:r>
+        <w:rPr>
+          <w:rFonts w:ascii="Times New Roman" w:hAnsi="Times New Roman" w:eastAsia="Times New Roman" w:cs="Times New Roman"/>
+          <w:vertAlign w:val="subscript"/>
+        </w:rPr>
+        <w:t>2</w:t>
+      </w:r>
+      <w:r>
+        <w:rPr>
+          <w:rFonts w:ascii="Times New Roman" w:hAnsi="Times New Roman" w:eastAsia="Times New Roman" w:cs="Times New Roman"/>
+        </w:rPr>
+        <w:t>O</w:t>
+      </w:r>
+      <w:r>
+        <w:rPr>
+          <w:rFonts w:ascii="Times New Roman" w:hAnsi="Times New Roman" w:eastAsia="Times New Roman" w:cs="Times New Roman"/>
+          <w:vertAlign w:val="subscript"/>
+        </w:rPr>
+        <w:t>5</w:t>
+      </w:r>
+      <w:r>
+        <w:rPr>
+          <w:rFonts w:ascii="Times New Roman" w:hAnsi="Times New Roman" w:eastAsia="Times New Roman" w:cs="Times New Roman"/>
+        </w:rPr>
+        <w:t xml:space="preserve">/Δ → </w:t>
+      </w:r>
+      <w:r>
+        <w:rPr>
+          <w:rFonts w:hint="eastAsia" w:ascii="Times New Roman" w:hAnsi="Times New Roman" w:eastAsia="Times New Roman" w:cs="Times New Roman"/>
+        </w:rPr>
+        <w:t>(RCO)</w:t>
+      </w:r>
+      <w:r>
+        <w:rPr>
+          <w:rFonts w:hint="eastAsia" w:ascii="Times New Roman" w:hAnsi="Times New Roman" w:eastAsia="Times New Roman" w:cs="Times New Roman"/>
+          <w:vertAlign w:val="subscript"/>
+        </w:rPr>
+        <w:t>2</w:t>
+      </w:r>
+      <w:r>
+        <w:rPr>
+          <w:rFonts w:hint="eastAsia" w:ascii="Times New Roman" w:hAnsi="Times New Roman" w:eastAsia="Times New Roman" w:cs="Times New Roman"/>
+        </w:rPr>
+        <w:t>O（</w:t>
+      </w:r>
+      <w:r>
+        <w:rPr>
+          <w:rFonts w:hint="eastAsia" w:ascii="Times New Roman" w:hAnsi="Times New Roman" w:eastAsia="FangSong" w:cs="Times New Roman"/>
+        </w:rPr>
+        <w:t>酸酐</w:t>
+      </w:r>
+      <w:r>
+        <w:rPr>
+          <w:rFonts w:hint="eastAsia" w:ascii="Times New Roman" w:hAnsi="Times New Roman" w:eastAsia="Times New Roman" w:cs="Times New Roman"/>
         </w:rPr>
         <w:t>）</w:t>
-      </w:r>
-      <w:r>
-        <w:rPr>
-          <w:rFonts w:hint="eastAsia" w:ascii="Times New Roman" w:hAnsi="Times New Roman" w:eastAsia="Times New Roman" w:cs="Times New Roman"/>
-        </w:rPr>
-        <w:t xml:space="preserve">：</w:t>
       </w:r>
     </w:p>
     <w:p>
       <w:pPr>
-        <w:pStyle w:val="SourceCode"/>
+        <w:pStyle w:val="BodyText"/>
       </w:pPr>
       <w:r>
         <w:rPr>
-          <w:rStyle w:val="VerbatimChar"/>
-          <w:rFonts w:ascii="Times New Roman" w:hAnsi="Times New Roman" w:eastAsia="Times New Roman" w:cs="Times New Roman"/>
-        </w:rPr>
-        <w:t>RCOOR' + Nu</w:t>
-      </w:r>
-      <w:r>
-        <w:rPr>
-          <w:rStyle w:val="VerbatimChar"/>
-          <w:rFonts w:ascii="Times New Roman" w:hAnsi="Times New Roman" w:eastAsia="Times New Roman" w:cs="Times New Roman"/>
-          <w:vertAlign w:val="superscript"/>
-        </w:rPr>
-        <w:t>-</w:t>
-      </w:r>
-      <w:r>
-        <w:rPr>
-          <w:rStyle w:val="VerbatimChar"/>
-          <w:rFonts w:ascii="Times New Roman" w:hAnsi="Times New Roman" w:eastAsia="Times New Roman" w:cs="Times New Roman"/>
-        </w:rPr>
-        <w:t xml:space="preserve"> ⇌ R(Nu)(O</w:t>
-      </w:r>
-      <w:r>
-        <w:rPr>
-          <w:rStyle w:val="VerbatimChar"/>
-          <w:rFonts w:ascii="Times New Roman" w:hAnsi="Times New Roman" w:eastAsia="Times New Roman" w:cs="Times New Roman"/>
-          <w:vertAlign w:val="superscript"/>
-        </w:rPr>
-        <w:t>-</w:t>
-      </w:r>
-      <w:r>
-        <w:rPr>
-          <w:rStyle w:val="VerbatimChar"/>
-          <w:rFonts w:ascii="Times New Roman" w:hAnsi="Times New Roman" w:eastAsia="Times New Roman" w:cs="Times New Roman"/>
-        </w:rPr>
-        <w:t>)OR' → RCONu + R'O</w:t>
-      </w:r>
-      <w:r>
-        <w:rPr>
-          <w:rStyle w:val="VerbatimChar"/>
-          <w:rFonts w:ascii="Times New Roman" w:hAnsi="Times New Roman" w:eastAsia="Times New Roman" w:cs="Times New Roman"/>
-          <w:vertAlign w:val="superscript"/>
-        </w:rPr>
-        <w:t>-</w:t>
+          <w:rFonts w:ascii="Times New Roman" w:hAnsi="Times New Roman" w:eastAsia="Times New Roman" w:cs="Times New Roman"/>
+        </w:rPr>
+        <w:t>RCOCl + 2NH</w:t>
+      </w:r>
+      <w:r>
+        <w:rPr>
+          <w:rFonts w:ascii="Times New Roman" w:hAnsi="Times New Roman" w:eastAsia="Times New Roman" w:cs="Times New Roman"/>
+          <w:vertAlign w:val="subscript"/>
+        </w:rPr>
+        <w:t>3</w:t>
+      </w:r>
+      <w:r>
+        <w:rPr>
+          <w:rFonts w:ascii="Times New Roman" w:hAnsi="Times New Roman" w:eastAsia="Times New Roman" w:cs="Times New Roman"/>
+        </w:rPr>
+        <w:t xml:space="preserve"> → RCONH</w:t>
+      </w:r>
+      <w:r>
+        <w:rPr>
+          <w:rFonts w:ascii="Times New Roman" w:hAnsi="Times New Roman" w:eastAsia="Times New Roman" w:cs="Times New Roman"/>
+          <w:vertAlign w:val="subscript"/>
+        </w:rPr>
+        <w:t>2</w:t>
+      </w:r>
+      <w:r>
+        <w:rPr>
+          <w:rFonts w:ascii="Times New Roman" w:hAnsi="Times New Roman" w:eastAsia="Times New Roman" w:cs="Times New Roman"/>
+        </w:rPr>
+        <w:t xml:space="preserve"> + </w:t>
+      </w:r>
+      <w:r>
+        <w:rPr>
+          <w:rFonts w:hint="eastAsia" w:ascii="Times New Roman" w:hAnsi="Times New Roman" w:eastAsia="Times New Roman" w:cs="Times New Roman"/>
+        </w:rPr>
+        <w:t>NH</w:t>
+      </w:r>
+      <w:r>
+        <w:rPr>
+          <w:rFonts w:hint="eastAsia" w:ascii="Times New Roman" w:hAnsi="Times New Roman" w:eastAsia="Times New Roman" w:cs="Times New Roman"/>
+          <w:vertAlign w:val="subscript"/>
+        </w:rPr>
+        <w:t>4</w:t>
+      </w:r>
+      <w:r>
+        <w:rPr>
+          <w:rFonts w:hint="eastAsia" w:ascii="Times New Roman" w:hAnsi="Times New Roman" w:eastAsia="Times New Roman" w:cs="Times New Roman"/>
+        </w:rPr>
+        <w:t>Cl（</w:t>
+      </w:r>
+      <w:r>
+        <w:rPr>
+          <w:rFonts w:hint="eastAsia" w:ascii="Times New Roman" w:hAnsi="Times New Roman" w:eastAsia="FangSong" w:cs="Times New Roman"/>
+        </w:rPr>
+        <w:t>酰胺</w:t>
+      </w:r>
+      <w:r>
+        <w:rPr>
+          <w:rFonts w:hint="eastAsia" w:ascii="Times New Roman" w:hAnsi="Times New Roman" w:eastAsia="Times New Roman" w:cs="Times New Roman"/>
+        </w:rPr>
+        <w:t>，</w:t>
+      </w:r>
+      <w:r>
+        <w:rPr>
+          <w:rFonts w:hint="eastAsia" w:ascii="Times New Roman" w:hAnsi="Times New Roman" w:eastAsia="FangSong" w:cs="Times New Roman"/>
+        </w:rPr>
+        <w:t>由酰氯制</w:t>
+      </w:r>
+      <w:r>
+        <w:rPr>
+          <w:rFonts w:hint="eastAsia" w:ascii="Times New Roman" w:hAnsi="Times New Roman" w:eastAsia="Times New Roman" w:cs="Times New Roman"/>
+        </w:rPr>
+        <w:t>）</w:t>
       </w:r>
     </w:p>
     <w:p>
       <w:pPr>
-        <w:pStyle w:val="FirstParagraph"/>
+        <w:pStyle w:val="BodyText"/>
       </w:pPr>
+      <w:r>
+        <w:rPr>
+          <w:rFonts w:ascii="Times New Roman" w:hAnsi="Times New Roman" w:eastAsia="Times New Roman" w:cs="Times New Roman"/>
+          <w:b/>
+          <w:bCs/>
+        </w:rPr>
+        <w:t xml:space="preserve">1.2.3 </w:t>
+      </w:r>
+      <w:r>
+        <w:rPr>
+          <w:rFonts w:hint="eastAsia" w:ascii="Times New Roman" w:hAnsi="Times New Roman" w:eastAsia="FangSong" w:cs="Times New Roman"/>
+          <w:b/>
+          <w:bCs/>
+        </w:rPr>
+        <w:t>羧酸衍生物的亲核加成</w:t>
+      </w:r>
+      <w:r>
+        <w:rPr>
+          <w:rFonts w:hint="eastAsia" w:ascii="Times New Roman" w:hAnsi="Times New Roman" w:eastAsia="Times New Roman" w:cs="Times New Roman"/>
+          <w:b/>
+          <w:bCs/>
+        </w:rPr>
+        <w:t>-</w:t>
+      </w:r>
+      <w:r>
+        <w:rPr>
+          <w:rFonts w:hint="eastAsia" w:ascii="Times New Roman" w:hAnsi="Times New Roman" w:eastAsia="FangSong" w:cs="Times New Roman"/>
+          <w:b/>
+          <w:bCs/>
+        </w:rPr>
+        <w:t>消除</w:t>
+      </w:r>
+    </w:p>
+    <w:p>
+      <w:pPr>
+        <w:pStyle w:val="BodyText"/>
+      </w:pPr>
+      <w:r>
+        <w:rPr>
+          <w:rFonts w:hint="eastAsia" w:ascii="Times New Roman" w:hAnsi="Times New Roman" w:eastAsia="FangSong" w:cs="Times New Roman"/>
+          <w:b/>
+          <w:bCs/>
+        </w:rPr>
+        <w:t>通用机理</w:t>
+      </w:r>
+      <w:r>
+        <w:rPr>
+          <w:rFonts w:hint="eastAsia" w:ascii="Times New Roman" w:hAnsi="Times New Roman" w:eastAsia="Times New Roman" w:cs="Times New Roman"/>
+          <w:b/>
+          <w:bCs/>
+        </w:rPr>
+        <w:t>（</w:t>
+      </w:r>
+      <w:r>
+        <w:rPr>
+          <w:rFonts w:hint="eastAsia" w:ascii="Times New Roman" w:hAnsi="Times New Roman" w:eastAsia="FangSong" w:cs="Times New Roman"/>
+          <w:b/>
+          <w:bCs/>
+        </w:rPr>
+        <w:t>以酯的水解为例</w:t>
+      </w:r>
+      <w:r>
+        <w:rPr>
+          <w:rFonts w:hint="eastAsia" w:ascii="Times New Roman" w:hAnsi="Times New Roman" w:eastAsia="Times New Roman" w:cs="Times New Roman"/>
+          <w:b/>
+          <w:bCs/>
+        </w:rPr>
+        <w:t>）</w:t>
+      </w:r>
+      <w:r>
+        <w:rPr>
+          <w:rFonts w:hint="eastAsia" w:ascii="Times New Roman" w:hAnsi="Times New Roman" w:eastAsia="Times New Roman" w:cs="Times New Roman"/>
+        </w:rPr>
+        <w:t xml:space="preserve">：</w:t>
+      </w:r>
+    </w:p>
+    <w:p>
+      <w:pPr>
+        <w:pStyle w:val="BodyText"/>
+      </w:pPr>
+      <w:r>
+        <w:rPr>
+          <w:rFonts w:ascii="Times New Roman" w:hAnsi="Times New Roman" w:eastAsia="Times New Roman" w:cs="Times New Roman"/>
+        </w:rPr>
+        <w:t>RCOOR’ + Nu</w:t>
+      </w:r>
+      <w:r>
+        <w:rPr>
+          <w:rFonts w:ascii="Times New Roman" w:hAnsi="Times New Roman" w:eastAsia="Times New Roman" w:cs="Times New Roman"/>
+          <w:vertAlign w:val="superscript"/>
+        </w:rPr>
+        <w:t>-</w:t>
+      </w:r>
+      <w:r>
+        <w:rPr>
+          <w:rFonts w:ascii="Times New Roman" w:hAnsi="Times New Roman" w:eastAsia="Times New Roman" w:cs="Times New Roman"/>
+        </w:rPr>
+        <w:t xml:space="preserve"> ⇌ R(Nu)(O</w:t>
+      </w:r>
+      <w:r>
+        <w:rPr>
+          <w:rFonts w:ascii="Times New Roman" w:hAnsi="Times New Roman" w:eastAsia="Times New Roman" w:cs="Times New Roman"/>
+          <w:vertAlign w:val="superscript"/>
+        </w:rPr>
+        <w:t>-</w:t>
+      </w:r>
+      <w:r>
+        <w:rPr>
+          <w:rFonts w:ascii="Times New Roman" w:hAnsi="Times New Roman" w:eastAsia="Times New Roman" w:cs="Times New Roman"/>
+        </w:rPr>
+        <w:t>)OR’ → RCONu + R’O</w:t>
+      </w:r>
+      <w:r>
+        <w:rPr>
+          <w:rFonts w:ascii="Times New Roman" w:hAnsi="Times New Roman" w:eastAsia="Times New Roman" w:cs="Times New Roman"/>
+          <w:vertAlign w:val="superscript"/>
+        </w:rPr>
+        <w:t>-</w:t>
+      </w:r>
+      <w:r>
+        <w:rPr>
+          <w:rFonts w:ascii="Times New Roman" w:hAnsi="Times New Roman" w:eastAsia="Times New Roman" w:cs="Times New Roman"/>
+        </w:rPr>
+        <w:t xml:space="preserve"> </w:t>
+      </w:r>
       <w:r>
         <w:rPr>
           <w:rFonts w:hint="eastAsia" w:ascii="Times New Roman" w:hAnsi="Times New Roman" w:eastAsia="FangSong" w:cs="Times New Roman"/>
@@ -12989,18 +12874,16 @@
     </w:p>
     <w:p>
       <w:pPr>
-        <w:pStyle w:val="SourceCode"/>
+        <w:pStyle w:val="BodyText"/>
       </w:pPr>
       <w:r>
         <w:rPr>
-          <w:rStyle w:val="VerbatimChar"/>
           <w:rFonts w:ascii="Times New Roman" w:hAnsi="Times New Roman" w:eastAsia="Times New Roman" w:cs="Times New Roman"/>
         </w:rPr>
         <w:t>2 CH</w:t>
       </w:r>
       <w:r>
         <w:rPr>
-          <w:rStyle w:val="VerbatimChar"/>
           <w:rFonts w:ascii="Times New Roman" w:hAnsi="Times New Roman" w:eastAsia="Times New Roman" w:cs="Times New Roman"/>
           <w:vertAlign w:val="subscript"/>
         </w:rPr>
@@ -13008,14 +12891,12 @@
       </w:r>
       <w:r>
         <w:rPr>
-          <w:rStyle w:val="VerbatimChar"/>
           <w:rFonts w:ascii="Times New Roman" w:hAnsi="Times New Roman" w:eastAsia="Times New Roman" w:cs="Times New Roman"/>
         </w:rPr>
         <w:t>COOC</w:t>
       </w:r>
       <w:r>
         <w:rPr>
-          <w:rStyle w:val="VerbatimChar"/>
           <w:rFonts w:ascii="Times New Roman" w:hAnsi="Times New Roman" w:eastAsia="Times New Roman" w:cs="Times New Roman"/>
           <w:vertAlign w:val="subscript"/>
         </w:rPr>
@@ -13023,14 +12904,12 @@
       </w:r>
       <w:r>
         <w:rPr>
-          <w:rStyle w:val="VerbatimChar"/>
           <w:rFonts w:ascii="Times New Roman" w:hAnsi="Times New Roman" w:eastAsia="Times New Roman" w:cs="Times New Roman"/>
         </w:rPr>
         <w:t>H</w:t>
       </w:r>
       <w:r>
         <w:rPr>
-          <w:rStyle w:val="VerbatimChar"/>
           <w:rFonts w:ascii="Times New Roman" w:hAnsi="Times New Roman" w:eastAsia="Times New Roman" w:cs="Times New Roman"/>
           <w:vertAlign w:val="subscript"/>
         </w:rPr>
@@ -13038,14 +12917,12 @@
       </w:r>
       <w:r>
         <w:rPr>
-          <w:rStyle w:val="VerbatimChar"/>
           <w:rFonts w:ascii="Times New Roman" w:hAnsi="Times New Roman" w:eastAsia="Times New Roman" w:cs="Times New Roman"/>
         </w:rPr>
         <w:t xml:space="preserve"> —C</w:t>
       </w:r>
       <w:r>
         <w:rPr>
-          <w:rStyle w:val="VerbatimChar"/>
           <w:rFonts w:ascii="Times New Roman" w:hAnsi="Times New Roman" w:eastAsia="Times New Roman" w:cs="Times New Roman"/>
           <w:vertAlign w:val="subscript"/>
         </w:rPr>
@@ -13053,14 +12930,12 @@
       </w:r>
       <w:r>
         <w:rPr>
-          <w:rStyle w:val="VerbatimChar"/>
           <w:rFonts w:ascii="Times New Roman" w:hAnsi="Times New Roman" w:eastAsia="Times New Roman" w:cs="Times New Roman"/>
         </w:rPr>
         <w:t>H</w:t>
       </w:r>
       <w:r>
         <w:rPr>
-          <w:rStyle w:val="VerbatimChar"/>
           <w:rFonts w:ascii="Times New Roman" w:hAnsi="Times New Roman" w:eastAsia="Times New Roman" w:cs="Times New Roman"/>
           <w:vertAlign w:val="subscript"/>
         </w:rPr>
@@ -13068,14 +12943,12 @@
       </w:r>
       <w:r>
         <w:rPr>
-          <w:rStyle w:val="VerbatimChar"/>
           <w:rFonts w:ascii="Times New Roman" w:hAnsi="Times New Roman" w:eastAsia="Times New Roman" w:cs="Times New Roman"/>
         </w:rPr>
         <w:t>ONa→ CH</w:t>
       </w:r>
       <w:r>
         <w:rPr>
-          <w:rStyle w:val="VerbatimChar"/>
           <w:rFonts w:ascii="Times New Roman" w:hAnsi="Times New Roman" w:eastAsia="Times New Roman" w:cs="Times New Roman"/>
           <w:vertAlign w:val="subscript"/>
         </w:rPr>
@@ -13083,14 +12956,12 @@
       </w:r>
       <w:r>
         <w:rPr>
-          <w:rStyle w:val="VerbatimChar"/>
           <w:rFonts w:ascii="Times New Roman" w:hAnsi="Times New Roman" w:eastAsia="Times New Roman" w:cs="Times New Roman"/>
         </w:rPr>
         <w:t>COCH</w:t>
       </w:r>
       <w:r>
         <w:rPr>
-          <w:rStyle w:val="VerbatimChar"/>
           <w:rFonts w:ascii="Times New Roman" w:hAnsi="Times New Roman" w:eastAsia="Times New Roman" w:cs="Times New Roman"/>
           <w:vertAlign w:val="subscript"/>
         </w:rPr>
@@ -13098,14 +12969,12 @@
       </w:r>
       <w:r>
         <w:rPr>
-          <w:rStyle w:val="VerbatimChar"/>
           <w:rFonts w:ascii="Times New Roman" w:hAnsi="Times New Roman" w:eastAsia="Times New Roman" w:cs="Times New Roman"/>
         </w:rPr>
         <w:t>COOC</w:t>
       </w:r>
       <w:r>
         <w:rPr>
-          <w:rStyle w:val="VerbatimChar"/>
           <w:rFonts w:ascii="Times New Roman" w:hAnsi="Times New Roman" w:eastAsia="Times New Roman" w:cs="Times New Roman"/>
           <w:vertAlign w:val="subscript"/>
         </w:rPr>
@@ -13113,14 +12982,12 @@
       </w:r>
       <w:r>
         <w:rPr>
-          <w:rStyle w:val="VerbatimChar"/>
           <w:rFonts w:ascii="Times New Roman" w:hAnsi="Times New Roman" w:eastAsia="Times New Roman" w:cs="Times New Roman"/>
         </w:rPr>
         <w:t>H</w:t>
       </w:r>
       <w:r>
         <w:rPr>
-          <w:rStyle w:val="VerbatimChar"/>
           <w:rFonts w:ascii="Times New Roman" w:hAnsi="Times New Roman" w:eastAsia="Times New Roman" w:cs="Times New Roman"/>
           <w:vertAlign w:val="subscript"/>
         </w:rPr>
@@ -13128,14 +12995,12 @@
       </w:r>
       <w:r>
         <w:rPr>
-          <w:rStyle w:val="VerbatimChar"/>
           <w:rFonts w:ascii="Times New Roman" w:hAnsi="Times New Roman" w:eastAsia="Times New Roman" w:cs="Times New Roman"/>
         </w:rPr>
         <w:t xml:space="preserve"> + C</w:t>
       </w:r>
       <w:r>
         <w:rPr>
-          <w:rStyle w:val="VerbatimChar"/>
           <w:rFonts w:ascii="Times New Roman" w:hAnsi="Times New Roman" w:eastAsia="Times New Roman" w:cs="Times New Roman"/>
           <w:vertAlign w:val="subscript"/>
         </w:rPr>
@@ -13143,14 +13008,12 @@
       </w:r>
       <w:r>
         <w:rPr>
-          <w:rStyle w:val="VerbatimChar"/>
           <w:rFonts w:ascii="Times New Roman" w:hAnsi="Times New Roman" w:eastAsia="Times New Roman" w:cs="Times New Roman"/>
         </w:rPr>
         <w:t>H</w:t>
       </w:r>
       <w:r>
         <w:rPr>
-          <w:rStyle w:val="VerbatimChar"/>
           <w:rFonts w:ascii="Times New Roman" w:hAnsi="Times New Roman" w:eastAsia="Times New Roman" w:cs="Times New Roman"/>
           <w:vertAlign w:val="subscript"/>
         </w:rPr>
@@ -13158,7 +13021,6 @@
       </w:r>
       <w:r>
         <w:rPr>
-          <w:rStyle w:val="VerbatimChar"/>
           <w:rFonts w:ascii="Times New Roman" w:hAnsi="Times New Roman" w:eastAsia="Times New Roman" w:cs="Times New Roman"/>
         </w:rPr>
         <w:t>OH</w:t>
@@ -13169,7 +13031,7 @@
         <w:pStyle w:val="Compact"/>
         <w:numPr>
           <w:ilvl w:val="0"/>
-          <w:numId w:val="1005"/>
+          <w:numId w:val="1003"/>
         </w:numPr>
       </w:pPr>
       <w:r>
@@ -13260,7 +13122,7 @@
         <w:pStyle w:val="Compact"/>
         <w:numPr>
           <w:ilvl w:val="0"/>
-          <w:numId w:val="1005"/>
+          <w:numId w:val="1003"/>
         </w:numPr>
       </w:pPr>
       <w:r>
@@ -14426,14 +14288,14 @@
       <w:r>
         <w:rPr>
           <w:rStyle w:val="VerbatimChar"/>
-          <w:rFonts w:ascii="Times New Roman" w:hAnsi="Times New Roman" w:eastAsia="Times New Roman" w:cs="Times New Roman"/>
+          <w:rFonts w:ascii="SimSun" w:hAnsi="SimSun" w:eastAsia="SimSun" w:cs="SimSun"/>
         </w:rPr>
         <w:t>CH</w:t>
       </w:r>
       <w:r>
         <w:rPr>
           <w:rStyle w:val="VerbatimChar"/>
-          <w:rFonts w:ascii="Times New Roman" w:hAnsi="Times New Roman" w:eastAsia="Times New Roman" w:cs="Times New Roman"/>
+          <w:rFonts w:ascii="SimSun" w:hAnsi="SimSun" w:eastAsia="SimSun" w:cs="SimSun"/>
           <w:vertAlign w:val="subscript"/>
         </w:rPr>
         <w:t>3</w:t>
@@ -14441,14 +14303,14 @@
       <w:r>
         <w:rPr>
           <w:rStyle w:val="VerbatimChar"/>
-          <w:rFonts w:ascii="Times New Roman" w:hAnsi="Times New Roman" w:eastAsia="Times New Roman" w:cs="Times New Roman"/>
+          <w:rFonts w:ascii="SimSun" w:hAnsi="SimSun" w:eastAsia="SimSun" w:cs="SimSun"/>
         </w:rPr>
         <w:t>COCH</w:t>
       </w:r>
       <w:r>
         <w:rPr>
           <w:rStyle w:val="VerbatimChar"/>
-          <w:rFonts w:ascii="Times New Roman" w:hAnsi="Times New Roman" w:eastAsia="Times New Roman" w:cs="Times New Roman"/>
+          <w:rFonts w:ascii="SimSun" w:hAnsi="SimSun" w:eastAsia="SimSun" w:cs="SimSun"/>
           <w:vertAlign w:val="subscript"/>
         </w:rPr>
         <w:t>2</w:t>
@@ -14456,14 +14318,14 @@
       <w:r>
         <w:rPr>
           <w:rStyle w:val="VerbatimChar"/>
-          <w:rFonts w:ascii="Times New Roman" w:hAnsi="Times New Roman" w:eastAsia="Times New Roman" w:cs="Times New Roman"/>
+          <w:rFonts w:ascii="SimSun" w:hAnsi="SimSun" w:eastAsia="SimSun" w:cs="SimSun"/>
         </w:rPr>
         <w:t>COOEt —EtONa→ [CH</w:t>
       </w:r>
       <w:r>
         <w:rPr>
           <w:rStyle w:val="VerbatimChar"/>
-          <w:rFonts w:ascii="Times New Roman" w:hAnsi="Times New Roman" w:eastAsia="Times New Roman" w:cs="Times New Roman"/>
+          <w:rFonts w:ascii="SimSun" w:hAnsi="SimSun" w:eastAsia="SimSun" w:cs="SimSun"/>
           <w:vertAlign w:val="subscript"/>
         </w:rPr>
         <w:t>3</w:t>
@@ -14471,14 +14333,14 @@
       <w:r>
         <w:rPr>
           <w:rStyle w:val="VerbatimChar"/>
-          <w:rFonts w:ascii="Times New Roman" w:hAnsi="Times New Roman" w:eastAsia="Times New Roman" w:cs="Times New Roman"/>
+          <w:rFonts w:ascii="SimSun" w:hAnsi="SimSun" w:eastAsia="SimSun" w:cs="SimSun"/>
         </w:rPr>
         <w:t>COCHCOOEt]</w:t>
       </w:r>
       <w:r>
         <w:rPr>
           <w:rStyle w:val="VerbatimChar"/>
-          <w:rFonts w:ascii="Times New Roman" w:hAnsi="Times New Roman" w:eastAsia="Times New Roman" w:cs="Times New Roman"/>
+          <w:rFonts w:ascii="SimSun" w:hAnsi="SimSun" w:eastAsia="SimSun" w:cs="SimSun"/>
           <w:vertAlign w:val="superscript"/>
         </w:rPr>
         <w:t>-</w:t>
@@ -14486,14 +14348,14 @@
       <w:r>
         <w:rPr>
           <w:rStyle w:val="VerbatimChar"/>
-          <w:rFonts w:ascii="Times New Roman" w:hAnsi="Times New Roman" w:eastAsia="Times New Roman" w:cs="Times New Roman"/>
+          <w:rFonts w:ascii="SimSun" w:hAnsi="SimSun" w:eastAsia="SimSun" w:cs="SimSun"/>
         </w:rPr>
         <w:t xml:space="preserve"> —R-X→ CH</w:t>
       </w:r>
       <w:r>
         <w:rPr>
           <w:rStyle w:val="VerbatimChar"/>
-          <w:rFonts w:ascii="Times New Roman" w:hAnsi="Times New Roman" w:eastAsia="Times New Roman" w:cs="Times New Roman"/>
+          <w:rFonts w:ascii="SimSun" w:hAnsi="SimSun" w:eastAsia="SimSun" w:cs="SimSun"/>
           <w:vertAlign w:val="subscript"/>
         </w:rPr>
         <w:t>3</w:t>
@@ -14501,7 +14363,7 @@
       <w:r>
         <w:rPr>
           <w:rStyle w:val="VerbatimChar"/>
-          <w:rFonts w:ascii="Times New Roman" w:hAnsi="Times New Roman" w:eastAsia="Times New Roman" w:cs="Times New Roman"/>
+          <w:rFonts w:ascii="SimSun" w:hAnsi="SimSun" w:eastAsia="SimSun" w:cs="SimSun"/>
         </w:rPr>
         <w:t>COCHRCOOEt</w:t>
       </w:r>
@@ -14727,18 +14589,16 @@
     </w:p>
     <w:p>
       <w:pPr>
-        <w:pStyle w:val="SourceCode"/>
+        <w:pStyle w:val="BodyText"/>
       </w:pPr>
       <w:r>
         <w:rPr>
-          <w:rStyle w:val="VerbatimChar"/>
           <w:rFonts w:ascii="Times New Roman" w:hAnsi="Times New Roman" w:eastAsia="Times New Roman" w:cs="Times New Roman"/>
         </w:rPr>
         <w:t>CH</w:t>
       </w:r>
       <w:r>
         <w:rPr>
-          <w:rStyle w:val="VerbatimChar"/>
           <w:rFonts w:ascii="Times New Roman" w:hAnsi="Times New Roman" w:eastAsia="Times New Roman" w:cs="Times New Roman"/>
           <w:vertAlign w:val="subscript"/>
         </w:rPr>
@@ -14746,14 +14606,12 @@
       </w:r>
       <w:r>
         <w:rPr>
-          <w:rStyle w:val="VerbatimChar"/>
           <w:rFonts w:ascii="Times New Roman" w:hAnsi="Times New Roman" w:eastAsia="Times New Roman" w:cs="Times New Roman"/>
         </w:rPr>
         <w:t>=CHCOCH</w:t>
       </w:r>
       <w:r>
         <w:rPr>
-          <w:rStyle w:val="VerbatimChar"/>
           <w:rFonts w:ascii="Times New Roman" w:hAnsi="Times New Roman" w:eastAsia="Times New Roman" w:cs="Times New Roman"/>
           <w:vertAlign w:val="subscript"/>
         </w:rPr>
@@ -14761,14 +14619,12 @@
       </w:r>
       <w:r>
         <w:rPr>
-          <w:rStyle w:val="VerbatimChar"/>
           <w:rFonts w:ascii="Times New Roman" w:hAnsi="Times New Roman" w:eastAsia="Times New Roman" w:cs="Times New Roman"/>
         </w:rPr>
         <w:t xml:space="preserve"> + CH</w:t>
       </w:r>
       <w:r>
         <w:rPr>
-          <w:rStyle w:val="VerbatimChar"/>
           <w:rFonts w:ascii="Times New Roman" w:hAnsi="Times New Roman" w:eastAsia="Times New Roman" w:cs="Times New Roman"/>
           <w:vertAlign w:val="subscript"/>
         </w:rPr>
@@ -14776,14 +14632,12 @@
       </w:r>
       <w:r>
         <w:rPr>
-          <w:rStyle w:val="VerbatimChar"/>
           <w:rFonts w:ascii="Times New Roman" w:hAnsi="Times New Roman" w:eastAsia="Times New Roman" w:cs="Times New Roman"/>
         </w:rPr>
         <w:t>COCH</w:t>
       </w:r>
       <w:r>
         <w:rPr>
-          <w:rStyle w:val="VerbatimChar"/>
           <w:rFonts w:ascii="Times New Roman" w:hAnsi="Times New Roman" w:eastAsia="Times New Roman" w:cs="Times New Roman"/>
           <w:vertAlign w:val="subscript"/>
         </w:rPr>
@@ -14791,42 +14645,36 @@
       </w:r>
       <w:r>
         <w:rPr>
-          <w:rStyle w:val="VerbatimChar"/>
           <w:rFonts w:ascii="Times New Roman" w:hAnsi="Times New Roman" w:eastAsia="Times New Roman" w:cs="Times New Roman"/>
         </w:rPr>
         <w:t xml:space="preserve">COOEt </w:t>
       </w:r>
       <w:r>
         <w:rPr>
-          <w:rStyle w:val="VerbatimChar"/>
           <w:rFonts w:hint="eastAsia" w:ascii="Times New Roman" w:hAnsi="Times New Roman" w:eastAsia="Times New Roman" w:cs="Times New Roman"/>
         </w:rPr>
         <w:t>—</w:t>
       </w:r>
       <w:r>
         <w:rPr>
-          <w:rStyle w:val="VerbatimChar"/>
           <w:rFonts w:hint="eastAsia" w:ascii="Times New Roman" w:hAnsi="Times New Roman" w:eastAsia="FangSong" w:cs="Times New Roman"/>
         </w:rPr>
         <w:t>碱</w:t>
       </w:r>
       <w:r>
         <w:rPr>
-          <w:rStyle w:val="VerbatimChar"/>
           <w:rFonts w:hint="eastAsia" w:ascii="Times New Roman" w:hAnsi="Times New Roman" w:eastAsia="Times New Roman" w:cs="Times New Roman"/>
         </w:rPr>
         <w:t>→</w:t>
       </w:r>
       <w:r>
         <w:rPr>
-          <w:rStyle w:val="VerbatimChar"/>
           <w:rFonts w:ascii="Times New Roman" w:hAnsi="Times New Roman" w:eastAsia="Times New Roman" w:cs="Times New Roman"/>
         </w:rPr>
         <w:t xml:space="preserve"> CH</w:t>
       </w:r>
       <w:r>
         <w:rPr>
-          <w:rStyle w:val="VerbatimChar"/>
           <w:rFonts w:ascii="Times New Roman" w:hAnsi="Times New Roman" w:eastAsia="Times New Roman" w:cs="Times New Roman"/>
           <w:vertAlign w:val="subscript"/>
         </w:rPr>
@@ -14834,14 +14682,12 @@
       </w:r>
       <w:r>
         <w:rPr>
-          <w:rStyle w:val="VerbatimChar"/>
           <w:rFonts w:ascii="Times New Roman" w:hAnsi="Times New Roman" w:eastAsia="Times New Roman" w:cs="Times New Roman"/>
         </w:rPr>
         <w:t>COCH(CH</w:t>
       </w:r>
       <w:r>
         <w:rPr>
-          <w:rStyle w:val="VerbatimChar"/>
           <w:rFonts w:ascii="Times New Roman" w:hAnsi="Times New Roman" w:eastAsia="Times New Roman" w:cs="Times New Roman"/>
           <w:vertAlign w:val="subscript"/>
         </w:rPr>
@@ -14849,14 +14695,12 @@
       </w:r>
       <w:r>
         <w:rPr>
-          <w:rStyle w:val="VerbatimChar"/>
           <w:rFonts w:ascii="Times New Roman" w:hAnsi="Times New Roman" w:eastAsia="Times New Roman" w:cs="Times New Roman"/>
         </w:rPr>
         <w:t>CH</w:t>
       </w:r>
       <w:r>
         <w:rPr>
-          <w:rStyle w:val="VerbatimChar"/>
           <w:rFonts w:ascii="Times New Roman" w:hAnsi="Times New Roman" w:eastAsia="Times New Roman" w:cs="Times New Roman"/>
           <w:vertAlign w:val="subscript"/>
         </w:rPr>
@@ -14864,14 +14708,12 @@
       </w:r>
       <w:r>
         <w:rPr>
-          <w:rStyle w:val="VerbatimChar"/>
           <w:rFonts w:ascii="Times New Roman" w:hAnsi="Times New Roman" w:eastAsia="Times New Roman" w:cs="Times New Roman"/>
         </w:rPr>
         <w:t>COCH</w:t>
       </w:r>
       <w:r>
         <w:rPr>
-          <w:rStyle w:val="VerbatimChar"/>
           <w:rFonts w:ascii="Times New Roman" w:hAnsi="Times New Roman" w:eastAsia="Times New Roman" w:cs="Times New Roman"/>
           <w:vertAlign w:val="subscript"/>
         </w:rPr>
@@ -14879,273 +14721,9 @@
       </w:r>
       <w:r>
         <w:rPr>
-          <w:rStyle w:val="VerbatimChar"/>
           <w:rFonts w:ascii="Times New Roman" w:hAnsi="Times New Roman" w:eastAsia="Times New Roman" w:cs="Times New Roman"/>
         </w:rPr>
         <w:t>)COOEt</w:t>
-      </w:r>
-    </w:p>
-    <w:p>
-      <w:pPr>
-        <w:pStyle w:val="FirstParagraph"/>
-      </w:pPr>
-      <w:r>
-        <w:rPr>
-          <w:rFonts w:hint="eastAsia" w:ascii="Times New Roman" w:hAnsi="Times New Roman" w:eastAsia="FangSong" w:cs="Times New Roman"/>
-          <w:b/>
-          <w:bCs/>
-        </w:rPr>
-        <w:t xml:space="preserve">特点</w:t>
-      </w:r>
-      <w:r>
-        <w:rPr>
-          <w:rFonts w:hint="eastAsia" w:ascii="Times New Roman" w:hAnsi="Times New Roman" w:eastAsia="Times New Roman" w:cs="Times New Roman"/>
-        </w:rPr>
-        <w:t xml:space="preserve">：</w:t>
-      </w:r>
-      <w:r>
-        <w:rPr>
-          <w:rFonts w:ascii="Times New Roman" w:hAnsi="Times New Roman" w:eastAsia="Times New Roman" w:cs="Times New Roman"/>
-        </w:rPr>
-        <w:t xml:space="preserve"> </w:t>
-      </w:r>
-      <w:r>
-        <w:rPr>
-          <w:rFonts w:ascii="Times New Roman" w:hAnsi="Times New Roman" w:eastAsia="Times New Roman" w:cs="Times New Roman"/>
-        </w:rPr>
-        <w:t xml:space="preserve">- </w:t>
-      </w:r>
-      <w:r>
-        <w:rPr>
-          <w:rFonts w:hint="eastAsia" w:ascii="Times New Roman" w:hAnsi="Times New Roman" w:eastAsia="FangSong" w:cs="Times New Roman"/>
-        </w:rPr>
-        <w:t>亲电试剂</w:t>
-      </w:r>
-      <w:r>
-        <w:rPr>
-          <w:rFonts w:hint="eastAsia" w:ascii="Times New Roman" w:hAnsi="Times New Roman" w:eastAsia="Times New Roman" w:cs="Times New Roman"/>
-        </w:rPr>
-        <w:t>：α,β-</w:t>
-      </w:r>
-      <w:r>
-        <w:rPr>
-          <w:rFonts w:hint="eastAsia" w:ascii="Times New Roman" w:hAnsi="Times New Roman" w:eastAsia="FangSong" w:cs="Times New Roman"/>
-        </w:rPr>
-        <w:t>不饱和醛</w:t>
-      </w:r>
-      <w:r>
-        <w:rPr>
-          <w:rFonts w:hint="eastAsia" w:ascii="Times New Roman" w:hAnsi="Times New Roman" w:eastAsia="Times New Roman" w:cs="Times New Roman"/>
-        </w:rPr>
-        <w:t>/</w:t>
-      </w:r>
-      <w:r>
-        <w:rPr>
-          <w:rFonts w:hint="eastAsia" w:ascii="Times New Roman" w:hAnsi="Times New Roman" w:eastAsia="FangSong" w:cs="Times New Roman"/>
-        </w:rPr>
-        <w:t>酮</w:t>
-      </w:r>
-      <w:r>
-        <w:rPr>
-          <w:rFonts w:hint="eastAsia" w:ascii="Times New Roman" w:hAnsi="Times New Roman" w:eastAsia="Times New Roman" w:cs="Times New Roman"/>
-        </w:rPr>
-        <w:t>/</w:t>
-      </w:r>
-      <w:r>
-        <w:rPr>
-          <w:rFonts w:hint="eastAsia" w:ascii="Times New Roman" w:hAnsi="Times New Roman" w:eastAsia="FangSong" w:cs="Times New Roman"/>
-        </w:rPr>
-        <w:t>酯</w:t>
-      </w:r>
-      <w:r>
-        <w:rPr>
-          <w:rFonts w:hint="eastAsia" w:ascii="Times New Roman" w:hAnsi="Times New Roman" w:eastAsia="Times New Roman" w:cs="Times New Roman"/>
-        </w:rPr>
-        <w:t>/</w:t>
-      </w:r>
-      <w:r>
-        <w:rPr>
-          <w:rFonts w:hint="eastAsia" w:ascii="Times New Roman" w:hAnsi="Times New Roman" w:eastAsia="FangSong" w:cs="Times New Roman"/>
-        </w:rPr>
-        <w:t>腈</w:t>
-      </w:r>
-      <w:r>
-        <w:rPr>
-          <w:rFonts w:hint="eastAsia" w:ascii="Times New Roman" w:hAnsi="Times New Roman" w:eastAsia="Times New Roman" w:cs="Times New Roman"/>
-        </w:rPr>
-        <w:t>/</w:t>
-      </w:r>
-      <w:r>
-        <w:rPr>
-          <w:rFonts w:hint="eastAsia" w:ascii="Times New Roman" w:hAnsi="Times New Roman" w:eastAsia="FangSong" w:cs="Times New Roman"/>
-        </w:rPr>
-        <w:t>硝基化合物</w:t>
-      </w:r>
-      <w:r>
-        <w:rPr>
-          <w:rFonts w:hint="eastAsia" w:ascii="Times New Roman" w:hAnsi="Times New Roman" w:eastAsia="Times New Roman" w:cs="Times New Roman"/>
-        </w:rPr>
-        <w:t>（</w:t>
-      </w:r>
-      <w:r>
-        <w:rPr>
-          <w:rFonts w:hint="eastAsia" w:ascii="Times New Roman" w:hAnsi="Times New Roman" w:eastAsia="FangSong" w:cs="Times New Roman"/>
-        </w:rPr>
-        <w:t>迈克尔受体</w:t>
-      </w:r>
-      <w:r>
-        <w:rPr>
-          <w:rFonts w:hint="eastAsia" w:ascii="Times New Roman" w:hAnsi="Times New Roman" w:eastAsia="Times New Roman" w:cs="Times New Roman"/>
-        </w:rPr>
-        <w:t>）</w:t>
-      </w:r>
-      <w:r>
-        <w:rPr>
-          <w:rFonts w:ascii="Times New Roman" w:hAnsi="Times New Roman" w:eastAsia="Times New Roman" w:cs="Times New Roman"/>
-        </w:rPr>
-        <w:t xml:space="preserve"> </w:t>
-      </w:r>
-      <w:r>
-        <w:rPr>
-          <w:rFonts w:ascii="Times New Roman" w:hAnsi="Times New Roman" w:eastAsia="Times New Roman" w:cs="Times New Roman"/>
-        </w:rPr>
-        <w:t xml:space="preserve">- </w:t>
-      </w:r>
-      <w:r>
-        <w:rPr>
-          <w:rFonts w:hint="eastAsia" w:ascii="Times New Roman" w:hAnsi="Times New Roman" w:eastAsia="FangSong" w:cs="Times New Roman"/>
-        </w:rPr>
-        <w:t>亲核试剂</w:t>
-      </w:r>
-      <w:r>
-        <w:rPr>
-          <w:rFonts w:hint="eastAsia" w:ascii="Times New Roman" w:hAnsi="Times New Roman" w:eastAsia="Times New Roman" w:cs="Times New Roman"/>
-        </w:rPr>
-        <w:t>：</w:t>
-      </w:r>
-      <w:r>
-        <w:rPr>
-          <w:rFonts w:hint="eastAsia" w:ascii="Times New Roman" w:hAnsi="Times New Roman" w:eastAsia="FangSong" w:cs="Times New Roman"/>
-        </w:rPr>
-        <w:t>有</w:t>
-      </w:r>
-      <w:r>
-        <w:rPr>
-          <w:rFonts w:hint="eastAsia" w:ascii="Times New Roman" w:hAnsi="Times New Roman" w:eastAsia="Times New Roman" w:cs="Times New Roman"/>
-        </w:rPr>
-        <w:t>α-H</w:t>
-      </w:r>
-      <w:r>
-        <w:rPr>
-          <w:rFonts w:hint="eastAsia" w:ascii="Times New Roman" w:hAnsi="Times New Roman" w:eastAsia="FangSong" w:cs="Times New Roman"/>
-        </w:rPr>
-        <w:t>的醛</w:t>
-      </w:r>
-      <w:r>
-        <w:rPr>
-          <w:rFonts w:hint="eastAsia" w:ascii="Times New Roman" w:hAnsi="Times New Roman" w:eastAsia="Times New Roman" w:cs="Times New Roman"/>
-        </w:rPr>
-        <w:t>/</w:t>
-      </w:r>
-      <w:r>
-        <w:rPr>
-          <w:rFonts w:hint="eastAsia" w:ascii="Times New Roman" w:hAnsi="Times New Roman" w:eastAsia="FangSong" w:cs="Times New Roman"/>
-        </w:rPr>
-        <w:t>酮</w:t>
-      </w:r>
-      <w:r>
-        <w:rPr>
-          <w:rFonts w:hint="eastAsia" w:ascii="Times New Roman" w:hAnsi="Times New Roman" w:eastAsia="Times New Roman" w:cs="Times New Roman"/>
-        </w:rPr>
-        <w:t>/</w:t>
-      </w:r>
-      <w:r>
-        <w:rPr>
-          <w:rFonts w:hint="eastAsia" w:ascii="Times New Roman" w:hAnsi="Times New Roman" w:eastAsia="FangSong" w:cs="Times New Roman"/>
-        </w:rPr>
-        <w:t>酯</w:t>
-      </w:r>
-      <w:r>
-        <w:rPr>
-          <w:rFonts w:hint="eastAsia" w:ascii="Times New Roman" w:hAnsi="Times New Roman" w:eastAsia="Times New Roman" w:cs="Times New Roman"/>
-        </w:rPr>
-        <w:t>/β-</w:t>
-      </w:r>
-      <w:r>
-        <w:rPr>
-          <w:rFonts w:hint="eastAsia" w:ascii="Times New Roman" w:hAnsi="Times New Roman" w:eastAsia="FangSong" w:cs="Times New Roman"/>
-        </w:rPr>
-        <w:t>二羰基化合物</w:t>
-      </w:r>
-      <w:r>
-        <w:rPr>
-          <w:rFonts w:hint="eastAsia" w:ascii="Times New Roman" w:hAnsi="Times New Roman" w:eastAsia="Times New Roman" w:cs="Times New Roman"/>
-        </w:rPr>
-        <w:t>（</w:t>
-      </w:r>
-      <w:r>
-        <w:rPr>
-          <w:rFonts w:hint="eastAsia" w:ascii="Times New Roman" w:hAnsi="Times New Roman" w:eastAsia="FangSong" w:cs="Times New Roman"/>
-        </w:rPr>
-        <w:t>迈克尔给体</w:t>
-      </w:r>
-      <w:r>
-        <w:rPr>
-          <w:rFonts w:hint="eastAsia" w:ascii="Times New Roman" w:hAnsi="Times New Roman" w:eastAsia="Times New Roman" w:cs="Times New Roman"/>
-        </w:rPr>
-        <w:t>）</w:t>
-      </w:r>
-      <w:r>
-        <w:rPr>
-          <w:rFonts w:ascii="Times New Roman" w:hAnsi="Times New Roman" w:eastAsia="Times New Roman" w:cs="Times New Roman"/>
-        </w:rPr>
-        <w:t xml:space="preserve"> </w:t>
-      </w:r>
-      <w:r>
-        <w:rPr>
-          <w:rFonts w:ascii="Times New Roman" w:hAnsi="Times New Roman" w:eastAsia="Times New Roman" w:cs="Times New Roman"/>
-        </w:rPr>
-        <w:t xml:space="preserve">- </w:t>
-      </w:r>
-      <w:r>
-        <w:rPr>
-          <w:rFonts w:hint="eastAsia" w:ascii="Times New Roman" w:hAnsi="Times New Roman" w:eastAsia="FangSong" w:cs="Times New Roman"/>
-        </w:rPr>
-        <w:t>通常与羟醛缩合或</w:t>
-      </w:r>
-      <w:r>
-        <w:rPr>
-          <w:rFonts w:hint="eastAsia" w:ascii="Times New Roman" w:hAnsi="Times New Roman" w:eastAsia="Times New Roman" w:cs="Times New Roman"/>
-        </w:rPr>
-        <w:t>Claisen</w:t>
-      </w:r>
-      <w:r>
-        <w:rPr>
-          <w:rFonts w:hint="eastAsia" w:ascii="Times New Roman" w:hAnsi="Times New Roman" w:eastAsia="FangSong" w:cs="Times New Roman"/>
-        </w:rPr>
-        <w:t>缩合联合使用</w:t>
-      </w:r>
-      <w:r>
-        <w:rPr>
-          <w:rFonts w:hint="eastAsia" w:ascii="Times New Roman" w:hAnsi="Times New Roman" w:eastAsia="Times New Roman" w:cs="Times New Roman"/>
-        </w:rPr>
-        <w:t>→</w:t>
-      </w:r>
-      <w:r>
-        <w:rPr>
-          <w:rFonts w:hint="eastAsia" w:ascii="Times New Roman" w:hAnsi="Times New Roman" w:eastAsia="Times New Roman" w:cs="Times New Roman"/>
-          <w:b/>
-          <w:bCs/>
-        </w:rPr>
-        <w:t>Robinson</w:t>
-      </w:r>
-      <w:r>
-        <w:rPr>
-          <w:rFonts w:hint="eastAsia" w:ascii="Times New Roman" w:hAnsi="Times New Roman" w:eastAsia="FangSong" w:cs="Times New Roman"/>
-          <w:b/>
-          <w:bCs/>
-        </w:rPr>
-        <w:t>增环反应</w:t>
       </w:r>
     </w:p>
     <w:p>
@@ -15158,93 +14736,205 @@
           <w:b/>
           <w:bCs/>
         </w:rPr>
-        <w:t>竞赛深化</w:t>
-      </w:r>
-      <w:r>
-        <w:rPr>
-          <w:rFonts w:hint="eastAsia" w:ascii="Times New Roman" w:hAnsi="Times New Roman" w:eastAsia="Times New Roman" w:cs="Times New Roman"/>
-          <w:b/>
-          <w:bCs/>
-        </w:rPr>
-        <w:t>——Robinson</w:t>
-      </w:r>
-      <w:r>
-        <w:rPr>
-          <w:rFonts w:ascii="Times New Roman" w:hAnsi="Times New Roman" w:eastAsia="Times New Roman" w:cs="Times New Roman"/>
-          <w:b/>
-          <w:bCs/>
+        <w:t xml:space="preserve">特点</w:t>
+      </w:r>
+      <w:r>
+        <w:rPr>
+          <w:rFonts w:hint="eastAsia" w:ascii="Times New Roman" w:hAnsi="Times New Roman" w:eastAsia="Times New Roman" w:cs="Times New Roman"/>
+        </w:rPr>
+        <w:t xml:space="preserve">：</w:t>
+      </w:r>
+      <w:r>
+        <w:rPr>
+          <w:rFonts w:ascii="Times New Roman" w:hAnsi="Times New Roman" w:eastAsia="Times New Roman" w:cs="Times New Roman"/>
         </w:rPr>
         <w:t xml:space="preserve"> </w:t>
       </w:r>
       <w:r>
         <w:rPr>
-          <w:rFonts w:hint="eastAsia" w:ascii="Times New Roman" w:hAnsi="Times New Roman" w:eastAsia="FangSong" w:cs="Times New Roman"/>
-          <w:b/>
-          <w:bCs/>
-        </w:rPr>
-        <w:t xml:space="preserve">增环</w:t>
-      </w:r>
-      <w:r>
-        <w:rPr>
-          <w:rFonts w:ascii="Times New Roman" w:hAnsi="Times New Roman" w:eastAsia="Times New Roman" w:cs="Times New Roman"/>
-          <w:b/>
-          <w:bCs/>
-        </w:rPr>
-        <w:t xml:space="preserve"> = Michael + </w:t>
-      </w:r>
-      <w:r>
-        <w:rPr>
-          <w:rFonts w:hint="eastAsia" w:ascii="Times New Roman" w:hAnsi="Times New Roman" w:eastAsia="FangSong" w:cs="Times New Roman"/>
-          <w:b/>
-          <w:bCs/>
-        </w:rPr>
-        <w:t xml:space="preserve">分子内</w:t>
-      </w:r>
-      <w:r>
-        <w:rPr>
-          <w:rFonts w:ascii="Times New Roman" w:hAnsi="Times New Roman" w:eastAsia="Times New Roman" w:cs="Times New Roman"/>
-          <w:b/>
-          <w:bCs/>
-        </w:rPr>
-        <w:t xml:space="preserve"> Aldol </w:t>
-      </w:r>
-      <w:r>
-        <w:rPr>
-          <w:rFonts w:hint="eastAsia" w:ascii="Times New Roman" w:hAnsi="Times New Roman" w:eastAsia="FangSong" w:cs="Times New Roman"/>
-          <w:b/>
-          <w:bCs/>
-        </w:rPr>
-        <w:t>串联</w:t>
-      </w:r>
-      <w:r>
-        <w:rPr>
-          <w:rFonts w:hint="eastAsia" w:ascii="Times New Roman" w:hAnsi="Times New Roman" w:eastAsia="Times New Roman" w:cs="Times New Roman"/>
-          <w:b/>
-          <w:bCs/>
-        </w:rPr>
-        <w:t>（ABOC</w:t>
-      </w:r>
-      <w:r>
-        <w:rPr>
-          <w:rFonts w:ascii="Times New Roman" w:hAnsi="Times New Roman" w:eastAsia="Times New Roman" w:cs="Times New Roman"/>
-          <w:b/>
-          <w:bCs/>
+          <w:rFonts w:ascii="Times New Roman" w:hAnsi="Times New Roman" w:eastAsia="Times New Roman" w:cs="Times New Roman"/>
+        </w:rPr>
+        <w:t xml:space="preserve">- </w:t>
+      </w:r>
+      <w:r>
+        <w:rPr>
+          <w:rFonts w:hint="eastAsia" w:ascii="Times New Roman" w:hAnsi="Times New Roman" w:eastAsia="FangSong" w:cs="Times New Roman"/>
+        </w:rPr>
+        <w:t>亲电试剂</w:t>
+      </w:r>
+      <w:r>
+        <w:rPr>
+          <w:rFonts w:hint="eastAsia" w:ascii="Times New Roman" w:hAnsi="Times New Roman" w:eastAsia="Times New Roman" w:cs="Times New Roman"/>
+        </w:rPr>
+        <w:t>：α,β-</w:t>
+      </w:r>
+      <w:r>
+        <w:rPr>
+          <w:rFonts w:hint="eastAsia" w:ascii="Times New Roman" w:hAnsi="Times New Roman" w:eastAsia="FangSong" w:cs="Times New Roman"/>
+        </w:rPr>
+        <w:t>不饱和醛</w:t>
+      </w:r>
+      <w:r>
+        <w:rPr>
+          <w:rFonts w:hint="eastAsia" w:ascii="Times New Roman" w:hAnsi="Times New Roman" w:eastAsia="Times New Roman" w:cs="Times New Roman"/>
+        </w:rPr>
+        <w:t>/</w:t>
+      </w:r>
+      <w:r>
+        <w:rPr>
+          <w:rFonts w:hint="eastAsia" w:ascii="Times New Roman" w:hAnsi="Times New Roman" w:eastAsia="FangSong" w:cs="Times New Roman"/>
+        </w:rPr>
+        <w:t>酮</w:t>
+      </w:r>
+      <w:r>
+        <w:rPr>
+          <w:rFonts w:hint="eastAsia" w:ascii="Times New Roman" w:hAnsi="Times New Roman" w:eastAsia="Times New Roman" w:cs="Times New Roman"/>
+        </w:rPr>
+        <w:t>/</w:t>
+      </w:r>
+      <w:r>
+        <w:rPr>
+          <w:rFonts w:hint="eastAsia" w:ascii="Times New Roman" w:hAnsi="Times New Roman" w:eastAsia="FangSong" w:cs="Times New Roman"/>
+        </w:rPr>
+        <w:t>酯</w:t>
+      </w:r>
+      <w:r>
+        <w:rPr>
+          <w:rFonts w:hint="eastAsia" w:ascii="Times New Roman" w:hAnsi="Times New Roman" w:eastAsia="Times New Roman" w:cs="Times New Roman"/>
+        </w:rPr>
+        <w:t>/</w:t>
+      </w:r>
+      <w:r>
+        <w:rPr>
+          <w:rFonts w:hint="eastAsia" w:ascii="Times New Roman" w:hAnsi="Times New Roman" w:eastAsia="FangSong" w:cs="Times New Roman"/>
+        </w:rPr>
+        <w:t>腈</w:t>
+      </w:r>
+      <w:r>
+        <w:rPr>
+          <w:rFonts w:hint="eastAsia" w:ascii="Times New Roman" w:hAnsi="Times New Roman" w:eastAsia="Times New Roman" w:cs="Times New Roman"/>
+        </w:rPr>
+        <w:t>/</w:t>
+      </w:r>
+      <w:r>
+        <w:rPr>
+          <w:rFonts w:hint="eastAsia" w:ascii="Times New Roman" w:hAnsi="Times New Roman" w:eastAsia="FangSong" w:cs="Times New Roman"/>
+        </w:rPr>
+        <w:t>硝基化合物</w:t>
+      </w:r>
+      <w:r>
+        <w:rPr>
+          <w:rFonts w:hint="eastAsia" w:ascii="Times New Roman" w:hAnsi="Times New Roman" w:eastAsia="Times New Roman" w:cs="Times New Roman"/>
+        </w:rPr>
+        <w:t>（</w:t>
+      </w:r>
+      <w:r>
+        <w:rPr>
+          <w:rFonts w:hint="eastAsia" w:ascii="Times New Roman" w:hAnsi="Times New Roman" w:eastAsia="FangSong" w:cs="Times New Roman"/>
+        </w:rPr>
+        <w:t>迈克尔受体</w:t>
+      </w:r>
+      <w:r>
+        <w:rPr>
+          <w:rFonts w:hint="eastAsia" w:ascii="Times New Roman" w:hAnsi="Times New Roman" w:eastAsia="Times New Roman" w:cs="Times New Roman"/>
+        </w:rPr>
+        <w:t>）</w:t>
+      </w:r>
+      <w:r>
+        <w:rPr>
+          <w:rFonts w:ascii="Times New Roman" w:hAnsi="Times New Roman" w:eastAsia="Times New Roman" w:cs="Times New Roman"/>
         </w:rPr>
         <w:t xml:space="preserve"> </w:t>
       </w:r>
       <w:r>
         <w:rPr>
-          <w:rFonts w:hint="eastAsia" w:ascii="Times New Roman" w:hAnsi="Times New Roman" w:eastAsia="Times New Roman" w:cs="Times New Roman"/>
-          <w:b/>
-          <w:bCs/>
-        </w:rPr>
-        <w:t xml:space="preserve">Ch6）</w:t>
-      </w:r>
-      <w:r>
-        <w:rPr>
-          <w:rFonts w:hint="eastAsia" w:ascii="Times New Roman" w:hAnsi="Times New Roman" w:eastAsia="Times New Roman" w:cs="Times New Roman"/>
-        </w:rPr>
-        <w:t xml:space="preserve">：</w:t>
+          <w:rFonts w:ascii="Times New Roman" w:hAnsi="Times New Roman" w:eastAsia="Times New Roman" w:cs="Times New Roman"/>
+        </w:rPr>
+        <w:t xml:space="preserve">- </w:t>
+      </w:r>
+      <w:r>
+        <w:rPr>
+          <w:rFonts w:hint="eastAsia" w:ascii="Times New Roman" w:hAnsi="Times New Roman" w:eastAsia="FangSong" w:cs="Times New Roman"/>
+        </w:rPr>
+        <w:t>亲核试剂</w:t>
+      </w:r>
+      <w:r>
+        <w:rPr>
+          <w:rFonts w:hint="eastAsia" w:ascii="Times New Roman" w:hAnsi="Times New Roman" w:eastAsia="Times New Roman" w:cs="Times New Roman"/>
+        </w:rPr>
+        <w:t>：</w:t>
+      </w:r>
+      <w:r>
+        <w:rPr>
+          <w:rFonts w:hint="eastAsia" w:ascii="Times New Roman" w:hAnsi="Times New Roman" w:eastAsia="FangSong" w:cs="Times New Roman"/>
+        </w:rPr>
+        <w:t>有</w:t>
+      </w:r>
+      <w:r>
+        <w:rPr>
+          <w:rFonts w:hint="eastAsia" w:ascii="Times New Roman" w:hAnsi="Times New Roman" w:eastAsia="Times New Roman" w:cs="Times New Roman"/>
+        </w:rPr>
+        <w:t>α-H</w:t>
+      </w:r>
+      <w:r>
+        <w:rPr>
+          <w:rFonts w:hint="eastAsia" w:ascii="Times New Roman" w:hAnsi="Times New Roman" w:eastAsia="FangSong" w:cs="Times New Roman"/>
+        </w:rPr>
+        <w:t>的醛</w:t>
+      </w:r>
+      <w:r>
+        <w:rPr>
+          <w:rFonts w:hint="eastAsia" w:ascii="Times New Roman" w:hAnsi="Times New Roman" w:eastAsia="Times New Roman" w:cs="Times New Roman"/>
+        </w:rPr>
+        <w:t>/</w:t>
+      </w:r>
+      <w:r>
+        <w:rPr>
+          <w:rFonts w:hint="eastAsia" w:ascii="Times New Roman" w:hAnsi="Times New Roman" w:eastAsia="FangSong" w:cs="Times New Roman"/>
+        </w:rPr>
+        <w:t>酮</w:t>
+      </w:r>
+      <w:r>
+        <w:rPr>
+          <w:rFonts w:hint="eastAsia" w:ascii="Times New Roman" w:hAnsi="Times New Roman" w:eastAsia="Times New Roman" w:cs="Times New Roman"/>
+        </w:rPr>
+        <w:t>/</w:t>
+      </w:r>
+      <w:r>
+        <w:rPr>
+          <w:rFonts w:hint="eastAsia" w:ascii="Times New Roman" w:hAnsi="Times New Roman" w:eastAsia="FangSong" w:cs="Times New Roman"/>
+        </w:rPr>
+        <w:t>酯</w:t>
+      </w:r>
+      <w:r>
+        <w:rPr>
+          <w:rFonts w:hint="eastAsia" w:ascii="Times New Roman" w:hAnsi="Times New Roman" w:eastAsia="Times New Roman" w:cs="Times New Roman"/>
+        </w:rPr>
+        <w:t>/β-</w:t>
+      </w:r>
+      <w:r>
+        <w:rPr>
+          <w:rFonts w:hint="eastAsia" w:ascii="Times New Roman" w:hAnsi="Times New Roman" w:eastAsia="FangSong" w:cs="Times New Roman"/>
+        </w:rPr>
+        <w:t>二羰基化合物</w:t>
+      </w:r>
+      <w:r>
+        <w:rPr>
+          <w:rFonts w:hint="eastAsia" w:ascii="Times New Roman" w:hAnsi="Times New Roman" w:eastAsia="Times New Roman" w:cs="Times New Roman"/>
+        </w:rPr>
+        <w:t>（</w:t>
+      </w:r>
+      <w:r>
+        <w:rPr>
+          <w:rFonts w:hint="eastAsia" w:ascii="Times New Roman" w:hAnsi="Times New Roman" w:eastAsia="FangSong" w:cs="Times New Roman"/>
+        </w:rPr>
+        <w:t>迈克尔给体</w:t>
+      </w:r>
+      <w:r>
+        <w:rPr>
+          <w:rFonts w:hint="eastAsia" w:ascii="Times New Roman" w:hAnsi="Times New Roman" w:eastAsia="Times New Roman" w:cs="Times New Roman"/>
+        </w:rPr>
+        <w:t>）</w:t>
       </w:r>
       <w:r>
         <w:rPr>
@@ -15254,291 +14944,49 @@
       </w:r>
       <w:r>
         <w:rPr>
-          <w:rFonts w:hint="eastAsia" w:ascii="Times New Roman" w:hAnsi="Times New Roman" w:eastAsia="FangSong" w:cs="Times New Roman"/>
-        </w:rPr>
-        <w:t>例</w:t>
-      </w:r>
-      <w:r>
-        <w:rPr>
-          <w:rFonts w:hint="eastAsia" w:ascii="Times New Roman" w:hAnsi="Times New Roman" w:eastAsia="Times New Roman" w:cs="Times New Roman"/>
-        </w:rPr>
-        <w:t>：</w:t>
-      </w:r>
-      <w:r>
-        <w:rPr>
-          <w:rFonts w:hint="eastAsia" w:ascii="Times New Roman" w:hAnsi="Times New Roman" w:eastAsia="FangSong" w:cs="Times New Roman"/>
-        </w:rPr>
-        <w:t>环己酮</w:t>
-      </w:r>
-      <w:r>
-        <w:rPr>
-          <w:rFonts w:ascii="Times New Roman" w:hAnsi="Times New Roman" w:eastAsia="Times New Roman" w:cs="Times New Roman"/>
-        </w:rPr>
-        <w:t xml:space="preserve"> + </w:t>
-      </w:r>
-      <w:r>
-        <w:rPr>
-          <w:rFonts w:hint="eastAsia" w:ascii="Times New Roman" w:hAnsi="Times New Roman" w:eastAsia="FangSong" w:cs="Times New Roman"/>
-        </w:rPr>
-        <w:t>甲基乙烯基酮</w:t>
-      </w:r>
-      <w:r>
-        <w:rPr>
-          <w:rFonts w:hint="eastAsia" w:ascii="Times New Roman" w:hAnsi="Times New Roman" w:eastAsia="Times New Roman" w:cs="Times New Roman"/>
-        </w:rPr>
-        <w:t>（MVK）</w:t>
-      </w:r>
-      <w:r>
-        <w:rPr>
-          <w:rFonts w:hint="eastAsia" w:ascii="Times New Roman" w:hAnsi="Times New Roman" w:eastAsia="FangSong" w:cs="Times New Roman"/>
-        </w:rPr>
-        <w:t>在碱中</w:t>
-      </w:r>
-      <w:r>
-        <w:rPr>
-          <w:rFonts w:hint="eastAsia" w:ascii="Times New Roman" w:hAnsi="Times New Roman" w:eastAsia="Times New Roman" w:cs="Times New Roman"/>
-        </w:rPr>
-        <w:t>——</w:t>
-      </w:r>
-      <w:r>
-        <w:rPr>
-          <w:rFonts w:ascii="Times New Roman" w:hAnsi="Times New Roman" w:eastAsia="Times New Roman" w:cs="Times New Roman"/>
-        </w:rPr>
-        <w:t xml:space="preserve"> </w:t>
-      </w:r>
-      <w:r>
-        <w:rPr>
-          <w:rFonts w:ascii="Times New Roman" w:hAnsi="Times New Roman" w:eastAsia="Times New Roman" w:cs="Times New Roman"/>
-        </w:rPr>
-        <w:t xml:space="preserve">① </w:t>
-      </w:r>
-      <w:r>
-        <w:rPr>
-          <w:rFonts w:hint="eastAsia" w:ascii="Times New Roman" w:hAnsi="Times New Roman" w:eastAsia="FangSong" w:cs="Times New Roman"/>
-        </w:rPr>
-        <w:t xml:space="preserve">环己酮烯醇负离子对</w:t>
-      </w:r>
-      <w:r>
-        <w:rPr>
-          <w:rFonts w:ascii="Times New Roman" w:hAnsi="Times New Roman" w:eastAsia="Times New Roman" w:cs="Times New Roman"/>
-        </w:rPr>
-        <w:t xml:space="preserve"> MVK </w:t>
-      </w:r>
-      <w:r>
-        <w:rPr>
-          <w:rFonts w:hint="eastAsia" w:ascii="Times New Roman" w:hAnsi="Times New Roman" w:eastAsia="FangSong" w:cs="Times New Roman"/>
-        </w:rPr>
-        <w:t xml:space="preserve">发生</w:t>
-      </w:r>
-      <w:r>
-        <w:rPr>
-          <w:rFonts w:ascii="Times New Roman" w:hAnsi="Times New Roman" w:eastAsia="Times New Roman" w:cs="Times New Roman"/>
-        </w:rPr>
-        <w:t xml:space="preserve"> </w:t>
-      </w:r>
-      <w:r>
-        <w:rPr>
-          <w:rFonts w:ascii="Times New Roman" w:hAnsi="Times New Roman" w:eastAsia="Times New Roman" w:cs="Times New Roman"/>
-          <w:b/>
-          <w:bCs/>
-        </w:rPr>
-        <w:t xml:space="preserve">Michael </w:t>
-      </w:r>
-      <w:r>
-        <w:rPr>
-          <w:rFonts w:hint="eastAsia" w:ascii="Times New Roman" w:hAnsi="Times New Roman" w:eastAsia="FangSong" w:cs="Times New Roman"/>
-          <w:b/>
-          <w:bCs/>
-        </w:rPr>
-        <w:t xml:space="preserve">共轭加成</w:t>
-      </w:r>
-      <w:r>
-        <w:rPr>
-          <w:rFonts w:hint="eastAsia" w:ascii="Times New Roman" w:hAnsi="Times New Roman" w:eastAsia="Times New Roman" w:cs="Times New Roman"/>
-        </w:rPr>
-        <w:t xml:space="preserve">（1,4-）</w:t>
-      </w:r>
-      <w:r>
-        <w:rPr>
-          <w:rFonts w:ascii="Times New Roman" w:hAnsi="Times New Roman" w:eastAsia="Times New Roman" w:cs="Times New Roman"/>
-        </w:rPr>
-        <w:t xml:space="preserve"> </w:t>
-      </w:r>
-      <w:r>
-        <w:rPr>
-          <w:rFonts w:ascii="Times New Roman" w:hAnsi="Times New Roman" w:eastAsia="Times New Roman" w:cs="Times New Roman"/>
-        </w:rPr>
-        <w:t xml:space="preserve">② </w:t>
-      </w:r>
-      <w:r>
-        <w:rPr>
-          <w:rFonts w:hint="eastAsia" w:ascii="Times New Roman" w:hAnsi="Times New Roman" w:eastAsia="FangSong" w:cs="Times New Roman"/>
-        </w:rPr>
-        <w:t xml:space="preserve">加成的烯醇再发生</w:t>
-      </w:r>
-      <w:r>
-        <w:rPr>
-          <w:rFonts w:hint="eastAsia" w:ascii="Times New Roman" w:hAnsi="Times New Roman" w:eastAsia="FangSong" w:cs="Times New Roman"/>
-          <w:b/>
-          <w:bCs/>
-        </w:rPr>
-        <w:t xml:space="preserve">分子内</w:t>
-      </w:r>
-      <w:r>
-        <w:rPr>
-          <w:rFonts w:ascii="Times New Roman" w:hAnsi="Times New Roman" w:eastAsia="Times New Roman" w:cs="Times New Roman"/>
-          <w:b/>
-          <w:bCs/>
-        </w:rPr>
-        <w:t xml:space="preserve"> Aldol</w:t>
-      </w:r>
-      <w:r>
-        <w:rPr>
-          <w:rFonts w:ascii="Times New Roman" w:hAnsi="Times New Roman" w:eastAsia="Times New Roman" w:cs="Times New Roman"/>
-        </w:rPr>
-        <w:t xml:space="preserve"> </w:t>
-      </w:r>
-      <w:r>
-        <w:rPr>
-          <w:rFonts w:hint="eastAsia" w:ascii="Times New Roman" w:hAnsi="Times New Roman" w:eastAsia="FangSong" w:cs="Times New Roman"/>
-        </w:rPr>
-        <w:t xml:space="preserve">环化</w:t>
-      </w:r>
-      <w:r>
-        <w:rPr>
-          <w:rFonts w:ascii="Times New Roman" w:hAnsi="Times New Roman" w:eastAsia="Times New Roman" w:cs="Times New Roman"/>
-        </w:rPr>
-        <w:t xml:space="preserve"> </w:t>
-      </w:r>
-      <w:r>
-        <w:rPr>
-          <w:rFonts w:ascii="Times New Roman" w:hAnsi="Times New Roman" w:eastAsia="Times New Roman" w:cs="Times New Roman"/>
-        </w:rPr>
-        <w:t xml:space="preserve">③ </w:t>
-      </w:r>
-      <w:r>
-        <w:rPr>
-          <w:rFonts w:hint="eastAsia" w:ascii="Times New Roman" w:hAnsi="Times New Roman" w:eastAsia="FangSong" w:cs="Times New Roman"/>
-        </w:rPr>
-        <w:t xml:space="preserve">脱水</w:t>
-      </w:r>
-      <w:r>
-        <w:rPr>
-          <w:rFonts w:ascii="Times New Roman" w:hAnsi="Times New Roman" w:eastAsia="Times New Roman" w:cs="Times New Roman"/>
-        </w:rPr>
-        <w:t xml:space="preserve"> →</w:t>
-      </w:r>
-      <w:r>
-        <w:rPr>
-          <w:rFonts w:ascii="Times New Roman" w:hAnsi="Times New Roman" w:eastAsia="Times New Roman" w:cs="Times New Roman"/>
-        </w:rPr>
-        <w:t xml:space="preserve"> </w:t>
-      </w:r>
-      <w:r>
-        <w:rPr>
-          <w:rFonts w:hint="eastAsia" w:ascii="Times New Roman" w:hAnsi="Times New Roman" w:eastAsia="FangSong" w:cs="Times New Roman"/>
-          <w:b/>
-          <w:bCs/>
-        </w:rPr>
-        <w:t xml:space="preserve">环己烯酮骨架</w:t>
-      </w:r>
-      <w:r>
-        <w:rPr>
-          <w:rFonts w:hint="eastAsia" w:ascii="Times New Roman" w:hAnsi="Times New Roman" w:eastAsia="Times New Roman" w:cs="Times New Roman"/>
-        </w:rPr>
-        <w:t>（</w:t>
-      </w:r>
-      <w:r>
-        <w:rPr>
-          <w:rFonts w:hint="eastAsia" w:ascii="Times New Roman" w:hAnsi="Times New Roman" w:eastAsia="FangSong" w:cs="Times New Roman"/>
-        </w:rPr>
-        <w:t>甾体</w:t>
-      </w:r>
-      <w:r>
-        <w:rPr>
-          <w:rFonts w:hint="eastAsia" w:ascii="Times New Roman" w:hAnsi="Times New Roman" w:eastAsia="Times New Roman" w:cs="Times New Roman"/>
-        </w:rPr>
-        <w:t>/</w:t>
-      </w:r>
-      <w:r>
-        <w:rPr>
-          <w:rFonts w:hint="eastAsia" w:ascii="Times New Roman" w:hAnsi="Times New Roman" w:eastAsia="FangSong" w:cs="Times New Roman"/>
-        </w:rPr>
-        <w:t>萜类合成的关键中间体</w:t>
-      </w:r>
-      <w:r>
-        <w:rPr>
-          <w:rFonts w:hint="eastAsia" w:ascii="Times New Roman" w:hAnsi="Times New Roman" w:eastAsia="Times New Roman" w:cs="Times New Roman"/>
-        </w:rPr>
-        <w:t>）</w:t>
-      </w:r>
-      <w:r>
-        <w:rPr>
-          <w:rFonts w:ascii="Times New Roman" w:hAnsi="Times New Roman" w:eastAsia="Times New Roman" w:cs="Times New Roman"/>
-        </w:rPr>
-        <w:t xml:space="preserve"> </w:t>
-      </w:r>
-      <w:r>
-        <w:rPr>
-          <w:rFonts w:hint="eastAsia" w:ascii="Times New Roman" w:hAnsi="Times New Roman" w:eastAsia="FangSong" w:cs="Times New Roman"/>
-        </w:rPr>
-        <w:t xml:space="preserve">这是</w:t>
-      </w:r>
-      <w:r>
-        <w:rPr>
-          <w:rFonts w:hint="eastAsia" w:ascii="Times New Roman" w:hAnsi="Times New Roman" w:eastAsia="FangSong" w:cs="Times New Roman"/>
-          <w:b/>
-          <w:bCs/>
-        </w:rPr>
-        <w:t>串联反应</w:t>
-      </w:r>
-      <w:r>
-        <w:rPr>
-          <w:rFonts w:hint="eastAsia" w:ascii="Times New Roman" w:hAnsi="Times New Roman" w:eastAsia="Times New Roman" w:cs="Times New Roman"/>
-          <w:b/>
-          <w:bCs/>
-        </w:rPr>
-        <w:t>（</w:t>
-      </w:r>
-      <w:r>
-        <w:rPr>
-          <w:rFonts w:hint="eastAsia" w:ascii="Times New Roman" w:hAnsi="Times New Roman" w:eastAsia="FangSong" w:cs="Times New Roman"/>
-          <w:b/>
-          <w:bCs/>
-        </w:rPr>
-        <w:t>一锅法</w:t>
-      </w:r>
-      <w:r>
-        <w:rPr>
-          <w:rFonts w:hint="eastAsia" w:ascii="Times New Roman" w:hAnsi="Times New Roman" w:eastAsia="Times New Roman" w:cs="Times New Roman"/>
-          <w:b/>
-          <w:bCs/>
-        </w:rPr>
-        <w:t>）</w:t>
-      </w:r>
-      <w:r>
-        <w:rPr>
-          <w:rFonts w:hint="eastAsia" w:ascii="Times New Roman" w:hAnsi="Times New Roman" w:eastAsia="FangSong" w:cs="Times New Roman"/>
-        </w:rPr>
-        <w:t>的经典案例</w:t>
-      </w:r>
-      <w:r>
-        <w:rPr>
-          <w:rFonts w:hint="eastAsia" w:ascii="Times New Roman" w:hAnsi="Times New Roman" w:eastAsia="Times New Roman" w:cs="Times New Roman"/>
-        </w:rPr>
-        <w:t>，</w:t>
-      </w:r>
-      <w:r>
-        <w:rPr>
-          <w:rFonts w:hint="eastAsia" w:ascii="Times New Roman" w:hAnsi="Times New Roman" w:eastAsia="FangSong" w:cs="Times New Roman"/>
-        </w:rPr>
-        <w:t>也是从单步反应思维走向合成设计思维的入门</w:t>
-      </w:r>
-      <w:r>
-        <w:rPr>
-          <w:rFonts w:hint="eastAsia" w:ascii="Times New Roman" w:hAnsi="Times New Roman" w:eastAsia="Times New Roman" w:cs="Times New Roman"/>
-        </w:rPr>
-        <w:t>。</w:t>
+          <w:rFonts w:ascii="Times New Roman" w:hAnsi="Times New Roman" w:eastAsia="Times New Roman" w:cs="Times New Roman"/>
+        </w:rPr>
+        <w:t xml:space="preserve">- </w:t>
+      </w:r>
+      <w:r>
+        <w:rPr>
+          <w:rFonts w:hint="eastAsia" w:ascii="Times New Roman" w:hAnsi="Times New Roman" w:eastAsia="FangSong" w:cs="Times New Roman"/>
+        </w:rPr>
+        <w:t>通常与羟醛缩合或</w:t>
+      </w:r>
+      <w:r>
+        <w:rPr>
+          <w:rFonts w:hint="eastAsia" w:ascii="Times New Roman" w:hAnsi="Times New Roman" w:eastAsia="Times New Roman" w:cs="Times New Roman"/>
+        </w:rPr>
+        <w:t>Claisen</w:t>
+      </w:r>
+      <w:r>
+        <w:rPr>
+          <w:rFonts w:hint="eastAsia" w:ascii="Times New Roman" w:hAnsi="Times New Roman" w:eastAsia="FangSong" w:cs="Times New Roman"/>
+        </w:rPr>
+        <w:t>缩合联合使用</w:t>
+      </w:r>
+      <w:r>
+        <w:rPr>
+          <w:rFonts w:hint="eastAsia" w:ascii="Times New Roman" w:hAnsi="Times New Roman" w:eastAsia="Times New Roman" w:cs="Times New Roman"/>
+        </w:rPr>
+        <w:t>→</w:t>
+      </w:r>
+      <w:r>
+        <w:rPr>
+          <w:rFonts w:hint="eastAsia" w:ascii="Times New Roman" w:hAnsi="Times New Roman" w:eastAsia="Times New Roman" w:cs="Times New Roman"/>
+          <w:b/>
+          <w:bCs/>
+        </w:rPr>
+        <w:t>Robinson</w:t>
+      </w:r>
+      <w:r>
+        <w:rPr>
+          <w:rFonts w:hint="eastAsia" w:ascii="Times New Roman" w:hAnsi="Times New Roman" w:eastAsia="FangSong" w:cs="Times New Roman"/>
+          <w:b/>
+          <w:bCs/>
+        </w:rPr>
+        <w:t>增环反应</w:t>
       </w:r>
     </w:p>
     <w:p>
@@ -15547,27 +14995,243 @@
       </w:pPr>
       <w:r>
         <w:rPr>
-          <w:rFonts w:ascii="Times New Roman" w:hAnsi="Times New Roman" w:eastAsia="Times New Roman" w:cs="Times New Roman"/>
-          <w:b/>
-          <w:bCs/>
+          <w:rFonts w:hint="eastAsia" w:ascii="Times New Roman" w:hAnsi="Times New Roman" w:eastAsia="FangSong" w:cs="Times New Roman"/>
+          <w:b/>
+          <w:bCs/>
+        </w:rPr>
+        <w:t>竞赛深化</w:t>
+      </w:r>
+      <w:r>
+        <w:rPr>
+          <w:rFonts w:hint="eastAsia" w:ascii="Times New Roman" w:hAnsi="Times New Roman" w:eastAsia="Times New Roman" w:cs="Times New Roman"/>
+          <w:b/>
+          <w:bCs/>
+        </w:rPr>
+        <w:t>——Robinson</w:t>
+      </w:r>
+      <w:r>
+        <w:rPr>
+          <w:rFonts w:ascii="Times New Roman" w:hAnsi="Times New Roman" w:eastAsia="Times New Roman" w:cs="Times New Roman"/>
+          <w:b/>
+          <w:bCs/>
+        </w:rPr>
+        <w:t xml:space="preserve"> </w:t>
+      </w:r>
+      <w:r>
+        <w:rPr>
+          <w:rFonts w:hint="eastAsia" w:ascii="Times New Roman" w:hAnsi="Times New Roman" w:eastAsia="FangSong" w:cs="Times New Roman"/>
+          <w:b/>
+          <w:bCs/>
+        </w:rPr>
+        <w:t xml:space="preserve">增环</w:t>
+      </w:r>
+      <w:r>
+        <w:rPr>
+          <w:rFonts w:ascii="Times New Roman" w:hAnsi="Times New Roman" w:eastAsia="Times New Roman" w:cs="Times New Roman"/>
+          <w:b/>
+          <w:bCs/>
+        </w:rPr>
+        <w:t xml:space="preserve"> = Michael + </w:t>
+      </w:r>
+      <w:r>
+        <w:rPr>
+          <w:rFonts w:hint="eastAsia" w:ascii="Times New Roman" w:hAnsi="Times New Roman" w:eastAsia="FangSong" w:cs="Times New Roman"/>
+          <w:b/>
+          <w:bCs/>
+        </w:rPr>
+        <w:t xml:space="preserve">分子内</w:t>
+      </w:r>
+      <w:r>
+        <w:rPr>
+          <w:rFonts w:ascii="Times New Roman" w:hAnsi="Times New Roman" w:eastAsia="Times New Roman" w:cs="Times New Roman"/>
+          <w:b/>
+          <w:bCs/>
+        </w:rPr>
+        <w:t xml:space="preserve"> Aldol </w:t>
+      </w:r>
+      <w:r>
+        <w:rPr>
+          <w:rFonts w:hint="eastAsia" w:ascii="Times New Roman" w:hAnsi="Times New Roman" w:eastAsia="FangSong" w:cs="Times New Roman"/>
+          <w:b/>
+          <w:bCs/>
+        </w:rPr>
+        <w:t>串联</w:t>
+      </w:r>
+      <w:r>
+        <w:rPr>
+          <w:rFonts w:hint="eastAsia" w:ascii="Times New Roman" w:hAnsi="Times New Roman" w:eastAsia="Times New Roman" w:cs="Times New Roman"/>
+          <w:b/>
+          <w:bCs/>
+        </w:rPr>
+        <w:t>（ABOC</w:t>
+      </w:r>
+      <w:r>
+        <w:rPr>
+          <w:rFonts w:ascii="Times New Roman" w:hAnsi="Times New Roman" w:eastAsia="Times New Roman" w:cs="Times New Roman"/>
+          <w:b/>
+          <w:bCs/>
+        </w:rPr>
+        <w:t xml:space="preserve"> </w:t>
+      </w:r>
+      <w:r>
+        <w:rPr>
+          <w:rFonts w:hint="eastAsia" w:ascii="Times New Roman" w:hAnsi="Times New Roman" w:eastAsia="Times New Roman" w:cs="Times New Roman"/>
+          <w:b/>
+          <w:bCs/>
+        </w:rPr>
+        <w:t xml:space="preserve">Ch6）</w:t>
+      </w:r>
+      <w:r>
+        <w:rPr>
+          <w:rFonts w:hint="eastAsia" w:ascii="Times New Roman" w:hAnsi="Times New Roman" w:eastAsia="Times New Roman" w:cs="Times New Roman"/>
+        </w:rPr>
+        <w:t xml:space="preserve">：</w:t>
+      </w:r>
+      <w:r>
+        <w:rPr>
+          <w:rFonts w:ascii="Times New Roman" w:hAnsi="Times New Roman" w:eastAsia="Times New Roman" w:cs="Times New Roman"/>
+        </w:rPr>
+        <w:t xml:space="preserve"> </w:t>
+      </w:r>
+      <w:r>
+        <w:rPr>
+          <w:rFonts w:hint="eastAsia" w:ascii="Times New Roman" w:hAnsi="Times New Roman" w:eastAsia="FangSong" w:cs="Times New Roman"/>
+        </w:rPr>
+        <w:t>例</w:t>
+      </w:r>
+      <w:r>
+        <w:rPr>
+          <w:rFonts w:hint="eastAsia" w:ascii="Times New Roman" w:hAnsi="Times New Roman" w:eastAsia="Times New Roman" w:cs="Times New Roman"/>
+        </w:rPr>
+        <w:t>：</w:t>
+      </w:r>
+      <w:r>
+        <w:rPr>
+          <w:rFonts w:hint="eastAsia" w:ascii="Times New Roman" w:hAnsi="Times New Roman" w:eastAsia="FangSong" w:cs="Times New Roman"/>
+        </w:rPr>
+        <w:t>环己酮</w:t>
+      </w:r>
+      <w:r>
+        <w:rPr>
+          <w:rFonts w:ascii="Times New Roman" w:hAnsi="Times New Roman" w:eastAsia="Times New Roman" w:cs="Times New Roman"/>
+        </w:rPr>
+        <w:t xml:space="preserve"> + </w:t>
+      </w:r>
+      <w:r>
+        <w:rPr>
+          <w:rFonts w:hint="eastAsia" w:ascii="Times New Roman" w:hAnsi="Times New Roman" w:eastAsia="FangSong" w:cs="Times New Roman"/>
+        </w:rPr>
+        <w:t>甲基乙烯基酮</w:t>
+      </w:r>
+      <w:r>
+        <w:rPr>
+          <w:rFonts w:hint="eastAsia" w:ascii="Times New Roman" w:hAnsi="Times New Roman" w:eastAsia="Times New Roman" w:cs="Times New Roman"/>
+        </w:rPr>
+        <w:t>（MVK）</w:t>
+      </w:r>
+      <w:r>
+        <w:rPr>
+          <w:rFonts w:hint="eastAsia" w:ascii="Times New Roman" w:hAnsi="Times New Roman" w:eastAsia="FangSong" w:cs="Times New Roman"/>
+        </w:rPr>
+        <w:t>在碱中</w:t>
+      </w:r>
+      <w:r>
+        <w:rPr>
+          <w:rFonts w:hint="eastAsia" w:ascii="Times New Roman" w:hAnsi="Times New Roman" w:eastAsia="Times New Roman" w:cs="Times New Roman"/>
+        </w:rPr>
+        <w:t>——</w:t>
+      </w:r>
+      <w:r>
+        <w:rPr>
+          <w:rFonts w:ascii="Times New Roman" w:hAnsi="Times New Roman" w:eastAsia="Times New Roman" w:cs="Times New Roman"/>
+        </w:rPr>
+        <w:t xml:space="preserve"> </w:t>
+      </w:r>
+      <w:r>
+        <w:rPr>
+          <w:rFonts w:ascii="Times New Roman" w:hAnsi="Times New Roman" w:eastAsia="Times New Roman" w:cs="Times New Roman"/>
+        </w:rPr>
+        <w:t xml:space="preserve">① </w:t>
+      </w:r>
+      <w:r>
+        <w:rPr>
+          <w:rFonts w:hint="eastAsia" w:ascii="Times New Roman" w:hAnsi="Times New Roman" w:eastAsia="FangSong" w:cs="Times New Roman"/>
+        </w:rPr>
+        <w:t xml:space="preserve">环己酮烯醇负离子对</w:t>
+      </w:r>
+      <w:r>
+        <w:rPr>
+          <w:rFonts w:ascii="Times New Roman" w:hAnsi="Times New Roman" w:eastAsia="Times New Roman" w:cs="Times New Roman"/>
+        </w:rPr>
+        <w:t xml:space="preserve"> MVK </w:t>
+      </w:r>
+      <w:r>
+        <w:rPr>
+          <w:rFonts w:hint="eastAsia" w:ascii="Times New Roman" w:hAnsi="Times New Roman" w:eastAsia="FangSong" w:cs="Times New Roman"/>
+        </w:rPr>
+        <w:t xml:space="preserve">发生</w:t>
+      </w:r>
+      <w:r>
+        <w:rPr>
+          <w:rFonts w:ascii="Times New Roman" w:hAnsi="Times New Roman" w:eastAsia="Times New Roman" w:cs="Times New Roman"/>
+        </w:rPr>
+        <w:t xml:space="preserve"> </w:t>
+      </w:r>
+      <w:r>
+        <w:rPr>
+          <w:rFonts w:ascii="Times New Roman" w:hAnsi="Times New Roman" w:eastAsia="Times New Roman" w:cs="Times New Roman"/>
+          <w:b/>
+          <w:bCs/>
+        </w:rPr>
+        <w:t xml:space="preserve">Michael </w:t>
+      </w:r>
+      <w:r>
+        <w:rPr>
+          <w:rFonts w:hint="eastAsia" w:ascii="Times New Roman" w:hAnsi="Times New Roman" w:eastAsia="FangSong" w:cs="Times New Roman"/>
+          <w:b/>
+          <w:bCs/>
+        </w:rPr>
+        <w:t xml:space="preserve">共轭加成</w:t>
+      </w:r>
+      <w:r>
+        <w:rPr>
+          <w:rFonts w:hint="eastAsia" w:ascii="Times New Roman" w:hAnsi="Times New Roman" w:eastAsia="Times New Roman" w:cs="Times New Roman"/>
+        </w:rPr>
+        <w:t xml:space="preserve">（1,4-）</w:t>
+      </w:r>
+      <w:r>
+        <w:rPr>
+          <w:rFonts w:ascii="Times New Roman" w:hAnsi="Times New Roman" w:eastAsia="Times New Roman" w:cs="Times New Roman"/>
+        </w:rPr>
+        <w:t xml:space="preserve"> </w:t>
+      </w:r>
+      <w:r>
+        <w:rPr>
+          <w:rFonts w:ascii="Times New Roman" w:hAnsi="Times New Roman" w:eastAsia="Times New Roman" w:cs="Times New Roman"/>
         </w:rPr>
         <w:t xml:space="preserve">② </w:t>
       </w:r>
       <w:r>
         <w:rPr>
-          <w:rFonts w:hint="eastAsia" w:ascii="Times New Roman" w:hAnsi="Times New Roman" w:eastAsia="Times New Roman" w:cs="Times New Roman"/>
-          <w:b/>
-          <w:bCs/>
-        </w:rPr>
-        <w:t>Mannich</w:t>
-      </w:r>
-      <w:r>
-        <w:rPr>
-          <w:rFonts w:hint="eastAsia" w:ascii="Times New Roman" w:hAnsi="Times New Roman" w:eastAsia="FangSong" w:cs="Times New Roman"/>
-          <w:b/>
-          <w:bCs/>
-        </w:rPr>
-        <w:t>反应</w:t>
+          <w:rFonts w:hint="eastAsia" w:ascii="Times New Roman" w:hAnsi="Times New Roman" w:eastAsia="FangSong" w:cs="Times New Roman"/>
+        </w:rPr>
+        <w:t xml:space="preserve">加成的烯醇再发生</w:t>
+      </w:r>
+      <w:r>
+        <w:rPr>
+          <w:rFonts w:hint="eastAsia" w:ascii="Times New Roman" w:hAnsi="Times New Roman" w:eastAsia="FangSong" w:cs="Times New Roman"/>
+          <w:b/>
+          <w:bCs/>
+        </w:rPr>
+        <w:t xml:space="preserve">分子内</w:t>
+      </w:r>
+      <w:r>
+        <w:rPr>
+          <w:rFonts w:ascii="Times New Roman" w:hAnsi="Times New Roman" w:eastAsia="Times New Roman" w:cs="Times New Roman"/>
+          <w:b/>
+          <w:bCs/>
+        </w:rPr>
+        <w:t xml:space="preserve"> Aldol</w:t>
       </w:r>
       <w:r>
         <w:rPr>
@@ -15577,9 +15241,145 @@
       </w:r>
       <w:r>
         <w:rPr>
-          <w:rFonts w:ascii="Times New Roman" w:hAnsi="Times New Roman" w:eastAsia="Times New Roman" w:cs="Times New Roman"/>
-        </w:rPr>
-        <w:t xml:space="preserve">⭐⭐⭐⭐</w:t>
+          <w:rFonts w:hint="eastAsia" w:ascii="Times New Roman" w:hAnsi="Times New Roman" w:eastAsia="FangSong" w:cs="Times New Roman"/>
+        </w:rPr>
+        <w:t xml:space="preserve">环化</w:t>
+      </w:r>
+      <w:r>
+        <w:rPr>
+          <w:rFonts w:ascii="Times New Roman" w:hAnsi="Times New Roman" w:eastAsia="Times New Roman" w:cs="Times New Roman"/>
+        </w:rPr>
+        <w:t xml:space="preserve"> </w:t>
+      </w:r>
+      <w:r>
+        <w:rPr>
+          <w:rFonts w:ascii="Times New Roman" w:hAnsi="Times New Roman" w:eastAsia="Times New Roman" w:cs="Times New Roman"/>
+        </w:rPr>
+        <w:t xml:space="preserve">③ </w:t>
+      </w:r>
+      <w:r>
+        <w:rPr>
+          <w:rFonts w:hint="eastAsia" w:ascii="Times New Roman" w:hAnsi="Times New Roman" w:eastAsia="FangSong" w:cs="Times New Roman"/>
+        </w:rPr>
+        <w:t xml:space="preserve">脱水</w:t>
+      </w:r>
+      <w:r>
+        <w:rPr>
+          <w:rFonts w:ascii="Times New Roman" w:hAnsi="Times New Roman" w:eastAsia="Times New Roman" w:cs="Times New Roman"/>
+        </w:rPr>
+        <w:t xml:space="preserve"> →</w:t>
+      </w:r>
+      <w:r>
+        <w:rPr>
+          <w:rFonts w:ascii="Times New Roman" w:hAnsi="Times New Roman" w:eastAsia="Times New Roman" w:cs="Times New Roman"/>
+        </w:rPr>
+        <w:t xml:space="preserve"> </w:t>
+      </w:r>
+      <w:r>
+        <w:rPr>
+          <w:rFonts w:hint="eastAsia" w:ascii="Times New Roman" w:hAnsi="Times New Roman" w:eastAsia="FangSong" w:cs="Times New Roman"/>
+          <w:b/>
+          <w:bCs/>
+        </w:rPr>
+        <w:t xml:space="preserve">环己烯酮骨架</w:t>
+      </w:r>
+      <w:r>
+        <w:rPr>
+          <w:rFonts w:hint="eastAsia" w:ascii="Times New Roman" w:hAnsi="Times New Roman" w:eastAsia="Times New Roman" w:cs="Times New Roman"/>
+        </w:rPr>
+        <w:t>（</w:t>
+      </w:r>
+      <w:r>
+        <w:rPr>
+          <w:rFonts w:hint="eastAsia" w:ascii="Times New Roman" w:hAnsi="Times New Roman" w:eastAsia="FangSong" w:cs="Times New Roman"/>
+        </w:rPr>
+        <w:t>甾体</w:t>
+      </w:r>
+      <w:r>
+        <w:rPr>
+          <w:rFonts w:hint="eastAsia" w:ascii="Times New Roman" w:hAnsi="Times New Roman" w:eastAsia="Times New Roman" w:cs="Times New Roman"/>
+        </w:rPr>
+        <w:t>/</w:t>
+      </w:r>
+      <w:r>
+        <w:rPr>
+          <w:rFonts w:hint="eastAsia" w:ascii="Times New Roman" w:hAnsi="Times New Roman" w:eastAsia="FangSong" w:cs="Times New Roman"/>
+        </w:rPr>
+        <w:t>萜类合成的关键中间体</w:t>
+      </w:r>
+      <w:r>
+        <w:rPr>
+          <w:rFonts w:hint="eastAsia" w:ascii="Times New Roman" w:hAnsi="Times New Roman" w:eastAsia="Times New Roman" w:cs="Times New Roman"/>
+        </w:rPr>
+        <w:t>）</w:t>
+      </w:r>
+      <w:r>
+        <w:rPr>
+          <w:rFonts w:ascii="Times New Roman" w:hAnsi="Times New Roman" w:eastAsia="Times New Roman" w:cs="Times New Roman"/>
+        </w:rPr>
+        <w:t xml:space="preserve"> </w:t>
+      </w:r>
+      <w:r>
+        <w:rPr>
+          <w:rFonts w:hint="eastAsia" w:ascii="Times New Roman" w:hAnsi="Times New Roman" w:eastAsia="FangSong" w:cs="Times New Roman"/>
+        </w:rPr>
+        <w:t xml:space="preserve">这是</w:t>
+      </w:r>
+      <w:r>
+        <w:rPr>
+          <w:rFonts w:hint="eastAsia" w:ascii="Times New Roman" w:hAnsi="Times New Roman" w:eastAsia="FangSong" w:cs="Times New Roman"/>
+          <w:b/>
+          <w:bCs/>
+        </w:rPr>
+        <w:t>串联反应</w:t>
+      </w:r>
+      <w:r>
+        <w:rPr>
+          <w:rFonts w:hint="eastAsia" w:ascii="Times New Roman" w:hAnsi="Times New Roman" w:eastAsia="Times New Roman" w:cs="Times New Roman"/>
+          <w:b/>
+          <w:bCs/>
+        </w:rPr>
+        <w:t>（</w:t>
+      </w:r>
+      <w:r>
+        <w:rPr>
+          <w:rFonts w:hint="eastAsia" w:ascii="Times New Roman" w:hAnsi="Times New Roman" w:eastAsia="FangSong" w:cs="Times New Roman"/>
+          <w:b/>
+          <w:bCs/>
+        </w:rPr>
+        <w:t>一锅法</w:t>
+      </w:r>
+      <w:r>
+        <w:rPr>
+          <w:rFonts w:hint="eastAsia" w:ascii="Times New Roman" w:hAnsi="Times New Roman" w:eastAsia="Times New Roman" w:cs="Times New Roman"/>
+          <w:b/>
+          <w:bCs/>
+        </w:rPr>
+        <w:t>）</w:t>
+      </w:r>
+      <w:r>
+        <w:rPr>
+          <w:rFonts w:hint="eastAsia" w:ascii="Times New Roman" w:hAnsi="Times New Roman" w:eastAsia="FangSong" w:cs="Times New Roman"/>
+        </w:rPr>
+        <w:t>的经典案例</w:t>
+      </w:r>
+      <w:r>
+        <w:rPr>
+          <w:rFonts w:hint="eastAsia" w:ascii="Times New Roman" w:hAnsi="Times New Roman" w:eastAsia="Times New Roman" w:cs="Times New Roman"/>
+        </w:rPr>
+        <w:t>，</w:t>
+      </w:r>
+      <w:r>
+        <w:rPr>
+          <w:rFonts w:hint="eastAsia" w:ascii="Times New Roman" w:hAnsi="Times New Roman" w:eastAsia="FangSong" w:cs="Times New Roman"/>
+        </w:rPr>
+        <w:t>也是从单步反应思维走向合成设计思维的入门</w:t>
+      </w:r>
+      <w:r>
+        <w:rPr>
+          <w:rFonts w:hint="eastAsia" w:ascii="Times New Roman" w:hAnsi="Times New Roman" w:eastAsia="Times New Roman" w:cs="Times New Roman"/>
+        </w:rPr>
+        <w:t>。</w:t>
       </w:r>
     </w:p>
     <w:p>
@@ -15588,247 +15388,268 @@
       </w:pPr>
       <w:r>
         <w:rPr>
-          <w:rFonts w:hint="eastAsia" w:ascii="Times New Roman" w:hAnsi="Times New Roman" w:eastAsia="FangSong" w:cs="Times New Roman"/>
-        </w:rPr>
-        <w:t xml:space="preserve">甲醛</w:t>
-      </w:r>
-      <w:r>
-        <w:rPr>
-          <w:rFonts w:ascii="Times New Roman" w:hAnsi="Times New Roman" w:eastAsia="Times New Roman" w:cs="Times New Roman"/>
-        </w:rPr>
-        <w:t xml:space="preserve"> + </w:t>
-      </w:r>
-      <w:r>
-        <w:rPr>
-          <w:rFonts w:hint="eastAsia" w:ascii="Times New Roman" w:hAnsi="Times New Roman" w:eastAsia="Times New Roman" w:cs="Times New Roman"/>
-        </w:rPr>
-        <w:t>2°</w:t>
-      </w:r>
-      <w:r>
-        <w:rPr>
-          <w:rFonts w:hint="eastAsia" w:ascii="Times New Roman" w:hAnsi="Times New Roman" w:eastAsia="FangSong" w:cs="Times New Roman"/>
-        </w:rPr>
-        <w:t>胺</w:t>
-      </w:r>
-      <w:r>
-        <w:rPr>
-          <w:rFonts w:ascii="Times New Roman" w:hAnsi="Times New Roman" w:eastAsia="Times New Roman" w:cs="Times New Roman"/>
-        </w:rPr>
-        <w:t xml:space="preserve"> + </w:t>
-      </w:r>
-      <w:r>
-        <w:rPr>
-          <w:rFonts w:hint="eastAsia" w:ascii="Times New Roman" w:hAnsi="Times New Roman" w:eastAsia="FangSong" w:cs="Times New Roman"/>
-        </w:rPr>
-        <w:t>有</w:t>
-      </w:r>
-      <w:r>
-        <w:rPr>
-          <w:rFonts w:hint="eastAsia" w:ascii="Times New Roman" w:hAnsi="Times New Roman" w:eastAsia="Times New Roman" w:cs="Times New Roman"/>
-        </w:rPr>
-        <w:t>α-H</w:t>
-      </w:r>
-      <w:r>
-        <w:rPr>
-          <w:rFonts w:hint="eastAsia" w:ascii="Times New Roman" w:hAnsi="Times New Roman" w:eastAsia="FangSong" w:cs="Times New Roman"/>
-        </w:rPr>
-        <w:t>的羰基化合物</w:t>
-      </w:r>
-      <w:r>
-        <w:rPr>
-          <w:rFonts w:ascii="Times New Roman" w:hAnsi="Times New Roman" w:eastAsia="Times New Roman" w:cs="Times New Roman"/>
-        </w:rPr>
-        <w:t xml:space="preserve"> → </w:t>
-      </w:r>
-      <w:r>
-        <w:rPr>
-          <w:rFonts w:hint="eastAsia" w:ascii="Times New Roman" w:hAnsi="Times New Roman" w:eastAsia="Times New Roman" w:cs="Times New Roman"/>
-        </w:rPr>
-        <w:t>β-</w:t>
-      </w:r>
-      <w:r>
-        <w:rPr>
-          <w:rFonts w:hint="eastAsia" w:ascii="Times New Roman" w:hAnsi="Times New Roman" w:eastAsia="FangSong" w:cs="Times New Roman"/>
-        </w:rPr>
-        <w:t>氨基羰基化合物</w:t>
-      </w:r>
-      <w:r>
-        <w:rPr>
-          <w:rFonts w:hint="eastAsia" w:ascii="Times New Roman" w:hAnsi="Times New Roman" w:eastAsia="Times New Roman" w:cs="Times New Roman"/>
-        </w:rPr>
-        <w:t>（Mannich</w:t>
-      </w:r>
-      <w:r>
-        <w:rPr>
-          <w:rFonts w:hint="eastAsia" w:ascii="Times New Roman" w:hAnsi="Times New Roman" w:eastAsia="FangSong" w:cs="Times New Roman"/>
-        </w:rPr>
-        <w:t>碱</w:t>
-      </w:r>
-      <w:r>
-        <w:rPr>
-          <w:rFonts w:hint="eastAsia" w:ascii="Times New Roman" w:hAnsi="Times New Roman" w:eastAsia="Times New Roman" w:cs="Times New Roman"/>
-        </w:rPr>
-        <w:t>）</w:t>
+          <w:rFonts w:ascii="Times New Roman" w:hAnsi="Times New Roman" w:eastAsia="Times New Roman" w:cs="Times New Roman"/>
+          <w:b/>
+          <w:bCs/>
+        </w:rPr>
+        <w:t xml:space="preserve">② </w:t>
+      </w:r>
+      <w:r>
+        <w:rPr>
+          <w:rFonts w:hint="eastAsia" w:ascii="Times New Roman" w:hAnsi="Times New Roman" w:eastAsia="Times New Roman" w:cs="Times New Roman"/>
+          <w:b/>
+          <w:bCs/>
+        </w:rPr>
+        <w:t>Mannich</w:t>
+      </w:r>
+      <w:r>
+        <w:rPr>
+          <w:rFonts w:hint="eastAsia" w:ascii="Times New Roman" w:hAnsi="Times New Roman" w:eastAsia="FangSong" w:cs="Times New Roman"/>
+          <w:b/>
+          <w:bCs/>
+        </w:rPr>
+        <w:t>反应</w:t>
+      </w:r>
+      <w:r>
+        <w:rPr>
+          <w:rFonts w:ascii="Times New Roman" w:hAnsi="Times New Roman" w:eastAsia="Times New Roman" w:cs="Times New Roman"/>
+        </w:rPr>
+        <w:t xml:space="preserve"> </w:t>
+      </w:r>
+      <w:r>
+        <w:rPr>
+          <w:rFonts w:ascii="Times New Roman" w:hAnsi="Times New Roman" w:eastAsia="Times New Roman" w:cs="Times New Roman"/>
+        </w:rPr>
+        <w:t xml:space="preserve">⭐⭐⭐⭐</w:t>
       </w:r>
     </w:p>
     <w:p>
       <w:pPr>
-        <w:pStyle w:val="SourceCode"/>
+        <w:pStyle w:val="BodyText"/>
       </w:pPr>
       <w:r>
         <w:rPr>
-          <w:rStyle w:val="VerbatimChar"/>
-          <w:rFonts w:ascii="Times New Roman" w:hAnsi="Times New Roman" w:eastAsia="Times New Roman" w:cs="Times New Roman"/>
-        </w:rPr>
-        <w:t>R</w:t>
-      </w:r>
-      <w:r>
-        <w:rPr>
-          <w:rStyle w:val="VerbatimChar"/>
-          <w:rFonts w:ascii="Times New Roman" w:hAnsi="Times New Roman" w:eastAsia="Times New Roman" w:cs="Times New Roman"/>
-          <w:vertAlign w:val="subscript"/>
-        </w:rPr>
-        <w:t>2</w:t>
-      </w:r>
-      <w:r>
-        <w:rPr>
-          <w:rStyle w:val="VerbatimChar"/>
-          <w:rFonts w:ascii="Times New Roman" w:hAnsi="Times New Roman" w:eastAsia="Times New Roman" w:cs="Times New Roman"/>
-        </w:rPr>
-        <w:t>C=O + CH</w:t>
-      </w:r>
-      <w:r>
-        <w:rPr>
-          <w:rStyle w:val="VerbatimChar"/>
-          <w:rFonts w:ascii="Times New Roman" w:hAnsi="Times New Roman" w:eastAsia="Times New Roman" w:cs="Times New Roman"/>
-          <w:vertAlign w:val="subscript"/>
-        </w:rPr>
-        <w:t>2</w:t>
-      </w:r>
-      <w:r>
-        <w:rPr>
-          <w:rStyle w:val="VerbatimChar"/>
-          <w:rFonts w:ascii="Times New Roman" w:hAnsi="Times New Roman" w:eastAsia="Times New Roman" w:cs="Times New Roman"/>
-        </w:rPr>
-        <w:t>O + HN(CH</w:t>
-      </w:r>
-      <w:r>
-        <w:rPr>
-          <w:rStyle w:val="VerbatimChar"/>
-          <w:rFonts w:ascii="Times New Roman" w:hAnsi="Times New Roman" w:eastAsia="Times New Roman" w:cs="Times New Roman"/>
-          <w:vertAlign w:val="subscript"/>
-        </w:rPr>
-        <w:t>3</w:t>
-      </w:r>
-      <w:r>
-        <w:rPr>
-          <w:rStyle w:val="VerbatimChar"/>
-          <w:rFonts w:ascii="Times New Roman" w:hAnsi="Times New Roman" w:eastAsia="Times New Roman" w:cs="Times New Roman"/>
-        </w:rPr>
-        <w:t>)</w:t>
-      </w:r>
-      <w:r>
-        <w:rPr>
-          <w:rStyle w:val="VerbatimChar"/>
-          <w:rFonts w:ascii="Times New Roman" w:hAnsi="Times New Roman" w:eastAsia="Times New Roman" w:cs="Times New Roman"/>
-          <w:vertAlign w:val="subscript"/>
-        </w:rPr>
-        <w:t>2</w:t>
-      </w:r>
-      <w:r>
-        <w:rPr>
-          <w:rStyle w:val="VerbatimChar"/>
-          <w:rFonts w:ascii="Times New Roman" w:hAnsi="Times New Roman" w:eastAsia="Times New Roman" w:cs="Times New Roman"/>
-        </w:rPr>
-        <w:t xml:space="preserve"> —H</w:t>
-      </w:r>
-      <w:r>
-        <w:rPr>
-          <w:rStyle w:val="VerbatimChar"/>
-          <w:rFonts w:ascii="Times New Roman" w:hAnsi="Times New Roman" w:eastAsia="Times New Roman" w:cs="Times New Roman"/>
-          <w:vertAlign w:val="superscript"/>
-        </w:rPr>
-        <w:t>+</w:t>
-      </w:r>
-      <w:r>
-        <w:rPr>
-          <w:rStyle w:val="VerbatimChar"/>
-          <w:rFonts w:ascii="Times New Roman" w:hAnsi="Times New Roman" w:eastAsia="Times New Roman" w:cs="Times New Roman"/>
-        </w:rPr>
-        <w:t>→ R</w:t>
-      </w:r>
-      <w:r>
-        <w:rPr>
-          <w:rStyle w:val="VerbatimChar"/>
-          <w:rFonts w:ascii="Times New Roman" w:hAnsi="Times New Roman" w:eastAsia="Times New Roman" w:cs="Times New Roman"/>
-          <w:vertAlign w:val="subscript"/>
-        </w:rPr>
-        <w:t>2</w:t>
-      </w:r>
-      <w:r>
-        <w:rPr>
-          <w:rStyle w:val="VerbatimChar"/>
-          <w:rFonts w:ascii="Times New Roman" w:hAnsi="Times New Roman" w:eastAsia="Times New Roman" w:cs="Times New Roman"/>
-        </w:rPr>
-        <w:t>C(=O)CH</w:t>
-      </w:r>
-      <w:r>
-        <w:rPr>
-          <w:rStyle w:val="VerbatimChar"/>
-          <w:rFonts w:ascii="Times New Roman" w:hAnsi="Times New Roman" w:eastAsia="Times New Roman" w:cs="Times New Roman"/>
-          <w:vertAlign w:val="subscript"/>
-        </w:rPr>
-        <w:t>2</w:t>
-      </w:r>
-      <w:r>
-        <w:rPr>
-          <w:rStyle w:val="VerbatimChar"/>
-          <w:rFonts w:ascii="Times New Roman" w:hAnsi="Times New Roman" w:eastAsia="Times New Roman" w:cs="Times New Roman"/>
-        </w:rPr>
-        <w:t>CH</w:t>
-      </w:r>
-      <w:r>
-        <w:rPr>
-          <w:rStyle w:val="VerbatimChar"/>
-          <w:rFonts w:ascii="Times New Roman" w:hAnsi="Times New Roman" w:eastAsia="Times New Roman" w:cs="Times New Roman"/>
-          <w:vertAlign w:val="subscript"/>
-        </w:rPr>
-        <w:t>2</w:t>
-      </w:r>
-      <w:r>
-        <w:rPr>
-          <w:rStyle w:val="VerbatimChar"/>
-          <w:rFonts w:ascii="Times New Roman" w:hAnsi="Times New Roman" w:eastAsia="Times New Roman" w:cs="Times New Roman"/>
-        </w:rPr>
-        <w:t>N(CH</w:t>
-      </w:r>
-      <w:r>
-        <w:rPr>
-          <w:rStyle w:val="VerbatimChar"/>
-          <w:rFonts w:ascii="Times New Roman" w:hAnsi="Times New Roman" w:eastAsia="Times New Roman" w:cs="Times New Roman"/>
-          <w:vertAlign w:val="subscript"/>
-        </w:rPr>
-        <w:t>3</w:t>
-      </w:r>
-      <w:r>
-        <w:rPr>
-          <w:rStyle w:val="VerbatimChar"/>
-          <w:rFonts w:ascii="Times New Roman" w:hAnsi="Times New Roman" w:eastAsia="Times New Roman" w:cs="Times New Roman"/>
-        </w:rPr>
-        <w:t>)</w:t>
-      </w:r>
-      <w:r>
-        <w:rPr>
-          <w:rStyle w:val="VerbatimChar"/>
-          <w:rFonts w:ascii="Times New Roman" w:hAnsi="Times New Roman" w:eastAsia="Times New Roman" w:cs="Times New Roman"/>
-          <w:vertAlign w:val="subscript"/>
-        </w:rPr>
-        <w:t>2</w:t>
+          <w:rFonts w:hint="eastAsia" w:ascii="Times New Roman" w:hAnsi="Times New Roman" w:eastAsia="FangSong" w:cs="Times New Roman"/>
+        </w:rPr>
+        <w:t xml:space="preserve">甲醛</w:t>
+      </w:r>
+      <w:r>
+        <w:rPr>
+          <w:rFonts w:ascii="Times New Roman" w:hAnsi="Times New Roman" w:eastAsia="Times New Roman" w:cs="Times New Roman"/>
+        </w:rPr>
+        <w:t xml:space="preserve"> + </w:t>
+      </w:r>
+      <w:r>
+        <w:rPr>
+          <w:rFonts w:hint="eastAsia" w:ascii="Times New Roman" w:hAnsi="Times New Roman" w:eastAsia="Times New Roman" w:cs="Times New Roman"/>
+        </w:rPr>
+        <w:t>2°</w:t>
+      </w:r>
+      <w:r>
+        <w:rPr>
+          <w:rFonts w:hint="eastAsia" w:ascii="Times New Roman" w:hAnsi="Times New Roman" w:eastAsia="FangSong" w:cs="Times New Roman"/>
+        </w:rPr>
+        <w:t>胺</w:t>
+      </w:r>
+      <w:r>
+        <w:rPr>
+          <w:rFonts w:ascii="Times New Roman" w:hAnsi="Times New Roman" w:eastAsia="Times New Roman" w:cs="Times New Roman"/>
+        </w:rPr>
+        <w:t xml:space="preserve"> + </w:t>
+      </w:r>
+      <w:r>
+        <w:rPr>
+          <w:rFonts w:hint="eastAsia" w:ascii="Times New Roman" w:hAnsi="Times New Roman" w:eastAsia="FangSong" w:cs="Times New Roman"/>
+        </w:rPr>
+        <w:t>有</w:t>
+      </w:r>
+      <w:r>
+        <w:rPr>
+          <w:rFonts w:hint="eastAsia" w:ascii="Times New Roman" w:hAnsi="Times New Roman" w:eastAsia="Times New Roman" w:cs="Times New Roman"/>
+        </w:rPr>
+        <w:t>α-H</w:t>
+      </w:r>
+      <w:r>
+        <w:rPr>
+          <w:rFonts w:hint="eastAsia" w:ascii="Times New Roman" w:hAnsi="Times New Roman" w:eastAsia="FangSong" w:cs="Times New Roman"/>
+        </w:rPr>
+        <w:t>的羰基化合物</w:t>
+      </w:r>
+      <w:r>
+        <w:rPr>
+          <w:rFonts w:ascii="Times New Roman" w:hAnsi="Times New Roman" w:eastAsia="Times New Roman" w:cs="Times New Roman"/>
+        </w:rPr>
+        <w:t xml:space="preserve"> → </w:t>
+      </w:r>
+      <w:r>
+        <w:rPr>
+          <w:rFonts w:hint="eastAsia" w:ascii="Times New Roman" w:hAnsi="Times New Roman" w:eastAsia="Times New Roman" w:cs="Times New Roman"/>
+        </w:rPr>
+        <w:t>β-</w:t>
+      </w:r>
+      <w:r>
+        <w:rPr>
+          <w:rFonts w:hint="eastAsia" w:ascii="Times New Roman" w:hAnsi="Times New Roman" w:eastAsia="FangSong" w:cs="Times New Roman"/>
+        </w:rPr>
+        <w:t>氨基羰基化合物</w:t>
+      </w:r>
+      <w:r>
+        <w:rPr>
+          <w:rFonts w:hint="eastAsia" w:ascii="Times New Roman" w:hAnsi="Times New Roman" w:eastAsia="Times New Roman" w:cs="Times New Roman"/>
+        </w:rPr>
+        <w:t>（Mannich</w:t>
+      </w:r>
+      <w:r>
+        <w:rPr>
+          <w:rFonts w:hint="eastAsia" w:ascii="Times New Roman" w:hAnsi="Times New Roman" w:eastAsia="FangSong" w:cs="Times New Roman"/>
+        </w:rPr>
+        <w:t>碱</w:t>
+      </w:r>
+      <w:r>
+        <w:rPr>
+          <w:rFonts w:hint="eastAsia" w:ascii="Times New Roman" w:hAnsi="Times New Roman" w:eastAsia="Times New Roman" w:cs="Times New Roman"/>
+        </w:rPr>
+        <w:t>）</w:t>
       </w:r>
     </w:p>
     <w:p>
       <w:pPr>
-        <w:pStyle w:val="FirstParagraph"/>
+        <w:pStyle w:val="BodyText"/>
+      </w:pPr>
+      <w:r>
+        <w:rPr>
+          <w:rFonts w:ascii="Times New Roman" w:hAnsi="Times New Roman" w:eastAsia="Times New Roman" w:cs="Times New Roman"/>
+        </w:rPr>
+        <w:t>R</w:t>
+      </w:r>
+      <w:r>
+        <w:rPr>
+          <w:rFonts w:ascii="Times New Roman" w:hAnsi="Times New Roman" w:eastAsia="Times New Roman" w:cs="Times New Roman"/>
+          <w:vertAlign w:val="subscript"/>
+        </w:rPr>
+        <w:t>2</w:t>
+      </w:r>
+      <w:r>
+        <w:rPr>
+          <w:rFonts w:ascii="Times New Roman" w:hAnsi="Times New Roman" w:eastAsia="Times New Roman" w:cs="Times New Roman"/>
+        </w:rPr>
+        <w:t>C=O + CH</w:t>
+      </w:r>
+      <w:r>
+        <w:rPr>
+          <w:rFonts w:ascii="Times New Roman" w:hAnsi="Times New Roman" w:eastAsia="Times New Roman" w:cs="Times New Roman"/>
+          <w:vertAlign w:val="subscript"/>
+        </w:rPr>
+        <w:t>2</w:t>
+      </w:r>
+      <w:r>
+        <w:rPr>
+          <w:rFonts w:ascii="Times New Roman" w:hAnsi="Times New Roman" w:eastAsia="Times New Roman" w:cs="Times New Roman"/>
+        </w:rPr>
+        <w:t>O + HN(CH</w:t>
+      </w:r>
+      <w:r>
+        <w:rPr>
+          <w:rFonts w:ascii="Times New Roman" w:hAnsi="Times New Roman" w:eastAsia="Times New Roman" w:cs="Times New Roman"/>
+          <w:vertAlign w:val="subscript"/>
+        </w:rPr>
+        <w:t>3</w:t>
+      </w:r>
+      <w:r>
+        <w:rPr>
+          <w:rFonts w:ascii="Times New Roman" w:hAnsi="Times New Roman" w:eastAsia="Times New Roman" w:cs="Times New Roman"/>
+        </w:rPr>
+        <w:t>)</w:t>
+      </w:r>
+      <w:r>
+        <w:rPr>
+          <w:rFonts w:ascii="Times New Roman" w:hAnsi="Times New Roman" w:eastAsia="Times New Roman" w:cs="Times New Roman"/>
+          <w:vertAlign w:val="subscript"/>
+        </w:rPr>
+        <w:t>2</w:t>
+      </w:r>
+      <w:r>
+        <w:rPr>
+          <w:rFonts w:ascii="Times New Roman" w:hAnsi="Times New Roman" w:eastAsia="Times New Roman" w:cs="Times New Roman"/>
+        </w:rPr>
+        <w:t xml:space="preserve"> —H</w:t>
+      </w:r>
+      <w:r>
+        <w:rPr>
+          <w:rFonts w:ascii="Times New Roman" w:hAnsi="Times New Roman" w:eastAsia="Times New Roman" w:cs="Times New Roman"/>
+          <w:vertAlign w:val="superscript"/>
+        </w:rPr>
+        <w:t>+</w:t>
+      </w:r>
+      <w:r>
+        <w:rPr>
+          <w:rFonts w:ascii="Times New Roman" w:hAnsi="Times New Roman" w:eastAsia="Times New Roman" w:cs="Times New Roman"/>
+        </w:rPr>
+        <w:t>→ R</w:t>
+      </w:r>
+      <w:r>
+        <w:rPr>
+          <w:rFonts w:ascii="Times New Roman" w:hAnsi="Times New Roman" w:eastAsia="Times New Roman" w:cs="Times New Roman"/>
+          <w:vertAlign w:val="subscript"/>
+        </w:rPr>
+        <w:t>2</w:t>
+      </w:r>
+      <w:r>
+        <w:rPr>
+          <w:rFonts w:ascii="Times New Roman" w:hAnsi="Times New Roman" w:eastAsia="Times New Roman" w:cs="Times New Roman"/>
+        </w:rPr>
+        <w:t>C(=O)CH</w:t>
+      </w:r>
+      <w:r>
+        <w:rPr>
+          <w:rFonts w:ascii="Times New Roman" w:hAnsi="Times New Roman" w:eastAsia="Times New Roman" w:cs="Times New Roman"/>
+          <w:vertAlign w:val="subscript"/>
+        </w:rPr>
+        <w:t>2</w:t>
+      </w:r>
+      <w:r>
+        <w:rPr>
+          <w:rFonts w:ascii="Times New Roman" w:hAnsi="Times New Roman" w:eastAsia="Times New Roman" w:cs="Times New Roman"/>
+        </w:rPr>
+        <w:t>CH</w:t>
+      </w:r>
+      <w:r>
+        <w:rPr>
+          <w:rFonts w:ascii="Times New Roman" w:hAnsi="Times New Roman" w:eastAsia="Times New Roman" w:cs="Times New Roman"/>
+          <w:vertAlign w:val="subscript"/>
+        </w:rPr>
+        <w:t>2</w:t>
+      </w:r>
+      <w:r>
+        <w:rPr>
+          <w:rFonts w:ascii="Times New Roman" w:hAnsi="Times New Roman" w:eastAsia="Times New Roman" w:cs="Times New Roman"/>
+        </w:rPr>
+        <w:t>N(CH</w:t>
+      </w:r>
+      <w:r>
+        <w:rPr>
+          <w:rFonts w:ascii="Times New Roman" w:hAnsi="Times New Roman" w:eastAsia="Times New Roman" w:cs="Times New Roman"/>
+          <w:vertAlign w:val="subscript"/>
+        </w:rPr>
+        <w:t>3</w:t>
+      </w:r>
+      <w:r>
+        <w:rPr>
+          <w:rFonts w:ascii="Times New Roman" w:hAnsi="Times New Roman" w:eastAsia="Times New Roman" w:cs="Times New Roman"/>
+        </w:rPr>
+        <w:t>)</w:t>
+      </w:r>
+      <w:r>
+        <w:rPr>
+          <w:rFonts w:ascii="Times New Roman" w:hAnsi="Times New Roman" w:eastAsia="Times New Roman" w:cs="Times New Roman"/>
+          <w:vertAlign w:val="subscript"/>
+        </w:rPr>
+        <w:t>2</w:t>
+      </w:r>
+    </w:p>
+    <w:p>
+      <w:pPr>
+        <w:pStyle w:val="BodyText"/>
       </w:pPr>
       <w:r>
         <w:rPr>
@@ -23569,7 +23390,7 @@
         <w:pStyle w:val="Compact"/>
         <w:numPr>
           <w:ilvl w:val="0"/>
-          <w:numId w:val="1006"/>
+          <w:numId w:val="1004"/>
         </w:numPr>
       </w:pPr>
       <w:r>
@@ -23638,7 +23459,7 @@
         <w:pStyle w:val="Compact"/>
         <w:numPr>
           <w:ilvl w:val="0"/>
-          <w:numId w:val="1006"/>
+          <w:numId w:val="1004"/>
         </w:numPr>
       </w:pPr>
       <w:r>
@@ -23749,7 +23570,7 @@
         <w:pStyle w:val="Compact"/>
         <w:numPr>
           <w:ilvl w:val="0"/>
-          <w:numId w:val="1006"/>
+          <w:numId w:val="1004"/>
         </w:numPr>
       </w:pPr>
       <w:r>
@@ -25442,7 +25263,7 @@
         <w:pStyle w:val="Compact"/>
         <w:numPr>
           <w:ilvl w:val="0"/>
-          <w:numId w:val="1007"/>
+          <w:numId w:val="1005"/>
         </w:numPr>
       </w:pPr>
       <w:r>
@@ -25463,7 +25284,7 @@
         <w:pStyle w:val="Compact"/>
         <w:numPr>
           <w:ilvl w:val="1"/>
-          <w:numId w:val="1008"/>
+          <w:numId w:val="1006"/>
         </w:numPr>
       </w:pPr>
       <w:r>
@@ -25574,6 +25395,276 @@
           <w:vertAlign w:val="superscript"/>
         </w:rPr>
         <w:t>+</w:t>
+      </w:r>
+    </w:p>
+    <w:p>
+      <w:pPr>
+        <w:pStyle w:val="Compact"/>
+        <w:numPr>
+          <w:ilvl w:val="0"/>
+          <w:numId w:val="1005"/>
+        </w:numPr>
+      </w:pPr>
+      <w:r>
+        <w:rPr>
+          <w:rFonts w:hint="eastAsia" w:ascii="Times New Roman" w:hAnsi="Times New Roman" w:eastAsia="FangSong" w:cs="Times New Roman"/>
+        </w:rPr>
+        <w:t>比较并解释</w:t>
+      </w:r>
+      <w:r>
+        <w:rPr>
+          <w:rFonts w:hint="eastAsia" w:ascii="Times New Roman" w:hAnsi="Times New Roman" w:eastAsia="Times New Roman" w:cs="Times New Roman"/>
+        </w:rPr>
+        <w:t>：</w:t>
+      </w:r>
+      <w:r>
+        <w:rPr>
+          <w:rFonts w:hint="eastAsia" w:ascii="Times New Roman" w:hAnsi="Times New Roman" w:eastAsia="FangSong" w:cs="Times New Roman"/>
+        </w:rPr>
+        <w:t>甲醛</w:t>
+      </w:r>
+      <w:r>
+        <w:rPr>
+          <w:rFonts w:hint="eastAsia" w:ascii="Times New Roman" w:hAnsi="Times New Roman" w:eastAsia="Times New Roman" w:cs="Times New Roman"/>
+        </w:rPr>
+        <w:t>、</w:t>
+      </w:r>
+      <w:r>
+        <w:rPr>
+          <w:rFonts w:hint="eastAsia" w:ascii="Times New Roman" w:hAnsi="Times New Roman" w:eastAsia="FangSong" w:cs="Times New Roman"/>
+        </w:rPr>
+        <w:t>乙醛</w:t>
+      </w:r>
+      <w:r>
+        <w:rPr>
+          <w:rFonts w:hint="eastAsia" w:ascii="Times New Roman" w:hAnsi="Times New Roman" w:eastAsia="Times New Roman" w:cs="Times New Roman"/>
+        </w:rPr>
+        <w:t>、</w:t>
+      </w:r>
+      <w:r>
+        <w:rPr>
+          <w:rFonts w:hint="eastAsia" w:ascii="Times New Roman" w:hAnsi="Times New Roman" w:eastAsia="FangSong" w:cs="Times New Roman"/>
+        </w:rPr>
+        <w:t>丙酮与</w:t>
+      </w:r>
+      <w:r>
+        <w:rPr>
+          <w:rFonts w:hint="eastAsia" w:ascii="Times New Roman" w:hAnsi="Times New Roman" w:eastAsia="Times New Roman" w:cs="Times New Roman"/>
+        </w:rPr>
+        <w:t>NaHSO</w:t>
+      </w:r>
+      <w:r>
+        <w:rPr>
+          <w:rFonts w:hint="eastAsia" w:ascii="Times New Roman" w:hAnsi="Times New Roman" w:eastAsia="Times New Roman" w:cs="Times New Roman"/>
+          <w:vertAlign w:val="subscript"/>
+        </w:rPr>
+        <w:t>3</w:t>
+      </w:r>
+      <w:r>
+        <w:rPr>
+          <w:rFonts w:hint="eastAsia" w:ascii="Times New Roman" w:hAnsi="Times New Roman" w:eastAsia="FangSong" w:cs="Times New Roman"/>
+        </w:rPr>
+        <w:t>反应的活性差异</w:t>
+      </w:r>
+      <w:r>
+        <w:rPr>
+          <w:rFonts w:hint="eastAsia" w:ascii="Times New Roman" w:hAnsi="Times New Roman" w:eastAsia="Times New Roman" w:cs="Times New Roman"/>
+        </w:rPr>
+        <w:t>。</w:t>
+      </w:r>
+    </w:p>
+    <w:p>
+      <w:pPr>
+        <w:pStyle w:val="Compact"/>
+        <w:numPr>
+          <w:ilvl w:val="0"/>
+          <w:numId w:val="1005"/>
+        </w:numPr>
+      </w:pPr>
+      <w:r>
+        <w:rPr>
+          <w:rFonts w:hint="eastAsia" w:ascii="Times New Roman" w:hAnsi="Times New Roman" w:eastAsia="FangSong" w:cs="Times New Roman"/>
+        </w:rPr>
+        <w:t>完成反应</w:t>
+      </w:r>
+      <w:r>
+        <w:rPr>
+          <w:rFonts w:hint="eastAsia" w:ascii="Times New Roman" w:hAnsi="Times New Roman" w:eastAsia="Times New Roman" w:cs="Times New Roman"/>
+        </w:rPr>
+        <w:t>：CH</w:t>
+      </w:r>
+      <w:r>
+        <w:rPr>
+          <w:rFonts w:hint="eastAsia" w:ascii="Times New Roman" w:hAnsi="Times New Roman" w:eastAsia="Times New Roman" w:cs="Times New Roman"/>
+          <w:vertAlign w:val="subscript"/>
+        </w:rPr>
+        <w:t>3</w:t>
+      </w:r>
+      <w:r>
+        <w:rPr>
+          <w:rFonts w:hint="eastAsia" w:ascii="Times New Roman" w:hAnsi="Times New Roman" w:eastAsia="Times New Roman" w:cs="Times New Roman"/>
+        </w:rPr>
+        <w:t>COOC</w:t>
+      </w:r>
+      <w:r>
+        <w:rPr>
+          <w:rFonts w:hint="eastAsia" w:ascii="Times New Roman" w:hAnsi="Times New Roman" w:eastAsia="Times New Roman" w:cs="Times New Roman"/>
+          <w:vertAlign w:val="subscript"/>
+        </w:rPr>
+        <w:t>2</w:t>
+      </w:r>
+      <w:r>
+        <w:rPr>
+          <w:rFonts w:hint="eastAsia" w:ascii="Times New Roman" w:hAnsi="Times New Roman" w:eastAsia="Times New Roman" w:cs="Times New Roman"/>
+        </w:rPr>
+        <w:t>H</w:t>
+      </w:r>
+      <w:r>
+        <w:rPr>
+          <w:rFonts w:hint="eastAsia" w:ascii="Times New Roman" w:hAnsi="Times New Roman" w:eastAsia="Times New Roman" w:cs="Times New Roman"/>
+          <w:vertAlign w:val="subscript"/>
+        </w:rPr>
+        <w:t>5</w:t>
+      </w:r>
+      <w:r>
+        <w:rPr>
+          <w:rFonts w:ascii="Times New Roman" w:hAnsi="Times New Roman" w:eastAsia="Times New Roman" w:cs="Times New Roman"/>
+        </w:rPr>
+        <w:t xml:space="preserve"> + CH</w:t>
+      </w:r>
+      <w:r>
+        <w:rPr>
+          <w:rFonts w:ascii="Times New Roman" w:hAnsi="Times New Roman" w:eastAsia="Times New Roman" w:cs="Times New Roman"/>
+          <w:vertAlign w:val="subscript"/>
+        </w:rPr>
+        <w:t>3</w:t>
+      </w:r>
+      <w:r>
+        <w:rPr>
+          <w:rFonts w:ascii="Times New Roman" w:hAnsi="Times New Roman" w:eastAsia="Times New Roman" w:cs="Times New Roman"/>
+        </w:rPr>
+        <w:t>CH</w:t>
+      </w:r>
+      <w:r>
+        <w:rPr>
+          <w:rFonts w:ascii="Times New Roman" w:hAnsi="Times New Roman" w:eastAsia="Times New Roman" w:cs="Times New Roman"/>
+          <w:vertAlign w:val="subscript"/>
+        </w:rPr>
+        <w:t>2</w:t>
+      </w:r>
+      <w:r>
+        <w:rPr>
+          <w:rFonts w:ascii="Times New Roman" w:hAnsi="Times New Roman" w:eastAsia="Times New Roman" w:cs="Times New Roman"/>
+        </w:rPr>
+        <w:t xml:space="preserve">ONa → </w:t>
+      </w:r>
+      <w:r>
+        <w:rPr>
+          <w:rFonts w:hint="eastAsia" w:ascii="Times New Roman" w:hAnsi="Times New Roman" w:eastAsia="Times New Roman" w:cs="Times New Roman"/>
+        </w:rPr>
+        <w:t xml:space="preserve">？</w:t>
+      </w:r>
+      <w:r>
+        <w:rPr>
+          <w:rFonts w:ascii="Times New Roman" w:hAnsi="Times New Roman" w:eastAsia="Times New Roman" w:cs="Times New Roman"/>
+        </w:rPr>
+        <w:t xml:space="preserve"> </w:t>
+      </w:r>
+      <w:r>
+        <w:rPr>
+          <w:rFonts w:hint="eastAsia" w:ascii="Times New Roman" w:hAnsi="Times New Roman" w:eastAsia="FangSong" w:cs="Times New Roman"/>
+        </w:rPr>
+        <w:t>在</w:t>
+      </w:r>
+      <w:r>
+        <w:rPr>
+          <w:rFonts w:hint="eastAsia" w:ascii="Times New Roman" w:hAnsi="Times New Roman" w:eastAsia="Times New Roman" w:cs="Times New Roman"/>
+        </w:rPr>
+        <w:t>H</w:t>
+      </w:r>
+      <w:r>
+        <w:rPr>
+          <w:rFonts w:hint="eastAsia" w:ascii="Times New Roman" w:hAnsi="Times New Roman" w:eastAsia="Times New Roman" w:cs="Times New Roman"/>
+          <w:vertAlign w:val="superscript"/>
+        </w:rPr>
+        <w:t>+</w:t>
+      </w:r>
+      <w:r>
+        <w:rPr>
+          <w:rFonts w:hint="eastAsia" w:ascii="Times New Roman" w:hAnsi="Times New Roman" w:eastAsia="Times New Roman" w:cs="Times New Roman"/>
+        </w:rPr>
+        <w:t>/Δ</w:t>
+      </w:r>
+      <w:r>
+        <w:rPr>
+          <w:rFonts w:hint="eastAsia" w:ascii="Times New Roman" w:hAnsi="Times New Roman" w:eastAsia="FangSong" w:cs="Times New Roman"/>
+        </w:rPr>
+        <w:t>下进行呢</w:t>
+      </w:r>
+      <w:r>
+        <w:rPr>
+          <w:rFonts w:hint="eastAsia" w:ascii="Times New Roman" w:hAnsi="Times New Roman" w:eastAsia="Times New Roman" w:cs="Times New Roman"/>
+        </w:rPr>
+        <w:t>？</w:t>
+      </w:r>
+    </w:p>
+    <w:p>
+      <w:pPr>
+        <w:pStyle w:val="Compact"/>
+        <w:numPr>
+          <w:ilvl w:val="0"/>
+          <w:numId w:val="1005"/>
+        </w:numPr>
+      </w:pPr>
+      <w:r>
+        <w:rPr>
+          <w:rFonts w:hint="eastAsia" w:ascii="Times New Roman" w:hAnsi="Times New Roman" w:eastAsia="FangSong" w:cs="Times New Roman"/>
+        </w:rPr>
+        <w:t>鉴别</w:t>
+      </w:r>
+      <w:r>
+        <w:rPr>
+          <w:rFonts w:hint="eastAsia" w:ascii="Times New Roman" w:hAnsi="Times New Roman" w:eastAsia="Times New Roman" w:cs="Times New Roman"/>
+        </w:rPr>
+        <w:t>：</w:t>
+      </w:r>
+      <w:r>
+        <w:rPr>
+          <w:rFonts w:hint="eastAsia" w:ascii="Times New Roman" w:hAnsi="Times New Roman" w:eastAsia="FangSong" w:cs="Times New Roman"/>
+        </w:rPr>
+        <w:t>如何用化学方法区分丁醛和丁酮</w:t>
+      </w:r>
+      <w:r>
+        <w:rPr>
+          <w:rFonts w:hint="eastAsia" w:ascii="Times New Roman" w:hAnsi="Times New Roman" w:eastAsia="Times New Roman" w:cs="Times New Roman"/>
+        </w:rPr>
+        <w:t>？</w:t>
+      </w:r>
+    </w:p>
+    <w:bookmarkEnd w:id="35"/>
+    <w:bookmarkStart w:id="36" w:name="提高训练"/>
+    <w:p>
+      <w:pPr>
+        <w:pStyle w:val="Heading3"/>
+        <w:spacing w:before="280" w:after="120"/>
+      </w:pPr>
+      <w:r>
+        <w:rPr>
+          <w:rFonts w:ascii="Times New Roman" w:hAnsi="Times New Roman" w:eastAsia="Times New Roman" w:cs="Times New Roman"/>
+        </w:rPr>
+        <w:t xml:space="preserve">6.2 </w:t>
+      </w:r>
+      <w:r>
+        <w:rPr>
+          <w:rFonts w:hint="eastAsia" w:ascii="Times New Roman" w:hAnsi="Times New Roman" w:eastAsia="SimHei" w:cs="Times New Roman"/>
+        </w:rPr>
+        <w:t>提高训练</w:t>
+      </w:r>
+      <w:r>
+        <w:rPr>
+          <w:rFonts w:hint="eastAsia" w:ascii="Times New Roman" w:hAnsi="Times New Roman" w:eastAsia="Times New Roman" w:cs="Times New Roman"/>
+        </w:rPr>
+        <w:t>（⭐⭐⭐）</w:t>
       </w:r>
     </w:p>
     <w:p>
@@ -25588,62 +25679,37 @@
         <w:rPr>
           <w:rFonts w:hint="eastAsia" w:ascii="Times New Roman" w:hAnsi="Times New Roman" w:eastAsia="FangSong" w:cs="Times New Roman"/>
         </w:rPr>
-        <w:t>比较并解释</w:t>
-      </w:r>
-      <w:r>
-        <w:rPr>
-          <w:rFonts w:hint="eastAsia" w:ascii="Times New Roman" w:hAnsi="Times New Roman" w:eastAsia="Times New Roman" w:cs="Times New Roman"/>
-        </w:rPr>
-        <w:t>：</w:t>
-      </w:r>
-      <w:r>
-        <w:rPr>
-          <w:rFonts w:hint="eastAsia" w:ascii="Times New Roman" w:hAnsi="Times New Roman" w:eastAsia="FangSong" w:cs="Times New Roman"/>
-        </w:rPr>
-        <w:t>甲醛</w:t>
-      </w:r>
-      <w:r>
-        <w:rPr>
-          <w:rFonts w:hint="eastAsia" w:ascii="Times New Roman" w:hAnsi="Times New Roman" w:eastAsia="Times New Roman" w:cs="Times New Roman"/>
-        </w:rPr>
-        <w:t>、</w:t>
-      </w:r>
-      <w:r>
-        <w:rPr>
-          <w:rFonts w:hint="eastAsia" w:ascii="Times New Roman" w:hAnsi="Times New Roman" w:eastAsia="FangSong" w:cs="Times New Roman"/>
-        </w:rPr>
-        <w:t>乙醛</w:t>
-      </w:r>
-      <w:r>
-        <w:rPr>
-          <w:rFonts w:hint="eastAsia" w:ascii="Times New Roman" w:hAnsi="Times New Roman" w:eastAsia="Times New Roman" w:cs="Times New Roman"/>
-        </w:rPr>
-        <w:t>、</w:t>
-      </w:r>
-      <w:r>
-        <w:rPr>
-          <w:rFonts w:hint="eastAsia" w:ascii="Times New Roman" w:hAnsi="Times New Roman" w:eastAsia="FangSong" w:cs="Times New Roman"/>
-        </w:rPr>
-        <w:t>丙酮与</w:t>
-      </w:r>
-      <w:r>
-        <w:rPr>
-          <w:rFonts w:hint="eastAsia" w:ascii="Times New Roman" w:hAnsi="Times New Roman" w:eastAsia="Times New Roman" w:cs="Times New Roman"/>
-        </w:rPr>
-        <w:t>NaHSO</w:t>
-      </w:r>
-      <w:r>
-        <w:rPr>
-          <w:rFonts w:hint="eastAsia" w:ascii="Times New Roman" w:hAnsi="Times New Roman" w:eastAsia="Times New Roman" w:cs="Times New Roman"/>
-          <w:vertAlign w:val="subscript"/>
-        </w:rPr>
-        <w:t>3</w:t>
-      </w:r>
-      <w:r>
-        <w:rPr>
-          <w:rFonts w:hint="eastAsia" w:ascii="Times New Roman" w:hAnsi="Times New Roman" w:eastAsia="FangSong" w:cs="Times New Roman"/>
-        </w:rPr>
-        <w:t>反应的活性差异</w:t>
+        <w:t xml:space="preserve">设计从乙醛合成</w:t>
+      </w:r>
+      <w:r>
+        <w:rPr>
+          <w:rFonts w:ascii="Times New Roman" w:hAnsi="Times New Roman" w:eastAsia="Times New Roman" w:cs="Times New Roman"/>
+        </w:rPr>
+        <w:t xml:space="preserve"> </w:t>
+      </w:r>
+      <w:r>
+        <w:rPr>
+          <w:rFonts w:hint="eastAsia" w:ascii="Times New Roman" w:hAnsi="Times New Roman" w:eastAsia="Times New Roman" w:cs="Times New Roman"/>
+        </w:rPr>
+        <w:t>2-</w:t>
+      </w:r>
+      <w:r>
+        <w:rPr>
+          <w:rFonts w:hint="eastAsia" w:ascii="Times New Roman" w:hAnsi="Times New Roman" w:eastAsia="FangSong" w:cs="Times New Roman"/>
+        </w:rPr>
+        <w:t>乙基</w:t>
+      </w:r>
+      <w:r>
+        <w:rPr>
+          <w:rFonts w:hint="eastAsia" w:ascii="Times New Roman" w:hAnsi="Times New Roman" w:eastAsia="Times New Roman" w:cs="Times New Roman"/>
+        </w:rPr>
+        <w:t>-3-</w:t>
+      </w:r>
+      <w:r>
+        <w:rPr>
+          <w:rFonts w:hint="eastAsia" w:ascii="Times New Roman" w:hAnsi="Times New Roman" w:eastAsia="FangSong" w:cs="Times New Roman"/>
+        </w:rPr>
+        <w:t>羟基己醛的路线</w:t>
       </w:r>
       <w:r>
         <w:rPr>
@@ -25664,38 +25730,130 @@
         <w:rPr>
           <w:rFonts w:hint="eastAsia" w:ascii="Times New Roman" w:hAnsi="Times New Roman" w:eastAsia="FangSong" w:cs="Times New Roman"/>
         </w:rPr>
-        <w:t>完成反应</w:t>
-      </w:r>
-      <w:r>
-        <w:rPr>
-          <w:rFonts w:hint="eastAsia" w:ascii="Times New Roman" w:hAnsi="Times New Roman" w:eastAsia="Times New Roman" w:cs="Times New Roman"/>
-        </w:rPr>
-        <w:t>：CH</w:t>
+        <w:t xml:space="preserve">化合物</w:t>
+      </w:r>
+      <w:r>
+        <w:rPr>
+          <w:rFonts w:ascii="Times New Roman" w:hAnsi="Times New Roman" w:eastAsia="Times New Roman" w:cs="Times New Roman"/>
+        </w:rPr>
+        <w:t xml:space="preserve"> </w:t>
+      </w:r>
+      <w:r>
+        <w:rPr>
+          <w:rFonts w:hint="eastAsia" w:ascii="Times New Roman" w:hAnsi="Times New Roman" w:eastAsia="Times New Roman" w:cs="Times New Roman"/>
+        </w:rPr>
+        <w:t>A(C</w:t>
       </w:r>
       <w:r>
         <w:rPr>
           <w:rFonts w:hint="eastAsia" w:ascii="Times New Roman" w:hAnsi="Times New Roman" w:eastAsia="Times New Roman" w:cs="Times New Roman"/>
           <w:vertAlign w:val="subscript"/>
         </w:rPr>
-        <w:t>3</w:t>
-      </w:r>
-      <w:r>
-        <w:rPr>
-          <w:rFonts w:hint="eastAsia" w:ascii="Times New Roman" w:hAnsi="Times New Roman" w:eastAsia="Times New Roman" w:cs="Times New Roman"/>
-        </w:rPr>
-        <w:t>COOC</w:t>
+        <w:t>5</w:t>
+      </w:r>
+      <w:r>
+        <w:rPr>
+          <w:rFonts w:hint="eastAsia" w:ascii="Times New Roman" w:hAnsi="Times New Roman" w:eastAsia="Times New Roman" w:cs="Times New Roman"/>
+        </w:rPr>
+        <w:t>H</w:t>
       </w:r>
       <w:r>
         <w:rPr>
           <w:rFonts w:hint="eastAsia" w:ascii="Times New Roman" w:hAnsi="Times New Roman" w:eastAsia="Times New Roman" w:cs="Times New Roman"/>
           <w:vertAlign w:val="subscript"/>
         </w:rPr>
+        <w:t>10</w:t>
+      </w:r>
+      <w:r>
+        <w:rPr>
+          <w:rFonts w:hint="eastAsia" w:ascii="Times New Roman" w:hAnsi="Times New Roman" w:eastAsia="Times New Roman" w:cs="Times New Roman"/>
+        </w:rPr>
+        <w:t>O</w:t>
+      </w:r>
+      <w:r>
+        <w:rPr>
+          <w:rFonts w:hint="eastAsia" w:ascii="Times New Roman" w:hAnsi="Times New Roman" w:eastAsia="Times New Roman" w:cs="Times New Roman"/>
+          <w:vertAlign w:val="subscript"/>
+        </w:rPr>
         <w:t>2</w:t>
       </w:r>
       <w:r>
         <w:rPr>
           <w:rFonts w:hint="eastAsia" w:ascii="Times New Roman" w:hAnsi="Times New Roman" w:eastAsia="Times New Roman" w:cs="Times New Roman"/>
         </w:rPr>
+        <w:t>)</w:t>
+      </w:r>
+      <w:r>
+        <w:rPr>
+          <w:rFonts w:hint="eastAsia" w:ascii="Times New Roman" w:hAnsi="Times New Roman" w:eastAsia="FangSong" w:cs="Times New Roman"/>
+        </w:rPr>
+        <w:t>不与</w:t>
+      </w:r>
+      <w:r>
+        <w:rPr>
+          <w:rFonts w:hint="eastAsia" w:ascii="Times New Roman" w:hAnsi="Times New Roman" w:eastAsia="Times New Roman" w:cs="Times New Roman"/>
+        </w:rPr>
+        <w:t>Na</w:t>
+      </w:r>
+      <w:r>
+        <w:rPr>
+          <w:rFonts w:hint="eastAsia" w:ascii="Times New Roman" w:hAnsi="Times New Roman" w:eastAsia="FangSong" w:cs="Times New Roman"/>
+        </w:rPr>
+        <w:t>反应</w:t>
+      </w:r>
+      <w:r>
+        <w:rPr>
+          <w:rFonts w:hint="eastAsia" w:ascii="Times New Roman" w:hAnsi="Times New Roman" w:eastAsia="Times New Roman" w:cs="Times New Roman"/>
+        </w:rPr>
+        <w:t>，</w:t>
+      </w:r>
+      <w:r>
+        <w:rPr>
+          <w:rFonts w:hint="eastAsia" w:ascii="Times New Roman" w:hAnsi="Times New Roman" w:eastAsia="FangSong" w:cs="Times New Roman"/>
+        </w:rPr>
+        <w:t>与</w:t>
+      </w:r>
+      <w:r>
+        <w:rPr>
+          <w:rFonts w:hint="eastAsia" w:ascii="Times New Roman" w:hAnsi="Times New Roman" w:eastAsia="Times New Roman" w:cs="Times New Roman"/>
+        </w:rPr>
+        <w:t>NaOH/Δ</w:t>
+      </w:r>
+      <w:r>
+        <w:rPr>
+          <w:rFonts w:hint="eastAsia" w:ascii="Times New Roman" w:hAnsi="Times New Roman" w:eastAsia="FangSong" w:cs="Times New Roman"/>
+        </w:rPr>
+        <w:t>反应后得</w:t>
+      </w:r>
+      <w:r>
+        <w:rPr>
+          <w:rFonts w:hint="eastAsia" w:ascii="Times New Roman" w:hAnsi="Times New Roman" w:eastAsia="Times New Roman" w:cs="Times New Roman"/>
+        </w:rPr>
+        <w:t>B</w:t>
+      </w:r>
+      <w:r>
+        <w:rPr>
+          <w:rFonts w:hint="eastAsia" w:ascii="Times New Roman" w:hAnsi="Times New Roman" w:eastAsia="FangSong" w:cs="Times New Roman"/>
+        </w:rPr>
+        <w:t>和</w:t>
+      </w:r>
+      <w:r>
+        <w:rPr>
+          <w:rFonts w:hint="eastAsia" w:ascii="Times New Roman" w:hAnsi="Times New Roman" w:eastAsia="Times New Roman" w:cs="Times New Roman"/>
+        </w:rPr>
+        <w:t>C。B(C</w:t>
+      </w:r>
+      <w:r>
+        <w:rPr>
+          <w:rFonts w:hint="eastAsia" w:ascii="Times New Roman" w:hAnsi="Times New Roman" w:eastAsia="Times New Roman" w:cs="Times New Roman"/>
+          <w:vertAlign w:val="subscript"/>
+        </w:rPr>
+        <w:t>2</w:t>
+      </w:r>
+      <w:r>
+        <w:rPr>
+          <w:rFonts w:hint="eastAsia" w:ascii="Times New Roman" w:hAnsi="Times New Roman" w:eastAsia="Times New Roman" w:cs="Times New Roman"/>
+        </w:rPr>
         <w:t>H</w:t>
       </w:r>
       <w:r>
@@ -25707,41 +25865,9 @@
       </w:r>
       <w:r>
         <w:rPr>
-          <w:rFonts w:ascii="Times New Roman" w:hAnsi="Times New Roman" w:eastAsia="Times New Roman" w:cs="Times New Roman"/>
-        </w:rPr>
-        <w:t xml:space="preserve"> + CH</w:t>
-      </w:r>
-      <w:r>
-        <w:rPr>
-          <w:rFonts w:ascii="Times New Roman" w:hAnsi="Times New Roman" w:eastAsia="Times New Roman" w:cs="Times New Roman"/>
-          <w:vertAlign w:val="subscript"/>
-        </w:rPr>
-        <w:t>3</w:t>
-      </w:r>
-      <w:r>
-        <w:rPr>
-          <w:rFonts w:ascii="Times New Roman" w:hAnsi="Times New Roman" w:eastAsia="Times New Roman" w:cs="Times New Roman"/>
-        </w:rPr>
-        <w:t>CH</w:t>
-      </w:r>
-      <w:r>
-        <w:rPr>
-          <w:rFonts w:ascii="Times New Roman" w:hAnsi="Times New Roman" w:eastAsia="Times New Roman" w:cs="Times New Roman"/>
-          <w:vertAlign w:val="subscript"/>
-        </w:rPr>
-        <w:t>2</w:t>
-      </w:r>
-      <w:r>
-        <w:rPr>
-          <w:rFonts w:ascii="Times New Roman" w:hAnsi="Times New Roman" w:eastAsia="Times New Roman" w:cs="Times New Roman"/>
-        </w:rPr>
-        <w:t xml:space="preserve">ONa → </w:t>
-      </w:r>
-      <w:r>
-        <w:rPr>
-          <w:rFonts w:hint="eastAsia" w:ascii="Times New Roman" w:hAnsi="Times New Roman" w:eastAsia="Times New Roman" w:cs="Times New Roman"/>
-        </w:rPr>
-        <w:t xml:space="preserve">？</w:t>
+          <w:rFonts w:hint="eastAsia" w:ascii="Times New Roman" w:hAnsi="Times New Roman" w:eastAsia="Times New Roman" w:cs="Times New Roman"/>
+        </w:rPr>
+        <w:t>ONa)…</w:t>
       </w:r>
       <w:r>
         <w:rPr>
@@ -25753,38 +25879,49 @@
         <w:rPr>
           <w:rFonts w:hint="eastAsia" w:ascii="Times New Roman" w:hAnsi="Times New Roman" w:eastAsia="FangSong" w:cs="Times New Roman"/>
         </w:rPr>
-        <w:t>在</w:t>
-      </w:r>
-      <w:r>
-        <w:rPr>
-          <w:rFonts w:hint="eastAsia" w:ascii="Times New Roman" w:hAnsi="Times New Roman" w:eastAsia="Times New Roman" w:cs="Times New Roman"/>
-        </w:rPr>
-        <w:t>H</w:t>
-      </w:r>
-      <w:r>
-        <w:rPr>
-          <w:rFonts w:hint="eastAsia" w:ascii="Times New Roman" w:hAnsi="Times New Roman" w:eastAsia="Times New Roman" w:cs="Times New Roman"/>
-          <w:vertAlign w:val="superscript"/>
-        </w:rPr>
-        <w:t>+</w:t>
-      </w:r>
-      <w:r>
-        <w:rPr>
-          <w:rFonts w:hint="eastAsia" w:ascii="Times New Roman" w:hAnsi="Times New Roman" w:eastAsia="Times New Roman" w:cs="Times New Roman"/>
-        </w:rPr>
-        <w:t>/Δ</w:t>
-      </w:r>
-      <w:r>
-        <w:rPr>
-          <w:rFonts w:hint="eastAsia" w:ascii="Times New Roman" w:hAnsi="Times New Roman" w:eastAsia="FangSong" w:cs="Times New Roman"/>
-        </w:rPr>
-        <w:t>下进行呢</w:t>
-      </w:r>
-      <w:r>
-        <w:rPr>
-          <w:rFonts w:hint="eastAsia" w:ascii="Times New Roman" w:hAnsi="Times New Roman" w:eastAsia="Times New Roman" w:cs="Times New Roman"/>
-        </w:rPr>
-        <w:t>？</w:t>
+        <w:t>实际是</w:t>
+      </w:r>
+      <w:r>
+        <w:rPr>
+          <w:rFonts w:hint="eastAsia" w:ascii="Times New Roman" w:hAnsi="Times New Roman" w:eastAsia="Times New Roman" w:cs="Times New Roman"/>
+        </w:rPr>
+        <w:t>A</w:t>
+      </w:r>
+      <w:r>
+        <w:rPr>
+          <w:rFonts w:hint="eastAsia" w:ascii="Times New Roman" w:hAnsi="Times New Roman" w:eastAsia="FangSong" w:cs="Times New Roman"/>
+        </w:rPr>
+        <w:t>是酯</w:t>
+      </w:r>
+      <w:r>
+        <w:rPr>
+          <w:rFonts w:hint="eastAsia" w:ascii="Times New Roman" w:hAnsi="Times New Roman" w:eastAsia="Times New Roman" w:cs="Times New Roman"/>
+        </w:rPr>
+        <w:t>：</w:t>
+      </w:r>
+      <w:r>
+        <w:rPr>
+          <w:rFonts w:hint="eastAsia" w:ascii="Times New Roman" w:hAnsi="Times New Roman" w:eastAsia="FangSong" w:cs="Times New Roman"/>
+        </w:rPr>
+        <w:t>写出</w:t>
+      </w:r>
+      <w:r>
+        <w:rPr>
+          <w:rFonts w:hint="eastAsia" w:ascii="Times New Roman" w:hAnsi="Times New Roman" w:eastAsia="Times New Roman" w:cs="Times New Roman"/>
+        </w:rPr>
+        <w:t>A</w:t>
+      </w:r>
+      <w:r>
+        <w:rPr>
+          <w:rFonts w:hint="eastAsia" w:ascii="Times New Roman" w:hAnsi="Times New Roman" w:eastAsia="FangSong" w:cs="Times New Roman"/>
+        </w:rPr>
+        <w:t>的可能结构</w:t>
+      </w:r>
+      <w:r>
+        <w:rPr>
+          <w:rFonts w:hint="eastAsia" w:ascii="Times New Roman" w:hAnsi="Times New Roman" w:eastAsia="Times New Roman" w:cs="Times New Roman"/>
+        </w:rPr>
+        <w:t>。</w:t>
       </w:r>
     </w:p>
     <w:p>
@@ -25799,7 +25936,7 @@
         <w:rPr>
           <w:rFonts w:hint="eastAsia" w:ascii="Times New Roman" w:hAnsi="Times New Roman" w:eastAsia="FangSong" w:cs="Times New Roman"/>
         </w:rPr>
-        <w:t>鉴别</w:t>
+        <w:t>解释</w:t>
       </w:r>
       <w:r>
         <w:rPr>
@@ -25811,39 +25948,25 @@
         <w:rPr>
           <w:rFonts w:hint="eastAsia" w:ascii="Times New Roman" w:hAnsi="Times New Roman" w:eastAsia="FangSong" w:cs="Times New Roman"/>
         </w:rPr>
-        <w:t>如何用化学方法区分丁醛和丁酮</w:t>
+        <w:t>为什么苯甲醛与乙醛在稀碱中发生交叉羟醛缩合时主要产物是单一产物</w:t>
+      </w:r>
+      <w:r>
+        <w:rPr>
+          <w:rFonts w:hint="eastAsia" w:ascii="Times New Roman" w:hAnsi="Times New Roman" w:eastAsia="Times New Roman" w:cs="Times New Roman"/>
+        </w:rPr>
+        <w:t>，</w:t>
+      </w:r>
+      <w:r>
+        <w:rPr>
+          <w:rFonts w:hint="eastAsia" w:ascii="Times New Roman" w:hAnsi="Times New Roman" w:eastAsia="FangSong" w:cs="Times New Roman"/>
+        </w:rPr>
+        <w:t>而乙醛和丙醛的交叉缩合产物复杂</w:t>
       </w:r>
       <w:r>
         <w:rPr>
           <w:rFonts w:hint="eastAsia" w:ascii="Times New Roman" w:hAnsi="Times New Roman" w:eastAsia="Times New Roman" w:cs="Times New Roman"/>
         </w:rPr>
         <w:t>？</w:t>
-      </w:r>
-    </w:p>
-    <w:bookmarkEnd w:id="35"/>
-    <w:bookmarkStart w:id="36" w:name="提高训练"/>
-    <w:p>
-      <w:pPr>
-        <w:pStyle w:val="Heading3"/>
-        <w:spacing w:before="280" w:after="120"/>
-      </w:pPr>
-      <w:r>
-        <w:rPr>
-          <w:rFonts w:ascii="Times New Roman" w:hAnsi="Times New Roman" w:eastAsia="Times New Roman" w:cs="Times New Roman"/>
-        </w:rPr>
-        <w:t xml:space="preserve">6.2 </w:t>
-      </w:r>
-      <w:r>
-        <w:rPr>
-          <w:rFonts w:hint="eastAsia" w:ascii="Times New Roman" w:hAnsi="Times New Roman" w:eastAsia="SimHei" w:cs="Times New Roman"/>
-        </w:rPr>
-        <w:t>提高训练</w:t>
-      </w:r>
-      <w:r>
-        <w:rPr>
-          <w:rFonts w:hint="eastAsia" w:ascii="Times New Roman" w:hAnsi="Times New Roman" w:eastAsia="Times New Roman" w:cs="Times New Roman"/>
-        </w:rPr>
-        <w:t>（⭐⭐⭐）</w:t>
       </w:r>
     </w:p>
     <w:p>
@@ -25851,309 +25974,7 @@
         <w:pStyle w:val="Compact"/>
         <w:numPr>
           <w:ilvl w:val="0"/>
-          <w:numId w:val="1009"/>
-        </w:numPr>
-      </w:pPr>
-      <w:r>
-        <w:rPr>
-          <w:rFonts w:hint="eastAsia" w:ascii="Times New Roman" w:hAnsi="Times New Roman" w:eastAsia="FangSong" w:cs="Times New Roman"/>
-        </w:rPr>
-        <w:t xml:space="preserve">设计从乙醛合成</w:t>
-      </w:r>
-      <w:r>
-        <w:rPr>
-          <w:rFonts w:ascii="Times New Roman" w:hAnsi="Times New Roman" w:eastAsia="Times New Roman" w:cs="Times New Roman"/>
-        </w:rPr>
-        <w:t xml:space="preserve"> </w:t>
-      </w:r>
-      <w:r>
-        <w:rPr>
-          <w:rFonts w:hint="eastAsia" w:ascii="Times New Roman" w:hAnsi="Times New Roman" w:eastAsia="Times New Roman" w:cs="Times New Roman"/>
-        </w:rPr>
-        <w:t>2-</w:t>
-      </w:r>
-      <w:r>
-        <w:rPr>
-          <w:rFonts w:hint="eastAsia" w:ascii="Times New Roman" w:hAnsi="Times New Roman" w:eastAsia="FangSong" w:cs="Times New Roman"/>
-        </w:rPr>
-        <w:t>乙基</w:t>
-      </w:r>
-      <w:r>
-        <w:rPr>
-          <w:rFonts w:hint="eastAsia" w:ascii="Times New Roman" w:hAnsi="Times New Roman" w:eastAsia="Times New Roman" w:cs="Times New Roman"/>
-        </w:rPr>
-        <w:t>-3-</w:t>
-      </w:r>
-      <w:r>
-        <w:rPr>
-          <w:rFonts w:hint="eastAsia" w:ascii="Times New Roman" w:hAnsi="Times New Roman" w:eastAsia="FangSong" w:cs="Times New Roman"/>
-        </w:rPr>
-        <w:t>羟基己醛的路线</w:t>
-      </w:r>
-      <w:r>
-        <w:rPr>
-          <w:rFonts w:hint="eastAsia" w:ascii="Times New Roman" w:hAnsi="Times New Roman" w:eastAsia="Times New Roman" w:cs="Times New Roman"/>
-        </w:rPr>
-        <w:t>。</w:t>
-      </w:r>
-    </w:p>
-    <w:p>
-      <w:pPr>
-        <w:pStyle w:val="Compact"/>
-        <w:numPr>
-          <w:ilvl w:val="0"/>
-          <w:numId w:val="1009"/>
-        </w:numPr>
-      </w:pPr>
-      <w:r>
-        <w:rPr>
-          <w:rFonts w:hint="eastAsia" w:ascii="Times New Roman" w:hAnsi="Times New Roman" w:eastAsia="FangSong" w:cs="Times New Roman"/>
-        </w:rPr>
-        <w:t xml:space="preserve">化合物</w:t>
-      </w:r>
-      <w:r>
-        <w:rPr>
-          <w:rFonts w:ascii="Times New Roman" w:hAnsi="Times New Roman" w:eastAsia="Times New Roman" w:cs="Times New Roman"/>
-        </w:rPr>
-        <w:t xml:space="preserve"> </w:t>
-      </w:r>
-      <w:r>
-        <w:rPr>
-          <w:rFonts w:hint="eastAsia" w:ascii="Times New Roman" w:hAnsi="Times New Roman" w:eastAsia="Times New Roman" w:cs="Times New Roman"/>
-        </w:rPr>
-        <w:t>A(C</w:t>
-      </w:r>
-      <w:r>
-        <w:rPr>
-          <w:rFonts w:hint="eastAsia" w:ascii="Times New Roman" w:hAnsi="Times New Roman" w:eastAsia="Times New Roman" w:cs="Times New Roman"/>
-          <w:vertAlign w:val="subscript"/>
-        </w:rPr>
-        <w:t>5</w:t>
-      </w:r>
-      <w:r>
-        <w:rPr>
-          <w:rFonts w:hint="eastAsia" w:ascii="Times New Roman" w:hAnsi="Times New Roman" w:eastAsia="Times New Roman" w:cs="Times New Roman"/>
-        </w:rPr>
-        <w:t>H</w:t>
-      </w:r>
-      <w:r>
-        <w:rPr>
-          <w:rFonts w:hint="eastAsia" w:ascii="Times New Roman" w:hAnsi="Times New Roman" w:eastAsia="Times New Roman" w:cs="Times New Roman"/>
-          <w:vertAlign w:val="subscript"/>
-        </w:rPr>
-        <w:t>10</w:t>
-      </w:r>
-      <w:r>
-        <w:rPr>
-          <w:rFonts w:hint="eastAsia" w:ascii="Times New Roman" w:hAnsi="Times New Roman" w:eastAsia="Times New Roman" w:cs="Times New Roman"/>
-        </w:rPr>
-        <w:t>O</w:t>
-      </w:r>
-      <w:r>
-        <w:rPr>
-          <w:rFonts w:hint="eastAsia" w:ascii="Times New Roman" w:hAnsi="Times New Roman" w:eastAsia="Times New Roman" w:cs="Times New Roman"/>
-          <w:vertAlign w:val="subscript"/>
-        </w:rPr>
-        <w:t>2</w:t>
-      </w:r>
-      <w:r>
-        <w:rPr>
-          <w:rFonts w:hint="eastAsia" w:ascii="Times New Roman" w:hAnsi="Times New Roman" w:eastAsia="Times New Roman" w:cs="Times New Roman"/>
-        </w:rPr>
-        <w:t>)</w:t>
-      </w:r>
-      <w:r>
-        <w:rPr>
-          <w:rFonts w:hint="eastAsia" w:ascii="Times New Roman" w:hAnsi="Times New Roman" w:eastAsia="FangSong" w:cs="Times New Roman"/>
-        </w:rPr>
-        <w:t>不与</w:t>
-      </w:r>
-      <w:r>
-        <w:rPr>
-          <w:rFonts w:hint="eastAsia" w:ascii="Times New Roman" w:hAnsi="Times New Roman" w:eastAsia="Times New Roman" w:cs="Times New Roman"/>
-        </w:rPr>
-        <w:t>Na</w:t>
-      </w:r>
-      <w:r>
-        <w:rPr>
-          <w:rFonts w:hint="eastAsia" w:ascii="Times New Roman" w:hAnsi="Times New Roman" w:eastAsia="FangSong" w:cs="Times New Roman"/>
-        </w:rPr>
-        <w:t>反应</w:t>
-      </w:r>
-      <w:r>
-        <w:rPr>
-          <w:rFonts w:hint="eastAsia" w:ascii="Times New Roman" w:hAnsi="Times New Roman" w:eastAsia="Times New Roman" w:cs="Times New Roman"/>
-        </w:rPr>
-        <w:t>，</w:t>
-      </w:r>
-      <w:r>
-        <w:rPr>
-          <w:rFonts w:hint="eastAsia" w:ascii="Times New Roman" w:hAnsi="Times New Roman" w:eastAsia="FangSong" w:cs="Times New Roman"/>
-        </w:rPr>
-        <w:t>与</w:t>
-      </w:r>
-      <w:r>
-        <w:rPr>
-          <w:rFonts w:hint="eastAsia" w:ascii="Times New Roman" w:hAnsi="Times New Roman" w:eastAsia="Times New Roman" w:cs="Times New Roman"/>
-        </w:rPr>
-        <w:t>NaOH/Δ</w:t>
-      </w:r>
-      <w:r>
-        <w:rPr>
-          <w:rFonts w:hint="eastAsia" w:ascii="Times New Roman" w:hAnsi="Times New Roman" w:eastAsia="FangSong" w:cs="Times New Roman"/>
-        </w:rPr>
-        <w:t>反应后得</w:t>
-      </w:r>
-      <w:r>
-        <w:rPr>
-          <w:rFonts w:hint="eastAsia" w:ascii="Times New Roman" w:hAnsi="Times New Roman" w:eastAsia="Times New Roman" w:cs="Times New Roman"/>
-        </w:rPr>
-        <w:t>B</w:t>
-      </w:r>
-      <w:r>
-        <w:rPr>
-          <w:rFonts w:hint="eastAsia" w:ascii="Times New Roman" w:hAnsi="Times New Roman" w:eastAsia="FangSong" w:cs="Times New Roman"/>
-        </w:rPr>
-        <w:t>和</w:t>
-      </w:r>
-      <w:r>
-        <w:rPr>
-          <w:rFonts w:hint="eastAsia" w:ascii="Times New Roman" w:hAnsi="Times New Roman" w:eastAsia="Times New Roman" w:cs="Times New Roman"/>
-        </w:rPr>
-        <w:t>C。B(C</w:t>
-      </w:r>
-      <w:r>
-        <w:rPr>
-          <w:rFonts w:hint="eastAsia" w:ascii="Times New Roman" w:hAnsi="Times New Roman" w:eastAsia="Times New Roman" w:cs="Times New Roman"/>
-          <w:vertAlign w:val="subscript"/>
-        </w:rPr>
-        <w:t>2</w:t>
-      </w:r>
-      <w:r>
-        <w:rPr>
-          <w:rFonts w:hint="eastAsia" w:ascii="Times New Roman" w:hAnsi="Times New Roman" w:eastAsia="Times New Roman" w:cs="Times New Roman"/>
-        </w:rPr>
-        <w:t>H</w:t>
-      </w:r>
-      <w:r>
-        <w:rPr>
-          <w:rFonts w:hint="eastAsia" w:ascii="Times New Roman" w:hAnsi="Times New Roman" w:eastAsia="Times New Roman" w:cs="Times New Roman"/>
-          <w:vertAlign w:val="subscript"/>
-        </w:rPr>
-        <w:t>5</w:t>
-      </w:r>
-      <w:r>
-        <w:rPr>
-          <w:rFonts w:hint="eastAsia" w:ascii="Times New Roman" w:hAnsi="Times New Roman" w:eastAsia="Times New Roman" w:cs="Times New Roman"/>
-        </w:rPr>
-        <w:t>ONa)…</w:t>
-      </w:r>
-      <w:r>
-        <w:rPr>
-          <w:rFonts w:ascii="Times New Roman" w:hAnsi="Times New Roman" w:eastAsia="Times New Roman" w:cs="Times New Roman"/>
-        </w:rPr>
-        <w:t xml:space="preserve"> </w:t>
-      </w:r>
-      <w:r>
-        <w:rPr>
-          <w:rFonts w:hint="eastAsia" w:ascii="Times New Roman" w:hAnsi="Times New Roman" w:eastAsia="FangSong" w:cs="Times New Roman"/>
-        </w:rPr>
-        <w:t>实际是</w:t>
-      </w:r>
-      <w:r>
-        <w:rPr>
-          <w:rFonts w:hint="eastAsia" w:ascii="Times New Roman" w:hAnsi="Times New Roman" w:eastAsia="Times New Roman" w:cs="Times New Roman"/>
-        </w:rPr>
-        <w:t>A</w:t>
-      </w:r>
-      <w:r>
-        <w:rPr>
-          <w:rFonts w:hint="eastAsia" w:ascii="Times New Roman" w:hAnsi="Times New Roman" w:eastAsia="FangSong" w:cs="Times New Roman"/>
-        </w:rPr>
-        <w:t>是酯</w:t>
-      </w:r>
-      <w:r>
-        <w:rPr>
-          <w:rFonts w:hint="eastAsia" w:ascii="Times New Roman" w:hAnsi="Times New Roman" w:eastAsia="Times New Roman" w:cs="Times New Roman"/>
-        </w:rPr>
-        <w:t>：</w:t>
-      </w:r>
-      <w:r>
-        <w:rPr>
-          <w:rFonts w:hint="eastAsia" w:ascii="Times New Roman" w:hAnsi="Times New Roman" w:eastAsia="FangSong" w:cs="Times New Roman"/>
-        </w:rPr>
-        <w:t>写出</w:t>
-      </w:r>
-      <w:r>
-        <w:rPr>
-          <w:rFonts w:hint="eastAsia" w:ascii="Times New Roman" w:hAnsi="Times New Roman" w:eastAsia="Times New Roman" w:cs="Times New Roman"/>
-        </w:rPr>
-        <w:t>A</w:t>
-      </w:r>
-      <w:r>
-        <w:rPr>
-          <w:rFonts w:hint="eastAsia" w:ascii="Times New Roman" w:hAnsi="Times New Roman" w:eastAsia="FangSong" w:cs="Times New Roman"/>
-        </w:rPr>
-        <w:t>的可能结构</w:t>
-      </w:r>
-      <w:r>
-        <w:rPr>
-          <w:rFonts w:hint="eastAsia" w:ascii="Times New Roman" w:hAnsi="Times New Roman" w:eastAsia="Times New Roman" w:cs="Times New Roman"/>
-        </w:rPr>
-        <w:t>。</w:t>
-      </w:r>
-    </w:p>
-    <w:p>
-      <w:pPr>
-        <w:pStyle w:val="Compact"/>
-        <w:numPr>
-          <w:ilvl w:val="0"/>
-          <w:numId w:val="1009"/>
-        </w:numPr>
-      </w:pPr>
-      <w:r>
-        <w:rPr>
-          <w:rFonts w:hint="eastAsia" w:ascii="Times New Roman" w:hAnsi="Times New Roman" w:eastAsia="FangSong" w:cs="Times New Roman"/>
-        </w:rPr>
-        <w:t>解释</w:t>
-      </w:r>
-      <w:r>
-        <w:rPr>
-          <w:rFonts w:hint="eastAsia" w:ascii="Times New Roman" w:hAnsi="Times New Roman" w:eastAsia="Times New Roman" w:cs="Times New Roman"/>
-        </w:rPr>
-        <w:t>：</w:t>
-      </w:r>
-      <w:r>
-        <w:rPr>
-          <w:rFonts w:hint="eastAsia" w:ascii="Times New Roman" w:hAnsi="Times New Roman" w:eastAsia="FangSong" w:cs="Times New Roman"/>
-        </w:rPr>
-        <w:t>为什么苯甲醛与乙醛在稀碱中发生交叉羟醛缩合时主要产物是单一产物</w:t>
-      </w:r>
-      <w:r>
-        <w:rPr>
-          <w:rFonts w:hint="eastAsia" w:ascii="Times New Roman" w:hAnsi="Times New Roman" w:eastAsia="Times New Roman" w:cs="Times New Roman"/>
-        </w:rPr>
-        <w:t>，</w:t>
-      </w:r>
-      <w:r>
-        <w:rPr>
-          <w:rFonts w:hint="eastAsia" w:ascii="Times New Roman" w:hAnsi="Times New Roman" w:eastAsia="FangSong" w:cs="Times New Roman"/>
-        </w:rPr>
-        <w:t>而乙醛和丙醛的交叉缩合产物复杂</w:t>
-      </w:r>
-      <w:r>
-        <w:rPr>
-          <w:rFonts w:hint="eastAsia" w:ascii="Times New Roman" w:hAnsi="Times New Roman" w:eastAsia="Times New Roman" w:cs="Times New Roman"/>
-        </w:rPr>
-        <w:t>？</w:t>
-      </w:r>
-    </w:p>
-    <w:p>
-      <w:pPr>
-        <w:pStyle w:val="Compact"/>
-        <w:numPr>
-          <w:ilvl w:val="0"/>
-          <w:numId w:val="1009"/>
+          <w:numId w:val="1007"/>
         </w:numPr>
       </w:pPr>
       <w:r>
@@ -26230,7 +26051,7 @@
         <w:pStyle w:val="Compact"/>
         <w:numPr>
           <w:ilvl w:val="0"/>
-          <w:numId w:val="1010"/>
+          <w:numId w:val="1008"/>
         </w:numPr>
       </w:pPr>
       <w:r>
@@ -26317,7 +26138,7 @@
         <w:pStyle w:val="Compact"/>
         <w:numPr>
           <w:ilvl w:val="0"/>
-          <w:numId w:val="1010"/>
+          <w:numId w:val="1008"/>
         </w:numPr>
       </w:pPr>
       <w:r>
@@ -27164,12 +26985,6 @@
     <w:abstractNumId w:val="991"/>
   </w:num>
   <w:num w:numId="1005">
-    <w:abstractNumId w:val="991"/>
-  </w:num>
-  <w:num w:numId="1006">
-    <w:abstractNumId w:val="991"/>
-  </w:num>
-  <w:num w:numId="1007">
     <w:abstractNumId w:val="99411"/>
     <w:lvlOverride w:ilvl="0">
       <w:startOverride w:val="1"/>
@@ -27199,7 +27014,7 @@
       <w:startOverride w:val="1"/>
     </w:lvlOverride>
   </w:num>
-  <w:num w:numId="1008">
+  <w:num w:numId="1006">
     <w:abstractNumId w:val="99731"/>
     <w:lvlOverride w:ilvl="0">
       <w:startOverride w:val="1"/>
@@ -27229,7 +27044,7 @@
       <w:startOverride w:val="1"/>
     </w:lvlOverride>
   </w:num>
-  <w:num w:numId="1009">
+  <w:num w:numId="1007">
     <w:abstractNumId w:val="99415"/>
     <w:lvlOverride w:ilvl="0">
       <w:startOverride w:val="5"/>
@@ -27259,7 +27074,7 @@
       <w:startOverride w:val="5"/>
     </w:lvlOverride>
   </w:num>
-  <w:num w:numId="1010">
+  <w:num w:numId="1008">
     <w:abstractNumId w:val="99419"/>
     <w:lvlOverride w:ilvl="0">
       <w:startOverride w:val="9"/>
@@ -27970,7 +27785,7 @@
     <ns0:name ns0:val="Verbatim Char"/>
     <ns0:basedOn ns0:val="BodyTextChar"/>
     <ns0:rPr>
-      <ns0:rFonts ns0:ascii="Times New Roman" ns0:cs="Times New Roman" ns0:eastAsia="FangSong" ns0:hAnsi="Times New Roman"/>
+      <ns0:rFonts ns0:ascii="SimSun" ns0:cs="SimSun" ns0:eastAsia="SimSun" ns0:hAnsi="SimSun"/>
       <ns0:b ns0:val="0"/>
       <ns0:sz ns0:val="20"/>
     </ns0:rPr>
@@ -28024,7 +27839,7 @@
       <w:wordWrap w:val="off"/>
     </w:pPr>
     <ns0:rPr>
-      <w:rFonts ns0:ascii="Times New Roman" ns0:hAnsi="Times New Roman" ns0:eastAsia="FangSong" ns0:cs="Times New Roman"/>
+      <w:rFonts ns0:ascii="SimSun" ns0:hAnsi="SimSun" ns0:eastAsia="SimSun" ns0:cs="SimSun"/>
     </ns0:rPr>
   </w:style>
   <w:style w:type="character" w:customStyle="1" w:styleId="KeywordTok">

--- a/06-学生侧材料/讲义/有机化学/醛酮羧酸.docx
+++ b/06-学生侧材料/讲义/有机化学/醛酮羧酸.docx
@@ -14280,98 +14280,89 @@
         </w:rPr>
         <w:t>：</w:t>
       </w:r>
-    </w:p>
-    <w:p>
-      <w:pPr>
-        <w:pStyle w:val="SourceCode"/>
-      </w:pPr>
-      <w:r>
-        <w:rPr>
-          <w:rStyle w:val="VerbatimChar"/>
-          <w:rFonts w:ascii="SimSun" w:hAnsi="SimSun" w:eastAsia="SimSun" w:cs="SimSun"/>
+      <w:r>
+        <w:rPr>
+          <w:rFonts w:ascii="Times New Roman" w:hAnsi="Times New Roman" w:eastAsia="Times New Roman" w:cs="Times New Roman"/>
+        </w:rPr>
+        <w:t xml:space="preserve"> </w:t>
+      </w:r>
+      <w:r>
+        <w:rPr>
+          <w:rFonts w:ascii="Times New Roman" w:hAnsi="Times New Roman" w:eastAsia="Times New Roman" w:cs="Times New Roman"/>
         </w:rPr>
         <w:t>CH</w:t>
       </w:r>
       <w:r>
         <w:rPr>
-          <w:rStyle w:val="VerbatimChar"/>
-          <w:rFonts w:ascii="SimSun" w:hAnsi="SimSun" w:eastAsia="SimSun" w:cs="SimSun"/>
+          <w:rFonts w:ascii="Times New Roman" w:hAnsi="Times New Roman" w:eastAsia="Times New Roman" w:cs="Times New Roman"/>
           <w:vertAlign w:val="subscript"/>
         </w:rPr>
         <w:t>3</w:t>
       </w:r>
       <w:r>
         <w:rPr>
-          <w:rStyle w:val="VerbatimChar"/>
-          <w:rFonts w:ascii="SimSun" w:hAnsi="SimSun" w:eastAsia="SimSun" w:cs="SimSun"/>
+          <w:rFonts w:ascii="Times New Roman" w:hAnsi="Times New Roman" w:eastAsia="Times New Roman" w:cs="Times New Roman"/>
         </w:rPr>
         <w:t>COCH</w:t>
       </w:r>
       <w:r>
         <w:rPr>
-          <w:rStyle w:val="VerbatimChar"/>
-          <w:rFonts w:ascii="SimSun" w:hAnsi="SimSun" w:eastAsia="SimSun" w:cs="SimSun"/>
+          <w:rFonts w:ascii="Times New Roman" w:hAnsi="Times New Roman" w:eastAsia="Times New Roman" w:cs="Times New Roman"/>
           <w:vertAlign w:val="subscript"/>
         </w:rPr>
         <w:t>2</w:t>
       </w:r>
       <w:r>
         <w:rPr>
-          <w:rStyle w:val="VerbatimChar"/>
-          <w:rFonts w:ascii="SimSun" w:hAnsi="SimSun" w:eastAsia="SimSun" w:cs="SimSun"/>
+          <w:rFonts w:ascii="Times New Roman" w:hAnsi="Times New Roman" w:eastAsia="Times New Roman" w:cs="Times New Roman"/>
         </w:rPr>
         <w:t>COOEt —EtONa→ [CH</w:t>
       </w:r>
       <w:r>
         <w:rPr>
-          <w:rStyle w:val="VerbatimChar"/>
-          <w:rFonts w:ascii="SimSun" w:hAnsi="SimSun" w:eastAsia="SimSun" w:cs="SimSun"/>
+          <w:rFonts w:ascii="Times New Roman" w:hAnsi="Times New Roman" w:eastAsia="Times New Roman" w:cs="Times New Roman"/>
           <w:vertAlign w:val="subscript"/>
         </w:rPr>
         <w:t>3</w:t>
       </w:r>
       <w:r>
         <w:rPr>
-          <w:rStyle w:val="VerbatimChar"/>
-          <w:rFonts w:ascii="SimSun" w:hAnsi="SimSun" w:eastAsia="SimSun" w:cs="SimSun"/>
+          <w:rFonts w:ascii="Times New Roman" w:hAnsi="Times New Roman" w:eastAsia="Times New Roman" w:cs="Times New Roman"/>
         </w:rPr>
         <w:t>COCHCOOEt]</w:t>
       </w:r>
       <w:r>
         <w:rPr>
-          <w:rStyle w:val="VerbatimChar"/>
-          <w:rFonts w:ascii="SimSun" w:hAnsi="SimSun" w:eastAsia="SimSun" w:cs="SimSun"/>
+          <w:rFonts w:ascii="Times New Roman" w:hAnsi="Times New Roman" w:eastAsia="Times New Roman" w:cs="Times New Roman"/>
           <w:vertAlign w:val="superscript"/>
         </w:rPr>
         <w:t>-</w:t>
       </w:r>
       <w:r>
         <w:rPr>
-          <w:rStyle w:val="VerbatimChar"/>
-          <w:rFonts w:ascii="SimSun" w:hAnsi="SimSun" w:eastAsia="SimSun" w:cs="SimSun"/>
+          <w:rFonts w:ascii="Times New Roman" w:hAnsi="Times New Roman" w:eastAsia="Times New Roman" w:cs="Times New Roman"/>
         </w:rPr>
         <w:t xml:space="preserve"> —R-X→ CH</w:t>
       </w:r>
       <w:r>
         <w:rPr>
-          <w:rStyle w:val="VerbatimChar"/>
-          <w:rFonts w:ascii="SimSun" w:hAnsi="SimSun" w:eastAsia="SimSun" w:cs="SimSun"/>
+          <w:rFonts w:ascii="Times New Roman" w:hAnsi="Times New Roman" w:eastAsia="Times New Roman" w:cs="Times New Roman"/>
           <w:vertAlign w:val="subscript"/>
         </w:rPr>
         <w:t>3</w:t>
       </w:r>
       <w:r>
         <w:rPr>
-          <w:rStyle w:val="VerbatimChar"/>
-          <w:rFonts w:ascii="SimSun" w:hAnsi="SimSun" w:eastAsia="SimSun" w:cs="SimSun"/>
+          <w:rFonts w:ascii="Times New Roman" w:hAnsi="Times New Roman" w:eastAsia="Times New Roman" w:cs="Times New Roman"/>
         </w:rPr>
         <w:t>COCHRCOOEt</w:t>
       </w:r>
-    </w:p>
-    <w:p>
-      <w:pPr>
-        <w:pStyle w:val="FirstParagraph"/>
-      </w:pPr>
+      <w:r>
+        <w:rPr>
+          <w:rFonts w:ascii="Times New Roman" w:hAnsi="Times New Roman" w:eastAsia="Times New Roman" w:cs="Times New Roman"/>
+        </w:rPr>
+        <w:t xml:space="preserve"> </w:t>
+      </w:r>
       <w:r>
         <w:rPr>
           <w:rFonts w:hint="eastAsia" w:ascii="Times New Roman" w:hAnsi="Times New Roman" w:eastAsia="FangSong" w:cs="Times New Roman"/>

--- a/06-学生侧材料/讲义/有机化学/醛酮羧酸.docx
+++ b/06-学生侧材料/讲义/有机化学/醛酮羧酸.docx
@@ -2106,177 +2106,193 @@
     </w:p>
     <w:p>
       <w:pPr>
-        <w:pStyle w:val="SourceCode"/>
+        <w:pStyle w:val="BodyText"/>
       </w:pPr>
       <w:r>
         <w:rPr>
-          <w:rStyle w:val="VerbatimChar"/>
-          <w:rFonts w:ascii="SimSun" w:hAnsi="SimSun" w:eastAsia="SimSun" w:cs="SimSun"/>
-        </w:rPr>
-        <w:t xml:space="preserve">     O               </w:t>
-      </w:r>
-      <w:r>
-        <w:rPr>
-          <w:rStyle w:val="VerbatimChar"/>
-          <w:rFonts w:hint="eastAsia" w:ascii="SimSun" w:hAnsi="SimSun" w:eastAsia="SimSun" w:cs="SimSun"/>
-        </w:rPr>
-        <w:t>Nu</w:t>
-      </w:r>
-      <w:r>
-        <w:rPr>
-          <w:rStyle w:val="VerbatimChar"/>
-          <w:rFonts w:hint="eastAsia" w:ascii="SimSun" w:hAnsi="SimSun" w:eastAsia="SimSun" w:cs="SimSun"/>
+          <w:rFonts w:ascii="Times New Roman" w:hAnsi="Times New Roman" w:eastAsia="Times New Roman" w:cs="Times New Roman"/>
+        </w:rPr>
+        <w:t xml:space="preserve">α-C </w:t>
+      </w:r>
+      <w:r>
+        <w:rPr>
+          <w:rFonts w:hint="eastAsia" w:ascii="Times New Roman" w:hAnsi="Times New Roman" w:eastAsia="FangSong" w:cs="Times New Roman"/>
+        </w:rPr>
+        <w:t>为手性碳时</w:t>
+      </w:r>
+      <w:r>
+        <w:rPr>
+          <w:rFonts w:hint="eastAsia" w:ascii="Times New Roman" w:hAnsi="Times New Roman" w:eastAsia="Times New Roman" w:cs="Times New Roman"/>
+        </w:rPr>
+        <w:t>，</w:t>
+      </w:r>
+      <w:r>
+        <w:rPr>
+          <w:rFonts w:hint="eastAsia" w:ascii="Times New Roman" w:hAnsi="Times New Roman" w:eastAsia="FangSong" w:cs="Times New Roman"/>
+        </w:rPr>
+        <w:t>其上三个基团按体积排为</w:t>
+      </w:r>
+      <w:r>
+        <w:rPr>
+          <w:rFonts w:ascii="Times New Roman" w:hAnsi="Times New Roman" w:eastAsia="Times New Roman" w:cs="Times New Roman"/>
+        </w:rPr>
+        <w:t xml:space="preserve"> </w:t>
+      </w:r>
+      <w:r>
+        <w:rPr>
+          <w:rFonts w:hint="eastAsia" w:ascii="Times New Roman" w:hAnsi="Times New Roman" w:eastAsia="Times New Roman" w:cs="Times New Roman"/>
+        </w:rPr>
+        <w:t>L（</w:t>
+      </w:r>
+      <w:r>
+        <w:rPr>
+          <w:rFonts w:hint="eastAsia" w:ascii="Times New Roman" w:hAnsi="Times New Roman" w:eastAsia="FangSong" w:cs="Times New Roman"/>
+        </w:rPr>
+        <w:t>大</w:t>
+      </w:r>
+      <w:r>
+        <w:rPr>
+          <w:rFonts w:hint="eastAsia" w:ascii="Times New Roman" w:hAnsi="Times New Roman" w:eastAsia="Times New Roman" w:cs="Times New Roman"/>
+        </w:rPr>
+        <w:t>）&gt;</w:t>
+      </w:r>
+      <w:r>
+        <w:rPr>
+          <w:rFonts w:ascii="Times New Roman" w:hAnsi="Times New Roman" w:eastAsia="Times New Roman" w:cs="Times New Roman"/>
+        </w:rPr>
+        <w:t xml:space="preserve"> </w:t>
+      </w:r>
+      <w:r>
+        <w:rPr>
+          <w:rFonts w:hint="eastAsia" w:ascii="Times New Roman" w:hAnsi="Times New Roman" w:eastAsia="Times New Roman" w:cs="Times New Roman"/>
+        </w:rPr>
+        <w:t>M（</w:t>
+      </w:r>
+      <w:r>
+        <w:rPr>
+          <w:rFonts w:hint="eastAsia" w:ascii="Times New Roman" w:hAnsi="Times New Roman" w:eastAsia="FangSong" w:cs="Times New Roman"/>
+        </w:rPr>
+        <w:t>中</w:t>
+      </w:r>
+      <w:r>
+        <w:rPr>
+          <w:rFonts w:hint="eastAsia" w:ascii="Times New Roman" w:hAnsi="Times New Roman" w:eastAsia="Times New Roman" w:cs="Times New Roman"/>
+        </w:rPr>
+        <w:t>）&gt;</w:t>
+      </w:r>
+      <w:r>
+        <w:rPr>
+          <w:rFonts w:ascii="Times New Roman" w:hAnsi="Times New Roman" w:eastAsia="Times New Roman" w:cs="Times New Roman"/>
+        </w:rPr>
+        <w:t xml:space="preserve"> </w:t>
+      </w:r>
+      <w:r>
+        <w:rPr>
+          <w:rFonts w:hint="eastAsia" w:ascii="Times New Roman" w:hAnsi="Times New Roman" w:eastAsia="Times New Roman" w:cs="Times New Roman"/>
+        </w:rPr>
+        <w:t>S（</w:t>
+      </w:r>
+      <w:r>
+        <w:rPr>
+          <w:rFonts w:hint="eastAsia" w:ascii="Times New Roman" w:hAnsi="Times New Roman" w:eastAsia="FangSong" w:cs="Times New Roman"/>
+        </w:rPr>
+        <w:t>小</w:t>
+      </w:r>
+      <w:r>
+        <w:rPr>
+          <w:rFonts w:hint="eastAsia" w:ascii="Times New Roman" w:hAnsi="Times New Roman" w:eastAsia="Times New Roman" w:cs="Times New Roman"/>
+        </w:rPr>
+        <w:t>，</w:t>
+      </w:r>
+      <w:r>
+        <w:rPr>
+          <w:rFonts w:hint="eastAsia" w:ascii="Times New Roman" w:hAnsi="Times New Roman" w:eastAsia="FangSong" w:cs="Times New Roman"/>
+        </w:rPr>
+        <w:t>常为</w:t>
+      </w:r>
+      <w:r>
+        <w:rPr>
+          <w:rFonts w:ascii="Times New Roman" w:hAnsi="Times New Roman" w:eastAsia="Times New Roman" w:cs="Times New Roman"/>
+        </w:rPr>
+        <w:t xml:space="preserve"> </w:t>
+      </w:r>
+      <w:r>
+        <w:rPr>
+          <w:rFonts w:hint="eastAsia" w:ascii="Times New Roman" w:hAnsi="Times New Roman" w:eastAsia="Times New Roman" w:cs="Times New Roman"/>
+        </w:rPr>
+        <w:t>H）；</w:t>
+      </w:r>
+      <w:r>
+        <w:rPr>
+          <w:rFonts w:hint="eastAsia" w:ascii="Times New Roman" w:hAnsi="Times New Roman" w:eastAsia="FangSong" w:cs="Times New Roman"/>
+        </w:rPr>
+        <w:t>亲核试剂</w:t>
+      </w:r>
+      <w:r>
+        <w:rPr>
+          <w:rFonts w:ascii="Times New Roman" w:hAnsi="Times New Roman" w:eastAsia="Times New Roman" w:cs="Times New Roman"/>
+        </w:rPr>
+        <w:t xml:space="preserve"> Nu</w:t>
+      </w:r>
+      <w:r>
+        <w:rPr>
+          <w:rFonts w:ascii="Times New Roman" w:hAnsi="Times New Roman" w:eastAsia="Times New Roman" w:cs="Times New Roman"/>
           <w:vertAlign w:val="superscript"/>
         </w:rPr>
         <w:t>-</w:t>
       </w:r>
       <w:r>
         <w:rPr>
-          <w:rStyle w:val="VerbatimChar"/>
-          <w:rFonts w:hint="eastAsia" w:ascii="SimSun" w:hAnsi="SimSun" w:eastAsia="SimSun" w:cs="SimSun"/>
-        </w:rPr>
-        <w:t>主要从</w:t>
-      </w:r>
-      <w:r>
-        <w:rPr>
-          <w:rStyle w:val="VerbatimChar"/>
-          <w:rFonts w:hint="eastAsia" w:ascii="SimSun" w:hAnsi="SimSun" w:eastAsia="SimSun" w:cs="SimSun"/>
-        </w:rPr>
-        <w:t>S</w:t>
-      </w:r>
-      <w:r>
-        <w:rPr>
-          <w:rStyle w:val="VerbatimChar"/>
-          <w:rFonts w:hint="eastAsia" w:ascii="SimSun" w:hAnsi="SimSun" w:eastAsia="SimSun" w:cs="SimSun"/>
-        </w:rPr>
-        <w:t>侧进攻</w:t>
-      </w:r>
-      <w:r>
-        <w:rPr>
-          <w:rFonts w:ascii="SimSun" w:hAnsi="SimSun" w:eastAsia="SimSun" w:cs="SimSun"/>
-        </w:rPr>
-        <w:br/>
-      </w:r>
-      <w:r>
-        <w:rPr>
-          <w:rStyle w:val="VerbatimChar"/>
-          <w:rFonts w:ascii="SimSun" w:hAnsi="SimSun" w:eastAsia="SimSun" w:cs="SimSun"/>
-        </w:rPr>
-        <w:t xml:space="preserve">     ‖</w:t>
-      </w:r>
-      <w:r>
-        <w:rPr>
-          <w:rFonts w:ascii="SimSun" w:hAnsi="SimSun" w:eastAsia="SimSun" w:cs="SimSun"/>
-        </w:rPr>
-        <w:br/>
-      </w:r>
-      <w:r>
-        <w:rPr>
-          <w:rStyle w:val="VerbatimChar"/>
-          <w:rFonts w:ascii="SimSun" w:hAnsi="SimSun" w:eastAsia="SimSun" w:cs="SimSun"/>
-        </w:rPr>
-        <w:t xml:space="preserve">R—C—C—R'  </w:t>
-      </w:r>
-      <w:r>
-        <w:rPr>
-          <w:rStyle w:val="VerbatimChar"/>
-          <w:rFonts w:hint="eastAsia" w:ascii="SimSun" w:hAnsi="SimSun" w:eastAsia="SimSun" w:cs="SimSun"/>
-        </w:rPr>
-        <w:t>(α-C</w:t>
-      </w:r>
-      <w:r>
-        <w:rPr>
-          <w:rStyle w:val="VerbatimChar"/>
-          <w:rFonts w:hint="eastAsia" w:ascii="SimSun" w:hAnsi="SimSun" w:eastAsia="SimSun" w:cs="SimSun"/>
-        </w:rPr>
-        <w:t>构型固定</w:t>
-      </w:r>
-      <w:r>
-        <w:rPr>
-          <w:rStyle w:val="VerbatimChar"/>
-          <w:rFonts w:hint="eastAsia" w:ascii="SimSun" w:hAnsi="SimSun" w:eastAsia="SimSun" w:cs="SimSun"/>
-        </w:rPr>
-        <w:t>)</w:t>
-      </w:r>
-      <w:r>
-        <w:rPr>
-          <w:rFonts w:ascii="SimSun" w:hAnsi="SimSun" w:eastAsia="SimSun" w:cs="SimSun"/>
-        </w:rPr>
-        <w:br/>
-      </w:r>
-      <w:r>
-        <w:rPr>
-          <w:rStyle w:val="VerbatimChar"/>
-          <w:rFonts w:ascii="SimSun" w:hAnsi="SimSun" w:eastAsia="SimSun" w:cs="SimSun"/>
-        </w:rPr>
-        <w:t xml:space="preserve">  L  M</w:t>
-      </w:r>
-      <w:r>
-        <w:rPr>
-          <w:rFonts w:ascii="SimSun" w:hAnsi="SimSun" w:eastAsia="SimSun" w:cs="SimSun"/>
-        </w:rPr>
-        <w:br/>
-      </w:r>
-      <w:r>
-        <w:rPr>
-          <w:rStyle w:val="VerbatimChar"/>
-          <w:rFonts w:ascii="SimSun" w:hAnsi="SimSun" w:eastAsia="SimSun" w:cs="SimSun"/>
-        </w:rPr>
-        <w:t xml:space="preserve">  </w:t>
-      </w:r>
-      <w:r>
-        <w:rPr>
-          <w:rStyle w:val="VerbatimChar"/>
-          <w:rFonts w:hint="eastAsia" w:ascii="SimSun" w:hAnsi="SimSun" w:eastAsia="SimSun" w:cs="SimSun"/>
-        </w:rPr>
-        <w:t>(</w:t>
-      </w:r>
-      <w:r>
-        <w:rPr>
-          <w:rStyle w:val="VerbatimChar"/>
-          <w:rFonts w:hint="eastAsia" w:ascii="SimSun" w:hAnsi="SimSun" w:eastAsia="SimSun" w:cs="SimSun"/>
-        </w:rPr>
-        <w:t>大</w:t>
-      </w:r>
-      <w:r>
-        <w:rPr>
-          <w:rStyle w:val="VerbatimChar"/>
-          <w:rFonts w:hint="eastAsia" w:ascii="SimSun" w:hAnsi="SimSun" w:eastAsia="SimSun" w:cs="SimSun"/>
-        </w:rPr>
-        <w:t>)</w:t>
-      </w:r>
-      <w:r>
-        <w:rPr>
-          <w:rStyle w:val="VerbatimChar"/>
-          <w:rFonts w:ascii="SimSun" w:hAnsi="SimSun" w:eastAsia="SimSun" w:cs="SimSun"/>
+          <w:rFonts w:ascii="Times New Roman" w:hAnsi="Times New Roman" w:eastAsia="Times New Roman" w:cs="Times New Roman"/>
         </w:rPr>
         <w:t xml:space="preserve"> </w:t>
       </w:r>
       <w:r>
         <w:rPr>
-          <w:rStyle w:val="VerbatimChar"/>
-          <w:rFonts w:hint="eastAsia" w:ascii="SimSun" w:hAnsi="SimSun" w:eastAsia="SimSun" w:cs="SimSun"/>
-        </w:rPr>
-        <w:t>(</w:t>
-      </w:r>
-      <w:r>
-        <w:rPr>
-          <w:rStyle w:val="VerbatimChar"/>
-          <w:rFonts w:hint="eastAsia" w:ascii="SimSun" w:hAnsi="SimSun" w:eastAsia="SimSun" w:cs="SimSun"/>
-        </w:rPr>
-        <w:t>中</w:t>
-      </w:r>
-      <w:r>
-        <w:rPr>
-          <w:rStyle w:val="VerbatimChar"/>
-          <w:rFonts w:hint="eastAsia" w:ascii="SimSun" w:hAnsi="SimSun" w:eastAsia="SimSun" w:cs="SimSun"/>
-        </w:rPr>
-        <w:t>)</w:t>
+          <w:rFonts w:hint="eastAsia" w:ascii="Times New Roman" w:hAnsi="Times New Roman" w:eastAsia="FangSong" w:cs="Times New Roman"/>
+          <w:b/>
+          <w:bCs/>
+        </w:rPr>
+        <w:t xml:space="preserve">主要从体积最小的</w:t>
+      </w:r>
+      <w:r>
+        <w:rPr>
+          <w:rFonts w:ascii="Times New Roman" w:hAnsi="Times New Roman" w:eastAsia="Times New Roman" w:cs="Times New Roman"/>
+          <w:b/>
+          <w:bCs/>
+        </w:rPr>
+        <w:t xml:space="preserve"> S </w:t>
+      </w:r>
+      <w:r>
+        <w:rPr>
+          <w:rFonts w:hint="eastAsia" w:ascii="Times New Roman" w:hAnsi="Times New Roman" w:eastAsia="FangSong" w:cs="Times New Roman"/>
+          <w:b/>
+          <w:bCs/>
+        </w:rPr>
+        <w:t xml:space="preserve">一侧</w:t>
+      </w:r>
+      <w:r>
+        <w:rPr>
+          <w:rFonts w:ascii="Times New Roman" w:hAnsi="Times New Roman" w:eastAsia="Times New Roman" w:cs="Times New Roman"/>
+        </w:rPr>
+        <w:t xml:space="preserve"> </w:t>
+      </w:r>
+      <w:r>
+        <w:rPr>
+          <w:rFonts w:hint="eastAsia" w:ascii="Times New Roman" w:hAnsi="Times New Roman" w:eastAsia="FangSong" w:cs="Times New Roman"/>
+        </w:rPr>
+        <w:t>进攻羰基碳</w:t>
+      </w:r>
+      <w:r>
+        <w:rPr>
+          <w:rFonts w:hint="eastAsia" w:ascii="Times New Roman" w:hAnsi="Times New Roman" w:eastAsia="Times New Roman" w:cs="Times New Roman"/>
+        </w:rPr>
+        <w:t>。</w:t>
       </w:r>
     </w:p>
     <w:p>
       <w:pPr>
-        <w:pStyle w:val="FirstParagraph"/>
+        <w:pStyle w:val="BodyText"/>
       </w:pPr>
       <w:r>
         <w:rPr>
